--- a/DepthControlProgram/耕整地控制器与拖拉机PDA通信协议.docx
+++ b/DepthControlProgram/耕整地控制器与拖拉机PDA通信协议.docx
@@ -631,6 +631,7 @@
     </w:tbl>
     <w:p>
       <w:pPr>
+        <w:ind w:firstLine="480"/>
         <w:rPr>
           <w:rFonts w:ascii="Times New Roman" w:hAnsi="Times New Roman" w:cs="Times New Roman"/>
           <w:szCs w:val="21"/>
@@ -718,6 +719,32 @@
           <w:szCs w:val="21"/>
         </w:rPr>
         <w:t>(CMD)</w:t>
+      </w:r>
+    </w:p>
+    <w:p>
+      <w:pPr>
+        <w:pStyle w:val="1"/>
+        <w:ind w:firstLineChars="0" w:firstLine="0"/>
+        <w:rPr>
+          <w:color w:val="000000" w:themeColor="text1"/>
+          <w:szCs w:val="21"/>
+        </w:rPr>
+      </w:pPr>
+      <w:r>
+        <w:rPr>
+          <w:rFonts w:hint="eastAsia"/>
+          <w:color w:val="000000" w:themeColor="text1"/>
+          <w:szCs w:val="21"/>
+        </w:rPr>
+        <w:t>耕整地控制器</w:t>
+      </w:r>
+      <w:r>
+        <w:rPr>
+          <w:rFonts w:hint="eastAsia"/>
+          <w:color w:val="000000" w:themeColor="text1"/>
+          <w:szCs w:val="21"/>
+        </w:rPr>
+        <w:t>-&gt;PDA</w:t>
       </w:r>
     </w:p>
     <w:tbl>
@@ -814,6 +841,7 @@
           </w:tcPr>
           <w:p>
             <w:pPr>
+              <w:ind w:firstLine="480"/>
               <w:rPr>
                 <w:rFonts w:ascii="Times New Roman" w:hAnsi="Times New Roman" w:cs="Times New Roman"/>
                 <w:szCs w:val="21"/>
@@ -834,6 +862,7 @@
           </w:tcPr>
           <w:p>
             <w:pPr>
+              <w:ind w:firstLine="480"/>
               <w:outlineLvl w:val="0"/>
               <w:rPr>
                 <w:rFonts w:ascii="Times New Roman" w:hAnsi="Times New Roman" w:cs="Times New Roman"/>
@@ -850,6 +879,7 @@
           </w:p>
           <w:p>
             <w:pPr>
+              <w:ind w:firstLine="480"/>
               <w:outlineLvl w:val="0"/>
               <w:rPr>
                 <w:rFonts w:ascii="Times New Roman" w:hAnsi="Times New Roman" w:cs="Times New Roman"/>
@@ -933,6 +963,7 @@
           </w:tcPr>
           <w:p>
             <w:pPr>
+              <w:ind w:firstLine="480"/>
               <w:rPr>
                 <w:rFonts w:ascii="Times New Roman" w:hAnsi="Times New Roman" w:cs="Times New Roman"/>
                 <w:szCs w:val="21"/>
@@ -953,6 +984,7 @@
           </w:tcPr>
           <w:p>
             <w:pPr>
+              <w:ind w:firstLine="480"/>
               <w:outlineLvl w:val="0"/>
               <w:rPr>
                 <w:rFonts w:ascii="Times New Roman" w:hAnsi="Times New Roman" w:cs="Times New Roman"/>
@@ -969,6 +1001,7 @@
           </w:p>
           <w:p>
             <w:pPr>
+              <w:ind w:firstLine="480"/>
               <w:outlineLvl w:val="0"/>
               <w:rPr>
                 <w:rFonts w:ascii="Times New Roman" w:hAnsi="Times New Roman" w:cs="Times New Roman"/>
@@ -1052,6 +1085,7 @@
           </w:tcPr>
           <w:p>
             <w:pPr>
+              <w:ind w:firstLine="480"/>
               <w:rPr>
                 <w:rFonts w:ascii="Times New Roman" w:hAnsi="Times New Roman" w:cs="Times New Roman"/>
                 <w:szCs w:val="21"/>
@@ -1072,6 +1106,7 @@
           </w:tcPr>
           <w:p>
             <w:pPr>
+              <w:ind w:firstLine="480"/>
               <w:outlineLvl w:val="0"/>
               <w:rPr>
                 <w:rFonts w:ascii="Times New Roman" w:hAnsi="Times New Roman" w:cs="Times New Roman"/>
@@ -1102,6 +1137,7 @@
           </w:p>
           <w:p>
             <w:pPr>
+              <w:ind w:firstLine="480"/>
               <w:outlineLvl w:val="0"/>
               <w:rPr>
                 <w:rFonts w:ascii="Times New Roman" w:hAnsi="Times New Roman" w:cs="Times New Roman"/>
@@ -1164,6 +1200,7 @@
           </w:tcPr>
           <w:p>
             <w:pPr>
+              <w:ind w:firstLine="480"/>
               <w:rPr>
                 <w:rFonts w:ascii="Times New Roman" w:hAnsi="Times New Roman" w:cs="Times New Roman"/>
                 <w:szCs w:val="21"/>
@@ -1184,6 +1221,7 @@
           </w:tcPr>
           <w:p>
             <w:pPr>
+              <w:ind w:firstLine="480"/>
               <w:outlineLvl w:val="0"/>
               <w:rPr>
                 <w:rFonts w:ascii="Times New Roman" w:hAnsi="Times New Roman" w:cs="Times New Roman"/>
@@ -1214,6 +1252,7 @@
           </w:p>
           <w:p>
             <w:pPr>
+              <w:ind w:firstLine="480"/>
               <w:outlineLvl w:val="0"/>
               <w:rPr>
                 <w:rFonts w:ascii="Times New Roman" w:hAnsi="Times New Roman" w:cs="Times New Roman"/>
@@ -1230,6 +1269,7 @@
           </w:p>
           <w:p>
             <w:pPr>
+              <w:ind w:firstLine="480"/>
               <w:outlineLvl w:val="0"/>
               <w:rPr>
                 <w:rFonts w:ascii="Times New Roman" w:hAnsi="Times New Roman" w:cs="Times New Roman"/>
@@ -1308,6 +1348,1180 @@
                 <w:szCs w:val="21"/>
               </w:rPr>
               <w:t>深度稳定性。</w:t>
+            </w:r>
+          </w:p>
+        </w:tc>
+      </w:tr>
+      <w:tr>
+        <w:trPr>
+          <w:trHeight w:val="180"/>
+        </w:trPr>
+        <w:tc>
+          <w:tcPr>
+            <w:tcW w:w="993" w:type="dxa"/>
+          </w:tcPr>
+          <w:p>
+            <w:pPr>
+              <w:ind w:firstLine="480"/>
+              <w:rPr>
+                <w:rFonts w:ascii="Times New Roman" w:hAnsi="Times New Roman" w:cs="Times New Roman"/>
+                <w:szCs w:val="21"/>
+              </w:rPr>
+            </w:pPr>
+            <w:r>
+              <w:rPr>
+                <w:rFonts w:ascii="Times New Roman" w:hAnsi="Times New Roman" w:cs="Times New Roman" w:hint="eastAsia"/>
+                <w:szCs w:val="21"/>
+              </w:rPr>
+              <w:t>0x25</w:t>
+            </w:r>
+          </w:p>
+        </w:tc>
+        <w:tc>
+          <w:tcPr>
+            <w:tcW w:w="6804" w:type="dxa"/>
+          </w:tcPr>
+          <w:p>
+            <w:pPr>
+              <w:ind w:firstLine="480"/>
+              <w:outlineLvl w:val="0"/>
+              <w:rPr>
+                <w:rFonts w:ascii="Times New Roman" w:hAnsi="Times New Roman" w:cs="Times New Roman"/>
+                <w:szCs w:val="21"/>
+              </w:rPr>
+            </w:pPr>
+            <w:r>
+              <w:rPr>
+                <w:rFonts w:ascii="Times New Roman" w:hAnsi="Times New Roman" w:cs="Times New Roman" w:hint="eastAsia"/>
+                <w:szCs w:val="21"/>
+              </w:rPr>
+              <w:t>三点悬挂高度</w:t>
+            </w:r>
+            <w:r>
+              <w:rPr>
+                <w:rFonts w:ascii="Times New Roman" w:hAnsi="Times New Roman" w:cs="Times New Roman" w:hint="eastAsia"/>
+                <w:szCs w:val="21"/>
+              </w:rPr>
+              <w:t>（单位毫米）</w:t>
+            </w:r>
+          </w:p>
+        </w:tc>
+        <w:tc>
+          <w:tcPr>
+            <w:tcW w:w="2693" w:type="dxa"/>
+          </w:tcPr>
+          <w:p>
+            <w:pPr>
+              <w:pStyle w:val="1"/>
+              <w:ind w:firstLineChars="0" w:firstLine="0"/>
+              <w:rPr>
+                <w:rFonts w:ascii="Times New Roman" w:hAnsi="Times New Roman" w:cs="Times New Roman"/>
+                <w:szCs w:val="21"/>
+              </w:rPr>
+            </w:pPr>
+            <w:r>
+              <w:rPr>
+                <w:rFonts w:ascii="Times New Roman" w:hAnsi="Times New Roman" w:cs="Times New Roman" w:hint="eastAsia"/>
+                <w:szCs w:val="21"/>
+              </w:rPr>
+              <w:t>耕整地控制器</w:t>
+            </w:r>
+            <w:r>
+              <w:rPr>
+                <w:rFonts w:ascii="Times New Roman" w:hAnsi="Times New Roman" w:cs="Times New Roman"/>
+                <w:szCs w:val="21"/>
+              </w:rPr>
+              <w:t>-&gt;PDA</w:t>
+            </w:r>
+            <w:r>
+              <w:rPr>
+                <w:rFonts w:ascii="Times New Roman" w:hAnsi="Times New Roman" w:cs="Times New Roman"/>
+                <w:szCs w:val="21"/>
+              </w:rPr>
+              <w:t>，上报</w:t>
+            </w:r>
+            <w:r>
+              <w:rPr>
+                <w:rFonts w:ascii="Times New Roman" w:hAnsi="Times New Roman" w:cs="Times New Roman" w:hint="eastAsia"/>
+                <w:szCs w:val="21"/>
+              </w:rPr>
+              <w:t>预测的三点悬挂高度。</w:t>
+            </w:r>
+          </w:p>
+        </w:tc>
+      </w:tr>
+    </w:tbl>
+    <w:p>
+      <w:pPr>
+        <w:pStyle w:val="1"/>
+        <w:ind w:firstLineChars="0" w:firstLine="0"/>
+        <w:rPr>
+          <w:rFonts w:asciiTheme="minorEastAsia" w:hAnsiTheme="minorEastAsia" w:cstheme="minorEastAsia" w:hint="eastAsia"/>
+          <w:color w:val="000000" w:themeColor="text1"/>
+          <w:szCs w:val="21"/>
+        </w:rPr>
+      </w:pPr>
+    </w:p>
+    <w:p>
+      <w:pPr>
+        <w:pStyle w:val="1"/>
+        <w:ind w:firstLineChars="0" w:firstLine="0"/>
+        <w:rPr>
+          <w:color w:val="000000" w:themeColor="text1"/>
+          <w:szCs w:val="21"/>
+        </w:rPr>
+      </w:pPr>
+      <w:r>
+        <w:rPr>
+          <w:rFonts w:hint="eastAsia"/>
+          <w:color w:val="000000" w:themeColor="text1"/>
+          <w:szCs w:val="21"/>
+        </w:rPr>
+        <w:t>PDA-&gt;</w:t>
+      </w:r>
+      <w:r>
+        <w:rPr>
+          <w:rFonts w:hint="eastAsia"/>
+          <w:color w:val="000000" w:themeColor="text1"/>
+          <w:szCs w:val="21"/>
+        </w:rPr>
+        <w:t>耕整地控制器</w:t>
+      </w:r>
+    </w:p>
+    <w:tbl>
+      <w:tblPr>
+        <w:tblStyle w:val="a4"/>
+        <w:tblW w:w="10490" w:type="dxa"/>
+        <w:tblInd w:w="-601" w:type="dxa"/>
+        <w:tblLayout w:type="fixed"/>
+        <w:tblLook w:val="04A0" w:firstRow="1" w:lastRow="0" w:firstColumn="1" w:lastColumn="0" w:noHBand="0" w:noVBand="1"/>
+      </w:tblPr>
+      <w:tblGrid>
+        <w:gridCol w:w="993"/>
+        <w:gridCol w:w="6804"/>
+        <w:gridCol w:w="2693"/>
+      </w:tblGrid>
+      <w:tr>
+        <w:trPr>
+          <w:trHeight w:val="180"/>
+        </w:trPr>
+        <w:tc>
+          <w:tcPr>
+            <w:tcW w:w="993" w:type="dxa"/>
+          </w:tcPr>
+          <w:p>
+            <w:pPr>
+              <w:pStyle w:val="1"/>
+              <w:ind w:firstLineChars="0" w:firstLine="0"/>
+              <w:rPr>
+                <w:rFonts w:ascii="Times New Roman" w:hAnsi="Times New Roman" w:cs="Times New Roman"/>
+                <w:szCs w:val="21"/>
+              </w:rPr>
+            </w:pPr>
+            <w:r>
+              <w:rPr>
+                <w:rFonts w:ascii="Times New Roman" w:hAnsi="Times New Roman" w:cs="Times New Roman"/>
+                <w:szCs w:val="21"/>
+              </w:rPr>
+              <w:t>CMD</w:t>
+            </w:r>
+          </w:p>
+        </w:tc>
+        <w:tc>
+          <w:tcPr>
+            <w:tcW w:w="6804" w:type="dxa"/>
+          </w:tcPr>
+          <w:p>
+            <w:pPr>
+              <w:pStyle w:val="1"/>
+              <w:ind w:firstLineChars="0" w:firstLine="0"/>
+              <w:rPr>
+                <w:rFonts w:ascii="Times New Roman" w:hAnsi="Times New Roman" w:cs="Times New Roman"/>
+                <w:szCs w:val="21"/>
+              </w:rPr>
+            </w:pPr>
+            <w:r>
+              <w:rPr>
+                <w:rFonts w:ascii="Times New Roman" w:hAnsi="Times New Roman" w:cs="Times New Roman"/>
+                <w:szCs w:val="21"/>
+              </w:rPr>
+              <w:t>DATA</w:t>
+            </w:r>
+          </w:p>
+        </w:tc>
+        <w:tc>
+          <w:tcPr>
+            <w:tcW w:w="2693" w:type="dxa"/>
+          </w:tcPr>
+          <w:p>
+            <w:pPr>
+              <w:pStyle w:val="1"/>
+              <w:ind w:firstLineChars="0" w:firstLine="0"/>
+              <w:rPr>
+                <w:rFonts w:ascii="Times New Roman" w:hAnsi="Times New Roman" w:cs="Times New Roman"/>
+                <w:szCs w:val="21"/>
+              </w:rPr>
+            </w:pPr>
+            <w:r>
+              <w:rPr>
+                <w:rFonts w:ascii="Times New Roman" w:hAnsi="Times New Roman" w:cs="Times New Roman"/>
+                <w:szCs w:val="21"/>
+              </w:rPr>
+              <w:t>Remark</w:t>
+            </w:r>
+          </w:p>
+        </w:tc>
+      </w:tr>
+      <w:tr>
+        <w:trPr>
+          <w:trHeight w:val="180"/>
+        </w:trPr>
+        <w:tc>
+          <w:tcPr>
+            <w:tcW w:w="993" w:type="dxa"/>
+          </w:tcPr>
+          <w:p>
+            <w:pPr>
+              <w:ind w:firstLine="480"/>
+              <w:rPr>
+                <w:rFonts w:ascii="Times New Roman" w:hAnsi="Times New Roman" w:cs="Times New Roman"/>
+                <w:szCs w:val="21"/>
+              </w:rPr>
+            </w:pPr>
+            <w:r>
+              <w:rPr>
+                <w:rFonts w:ascii="Times New Roman" w:hAnsi="Times New Roman" w:cs="Times New Roman"/>
+                <w:szCs w:val="21"/>
+              </w:rPr>
+              <w:t>0x</w:t>
+            </w:r>
+            <w:r>
+              <w:rPr>
+                <w:rFonts w:ascii="Times New Roman" w:hAnsi="Times New Roman" w:cs="Times New Roman" w:hint="eastAsia"/>
+                <w:szCs w:val="21"/>
+              </w:rPr>
+              <w:t>10</w:t>
+            </w:r>
+          </w:p>
+        </w:tc>
+        <w:tc>
+          <w:tcPr>
+            <w:tcW w:w="6804" w:type="dxa"/>
+          </w:tcPr>
+          <w:p>
+            <w:pPr>
+              <w:ind w:firstLine="480"/>
+              <w:outlineLvl w:val="0"/>
+              <w:rPr>
+                <w:rFonts w:ascii="Times New Roman" w:hAnsi="Times New Roman" w:cs="Times New Roman"/>
+                <w:szCs w:val="21"/>
+              </w:rPr>
+            </w:pPr>
+            <w:r>
+              <w:rPr>
+                <w:rFonts w:ascii="Times New Roman" w:hAnsi="Times New Roman" w:cs="Times New Roman"/>
+                <w:szCs w:val="21"/>
+              </w:rPr>
+              <w:t>请求单</w:t>
+            </w:r>
+            <w:proofErr w:type="gramStart"/>
+            <w:r>
+              <w:rPr>
+                <w:rFonts w:ascii="Times New Roman" w:hAnsi="Times New Roman" w:cs="Times New Roman"/>
+                <w:szCs w:val="21"/>
+              </w:rPr>
+              <w:t>次耕深数据</w:t>
+            </w:r>
+            <w:proofErr w:type="gramEnd"/>
+            <w:r>
+              <w:rPr>
+                <w:rFonts w:ascii="Times New Roman" w:hAnsi="Times New Roman" w:cs="Times New Roman"/>
+                <w:szCs w:val="21"/>
+              </w:rPr>
+              <w:t>（响应</w:t>
+            </w:r>
+            <w:proofErr w:type="gramStart"/>
+            <w:r>
+              <w:rPr>
+                <w:rFonts w:ascii="Times New Roman" w:hAnsi="Times New Roman" w:cs="Times New Roman"/>
+                <w:szCs w:val="21"/>
+              </w:rPr>
+              <w:t>一次耕深</w:t>
+            </w:r>
+            <w:proofErr w:type="gramEnd"/>
+            <w:r>
+              <w:rPr>
+                <w:rFonts w:ascii="Times New Roman" w:hAnsi="Times New Roman" w:cs="Times New Roman"/>
+                <w:szCs w:val="21"/>
+              </w:rPr>
+              <w:t>+</w:t>
+            </w:r>
+            <w:r>
+              <w:rPr>
+                <w:rFonts w:ascii="Times New Roman" w:hAnsi="Times New Roman" w:cs="Times New Roman"/>
+                <w:szCs w:val="21"/>
+              </w:rPr>
+              <w:t>稳定性）</w:t>
+            </w:r>
+          </w:p>
+          <w:p>
+            <w:pPr>
+              <w:ind w:firstLine="480"/>
+              <w:outlineLvl w:val="0"/>
+              <w:rPr>
+                <w:rFonts w:ascii="Times New Roman" w:hAnsi="Times New Roman" w:cs="Times New Roman"/>
+                <w:szCs w:val="21"/>
+              </w:rPr>
+            </w:pPr>
+          </w:p>
+        </w:tc>
+        <w:tc>
+          <w:tcPr>
+            <w:tcW w:w="2693" w:type="dxa"/>
+          </w:tcPr>
+          <w:p>
+            <w:pPr>
+              <w:pStyle w:val="1"/>
+              <w:ind w:firstLineChars="0" w:firstLine="0"/>
+              <w:rPr>
+                <w:rFonts w:ascii="Times New Roman" w:hAnsi="Times New Roman" w:cs="Times New Roman"/>
+                <w:szCs w:val="21"/>
+              </w:rPr>
+            </w:pPr>
+            <w:r>
+              <w:rPr>
+                <w:rFonts w:ascii="Times New Roman" w:hAnsi="Times New Roman" w:cs="Times New Roman"/>
+                <w:szCs w:val="21"/>
+              </w:rPr>
+              <w:t>PDA</w:t>
+            </w:r>
+            <w:r>
+              <w:rPr>
+                <w:rFonts w:ascii="Times New Roman" w:hAnsi="Times New Roman" w:cs="Times New Roman" w:hint="eastAsia"/>
+                <w:szCs w:val="21"/>
+              </w:rPr>
+              <w:t>-&gt;</w:t>
+            </w:r>
+            <w:r>
+              <w:rPr>
+                <w:rFonts w:ascii="Times New Roman" w:hAnsi="Times New Roman" w:cs="Times New Roman" w:hint="eastAsia"/>
+                <w:szCs w:val="21"/>
+              </w:rPr>
+              <w:t>耕整地控制器</w:t>
+            </w:r>
+          </w:p>
+        </w:tc>
+      </w:tr>
+      <w:tr>
+        <w:trPr>
+          <w:trHeight w:val="180"/>
+        </w:trPr>
+        <w:tc>
+          <w:tcPr>
+            <w:tcW w:w="993" w:type="dxa"/>
+          </w:tcPr>
+          <w:p>
+            <w:pPr>
+              <w:ind w:firstLine="480"/>
+              <w:rPr>
+                <w:rFonts w:ascii="Times New Roman" w:hAnsi="Times New Roman" w:cs="Times New Roman"/>
+                <w:szCs w:val="21"/>
+              </w:rPr>
+            </w:pPr>
+            <w:r>
+              <w:rPr>
+                <w:rFonts w:ascii="Times New Roman" w:hAnsi="Times New Roman" w:cs="Times New Roman"/>
+                <w:szCs w:val="21"/>
+              </w:rPr>
+              <w:t>0x</w:t>
+            </w:r>
+            <w:r>
+              <w:rPr>
+                <w:rFonts w:ascii="Times New Roman" w:hAnsi="Times New Roman" w:cs="Times New Roman" w:hint="eastAsia"/>
+                <w:szCs w:val="21"/>
+              </w:rPr>
+              <w:t>11</w:t>
+            </w:r>
+          </w:p>
+        </w:tc>
+        <w:tc>
+          <w:tcPr>
+            <w:tcW w:w="6804" w:type="dxa"/>
+          </w:tcPr>
+          <w:p>
+            <w:pPr>
+              <w:ind w:firstLine="480"/>
+              <w:outlineLvl w:val="0"/>
+              <w:rPr>
+                <w:rFonts w:ascii="Times New Roman" w:hAnsi="Times New Roman" w:cs="Times New Roman"/>
+                <w:szCs w:val="21"/>
+              </w:rPr>
+            </w:pPr>
+            <w:r>
+              <w:rPr>
+                <w:rFonts w:ascii="Times New Roman" w:hAnsi="Times New Roman" w:cs="Times New Roman"/>
+                <w:szCs w:val="21"/>
+              </w:rPr>
+              <w:t>开始连续上报，未带数据则使用默认间隔</w:t>
+            </w:r>
+            <w:r>
+              <w:rPr>
+                <w:rFonts w:ascii="Times New Roman" w:hAnsi="Times New Roman" w:cs="Times New Roman"/>
+                <w:szCs w:val="21"/>
+              </w:rPr>
+              <w:t>1</w:t>
+            </w:r>
+            <w:r>
+              <w:rPr>
+                <w:rFonts w:ascii="Times New Roman" w:hAnsi="Times New Roman" w:cs="Times New Roman"/>
+                <w:szCs w:val="21"/>
+              </w:rPr>
+              <w:t>秒（</w:t>
+            </w:r>
+            <w:r>
+              <w:rPr>
+                <w:rFonts w:ascii="Times New Roman" w:hAnsi="Times New Roman" w:cs="Times New Roman"/>
+                <w:szCs w:val="21"/>
+              </w:rPr>
+              <w:t>1</w:t>
+            </w:r>
+            <w:r>
+              <w:rPr>
+                <w:rFonts w:ascii="Times New Roman" w:hAnsi="Times New Roman" w:cs="Times New Roman"/>
+                <w:szCs w:val="21"/>
+              </w:rPr>
+              <w:t>字节），范围</w:t>
+            </w:r>
+            <w:r>
+              <w:rPr>
+                <w:rFonts w:ascii="Times New Roman" w:hAnsi="Times New Roman" w:cs="Times New Roman"/>
+                <w:szCs w:val="21"/>
+              </w:rPr>
+              <w:t>[0.1,10]</w:t>
+            </w:r>
+            <w:r>
+              <w:rPr>
+                <w:rFonts w:ascii="Times New Roman" w:hAnsi="Times New Roman" w:cs="Times New Roman"/>
+                <w:szCs w:val="21"/>
+              </w:rPr>
+              <w:t>秒</w:t>
+            </w:r>
+          </w:p>
+          <w:p>
+            <w:pPr>
+              <w:ind w:firstLine="480"/>
+              <w:outlineLvl w:val="0"/>
+              <w:rPr>
+                <w:rFonts w:ascii="Times New Roman" w:hAnsi="Times New Roman" w:cs="Times New Roman"/>
+                <w:szCs w:val="21"/>
+              </w:rPr>
+            </w:pPr>
+          </w:p>
+        </w:tc>
+        <w:tc>
+          <w:tcPr>
+            <w:tcW w:w="2693" w:type="dxa"/>
+          </w:tcPr>
+          <w:p>
+            <w:pPr>
+              <w:pStyle w:val="1"/>
+              <w:ind w:firstLineChars="0" w:firstLine="0"/>
+              <w:rPr>
+                <w:rFonts w:ascii="Times New Roman" w:hAnsi="Times New Roman" w:cs="Times New Roman"/>
+                <w:szCs w:val="21"/>
+              </w:rPr>
+            </w:pPr>
+            <w:r>
+              <w:rPr>
+                <w:rFonts w:ascii="Times New Roman" w:hAnsi="Times New Roman" w:cs="Times New Roman"/>
+                <w:szCs w:val="21"/>
+              </w:rPr>
+              <w:t>PDA</w:t>
+            </w:r>
+            <w:r>
+              <w:rPr>
+                <w:rFonts w:ascii="Times New Roman" w:hAnsi="Times New Roman" w:cs="Times New Roman" w:hint="eastAsia"/>
+                <w:szCs w:val="21"/>
+              </w:rPr>
+              <w:t>-&gt;</w:t>
+            </w:r>
+            <w:r>
+              <w:rPr>
+                <w:rFonts w:ascii="Times New Roman" w:hAnsi="Times New Roman" w:cs="Times New Roman" w:hint="eastAsia"/>
+                <w:szCs w:val="21"/>
+              </w:rPr>
+              <w:t>耕整地控制器</w:t>
+            </w:r>
+          </w:p>
+        </w:tc>
+      </w:tr>
+      <w:tr>
+        <w:trPr>
+          <w:trHeight w:val="180"/>
+        </w:trPr>
+        <w:tc>
+          <w:tcPr>
+            <w:tcW w:w="993" w:type="dxa"/>
+          </w:tcPr>
+          <w:p>
+            <w:pPr>
+              <w:ind w:firstLine="480"/>
+              <w:rPr>
+                <w:rFonts w:ascii="Times New Roman" w:hAnsi="Times New Roman" w:cs="Times New Roman"/>
+                <w:szCs w:val="21"/>
+              </w:rPr>
+            </w:pPr>
+            <w:r>
+              <w:rPr>
+                <w:rFonts w:ascii="Times New Roman" w:hAnsi="Times New Roman" w:cs="Times New Roman"/>
+                <w:szCs w:val="21"/>
+              </w:rPr>
+              <w:t>0x</w:t>
+            </w:r>
+            <w:r>
+              <w:rPr>
+                <w:rFonts w:ascii="Times New Roman" w:hAnsi="Times New Roman" w:cs="Times New Roman" w:hint="eastAsia"/>
+                <w:szCs w:val="21"/>
+              </w:rPr>
+              <w:t>12</w:t>
+            </w:r>
+          </w:p>
+        </w:tc>
+        <w:tc>
+          <w:tcPr>
+            <w:tcW w:w="6804" w:type="dxa"/>
+          </w:tcPr>
+          <w:p>
+            <w:pPr>
+              <w:ind w:firstLine="480"/>
+              <w:outlineLvl w:val="0"/>
+              <w:rPr>
+                <w:rFonts w:ascii="Times New Roman" w:hAnsi="Times New Roman" w:cs="Times New Roman"/>
+                <w:szCs w:val="21"/>
+              </w:rPr>
+            </w:pPr>
+            <w:r>
+              <w:rPr>
+                <w:rFonts w:ascii="Times New Roman" w:hAnsi="Times New Roman" w:cs="Times New Roman" w:hint="eastAsia"/>
+                <w:szCs w:val="21"/>
+              </w:rPr>
+              <w:t>停止连续上报</w:t>
+            </w:r>
+          </w:p>
+        </w:tc>
+        <w:tc>
+          <w:tcPr>
+            <w:tcW w:w="2693" w:type="dxa"/>
+          </w:tcPr>
+          <w:p>
+            <w:pPr>
+              <w:pStyle w:val="1"/>
+              <w:ind w:firstLineChars="0" w:firstLine="0"/>
+              <w:rPr>
+                <w:rFonts w:ascii="Times New Roman" w:hAnsi="Times New Roman" w:cs="Times New Roman"/>
+                <w:szCs w:val="21"/>
+              </w:rPr>
+            </w:pPr>
+            <w:r>
+              <w:rPr>
+                <w:rFonts w:ascii="Times New Roman" w:hAnsi="Times New Roman" w:cs="Times New Roman"/>
+                <w:szCs w:val="21"/>
+              </w:rPr>
+              <w:t>PDA</w:t>
+            </w:r>
+            <w:r>
+              <w:rPr>
+                <w:rFonts w:ascii="Times New Roman" w:hAnsi="Times New Roman" w:cs="Times New Roman" w:hint="eastAsia"/>
+                <w:szCs w:val="21"/>
+              </w:rPr>
+              <w:t>-&gt;</w:t>
+            </w:r>
+            <w:r>
+              <w:rPr>
+                <w:rFonts w:ascii="Times New Roman" w:hAnsi="Times New Roman" w:cs="Times New Roman" w:hint="eastAsia"/>
+                <w:szCs w:val="21"/>
+              </w:rPr>
+              <w:t>耕整地控制器</w:t>
+            </w:r>
+          </w:p>
+        </w:tc>
+      </w:tr>
+      <w:tr>
+        <w:trPr>
+          <w:trHeight w:val="180"/>
+        </w:trPr>
+        <w:tc>
+          <w:tcPr>
+            <w:tcW w:w="993" w:type="dxa"/>
+          </w:tcPr>
+          <w:p>
+            <w:pPr>
+              <w:ind w:firstLine="480"/>
+              <w:rPr>
+                <w:rFonts w:ascii="Times New Roman" w:hAnsi="Times New Roman" w:cs="Times New Roman"/>
+                <w:szCs w:val="21"/>
+              </w:rPr>
+            </w:pPr>
+            <w:r>
+              <w:rPr>
+                <w:rFonts w:ascii="Times New Roman" w:hAnsi="Times New Roman" w:cs="Times New Roman" w:hint="eastAsia"/>
+                <w:szCs w:val="21"/>
+              </w:rPr>
+              <w:t>0x13</w:t>
+            </w:r>
+          </w:p>
+        </w:tc>
+        <w:tc>
+          <w:tcPr>
+            <w:tcW w:w="6804" w:type="dxa"/>
+          </w:tcPr>
+          <w:p>
+            <w:pPr>
+              <w:ind w:firstLine="480"/>
+              <w:outlineLvl w:val="0"/>
+              <w:rPr>
+                <w:rFonts w:ascii="Times New Roman" w:hAnsi="Times New Roman" w:cs="Times New Roman"/>
+                <w:szCs w:val="21"/>
+              </w:rPr>
+            </w:pPr>
+            <w:r>
+              <w:rPr>
+                <w:rFonts w:ascii="Times New Roman" w:hAnsi="Times New Roman" w:cs="Times New Roman"/>
+                <w:szCs w:val="21"/>
+              </w:rPr>
+              <w:t>零点校准（</w:t>
+            </w:r>
+            <w:proofErr w:type="gramStart"/>
+            <w:r>
+              <w:rPr>
+                <w:rFonts w:ascii="Times New Roman" w:hAnsi="Times New Roman" w:cs="Times New Roman"/>
+                <w:szCs w:val="21"/>
+              </w:rPr>
+              <w:t>铲尖刚好</w:t>
+            </w:r>
+            <w:proofErr w:type="gramEnd"/>
+            <w:r>
+              <w:rPr>
+                <w:rFonts w:ascii="Times New Roman" w:hAnsi="Times New Roman" w:cs="Times New Roman"/>
+                <w:szCs w:val="21"/>
+              </w:rPr>
+              <w:t>触地时下发）</w:t>
+            </w:r>
+          </w:p>
+          <w:p>
+            <w:pPr>
+              <w:ind w:firstLine="480"/>
+              <w:outlineLvl w:val="0"/>
+              <w:rPr>
+                <w:rFonts w:ascii="Times New Roman" w:hAnsi="Times New Roman" w:cs="Times New Roman"/>
+                <w:szCs w:val="21"/>
+              </w:rPr>
+            </w:pPr>
+          </w:p>
+        </w:tc>
+        <w:tc>
+          <w:tcPr>
+            <w:tcW w:w="2693" w:type="dxa"/>
+          </w:tcPr>
+          <w:p>
+            <w:pPr>
+              <w:pStyle w:val="1"/>
+              <w:ind w:firstLineChars="0" w:firstLine="0"/>
+              <w:rPr>
+                <w:rFonts w:ascii="Times New Roman" w:hAnsi="Times New Roman" w:cs="Times New Roman"/>
+                <w:szCs w:val="21"/>
+              </w:rPr>
+            </w:pPr>
+            <w:r>
+              <w:rPr>
+                <w:rFonts w:ascii="Times New Roman" w:hAnsi="Times New Roman" w:cs="Times New Roman" w:hint="eastAsia"/>
+                <w:szCs w:val="21"/>
+              </w:rPr>
+              <w:t>PDA-&gt;</w:t>
+            </w:r>
+            <w:r>
+              <w:rPr>
+                <w:rFonts w:ascii="Times New Roman" w:hAnsi="Times New Roman" w:cs="Times New Roman" w:hint="eastAsia"/>
+                <w:szCs w:val="21"/>
+              </w:rPr>
+              <w:t>耕整地控制器</w:t>
+            </w:r>
+          </w:p>
+        </w:tc>
+      </w:tr>
+    </w:tbl>
+    <w:p>
+      <w:pPr>
+        <w:pStyle w:val="1"/>
+        <w:ind w:firstLineChars="0" w:firstLine="0"/>
+        <w:rPr>
+          <w:rFonts w:asciiTheme="minorEastAsia" w:hAnsiTheme="minorEastAsia" w:cstheme="minorEastAsia" w:hint="eastAsia"/>
+          <w:color w:val="000000" w:themeColor="text1"/>
+          <w:szCs w:val="21"/>
+        </w:rPr>
+      </w:pPr>
+    </w:p>
+    <w:tbl>
+      <w:tblPr>
+        <w:tblStyle w:val="a4"/>
+        <w:tblW w:w="10490" w:type="dxa"/>
+        <w:tblInd w:w="-601" w:type="dxa"/>
+        <w:tblLayout w:type="fixed"/>
+        <w:tblLook w:val="04A0" w:firstRow="1" w:lastRow="0" w:firstColumn="1" w:lastColumn="0" w:noHBand="0" w:noVBand="1"/>
+      </w:tblPr>
+      <w:tblGrid>
+        <w:gridCol w:w="993"/>
+        <w:gridCol w:w="6804"/>
+        <w:gridCol w:w="2693"/>
+      </w:tblGrid>
+      <w:tr>
+        <w:trPr>
+          <w:trHeight w:val="180"/>
+        </w:trPr>
+        <w:tc>
+          <w:tcPr>
+            <w:tcW w:w="993" w:type="dxa"/>
+          </w:tcPr>
+          <w:p>
+            <w:pPr>
+              <w:pStyle w:val="1"/>
+              <w:ind w:firstLineChars="0" w:firstLine="0"/>
+              <w:rPr>
+                <w:rFonts w:ascii="Times New Roman" w:hAnsi="Times New Roman" w:cs="Times New Roman"/>
+                <w:szCs w:val="21"/>
+              </w:rPr>
+            </w:pPr>
+            <w:r>
+              <w:rPr>
+                <w:rFonts w:ascii="Times New Roman" w:hAnsi="Times New Roman" w:cs="Times New Roman"/>
+                <w:szCs w:val="21"/>
+              </w:rPr>
+              <w:lastRenderedPageBreak/>
+              <w:t>CMD</w:t>
+            </w:r>
+          </w:p>
+        </w:tc>
+        <w:tc>
+          <w:tcPr>
+            <w:tcW w:w="6804" w:type="dxa"/>
+          </w:tcPr>
+          <w:p>
+            <w:pPr>
+              <w:pStyle w:val="1"/>
+              <w:ind w:firstLineChars="0" w:firstLine="0"/>
+              <w:rPr>
+                <w:rFonts w:ascii="Times New Roman" w:hAnsi="Times New Roman" w:cs="Times New Roman"/>
+                <w:szCs w:val="21"/>
+              </w:rPr>
+            </w:pPr>
+            <w:r>
+              <w:rPr>
+                <w:rFonts w:ascii="Times New Roman" w:hAnsi="Times New Roman" w:cs="Times New Roman"/>
+                <w:szCs w:val="21"/>
+              </w:rPr>
+              <w:t>DATA</w:t>
+            </w:r>
+          </w:p>
+        </w:tc>
+        <w:tc>
+          <w:tcPr>
+            <w:tcW w:w="2693" w:type="dxa"/>
+          </w:tcPr>
+          <w:p>
+            <w:pPr>
+              <w:pStyle w:val="1"/>
+              <w:ind w:firstLineChars="0" w:firstLine="0"/>
+              <w:rPr>
+                <w:rFonts w:ascii="Times New Roman" w:hAnsi="Times New Roman" w:cs="Times New Roman"/>
+                <w:szCs w:val="21"/>
+              </w:rPr>
+            </w:pPr>
+            <w:r>
+              <w:rPr>
+                <w:rFonts w:ascii="Times New Roman" w:hAnsi="Times New Roman" w:cs="Times New Roman"/>
+                <w:szCs w:val="21"/>
+              </w:rPr>
+              <w:t>Remark</w:t>
+            </w:r>
+          </w:p>
+        </w:tc>
+      </w:tr>
+      <w:tr>
+        <w:trPr>
+          <w:trHeight w:val="180"/>
+        </w:trPr>
+        <w:tc>
+          <w:tcPr>
+            <w:tcW w:w="993" w:type="dxa"/>
+          </w:tcPr>
+          <w:p>
+            <w:pPr>
+              <w:ind w:firstLine="480"/>
+              <w:rPr>
+                <w:rFonts w:ascii="Times New Roman" w:hAnsi="Times New Roman" w:cs="Times New Roman"/>
+                <w:szCs w:val="21"/>
+              </w:rPr>
+            </w:pPr>
+            <w:r>
+              <w:rPr>
+                <w:rFonts w:ascii="Times New Roman" w:hAnsi="Times New Roman" w:cs="Times New Roman"/>
+                <w:szCs w:val="21"/>
+              </w:rPr>
+              <w:t>0x</w:t>
+            </w:r>
+            <w:r>
+              <w:rPr>
+                <w:rFonts w:ascii="Times New Roman" w:hAnsi="Times New Roman" w:cs="Times New Roman" w:hint="eastAsia"/>
+                <w:szCs w:val="21"/>
+              </w:rPr>
+              <w:t>30</w:t>
+            </w:r>
+          </w:p>
+        </w:tc>
+        <w:tc>
+          <w:tcPr>
+            <w:tcW w:w="6804" w:type="dxa"/>
+          </w:tcPr>
+          <w:p>
+            <w:pPr>
+              <w:ind w:firstLine="480"/>
+              <w:outlineLvl w:val="0"/>
+              <w:rPr>
+                <w:rFonts w:ascii="Times New Roman" w:hAnsi="Times New Roman" w:cs="Times New Roman"/>
+                <w:szCs w:val="21"/>
+              </w:rPr>
+            </w:pPr>
+            <w:r>
+              <w:rPr>
+                <w:rFonts w:ascii="Times New Roman" w:hAnsi="Times New Roman" w:cs="Times New Roman"/>
+                <w:szCs w:val="21"/>
+              </w:rPr>
+              <w:t>设置目标耕深（</w:t>
+            </w:r>
+            <w:r>
+              <w:rPr>
+                <w:rFonts w:ascii="Times New Roman" w:hAnsi="Times New Roman" w:cs="Times New Roman"/>
+                <w:szCs w:val="21"/>
+              </w:rPr>
+              <w:t>3</w:t>
+            </w:r>
+            <w:r>
+              <w:rPr>
+                <w:rFonts w:ascii="Times New Roman" w:hAnsi="Times New Roman" w:cs="Times New Roman"/>
+                <w:szCs w:val="21"/>
+              </w:rPr>
+              <w:t>字节，</w:t>
+            </w:r>
+            <w:r>
+              <w:rPr>
+                <w:rFonts w:ascii="Times New Roman" w:hAnsi="Times New Roman" w:cs="Times New Roman"/>
+                <w:szCs w:val="21"/>
+              </w:rPr>
+              <w:t>mm</w:t>
+            </w:r>
+            <w:r>
+              <w:rPr>
+                <w:rFonts w:ascii="Times New Roman" w:hAnsi="Times New Roman" w:cs="Times New Roman"/>
+                <w:szCs w:val="21"/>
+              </w:rPr>
+              <w:t>）</w:t>
+            </w:r>
+          </w:p>
+          <w:p>
+            <w:pPr>
+              <w:ind w:firstLine="480"/>
+              <w:outlineLvl w:val="0"/>
+              <w:rPr>
+                <w:rFonts w:ascii="Times New Roman" w:hAnsi="Times New Roman" w:cs="Times New Roman"/>
+                <w:szCs w:val="21"/>
+              </w:rPr>
+            </w:pPr>
+          </w:p>
+        </w:tc>
+        <w:tc>
+          <w:tcPr>
+            <w:tcW w:w="2693" w:type="dxa"/>
+          </w:tcPr>
+          <w:p>
+            <w:pPr>
+              <w:pStyle w:val="1"/>
+              <w:ind w:firstLineChars="0" w:firstLine="0"/>
+              <w:rPr>
+                <w:rFonts w:ascii="Times New Roman" w:hAnsi="Times New Roman" w:cs="Times New Roman"/>
+                <w:szCs w:val="21"/>
+              </w:rPr>
+            </w:pPr>
+            <w:r>
+              <w:rPr>
+                <w:rFonts w:ascii="Times New Roman" w:hAnsi="Times New Roman" w:cs="Times New Roman" w:hint="eastAsia"/>
+                <w:szCs w:val="21"/>
+              </w:rPr>
+              <w:t>耕整地控制器</w:t>
+            </w:r>
+            <w:r>
+              <w:rPr>
+                <w:rFonts w:ascii="Times New Roman" w:hAnsi="Times New Roman" w:cs="Times New Roman"/>
+                <w:szCs w:val="21"/>
+              </w:rPr>
+              <w:t>-&gt;PDA</w:t>
+            </w:r>
+          </w:p>
+        </w:tc>
+      </w:tr>
+      <w:tr>
+        <w:trPr>
+          <w:trHeight w:val="180"/>
+        </w:trPr>
+        <w:tc>
+          <w:tcPr>
+            <w:tcW w:w="993" w:type="dxa"/>
+          </w:tcPr>
+          <w:p>
+            <w:pPr>
+              <w:ind w:firstLine="480"/>
+              <w:rPr>
+                <w:rFonts w:ascii="Times New Roman" w:hAnsi="Times New Roman" w:cs="Times New Roman"/>
+                <w:szCs w:val="21"/>
+              </w:rPr>
+            </w:pPr>
+            <w:r>
+              <w:rPr>
+                <w:rFonts w:ascii="Times New Roman" w:hAnsi="Times New Roman" w:cs="Times New Roman"/>
+                <w:szCs w:val="21"/>
+              </w:rPr>
+              <w:t>0x</w:t>
+            </w:r>
+            <w:r>
+              <w:rPr>
+                <w:rFonts w:ascii="Times New Roman" w:hAnsi="Times New Roman" w:cs="Times New Roman" w:hint="eastAsia"/>
+                <w:szCs w:val="21"/>
+              </w:rPr>
+              <w:t>31</w:t>
+            </w:r>
+          </w:p>
+        </w:tc>
+        <w:tc>
+          <w:tcPr>
+            <w:tcW w:w="6804" w:type="dxa"/>
+          </w:tcPr>
+          <w:p>
+            <w:pPr>
+              <w:ind w:firstLine="480"/>
+              <w:outlineLvl w:val="0"/>
+              <w:rPr>
+                <w:rFonts w:ascii="Times New Roman" w:hAnsi="Times New Roman" w:cs="Times New Roman"/>
+                <w:szCs w:val="21"/>
+              </w:rPr>
+            </w:pPr>
+            <w:r>
+              <w:rPr>
+                <w:rFonts w:ascii="Times New Roman" w:hAnsi="Times New Roman" w:cs="Times New Roman"/>
+                <w:szCs w:val="21"/>
+              </w:rPr>
+              <w:t>下发实际三点悬挂高度（</w:t>
+            </w:r>
+            <w:r>
+              <w:rPr>
+                <w:rFonts w:ascii="Times New Roman" w:hAnsi="Times New Roman" w:cs="Times New Roman"/>
+                <w:szCs w:val="21"/>
+              </w:rPr>
+              <w:t>2</w:t>
+            </w:r>
+            <w:r>
+              <w:rPr>
+                <w:rFonts w:ascii="Times New Roman" w:hAnsi="Times New Roman" w:cs="Times New Roman"/>
+                <w:szCs w:val="21"/>
+              </w:rPr>
+              <w:t>字节，</w:t>
+            </w:r>
+            <w:r>
+              <w:rPr>
+                <w:rFonts w:ascii="Times New Roman" w:hAnsi="Times New Roman" w:cs="Times New Roman"/>
+                <w:szCs w:val="21"/>
+              </w:rPr>
+              <w:t>mm</w:t>
+            </w:r>
+            <w:r>
+              <w:rPr>
+                <w:rFonts w:ascii="Times New Roman" w:hAnsi="Times New Roman" w:cs="Times New Roman"/>
+                <w:szCs w:val="21"/>
+              </w:rPr>
+              <w:t>）</w:t>
+            </w:r>
+          </w:p>
+          <w:p>
+            <w:pPr>
+              <w:ind w:firstLine="480"/>
+              <w:outlineLvl w:val="0"/>
+              <w:rPr>
+                <w:rFonts w:ascii="Times New Roman" w:hAnsi="Times New Roman" w:cs="Times New Roman"/>
+                <w:szCs w:val="21"/>
+              </w:rPr>
+            </w:pPr>
+          </w:p>
+        </w:tc>
+        <w:tc>
+          <w:tcPr>
+            <w:tcW w:w="2693" w:type="dxa"/>
+          </w:tcPr>
+          <w:p>
+            <w:pPr>
+              <w:pStyle w:val="1"/>
+              <w:ind w:firstLineChars="0" w:firstLine="0"/>
+              <w:rPr>
+                <w:rFonts w:ascii="Times New Roman" w:hAnsi="Times New Roman" w:cs="Times New Roman"/>
+                <w:szCs w:val="21"/>
+              </w:rPr>
+            </w:pPr>
+            <w:r>
+              <w:rPr>
+                <w:rFonts w:ascii="Times New Roman" w:hAnsi="Times New Roman" w:cs="Times New Roman" w:hint="eastAsia"/>
+                <w:szCs w:val="21"/>
+              </w:rPr>
+              <w:t>耕整地控制器</w:t>
+            </w:r>
+            <w:r>
+              <w:rPr>
+                <w:rFonts w:ascii="Times New Roman" w:hAnsi="Times New Roman" w:cs="Times New Roman"/>
+                <w:szCs w:val="21"/>
+              </w:rPr>
+              <w:t>-&gt;PDA</w:t>
+            </w:r>
+          </w:p>
+        </w:tc>
+      </w:tr>
+      <w:tr>
+        <w:trPr>
+          <w:trHeight w:val="180"/>
+        </w:trPr>
+        <w:tc>
+          <w:tcPr>
+            <w:tcW w:w="993" w:type="dxa"/>
+          </w:tcPr>
+          <w:p>
+            <w:pPr>
+              <w:ind w:firstLine="480"/>
+              <w:rPr>
+                <w:rFonts w:ascii="Times New Roman" w:hAnsi="Times New Roman" w:cs="Times New Roman"/>
+                <w:szCs w:val="21"/>
+              </w:rPr>
+            </w:pPr>
+            <w:r>
+              <w:rPr>
+                <w:rFonts w:ascii="Times New Roman" w:hAnsi="Times New Roman" w:cs="Times New Roman"/>
+                <w:szCs w:val="21"/>
+              </w:rPr>
+              <w:t>0x</w:t>
+            </w:r>
+            <w:r>
+              <w:rPr>
+                <w:rFonts w:ascii="Times New Roman" w:hAnsi="Times New Roman" w:cs="Times New Roman" w:hint="eastAsia"/>
+                <w:szCs w:val="21"/>
+              </w:rPr>
+              <w:t>32</w:t>
+            </w:r>
+          </w:p>
+        </w:tc>
+        <w:tc>
+          <w:tcPr>
+            <w:tcW w:w="6804" w:type="dxa"/>
+          </w:tcPr>
+          <w:p>
+            <w:pPr>
+              <w:ind w:firstLine="480"/>
+              <w:outlineLvl w:val="0"/>
+              <w:rPr>
+                <w:rFonts w:ascii="Times New Roman" w:hAnsi="Times New Roman" w:cs="Times New Roman"/>
+                <w:szCs w:val="21"/>
+              </w:rPr>
+            </w:pPr>
+            <w:r>
+              <w:rPr>
+                <w:rFonts w:ascii="Times New Roman" w:hAnsi="Times New Roman" w:cs="Times New Roman"/>
+                <w:szCs w:val="21"/>
+              </w:rPr>
+              <w:t>下发车辆作业速度（</w:t>
+            </w:r>
+            <w:r>
+              <w:rPr>
+                <w:rFonts w:ascii="Times New Roman" w:hAnsi="Times New Roman" w:cs="Times New Roman"/>
+                <w:szCs w:val="21"/>
+              </w:rPr>
+              <w:t>2</w:t>
+            </w:r>
+            <w:r>
+              <w:rPr>
+                <w:rFonts w:ascii="Times New Roman" w:hAnsi="Times New Roman" w:cs="Times New Roman"/>
+                <w:szCs w:val="21"/>
+              </w:rPr>
+              <w:t>字节，</w:t>
+            </w:r>
+            <w:r>
+              <w:rPr>
+                <w:rFonts w:ascii="Times New Roman" w:hAnsi="Times New Roman" w:cs="Times New Roman"/>
+                <w:szCs w:val="21"/>
+              </w:rPr>
+              <w:t>0.01 km/h</w:t>
+            </w:r>
+            <w:r>
+              <w:rPr>
+                <w:rFonts w:ascii="Times New Roman" w:hAnsi="Times New Roman" w:cs="Times New Roman"/>
+                <w:szCs w:val="21"/>
+              </w:rPr>
+              <w:t>，即放大</w:t>
+            </w:r>
+            <w:r>
+              <w:rPr>
+                <w:rFonts w:ascii="Times New Roman" w:hAnsi="Times New Roman" w:cs="Times New Roman"/>
+                <w:szCs w:val="21"/>
+              </w:rPr>
+              <w:t>100</w:t>
+            </w:r>
+            <w:r>
+              <w:rPr>
+                <w:rFonts w:ascii="Times New Roman" w:hAnsi="Times New Roman" w:cs="Times New Roman"/>
+                <w:szCs w:val="21"/>
+              </w:rPr>
+              <w:t>倍）</w:t>
+            </w:r>
+          </w:p>
+          <w:p>
+            <w:pPr>
+              <w:ind w:firstLine="480"/>
+              <w:outlineLvl w:val="0"/>
+              <w:rPr>
+                <w:rFonts w:ascii="Times New Roman" w:hAnsi="Times New Roman" w:cs="Times New Roman"/>
+                <w:szCs w:val="21"/>
+              </w:rPr>
+            </w:pPr>
+          </w:p>
+        </w:tc>
+        <w:tc>
+          <w:tcPr>
+            <w:tcW w:w="2693" w:type="dxa"/>
+          </w:tcPr>
+          <w:p>
+            <w:pPr>
+              <w:pStyle w:val="1"/>
+              <w:ind w:firstLineChars="0" w:firstLine="0"/>
+              <w:rPr>
+                <w:rFonts w:ascii="Times New Roman" w:hAnsi="Times New Roman" w:cs="Times New Roman"/>
+                <w:szCs w:val="21"/>
+              </w:rPr>
+            </w:pPr>
+            <w:r>
+              <w:rPr>
+                <w:rFonts w:ascii="Times New Roman" w:hAnsi="Times New Roman" w:cs="Times New Roman" w:hint="eastAsia"/>
+                <w:szCs w:val="21"/>
+              </w:rPr>
+              <w:t>耕整地控制器</w:t>
+            </w:r>
+            <w:r>
+              <w:rPr>
+                <w:rFonts w:ascii="Times New Roman" w:hAnsi="Times New Roman" w:cs="Times New Roman"/>
+                <w:szCs w:val="21"/>
+              </w:rPr>
+              <w:t>-&gt;PDA</w:t>
             </w:r>
           </w:p>
         </w:tc>
@@ -1344,6 +2558,32 @@
           <w:szCs w:val="21"/>
         </w:rPr>
         <w:t>数据包示例</w:t>
+      </w:r>
+    </w:p>
+    <w:p>
+      <w:pPr>
+        <w:pStyle w:val="1"/>
+        <w:ind w:firstLineChars="0" w:firstLine="0"/>
+        <w:rPr>
+          <w:color w:val="000000" w:themeColor="text1"/>
+          <w:szCs w:val="21"/>
+        </w:rPr>
+      </w:pPr>
+      <w:r>
+        <w:rPr>
+          <w:rFonts w:hint="eastAsia"/>
+          <w:color w:val="000000" w:themeColor="text1"/>
+          <w:szCs w:val="21"/>
+        </w:rPr>
+        <w:t>耕整地控制器</w:t>
+      </w:r>
+      <w:r>
+        <w:rPr>
+          <w:rFonts w:hint="eastAsia"/>
+          <w:color w:val="000000" w:themeColor="text1"/>
+          <w:szCs w:val="21"/>
+        </w:rPr>
+        <w:t>-&gt;PDA</w:t>
       </w:r>
     </w:p>
     <w:tbl>
@@ -1371,15 +2611,16 @@
           </w:tcPr>
           <w:p>
             <w:pPr>
+              <w:ind w:firstLine="440"/>
               <w:jc w:val="center"/>
               <w:rPr>
-                <w:rFonts w:ascii="Times New Roman" w:eastAsia="宋体" w:hAnsi="Times New Roman" w:cs="Times New Roman"/>
-                <w:sz w:val="22"/>
-              </w:rPr>
-            </w:pPr>
-            <w:r>
-              <w:rPr>
-                <w:rFonts w:ascii="宋体" w:eastAsia="宋体" w:hAnsi="宋体" w:cs="宋体" w:hint="eastAsia"/>
+                <w:rFonts w:ascii="Times New Roman" w:hAnsi="Times New Roman" w:cs="Times New Roman"/>
+                <w:sz w:val="22"/>
+              </w:rPr>
+            </w:pPr>
+            <w:r>
+              <w:rPr>
+                <w:rFonts w:ascii="宋体" w:hAnsi="宋体" w:cs="宋体" w:hint="eastAsia"/>
                 <w:sz w:val="22"/>
                 <w:lang w:bidi="ar"/>
               </w:rPr>
@@ -1388,16 +2629,17 @@
           </w:p>
           <w:p>
             <w:pPr>
+              <w:ind w:firstLine="400"/>
               <w:jc w:val="center"/>
               <w:rPr>
-                <w:rFonts w:ascii="Times New Roman" w:eastAsia="宋体" w:hAnsi="Times New Roman" w:cs="Times New Roman"/>
-                <w:sz w:val="20"/>
-                <w:szCs w:val="20"/>
-              </w:rPr>
-            </w:pPr>
-            <w:r>
-              <w:rPr>
-                <w:rFonts w:ascii="Times New Roman" w:eastAsia="宋体" w:hAnsi="Times New Roman" w:cs="Times New Roman"/>
+                <w:rFonts w:ascii="Times New Roman" w:hAnsi="Times New Roman" w:cs="Times New Roman"/>
+                <w:sz w:val="20"/>
+                <w:szCs w:val="20"/>
+              </w:rPr>
+            </w:pPr>
+            <w:r>
+              <w:rPr>
+                <w:rFonts w:ascii="Times New Roman" w:hAnsi="Times New Roman" w:cs="Times New Roman"/>
                 <w:sz w:val="20"/>
                 <w:szCs w:val="20"/>
                 <w:lang w:bidi="ar"/>
@@ -1406,7 +2648,7 @@
             </w:r>
             <w:r>
               <w:rPr>
-                <w:rFonts w:ascii="宋体" w:eastAsia="宋体" w:hAnsi="宋体" w:cs="宋体" w:hint="eastAsia"/>
+                <w:rFonts w:ascii="宋体" w:hAnsi="宋体" w:cs="宋体" w:hint="eastAsia"/>
                 <w:sz w:val="20"/>
                 <w:szCs w:val="20"/>
                 <w:lang w:bidi="ar"/>
@@ -1415,7 +2657,7 @@
             </w:r>
             <w:r>
               <w:rPr>
-                <w:rFonts w:ascii="Times New Roman" w:eastAsia="宋体" w:hAnsi="Times New Roman" w:cs="Times New Roman" w:hint="eastAsia"/>
+                <w:rFonts w:ascii="Times New Roman" w:hAnsi="Times New Roman" w:cs="Times New Roman" w:hint="eastAsia"/>
                 <w:sz w:val="20"/>
                 <w:szCs w:val="20"/>
                 <w:lang w:bidi="ar"/>
@@ -1424,7 +2666,7 @@
             </w:r>
             <w:r>
               <w:rPr>
-                <w:rFonts w:ascii="Times New Roman" w:eastAsia="宋体" w:hAnsi="Times New Roman" w:cs="Times New Roman"/>
+                <w:rFonts w:ascii="Times New Roman" w:hAnsi="Times New Roman" w:cs="Times New Roman"/>
                 <w:sz w:val="20"/>
                 <w:szCs w:val="20"/>
                 <w:lang w:bidi="ar"/>
@@ -1433,7 +2675,7 @@
             </w:r>
             <w:r>
               <w:rPr>
-                <w:rFonts w:ascii="宋体" w:eastAsia="宋体" w:hAnsi="宋体" w:cs="宋体" w:hint="eastAsia"/>
+                <w:rFonts w:ascii="宋体" w:hAnsi="宋体" w:cs="宋体" w:hint="eastAsia"/>
                 <w:sz w:val="20"/>
                 <w:szCs w:val="20"/>
                 <w:lang w:bidi="ar"/>
@@ -1442,7 +2684,7 @@
             </w:r>
             <w:r>
               <w:rPr>
-                <w:rFonts w:ascii="Times New Roman" w:eastAsia="宋体" w:hAnsi="Times New Roman" w:cs="Times New Roman"/>
+                <w:rFonts w:ascii="Times New Roman" w:hAnsi="Times New Roman" w:cs="Times New Roman"/>
                 <w:sz w:val="20"/>
                 <w:szCs w:val="20"/>
                 <w:lang w:bidi="ar"/>
@@ -1451,7 +2693,7 @@
             </w:r>
             <w:r>
               <w:rPr>
-                <w:rFonts w:ascii="宋体" w:eastAsia="宋体" w:hAnsi="宋体" w:cs="宋体" w:hint="eastAsia"/>
+                <w:rFonts w:ascii="宋体" w:hAnsi="宋体" w:cs="宋体" w:hint="eastAsia"/>
                 <w:sz w:val="20"/>
                 <w:szCs w:val="20"/>
                 <w:lang w:bidi="ar"/>
@@ -1460,7 +2702,7 @@
             </w:r>
             <w:r>
               <w:rPr>
-                <w:rFonts w:ascii="Times New Roman" w:eastAsia="宋体" w:hAnsi="Times New Roman" w:cs="Times New Roman"/>
+                <w:rFonts w:ascii="Times New Roman" w:hAnsi="Times New Roman" w:cs="Times New Roman"/>
                 <w:sz w:val="20"/>
                 <w:szCs w:val="20"/>
                 <w:lang w:bidi="ar"/>
@@ -1469,7 +2711,7 @@
             </w:r>
             <w:r>
               <w:rPr>
-                <w:rFonts w:ascii="宋体" w:eastAsia="宋体" w:hAnsi="宋体" w:cs="宋体" w:hint="eastAsia"/>
+                <w:rFonts w:ascii="宋体" w:hAnsi="宋体" w:cs="宋体" w:hint="eastAsia"/>
                 <w:sz w:val="20"/>
                 <w:szCs w:val="20"/>
                 <w:lang w:bidi="ar"/>
@@ -1478,7 +2720,7 @@
             </w:r>
             <w:r>
               <w:rPr>
-                <w:rFonts w:ascii="Times New Roman" w:eastAsia="宋体" w:hAnsi="Times New Roman" w:cs="Times New Roman"/>
+                <w:rFonts w:ascii="Times New Roman" w:hAnsi="Times New Roman" w:cs="Times New Roman"/>
                 <w:sz w:val="20"/>
                 <w:szCs w:val="20"/>
                 <w:lang w:bidi="ar"/>
@@ -1487,7 +2729,7 @@
             </w:r>
             <w:r>
               <w:rPr>
-                <w:rFonts w:ascii="宋体" w:eastAsia="宋体" w:hAnsi="宋体" w:cs="宋体" w:hint="eastAsia"/>
+                <w:rFonts w:ascii="宋体" w:hAnsi="宋体" w:cs="宋体" w:hint="eastAsia"/>
                 <w:sz w:val="20"/>
                 <w:szCs w:val="20"/>
                 <w:lang w:bidi="ar"/>
@@ -1496,7 +2738,7 @@
             </w:r>
             <w:r>
               <w:rPr>
-                <w:rFonts w:ascii="Times New Roman" w:eastAsia="宋体" w:hAnsi="Times New Roman" w:cs="Times New Roman"/>
+                <w:rFonts w:ascii="Times New Roman" w:hAnsi="Times New Roman" w:cs="Times New Roman"/>
                 <w:sz w:val="20"/>
                 <w:szCs w:val="20"/>
                 <w:lang w:bidi="ar"/>
@@ -1505,7 +2747,7 @@
             </w:r>
             <w:r>
               <w:rPr>
-                <w:rFonts w:ascii="宋体" w:eastAsia="宋体" w:hAnsi="宋体" w:cs="宋体" w:hint="eastAsia"/>
+                <w:rFonts w:ascii="宋体" w:hAnsi="宋体" w:cs="宋体" w:hint="eastAsia"/>
                 <w:sz w:val="20"/>
                 <w:szCs w:val="20"/>
                 <w:lang w:bidi="ar"/>
@@ -1514,7 +2756,7 @@
             </w:r>
             <w:r>
               <w:rPr>
-                <w:rFonts w:ascii="Times New Roman" w:eastAsia="宋体" w:hAnsi="Times New Roman" w:cs="Times New Roman"/>
+                <w:rFonts w:ascii="Times New Roman" w:hAnsi="Times New Roman" w:cs="Times New Roman"/>
                 <w:sz w:val="20"/>
                 <w:szCs w:val="20"/>
                 <w:lang w:bidi="ar"/>
@@ -1523,7 +2765,7 @@
             </w:r>
             <w:r>
               <w:rPr>
-                <w:rFonts w:ascii="宋体" w:eastAsia="宋体" w:hAnsi="宋体" w:cs="宋体" w:hint="eastAsia"/>
+                <w:rFonts w:ascii="宋体" w:hAnsi="宋体" w:cs="宋体" w:hint="eastAsia"/>
                 <w:sz w:val="20"/>
                 <w:szCs w:val="20"/>
                 <w:lang w:bidi="ar"/>
@@ -1532,7 +2774,7 @@
             </w:r>
             <w:r>
               <w:rPr>
-                <w:rFonts w:ascii="Times New Roman" w:eastAsia="宋体" w:hAnsi="Times New Roman" w:cs="Times New Roman"/>
+                <w:rFonts w:ascii="Times New Roman" w:hAnsi="Times New Roman" w:cs="Times New Roman"/>
                 <w:sz w:val="20"/>
                 <w:szCs w:val="20"/>
                 <w:lang w:bidi="ar"/>
@@ -1541,7 +2783,7 @@
             </w:r>
             <w:r>
               <w:rPr>
-                <w:rFonts w:ascii="宋体" w:eastAsia="宋体" w:hAnsi="宋体" w:cs="宋体" w:hint="eastAsia"/>
+                <w:rFonts w:ascii="宋体" w:hAnsi="宋体" w:cs="宋体" w:hint="eastAsia"/>
                 <w:sz w:val="20"/>
                 <w:szCs w:val="20"/>
                 <w:lang w:bidi="ar"/>
@@ -1550,7 +2792,7 @@
             </w:r>
             <w:r>
               <w:rPr>
-                <w:rFonts w:ascii="Times New Roman" w:eastAsia="宋体" w:hAnsi="Times New Roman" w:cs="Times New Roman"/>
+                <w:rFonts w:ascii="Times New Roman" w:hAnsi="Times New Roman" w:cs="Times New Roman"/>
                 <w:sz w:val="20"/>
                 <w:szCs w:val="20"/>
                 <w:lang w:bidi="ar"/>
@@ -1559,7 +2801,7 @@
             </w:r>
             <w:r>
               <w:rPr>
-                <w:rFonts w:ascii="宋体" w:eastAsia="宋体" w:hAnsi="宋体" w:cs="宋体" w:hint="eastAsia"/>
+                <w:rFonts w:ascii="宋体" w:hAnsi="宋体" w:cs="宋体" w:hint="eastAsia"/>
                 <w:sz w:val="20"/>
                 <w:szCs w:val="20"/>
                 <w:lang w:bidi="ar"/>
@@ -1568,7 +2810,7 @@
             </w:r>
             <w:r>
               <w:rPr>
-                <w:rFonts w:ascii="Times New Roman" w:eastAsia="宋体" w:hAnsi="Times New Roman" w:cs="Times New Roman"/>
+                <w:rFonts w:ascii="Times New Roman" w:hAnsi="Times New Roman" w:cs="Times New Roman"/>
                 <w:sz w:val="20"/>
                 <w:szCs w:val="20"/>
                 <w:lang w:bidi="ar"/>
@@ -1578,16 +2820,17 @@
           </w:p>
           <w:p>
             <w:pPr>
+              <w:ind w:firstLine="400"/>
               <w:jc w:val="center"/>
               <w:rPr>
-                <w:rFonts w:ascii="Times New Roman" w:eastAsia="宋体" w:hAnsi="Times New Roman" w:cs="Times New Roman"/>
-                <w:sz w:val="20"/>
-                <w:szCs w:val="20"/>
-              </w:rPr>
-            </w:pPr>
-            <w:r>
-              <w:rPr>
-                <w:rFonts w:ascii="Times New Roman" w:eastAsia="宋体" w:hAnsi="Times New Roman" w:cs="Times New Roman"/>
+                <w:rFonts w:ascii="Times New Roman" w:hAnsi="Times New Roman" w:cs="Times New Roman"/>
+                <w:sz w:val="20"/>
+                <w:szCs w:val="20"/>
+              </w:rPr>
+            </w:pPr>
+            <w:r>
+              <w:rPr>
+                <w:rFonts w:ascii="Times New Roman" w:hAnsi="Times New Roman" w:cs="Times New Roman"/>
                 <w:sz w:val="20"/>
                 <w:szCs w:val="20"/>
                 <w:lang w:bidi="ar"/>
@@ -1596,7 +2839,7 @@
             </w:r>
             <w:r>
               <w:rPr>
-                <w:rFonts w:ascii="宋体" w:eastAsia="宋体" w:hAnsi="宋体" w:cs="宋体" w:hint="eastAsia"/>
+                <w:rFonts w:ascii="宋体" w:hAnsi="宋体" w:cs="宋体" w:hint="eastAsia"/>
                 <w:sz w:val="20"/>
                 <w:szCs w:val="20"/>
                 <w:lang w:bidi="ar"/>
@@ -1605,7 +2848,7 @@
             </w:r>
             <w:r>
               <w:rPr>
-                <w:rFonts w:ascii="Times New Roman" w:eastAsia="宋体" w:hAnsi="Times New Roman" w:cs="Times New Roman"/>
+                <w:rFonts w:ascii="Times New Roman" w:hAnsi="Times New Roman" w:cs="Times New Roman"/>
                 <w:sz w:val="20"/>
                 <w:szCs w:val="20"/>
                 <w:lang w:bidi="ar"/>
@@ -1614,7 +2857,7 @@
             </w:r>
             <w:r>
               <w:rPr>
-                <w:rFonts w:ascii="宋体" w:eastAsia="宋体" w:hAnsi="宋体" w:cs="宋体" w:hint="eastAsia"/>
+                <w:rFonts w:ascii="宋体" w:hAnsi="宋体" w:cs="宋体" w:hint="eastAsia"/>
                 <w:sz w:val="20"/>
                 <w:szCs w:val="20"/>
                 <w:lang w:bidi="ar"/>
@@ -1623,7 +2866,7 @@
             </w:r>
             <w:r>
               <w:rPr>
-                <w:rFonts w:ascii="Times New Roman" w:eastAsia="宋体" w:hAnsi="Times New Roman" w:cs="Times New Roman"/>
+                <w:rFonts w:ascii="Times New Roman" w:hAnsi="Times New Roman" w:cs="Times New Roman"/>
                 <w:sz w:val="20"/>
                 <w:szCs w:val="20"/>
                 <w:lang w:bidi="ar"/>
@@ -1632,7 +2875,7 @@
             </w:r>
             <w:r>
               <w:rPr>
-                <w:rFonts w:ascii="宋体" w:eastAsia="宋体" w:hAnsi="宋体" w:cs="宋体" w:hint="eastAsia"/>
+                <w:rFonts w:ascii="宋体" w:hAnsi="宋体" w:cs="宋体" w:hint="eastAsia"/>
                 <w:sz w:val="20"/>
                 <w:szCs w:val="20"/>
                 <w:lang w:bidi="ar"/>
@@ -1641,7 +2884,7 @@
             </w:r>
             <w:r>
               <w:rPr>
-                <w:rFonts w:ascii="Times New Roman" w:eastAsia="宋体" w:hAnsi="Times New Roman" w:cs="Times New Roman"/>
+                <w:rFonts w:ascii="Times New Roman" w:hAnsi="Times New Roman" w:cs="Times New Roman"/>
                 <w:sz w:val="20"/>
                 <w:szCs w:val="20"/>
                 <w:lang w:bidi="ar"/>
@@ -1651,15 +2894,16 @@
           </w:p>
           <w:p>
             <w:pPr>
+              <w:ind w:firstLine="400"/>
               <w:jc w:val="center"/>
               <w:rPr>
-                <w:rFonts w:ascii="Times New Roman" w:eastAsia="宋体" w:hAnsi="Times New Roman" w:cs="Times New Roman"/>
-                <w:sz w:val="22"/>
-              </w:rPr>
-            </w:pPr>
-            <w:r>
-              <w:rPr>
-                <w:rFonts w:ascii="宋体" w:eastAsia="宋体" w:hAnsi="宋体" w:cs="宋体" w:hint="eastAsia"/>
+                <w:rFonts w:ascii="Times New Roman" w:hAnsi="Times New Roman" w:cs="Times New Roman"/>
+                <w:sz w:val="22"/>
+              </w:rPr>
+            </w:pPr>
+            <w:r>
+              <w:rPr>
+                <w:rFonts w:ascii="宋体" w:hAnsi="宋体" w:cs="宋体" w:hint="eastAsia"/>
                 <w:sz w:val="20"/>
                 <w:szCs w:val="20"/>
                 <w:lang w:bidi="ar"/>
@@ -1668,7 +2912,7 @@
             </w:r>
             <w:r>
               <w:rPr>
-                <w:rFonts w:ascii="Times New Roman" w:eastAsia="宋体" w:hAnsi="Times New Roman" w:cs="Times New Roman"/>
+                <w:rFonts w:ascii="Times New Roman" w:hAnsi="Times New Roman" w:cs="Times New Roman"/>
                 <w:sz w:val="20"/>
                 <w:szCs w:val="20"/>
                 <w:lang w:bidi="ar"/>
@@ -1677,7 +2921,7 @@
             </w:r>
             <w:r>
               <w:rPr>
-                <w:rFonts w:ascii="宋体" w:eastAsia="宋体" w:hAnsi="宋体" w:cs="宋体" w:hint="eastAsia"/>
+                <w:rFonts w:ascii="宋体" w:hAnsi="宋体" w:cs="宋体" w:hint="eastAsia"/>
                 <w:sz w:val="20"/>
                 <w:szCs w:val="20"/>
                 <w:lang w:bidi="ar"/>
@@ -1686,7 +2930,7 @@
             </w:r>
             <w:r>
               <w:rPr>
-                <w:rFonts w:ascii="Times New Roman" w:eastAsia="宋体" w:hAnsi="Times New Roman" w:cs="Times New Roman"/>
+                <w:rFonts w:ascii="Times New Roman" w:hAnsi="Times New Roman" w:cs="Times New Roman"/>
                 <w:sz w:val="20"/>
                 <w:szCs w:val="20"/>
                 <w:lang w:bidi="ar"/>
@@ -1695,7 +2939,7 @@
             </w:r>
             <w:r>
               <w:rPr>
-                <w:rFonts w:ascii="宋体" w:eastAsia="宋体" w:hAnsi="宋体" w:cs="宋体" w:hint="eastAsia"/>
+                <w:rFonts w:ascii="宋体" w:hAnsi="宋体" w:cs="宋体" w:hint="eastAsia"/>
                 <w:sz w:val="20"/>
                 <w:szCs w:val="20"/>
                 <w:lang w:bidi="ar"/>
@@ -1704,7 +2948,7 @@
             </w:r>
             <w:r>
               <w:rPr>
-                <w:rFonts w:ascii="Times New Roman" w:eastAsia="宋体" w:hAnsi="Times New Roman" w:cs="Times New Roman"/>
+                <w:rFonts w:ascii="Times New Roman" w:hAnsi="Times New Roman" w:cs="Times New Roman"/>
                 <w:sz w:val="20"/>
                 <w:szCs w:val="20"/>
                 <w:lang w:bidi="ar"/>
@@ -1713,7 +2957,7 @@
             </w:r>
             <w:r>
               <w:rPr>
-                <w:rFonts w:ascii="宋体" w:eastAsia="宋体" w:hAnsi="宋体" w:cs="宋体" w:hint="eastAsia"/>
+                <w:rFonts w:ascii="宋体" w:hAnsi="宋体" w:cs="宋体" w:hint="eastAsia"/>
                 <w:sz w:val="20"/>
                 <w:szCs w:val="20"/>
                 <w:lang w:bidi="ar"/>
@@ -1722,7 +2966,7 @@
             </w:r>
             <w:r>
               <w:rPr>
-                <w:rFonts w:ascii="Times New Roman" w:eastAsia="宋体" w:hAnsi="Times New Roman" w:cs="Times New Roman"/>
+                <w:rFonts w:ascii="Times New Roman" w:hAnsi="Times New Roman" w:cs="Times New Roman"/>
                 <w:sz w:val="20"/>
                 <w:szCs w:val="20"/>
                 <w:lang w:bidi="ar"/>
@@ -1731,7 +2975,7 @@
             </w:r>
             <w:r>
               <w:rPr>
-                <w:rFonts w:ascii="宋体" w:eastAsia="宋体" w:hAnsi="宋体" w:cs="宋体" w:hint="eastAsia"/>
+                <w:rFonts w:ascii="宋体" w:hAnsi="宋体" w:cs="宋体" w:hint="eastAsia"/>
                 <w:sz w:val="20"/>
                 <w:szCs w:val="20"/>
                 <w:lang w:bidi="ar"/>
@@ -1740,7 +2984,7 @@
             </w:r>
             <w:r>
               <w:rPr>
-                <w:rFonts w:ascii="Times New Roman" w:eastAsia="宋体" w:hAnsi="Times New Roman" w:cs="Times New Roman"/>
+                <w:rFonts w:ascii="Times New Roman" w:hAnsi="Times New Roman" w:cs="Times New Roman"/>
                 <w:sz w:val="20"/>
                 <w:szCs w:val="20"/>
                 <w:lang w:bidi="ar"/>
@@ -1749,7 +2993,7 @@
             </w:r>
             <w:r>
               <w:rPr>
-                <w:rFonts w:ascii="宋体" w:eastAsia="宋体" w:hAnsi="宋体" w:cs="宋体" w:hint="eastAsia"/>
+                <w:rFonts w:ascii="宋体" w:hAnsi="宋体" w:cs="宋体" w:hint="eastAsia"/>
                 <w:sz w:val="20"/>
                 <w:szCs w:val="20"/>
                 <w:lang w:bidi="ar"/>
@@ -1758,7 +3002,7 @@
             </w:r>
             <w:r>
               <w:rPr>
-                <w:rFonts w:ascii="Times New Roman" w:eastAsia="宋体" w:hAnsi="Times New Roman" w:cs="Times New Roman"/>
+                <w:rFonts w:ascii="Times New Roman" w:hAnsi="Times New Roman" w:cs="Times New Roman"/>
                 <w:sz w:val="20"/>
                 <w:szCs w:val="20"/>
                 <w:lang w:bidi="ar"/>
@@ -1767,7 +3011,7 @@
             </w:r>
             <w:r>
               <w:rPr>
-                <w:rFonts w:ascii="宋体" w:eastAsia="宋体" w:hAnsi="宋体" w:cs="宋体" w:hint="eastAsia"/>
+                <w:rFonts w:ascii="宋体" w:hAnsi="宋体" w:cs="宋体" w:hint="eastAsia"/>
                 <w:sz w:val="20"/>
                 <w:szCs w:val="20"/>
                 <w:lang w:bidi="ar"/>
@@ -1776,7 +3020,7 @@
             </w:r>
             <w:r>
               <w:rPr>
-                <w:rFonts w:ascii="Times New Roman" w:eastAsia="宋体" w:hAnsi="Times New Roman" w:cs="Times New Roman"/>
+                <w:rFonts w:ascii="Times New Roman" w:hAnsi="Times New Roman" w:cs="Times New Roman"/>
                 <w:sz w:val="20"/>
                 <w:szCs w:val="20"/>
                 <w:lang w:bidi="ar"/>
@@ -1785,7 +3029,7 @@
             </w:r>
             <w:r>
               <w:rPr>
-                <w:rFonts w:ascii="宋体" w:eastAsia="宋体" w:hAnsi="宋体" w:cs="宋体" w:hint="eastAsia"/>
+                <w:rFonts w:ascii="宋体" w:hAnsi="宋体" w:cs="宋体" w:hint="eastAsia"/>
                 <w:sz w:val="20"/>
                 <w:szCs w:val="20"/>
                 <w:lang w:bidi="ar"/>
@@ -1794,7 +3038,7 @@
             </w:r>
             <w:r>
               <w:rPr>
-                <w:rFonts w:ascii="Times New Roman" w:eastAsia="宋体" w:hAnsi="Times New Roman" w:cs="Times New Roman"/>
+                <w:rFonts w:ascii="Times New Roman" w:hAnsi="Times New Roman" w:cs="Times New Roman"/>
                 <w:sz w:val="20"/>
                 <w:szCs w:val="20"/>
                 <w:lang w:bidi="ar"/>
@@ -1803,7 +3047,7 @@
             </w:r>
             <w:r>
               <w:rPr>
-                <w:rFonts w:ascii="宋体" w:eastAsia="宋体" w:hAnsi="宋体" w:cs="宋体" w:hint="eastAsia"/>
+                <w:rFonts w:ascii="宋体" w:hAnsi="宋体" w:cs="宋体" w:hint="eastAsia"/>
                 <w:sz w:val="20"/>
                 <w:szCs w:val="20"/>
                 <w:lang w:bidi="ar"/>
@@ -1812,7 +3056,7 @@
             </w:r>
             <w:r>
               <w:rPr>
-                <w:rFonts w:ascii="Times New Roman" w:eastAsia="宋体" w:hAnsi="Times New Roman" w:cs="Times New Roman"/>
+                <w:rFonts w:ascii="Times New Roman" w:hAnsi="Times New Roman" w:cs="Times New Roman"/>
                 <w:sz w:val="20"/>
                 <w:szCs w:val="20"/>
                 <w:lang w:bidi="ar"/>
@@ -1821,7 +3065,7 @@
             </w:r>
             <w:r>
               <w:rPr>
-                <w:rFonts w:ascii="宋体" w:eastAsia="宋体" w:hAnsi="宋体" w:cs="宋体" w:hint="eastAsia"/>
+                <w:rFonts w:ascii="宋体" w:hAnsi="宋体" w:cs="宋体" w:hint="eastAsia"/>
                 <w:sz w:val="20"/>
                 <w:szCs w:val="20"/>
                 <w:lang w:bidi="ar"/>
@@ -1830,7 +3074,7 @@
             </w:r>
             <w:r>
               <w:rPr>
-                <w:rFonts w:ascii="Times New Roman" w:eastAsia="宋体" w:hAnsi="Times New Roman" w:cs="Times New Roman"/>
+                <w:rFonts w:ascii="Times New Roman" w:hAnsi="Times New Roman" w:cs="Times New Roman"/>
                 <w:sz w:val="20"/>
                 <w:szCs w:val="20"/>
                 <w:lang w:bidi="ar"/>
@@ -1839,7 +3083,7 @@
             </w:r>
             <w:r>
               <w:rPr>
-                <w:rFonts w:ascii="宋体" w:eastAsia="宋体" w:hAnsi="宋体" w:cs="宋体" w:hint="eastAsia"/>
+                <w:rFonts w:ascii="宋体" w:hAnsi="宋体" w:cs="宋体" w:hint="eastAsia"/>
                 <w:sz w:val="20"/>
                 <w:szCs w:val="20"/>
                 <w:lang w:bidi="ar"/>
@@ -1848,7 +3092,7 @@
             </w:r>
             <w:r>
               <w:rPr>
-                <w:rFonts w:ascii="Times New Roman" w:eastAsia="宋体" w:hAnsi="Times New Roman" w:cs="Times New Roman"/>
+                <w:rFonts w:ascii="Times New Roman" w:hAnsi="Times New Roman" w:cs="Times New Roman"/>
                 <w:sz w:val="20"/>
                 <w:szCs w:val="20"/>
                 <w:lang w:bidi="ar"/>
@@ -1857,7 +3101,7 @@
             </w:r>
             <w:r>
               <w:rPr>
-                <w:rFonts w:ascii="宋体" w:eastAsia="宋体" w:hAnsi="宋体" w:cs="宋体" w:hint="eastAsia"/>
+                <w:rFonts w:ascii="宋体" w:hAnsi="宋体" w:cs="宋体" w:hint="eastAsia"/>
                 <w:sz w:val="20"/>
                 <w:szCs w:val="20"/>
                 <w:lang w:bidi="ar"/>
@@ -1866,7 +3110,7 @@
             </w:r>
             <w:r>
               <w:rPr>
-                <w:rFonts w:ascii="Times New Roman" w:eastAsia="宋体" w:hAnsi="Times New Roman" w:cs="Times New Roman"/>
+                <w:rFonts w:ascii="Times New Roman" w:hAnsi="Times New Roman" w:cs="Times New Roman"/>
                 <w:sz w:val="20"/>
                 <w:szCs w:val="20"/>
                 <w:lang w:bidi="ar"/>
@@ -1875,7 +3119,7 @@
             </w:r>
             <w:r>
               <w:rPr>
-                <w:rFonts w:ascii="宋体" w:eastAsia="宋体" w:hAnsi="宋体" w:cs="宋体" w:hint="eastAsia"/>
+                <w:rFonts w:ascii="宋体" w:hAnsi="宋体" w:cs="宋体" w:hint="eastAsia"/>
                 <w:sz w:val="20"/>
                 <w:szCs w:val="20"/>
                 <w:lang w:bidi="ar"/>
@@ -1899,15 +3143,16 @@
           <w:p>
             <w:pPr>
               <w:widowControl/>
+              <w:ind w:firstLine="440"/>
               <w:jc w:val="center"/>
               <w:rPr>
-                <w:rFonts w:ascii="Times New Roman" w:eastAsia="宋体" w:hAnsi="Times New Roman" w:cs="Times New Roman"/>
-                <w:sz w:val="22"/>
-              </w:rPr>
-            </w:pPr>
-            <w:r>
-              <w:rPr>
-                <w:rFonts w:ascii="宋体" w:eastAsia="宋体" w:hAnsi="宋体" w:cs="宋体" w:hint="eastAsia"/>
+                <w:rFonts w:ascii="Times New Roman" w:hAnsi="Times New Roman" w:cs="Times New Roman"/>
+                <w:sz w:val="22"/>
+              </w:rPr>
+            </w:pPr>
+            <w:r>
+              <w:rPr>
+                <w:rFonts w:ascii="宋体" w:hAnsi="宋体" w:cs="宋体" w:hint="eastAsia"/>
                 <w:sz w:val="22"/>
                 <w:lang w:bidi="ar"/>
               </w:rPr>
@@ -1928,15 +3173,16 @@
           <w:p>
             <w:pPr>
               <w:widowControl/>
+              <w:ind w:firstLine="440"/>
               <w:jc w:val="center"/>
               <w:rPr>
-                <w:rFonts w:ascii="Times New Roman" w:eastAsia="宋体" w:hAnsi="Times New Roman" w:cs="Times New Roman"/>
-                <w:sz w:val="22"/>
-              </w:rPr>
-            </w:pPr>
-            <w:r>
-              <w:rPr>
-                <w:rFonts w:ascii="宋体" w:eastAsia="宋体" w:hAnsi="宋体" w:cs="宋体" w:hint="eastAsia"/>
+                <w:rFonts w:ascii="Times New Roman" w:hAnsi="Times New Roman" w:cs="Times New Roman"/>
+                <w:sz w:val="22"/>
+              </w:rPr>
+            </w:pPr>
+            <w:r>
+              <w:rPr>
+                <w:rFonts w:ascii="宋体" w:hAnsi="宋体" w:cs="宋体" w:hint="eastAsia"/>
                 <w:sz w:val="22"/>
                 <w:lang w:bidi="ar"/>
               </w:rPr>
@@ -1957,15 +3203,16 @@
           <w:p>
             <w:pPr>
               <w:widowControl/>
+              <w:ind w:firstLine="440"/>
               <w:jc w:val="center"/>
               <w:rPr>
-                <w:rFonts w:ascii="Times New Roman" w:eastAsia="宋体" w:hAnsi="Times New Roman" w:cs="Times New Roman"/>
-                <w:sz w:val="22"/>
-              </w:rPr>
-            </w:pPr>
-            <w:r>
-              <w:rPr>
-                <w:rFonts w:ascii="宋体" w:eastAsia="宋体" w:hAnsi="宋体" w:cs="宋体" w:hint="eastAsia"/>
+                <w:rFonts w:ascii="Times New Roman" w:hAnsi="Times New Roman" w:cs="Times New Roman"/>
+                <w:sz w:val="22"/>
+              </w:rPr>
+            </w:pPr>
+            <w:r>
+              <w:rPr>
+                <w:rFonts w:ascii="宋体" w:hAnsi="宋体" w:cs="宋体" w:hint="eastAsia"/>
                 <w:sz w:val="22"/>
                 <w:lang w:bidi="ar"/>
               </w:rPr>
@@ -1987,15 +3234,16 @@
           </w:tcPr>
           <w:p>
             <w:pPr>
+              <w:ind w:firstLine="440"/>
               <w:jc w:val="center"/>
               <w:rPr>
-                <w:rFonts w:ascii="Times New Roman" w:eastAsia="宋体" w:hAnsi="Times New Roman" w:cs="Times New Roman"/>
-                <w:sz w:val="22"/>
-              </w:rPr>
-            </w:pPr>
-            <w:r>
-              <w:rPr>
-                <w:rFonts w:ascii="Times New Roman" w:eastAsia="宋体" w:hAnsi="Times New Roman" w:cs="Times New Roman"/>
+                <w:rFonts w:ascii="Times New Roman" w:hAnsi="Times New Roman" w:cs="Times New Roman"/>
+                <w:sz w:val="22"/>
+              </w:rPr>
+            </w:pPr>
+            <w:r>
+              <w:rPr>
+                <w:rFonts w:ascii="Times New Roman" w:hAnsi="Times New Roman" w:cs="Times New Roman"/>
                 <w:sz w:val="22"/>
                 <w:lang w:bidi="ar"/>
               </w:rPr>
@@ -2004,15 +3252,16 @@
           </w:p>
           <w:p>
             <w:pPr>
+              <w:ind w:firstLine="440"/>
               <w:jc w:val="center"/>
               <w:rPr>
-                <w:rFonts w:ascii="Times New Roman" w:eastAsia="宋体" w:hAnsi="Times New Roman" w:cs="Times New Roman"/>
-                <w:sz w:val="22"/>
-              </w:rPr>
-            </w:pPr>
-            <w:r>
-              <w:rPr>
-                <w:rFonts w:ascii="Times New Roman" w:eastAsia="宋体" w:hAnsi="Times New Roman" w:cs="Times New Roman"/>
+                <w:rFonts w:ascii="Times New Roman" w:hAnsi="Times New Roman" w:cs="Times New Roman"/>
+                <w:sz w:val="22"/>
+              </w:rPr>
+            </w:pPr>
+            <w:r>
+              <w:rPr>
+                <w:rFonts w:ascii="Times New Roman" w:hAnsi="Times New Roman" w:cs="Times New Roman"/>
                 <w:sz w:val="22"/>
                 <w:lang w:bidi="ar"/>
               </w:rPr>
@@ -2032,15 +3281,16 @@
           </w:tcPr>
           <w:p>
             <w:pPr>
+              <w:ind w:firstLine="440"/>
               <w:jc w:val="center"/>
               <w:rPr>
-                <w:rFonts w:ascii="Times New Roman" w:eastAsia="宋体" w:hAnsi="Times New Roman" w:cs="Times New Roman"/>
-                <w:sz w:val="22"/>
-              </w:rPr>
-            </w:pPr>
-            <w:r>
-              <w:rPr>
-                <w:rFonts w:ascii="Times New Roman" w:eastAsia="宋体" w:hAnsi="Times New Roman" w:cs="Times New Roman"/>
+                <w:rFonts w:ascii="Times New Roman" w:hAnsi="Times New Roman" w:cs="Times New Roman"/>
+                <w:sz w:val="22"/>
+              </w:rPr>
+            </w:pPr>
+            <w:r>
+              <w:rPr>
+                <w:rFonts w:ascii="Times New Roman" w:hAnsi="Times New Roman" w:cs="Times New Roman"/>
                 <w:sz w:val="22"/>
                 <w:lang w:bidi="ar"/>
               </w:rPr>
@@ -2049,15 +3299,16 @@
           </w:p>
           <w:p>
             <w:pPr>
+              <w:ind w:firstLine="440"/>
               <w:jc w:val="center"/>
               <w:rPr>
-                <w:rFonts w:ascii="Times New Roman" w:eastAsia="宋体" w:hAnsi="Times New Roman" w:cs="Times New Roman"/>
-                <w:sz w:val="22"/>
-              </w:rPr>
-            </w:pPr>
-            <w:r>
-              <w:rPr>
-                <w:rFonts w:ascii="Times New Roman" w:eastAsia="宋体" w:hAnsi="Times New Roman" w:cs="Times New Roman"/>
+                <w:rFonts w:ascii="Times New Roman" w:hAnsi="Times New Roman" w:cs="Times New Roman"/>
+                <w:sz w:val="22"/>
+              </w:rPr>
+            </w:pPr>
+            <w:r>
+              <w:rPr>
+                <w:rFonts w:ascii="Times New Roman" w:hAnsi="Times New Roman" w:cs="Times New Roman"/>
                 <w:sz w:val="22"/>
                 <w:lang w:bidi="ar"/>
               </w:rPr>
@@ -2077,15 +3328,16 @@
           </w:tcPr>
           <w:p>
             <w:pPr>
+              <w:ind w:firstLine="440"/>
               <w:jc w:val="center"/>
               <w:rPr>
-                <w:rFonts w:ascii="Times New Roman" w:eastAsia="宋体" w:hAnsi="Times New Roman" w:cs="Times New Roman"/>
-                <w:sz w:val="22"/>
-              </w:rPr>
-            </w:pPr>
-            <w:r>
-              <w:rPr>
-                <w:rFonts w:ascii="宋体" w:eastAsia="宋体" w:hAnsi="宋体" w:cs="宋体" w:hint="eastAsia"/>
+                <w:rFonts w:ascii="Times New Roman" w:hAnsi="Times New Roman" w:cs="Times New Roman"/>
+                <w:sz w:val="22"/>
+              </w:rPr>
+            </w:pPr>
+            <w:r>
+              <w:rPr>
+                <w:rFonts w:ascii="宋体" w:hAnsi="宋体" w:cs="宋体" w:hint="eastAsia"/>
                 <w:sz w:val="22"/>
                 <w:lang w:bidi="ar"/>
               </w:rPr>
@@ -2107,15 +3359,16 @@
           </w:tcPr>
           <w:p>
             <w:pPr>
+              <w:ind w:firstLine="440"/>
               <w:jc w:val="center"/>
               <w:rPr>
-                <w:rFonts w:ascii="Times New Roman" w:eastAsia="宋体" w:hAnsi="Times New Roman" w:cs="Times New Roman"/>
-                <w:sz w:val="22"/>
-              </w:rPr>
-            </w:pPr>
-            <w:r>
-              <w:rPr>
-                <w:rFonts w:ascii="Times New Roman" w:eastAsia="宋体" w:hAnsi="Times New Roman" w:cs="Times New Roman"/>
+                <w:rFonts w:ascii="Times New Roman" w:hAnsi="Times New Roman" w:cs="Times New Roman"/>
+                <w:sz w:val="22"/>
+              </w:rPr>
+            </w:pPr>
+            <w:r>
+              <w:rPr>
+                <w:rFonts w:ascii="Times New Roman" w:hAnsi="Times New Roman" w:cs="Times New Roman"/>
                 <w:sz w:val="22"/>
                 <w:lang w:bidi="ar"/>
               </w:rPr>
@@ -2124,15 +3377,16 @@
           </w:p>
           <w:p>
             <w:pPr>
+              <w:ind w:firstLine="440"/>
               <w:jc w:val="center"/>
               <w:rPr>
-                <w:rFonts w:ascii="Times New Roman" w:eastAsia="宋体" w:hAnsi="Times New Roman" w:cs="Times New Roman"/>
-                <w:sz w:val="22"/>
-              </w:rPr>
-            </w:pPr>
-            <w:r>
-              <w:rPr>
-                <w:rFonts w:ascii="Times New Roman" w:eastAsia="宋体" w:hAnsi="Times New Roman" w:cs="Times New Roman"/>
+                <w:rFonts w:ascii="Times New Roman" w:hAnsi="Times New Roman" w:cs="Times New Roman"/>
+                <w:sz w:val="22"/>
+              </w:rPr>
+            </w:pPr>
+            <w:r>
+              <w:rPr>
+                <w:rFonts w:ascii="Times New Roman" w:hAnsi="Times New Roman" w:cs="Times New Roman"/>
                 <w:sz w:val="22"/>
                 <w:lang w:bidi="ar"/>
               </w:rPr>
@@ -2152,15 +3406,16 @@
           </w:tcPr>
           <w:p>
             <w:pPr>
+              <w:ind w:firstLine="440"/>
               <w:jc w:val="center"/>
               <w:rPr>
-                <w:rFonts w:ascii="Times New Roman" w:eastAsia="宋体" w:hAnsi="Times New Roman" w:cs="Times New Roman"/>
-                <w:sz w:val="22"/>
-              </w:rPr>
-            </w:pPr>
-            <w:r>
-              <w:rPr>
-                <w:rFonts w:ascii="Times New Roman" w:eastAsia="宋体" w:hAnsi="Times New Roman" w:cs="Times New Roman"/>
+                <w:rFonts w:ascii="Times New Roman" w:hAnsi="Times New Roman" w:cs="Times New Roman"/>
+                <w:sz w:val="22"/>
+              </w:rPr>
+            </w:pPr>
+            <w:r>
+              <w:rPr>
+                <w:rFonts w:ascii="Times New Roman" w:hAnsi="Times New Roman" w:cs="Times New Roman"/>
                 <w:sz w:val="22"/>
                 <w:lang w:bidi="ar"/>
               </w:rPr>
@@ -2169,15 +3424,16 @@
           </w:p>
           <w:p>
             <w:pPr>
+              <w:ind w:firstLine="440"/>
               <w:jc w:val="center"/>
               <w:rPr>
-                <w:rFonts w:ascii="Times New Roman" w:eastAsia="宋体" w:hAnsi="Times New Roman" w:cs="Times New Roman"/>
-                <w:sz w:val="22"/>
-              </w:rPr>
-            </w:pPr>
-            <w:r>
-              <w:rPr>
-                <w:rFonts w:ascii="Times New Roman" w:eastAsia="宋体" w:hAnsi="Times New Roman" w:cs="Times New Roman"/>
+                <w:rFonts w:ascii="Times New Roman" w:hAnsi="Times New Roman" w:cs="Times New Roman"/>
+                <w:sz w:val="22"/>
+              </w:rPr>
+            </w:pPr>
+            <w:r>
+              <w:rPr>
+                <w:rFonts w:ascii="Times New Roman" w:hAnsi="Times New Roman" w:cs="Times New Roman"/>
                 <w:sz w:val="22"/>
                 <w:lang w:bidi="ar"/>
               </w:rPr>
@@ -2197,15 +3453,16 @@
           </w:tcPr>
           <w:p>
             <w:pPr>
+              <w:ind w:firstLine="440"/>
               <w:jc w:val="center"/>
               <w:rPr>
-                <w:rFonts w:ascii="Times New Roman" w:eastAsia="宋体" w:hAnsi="Times New Roman" w:cs="Times New Roman"/>
-                <w:sz w:val="22"/>
-              </w:rPr>
-            </w:pPr>
-            <w:r>
-              <w:rPr>
-                <w:rFonts w:ascii="宋体" w:eastAsia="宋体" w:hAnsi="宋体" w:cs="宋体" w:hint="eastAsia"/>
+                <w:rFonts w:ascii="Times New Roman" w:hAnsi="Times New Roman" w:cs="Times New Roman"/>
+                <w:sz w:val="22"/>
+              </w:rPr>
+            </w:pPr>
+            <w:r>
+              <w:rPr>
+                <w:rFonts w:ascii="宋体" w:hAnsi="宋体" w:cs="宋体" w:hint="eastAsia"/>
                 <w:sz w:val="22"/>
                 <w:lang w:bidi="ar"/>
               </w:rPr>
@@ -2214,7 +3471,7 @@
             <w:proofErr w:type="gramStart"/>
             <w:r>
               <w:rPr>
-                <w:rFonts w:ascii="宋体" w:eastAsia="宋体" w:hAnsi="宋体" w:cs="宋体" w:hint="eastAsia"/>
+                <w:rFonts w:ascii="宋体" w:hAnsi="宋体" w:cs="宋体" w:hint="eastAsia"/>
                 <w:sz w:val="22"/>
                 <w:lang w:bidi="ar"/>
               </w:rPr>
@@ -2237,15 +3494,16 @@
           </w:tcPr>
           <w:p>
             <w:pPr>
+              <w:ind w:firstLine="440"/>
               <w:jc w:val="center"/>
               <w:rPr>
-                <w:rFonts w:ascii="Times New Roman" w:eastAsia="宋体" w:hAnsi="Times New Roman" w:cs="Times New Roman"/>
-                <w:sz w:val="22"/>
-              </w:rPr>
-            </w:pPr>
-            <w:r>
-              <w:rPr>
-                <w:rFonts w:ascii="Times New Roman" w:eastAsia="宋体" w:hAnsi="Times New Roman" w:cs="Times New Roman"/>
+                <w:rFonts w:ascii="Times New Roman" w:hAnsi="Times New Roman" w:cs="Times New Roman"/>
+                <w:sz w:val="22"/>
+              </w:rPr>
+            </w:pPr>
+            <w:r>
+              <w:rPr>
+                <w:rFonts w:ascii="Times New Roman" w:hAnsi="Times New Roman" w:cs="Times New Roman"/>
                 <w:sz w:val="22"/>
                 <w:lang w:bidi="ar"/>
               </w:rPr>
@@ -2254,15 +3512,16 @@
           </w:p>
           <w:p>
             <w:pPr>
+              <w:ind w:firstLine="440"/>
               <w:jc w:val="center"/>
               <w:rPr>
-                <w:rFonts w:ascii="Times New Roman" w:eastAsia="宋体" w:hAnsi="Times New Roman" w:cs="Times New Roman"/>
-                <w:sz w:val="22"/>
-              </w:rPr>
-            </w:pPr>
-            <w:r>
-              <w:rPr>
-                <w:rFonts w:ascii="Times New Roman" w:eastAsia="宋体" w:hAnsi="Times New Roman" w:cs="Times New Roman"/>
+                <w:rFonts w:ascii="Times New Roman" w:hAnsi="Times New Roman" w:cs="Times New Roman"/>
+                <w:sz w:val="22"/>
+              </w:rPr>
+            </w:pPr>
+            <w:r>
+              <w:rPr>
+                <w:rFonts w:ascii="Times New Roman" w:hAnsi="Times New Roman" w:cs="Times New Roman"/>
                 <w:sz w:val="22"/>
                 <w:lang w:bidi="ar"/>
               </w:rPr>
@@ -2282,15 +3541,16 @@
           </w:tcPr>
           <w:p>
             <w:pPr>
+              <w:ind w:firstLine="440"/>
               <w:jc w:val="center"/>
               <w:rPr>
-                <w:rFonts w:ascii="Times New Roman" w:eastAsia="宋体" w:hAnsi="Times New Roman" w:cs="Times New Roman"/>
-                <w:sz w:val="22"/>
-              </w:rPr>
-            </w:pPr>
-            <w:r>
-              <w:rPr>
-                <w:rFonts w:ascii="Times New Roman" w:eastAsia="宋体" w:hAnsi="Times New Roman" w:cs="Times New Roman"/>
+                <w:rFonts w:ascii="Times New Roman" w:hAnsi="Times New Roman" w:cs="Times New Roman"/>
+                <w:sz w:val="22"/>
+              </w:rPr>
+            </w:pPr>
+            <w:r>
+              <w:rPr>
+                <w:rFonts w:ascii="Times New Roman" w:hAnsi="Times New Roman" w:cs="Times New Roman"/>
                 <w:sz w:val="22"/>
                 <w:lang w:bidi="ar"/>
               </w:rPr>
@@ -2299,15 +3559,16 @@
           </w:p>
           <w:p>
             <w:pPr>
+              <w:ind w:firstLine="440"/>
               <w:jc w:val="center"/>
               <w:rPr>
-                <w:rFonts w:ascii="Times New Roman" w:eastAsia="宋体" w:hAnsi="Times New Roman" w:cs="Times New Roman"/>
-                <w:sz w:val="22"/>
-              </w:rPr>
-            </w:pPr>
-            <w:r>
-              <w:rPr>
-                <w:rFonts w:ascii="Times New Roman" w:eastAsia="宋体" w:hAnsi="Times New Roman" w:cs="Times New Roman"/>
+                <w:rFonts w:ascii="Times New Roman" w:hAnsi="Times New Roman" w:cs="Times New Roman"/>
+                <w:sz w:val="22"/>
+              </w:rPr>
+            </w:pPr>
+            <w:r>
+              <w:rPr>
+                <w:rFonts w:ascii="Times New Roman" w:hAnsi="Times New Roman" w:cs="Times New Roman"/>
                 <w:sz w:val="22"/>
                 <w:lang w:bidi="ar"/>
               </w:rPr>
@@ -2327,15 +3588,16 @@
           </w:tcPr>
           <w:p>
             <w:pPr>
+              <w:ind w:firstLine="440"/>
               <w:jc w:val="center"/>
               <w:rPr>
-                <w:rFonts w:ascii="Times New Roman" w:eastAsia="宋体" w:hAnsi="Times New Roman" w:cs="Times New Roman"/>
-                <w:sz w:val="22"/>
-              </w:rPr>
-            </w:pPr>
-            <w:r>
-              <w:rPr>
-                <w:rFonts w:ascii="宋体" w:eastAsia="宋体" w:hAnsi="宋体" w:cs="宋体" w:hint="eastAsia"/>
+                <w:rFonts w:ascii="Times New Roman" w:hAnsi="Times New Roman" w:cs="Times New Roman"/>
+                <w:sz w:val="22"/>
+              </w:rPr>
+            </w:pPr>
+            <w:r>
+              <w:rPr>
+                <w:rFonts w:ascii="宋体" w:hAnsi="宋体" w:cs="宋体" w:hint="eastAsia"/>
                 <w:sz w:val="22"/>
                 <w:lang w:bidi="ar"/>
               </w:rPr>
@@ -2357,15 +3619,16 @@
           </w:tcPr>
           <w:p>
             <w:pPr>
+              <w:ind w:firstLine="440"/>
               <w:jc w:val="center"/>
               <w:rPr>
-                <w:rFonts w:ascii="Times New Roman" w:eastAsia="宋体" w:hAnsi="Times New Roman" w:cs="Times New Roman"/>
-                <w:sz w:val="22"/>
-              </w:rPr>
-            </w:pPr>
-            <w:r>
-              <w:rPr>
-                <w:rFonts w:ascii="Times New Roman" w:eastAsia="宋体" w:hAnsi="Times New Roman" w:cs="Times New Roman"/>
+                <w:rFonts w:ascii="Times New Roman" w:hAnsi="Times New Roman" w:cs="Times New Roman"/>
+                <w:sz w:val="22"/>
+              </w:rPr>
+            </w:pPr>
+            <w:r>
+              <w:rPr>
+                <w:rFonts w:ascii="Times New Roman" w:hAnsi="Times New Roman" w:cs="Times New Roman"/>
                 <w:sz w:val="22"/>
                 <w:lang w:bidi="ar"/>
               </w:rPr>
@@ -2374,15 +3637,16 @@
           </w:p>
           <w:p>
             <w:pPr>
+              <w:ind w:firstLine="440"/>
               <w:jc w:val="center"/>
               <w:rPr>
-                <w:rFonts w:ascii="Times New Roman" w:eastAsia="宋体" w:hAnsi="Times New Roman" w:cs="Times New Roman"/>
-                <w:sz w:val="22"/>
-              </w:rPr>
-            </w:pPr>
-            <w:r>
-              <w:rPr>
-                <w:rFonts w:ascii="Times New Roman" w:eastAsia="宋体" w:hAnsi="Times New Roman" w:cs="Times New Roman"/>
+                <w:rFonts w:ascii="Times New Roman" w:hAnsi="Times New Roman" w:cs="Times New Roman"/>
+                <w:sz w:val="22"/>
+              </w:rPr>
+            </w:pPr>
+            <w:r>
+              <w:rPr>
+                <w:rFonts w:ascii="Times New Roman" w:hAnsi="Times New Roman" w:cs="Times New Roman"/>
                 <w:sz w:val="22"/>
                 <w:lang w:bidi="ar"/>
               </w:rPr>
@@ -2402,15 +3666,16 @@
           </w:tcPr>
           <w:p>
             <w:pPr>
+              <w:ind w:firstLine="440"/>
               <w:jc w:val="center"/>
               <w:rPr>
-                <w:rFonts w:ascii="Times New Roman" w:eastAsia="宋体" w:hAnsi="Times New Roman" w:cs="Times New Roman"/>
-                <w:sz w:val="22"/>
-              </w:rPr>
-            </w:pPr>
-            <w:r>
-              <w:rPr>
-                <w:rFonts w:ascii="Times New Roman" w:eastAsia="宋体" w:hAnsi="Times New Roman" w:cs="Times New Roman"/>
+                <w:rFonts w:ascii="Times New Roman" w:hAnsi="Times New Roman" w:cs="Times New Roman"/>
+                <w:sz w:val="22"/>
+              </w:rPr>
+            </w:pPr>
+            <w:r>
+              <w:rPr>
+                <w:rFonts w:ascii="Times New Roman" w:hAnsi="Times New Roman" w:cs="Times New Roman"/>
                 <w:sz w:val="22"/>
                 <w:lang w:bidi="ar"/>
               </w:rPr>
@@ -2419,15 +3684,16 @@
           </w:p>
           <w:p>
             <w:pPr>
+              <w:ind w:firstLine="440"/>
               <w:jc w:val="center"/>
               <w:rPr>
-                <w:rFonts w:ascii="Times New Roman" w:eastAsia="宋体" w:hAnsi="Times New Roman" w:cs="Times New Roman"/>
-                <w:sz w:val="22"/>
-              </w:rPr>
-            </w:pPr>
-            <w:r>
-              <w:rPr>
-                <w:rFonts w:ascii="Times New Roman" w:eastAsia="宋体" w:hAnsi="Times New Roman" w:cs="Times New Roman"/>
+                <w:rFonts w:ascii="Times New Roman" w:hAnsi="Times New Roman" w:cs="Times New Roman"/>
+                <w:sz w:val="22"/>
+              </w:rPr>
+            </w:pPr>
+            <w:r>
+              <w:rPr>
+                <w:rFonts w:ascii="Times New Roman" w:hAnsi="Times New Roman" w:cs="Times New Roman"/>
                 <w:sz w:val="22"/>
                 <w:lang w:bidi="ar"/>
               </w:rPr>
@@ -2447,15 +3713,16 @@
           </w:tcPr>
           <w:p>
             <w:pPr>
+              <w:ind w:firstLine="440"/>
               <w:jc w:val="center"/>
               <w:rPr>
-                <w:rFonts w:ascii="Times New Roman" w:eastAsia="宋体" w:hAnsi="Times New Roman" w:cs="Times New Roman"/>
-                <w:sz w:val="22"/>
-              </w:rPr>
-            </w:pPr>
-            <w:r>
-              <w:rPr>
-                <w:rFonts w:ascii="宋体" w:eastAsia="宋体" w:hAnsi="宋体" w:cs="宋体" w:hint="eastAsia"/>
+                <w:rFonts w:ascii="Times New Roman" w:hAnsi="Times New Roman" w:cs="Times New Roman"/>
+                <w:sz w:val="22"/>
+              </w:rPr>
+            </w:pPr>
+            <w:r>
+              <w:rPr>
+                <w:rFonts w:ascii="宋体" w:hAnsi="宋体" w:cs="宋体" w:hint="eastAsia"/>
                 <w:sz w:val="22"/>
                 <w:lang w:bidi="ar"/>
               </w:rPr>
@@ -2477,15 +3744,16 @@
           </w:tcPr>
           <w:p>
             <w:pPr>
+              <w:ind w:firstLine="440"/>
               <w:jc w:val="center"/>
               <w:rPr>
-                <w:rFonts w:ascii="Times New Roman" w:eastAsia="宋体" w:hAnsi="Times New Roman" w:cs="Times New Roman"/>
-                <w:sz w:val="22"/>
-              </w:rPr>
-            </w:pPr>
-            <w:r>
-              <w:rPr>
-                <w:rFonts w:ascii="Times New Roman" w:eastAsia="宋体" w:hAnsi="Times New Roman" w:cs="Times New Roman"/>
+                <w:rFonts w:ascii="Times New Roman" w:hAnsi="Times New Roman" w:cs="Times New Roman"/>
+                <w:sz w:val="22"/>
+              </w:rPr>
+            </w:pPr>
+            <w:r>
+              <w:rPr>
+                <w:rFonts w:ascii="Times New Roman" w:hAnsi="Times New Roman" w:cs="Times New Roman"/>
                 <w:sz w:val="22"/>
                 <w:lang w:bidi="ar"/>
               </w:rPr>
@@ -2494,15 +3762,16 @@
           </w:p>
           <w:p>
             <w:pPr>
+              <w:ind w:firstLine="440"/>
               <w:jc w:val="center"/>
               <w:rPr>
-                <w:rFonts w:ascii="Times New Roman" w:eastAsia="宋体" w:hAnsi="Times New Roman" w:cs="Times New Roman"/>
-                <w:sz w:val="22"/>
-              </w:rPr>
-            </w:pPr>
-            <w:r>
-              <w:rPr>
-                <w:rFonts w:ascii="Times New Roman" w:eastAsia="宋体" w:hAnsi="Times New Roman" w:cs="Times New Roman"/>
+                <w:rFonts w:ascii="Times New Roman" w:hAnsi="Times New Roman" w:cs="Times New Roman"/>
+                <w:sz w:val="22"/>
+              </w:rPr>
+            </w:pPr>
+            <w:r>
+              <w:rPr>
+                <w:rFonts w:ascii="Times New Roman" w:hAnsi="Times New Roman" w:cs="Times New Roman"/>
                 <w:sz w:val="22"/>
                 <w:lang w:bidi="ar"/>
               </w:rPr>
@@ -2522,15 +3791,16 @@
           </w:tcPr>
           <w:p>
             <w:pPr>
+              <w:ind w:firstLine="440"/>
               <w:jc w:val="center"/>
               <w:rPr>
-                <w:rFonts w:ascii="Times New Roman" w:eastAsia="宋体" w:hAnsi="Times New Roman" w:cs="Times New Roman"/>
-                <w:sz w:val="22"/>
-              </w:rPr>
-            </w:pPr>
-            <w:r>
-              <w:rPr>
-                <w:rFonts w:ascii="Times New Roman" w:eastAsia="宋体" w:hAnsi="Times New Roman" w:cs="Times New Roman"/>
+                <w:rFonts w:ascii="Times New Roman" w:hAnsi="Times New Roman" w:cs="Times New Roman"/>
+                <w:sz w:val="22"/>
+              </w:rPr>
+            </w:pPr>
+            <w:r>
+              <w:rPr>
+                <w:rFonts w:ascii="Times New Roman" w:hAnsi="Times New Roman" w:cs="Times New Roman"/>
                 <w:sz w:val="22"/>
                 <w:lang w:bidi="ar"/>
               </w:rPr>
@@ -2539,15 +3809,16 @@
           </w:p>
           <w:p>
             <w:pPr>
+              <w:ind w:firstLine="440"/>
               <w:jc w:val="center"/>
               <w:rPr>
-                <w:rFonts w:ascii="Times New Roman" w:eastAsia="宋体" w:hAnsi="Times New Roman" w:cs="Times New Roman"/>
-                <w:sz w:val="22"/>
-              </w:rPr>
-            </w:pPr>
-            <w:r>
-              <w:rPr>
-                <w:rFonts w:ascii="Times New Roman" w:eastAsia="宋体" w:hAnsi="Times New Roman" w:cs="Times New Roman"/>
+                <w:rFonts w:ascii="Times New Roman" w:hAnsi="Times New Roman" w:cs="Times New Roman"/>
+                <w:sz w:val="22"/>
+              </w:rPr>
+            </w:pPr>
+            <w:r>
+              <w:rPr>
+                <w:rFonts w:ascii="Times New Roman" w:hAnsi="Times New Roman" w:cs="Times New Roman"/>
                 <w:sz w:val="22"/>
                 <w:lang w:bidi="ar"/>
               </w:rPr>
@@ -2567,15 +3838,16 @@
           </w:tcPr>
           <w:p>
             <w:pPr>
+              <w:ind w:firstLine="440"/>
               <w:jc w:val="center"/>
               <w:rPr>
-                <w:rFonts w:ascii="Times New Roman" w:eastAsia="宋体" w:hAnsi="Times New Roman" w:cs="Times New Roman"/>
-                <w:sz w:val="22"/>
-              </w:rPr>
-            </w:pPr>
-            <w:r>
-              <w:rPr>
-                <w:rFonts w:ascii="宋体" w:eastAsia="宋体" w:hAnsi="宋体" w:cs="宋体" w:hint="eastAsia"/>
+                <w:rFonts w:ascii="Times New Roman" w:hAnsi="Times New Roman" w:cs="Times New Roman"/>
+                <w:sz w:val="22"/>
+              </w:rPr>
+            </w:pPr>
+            <w:r>
+              <w:rPr>
+                <w:rFonts w:ascii="宋体" w:hAnsi="宋体" w:cs="宋体" w:hint="eastAsia"/>
                 <w:sz w:val="22"/>
                 <w:lang w:bidi="ar"/>
               </w:rPr>
@@ -2583,7 +3855,7 @@
             </w:r>
             <w:r>
               <w:rPr>
-                <w:rFonts w:ascii="Times New Roman" w:eastAsia="宋体" w:hAnsi="Times New Roman" w:cs="Times New Roman"/>
+                <w:rFonts w:ascii="Times New Roman" w:hAnsi="Times New Roman" w:cs="Times New Roman"/>
                 <w:sz w:val="22"/>
                 <w:lang w:bidi="ar"/>
               </w:rPr>
@@ -2605,15 +3877,16 @@
           </w:tcPr>
           <w:p>
             <w:pPr>
+              <w:ind w:firstLine="440"/>
               <w:jc w:val="center"/>
               <w:rPr>
-                <w:rFonts w:ascii="Times New Roman" w:eastAsia="宋体" w:hAnsi="Times New Roman" w:cs="Times New Roman"/>
-                <w:sz w:val="22"/>
-              </w:rPr>
-            </w:pPr>
-            <w:r>
-              <w:rPr>
-                <w:rFonts w:ascii="Times New Roman" w:eastAsia="宋体" w:hAnsi="Times New Roman" w:cs="Times New Roman"/>
+                <w:rFonts w:ascii="Times New Roman" w:hAnsi="Times New Roman" w:cs="Times New Roman"/>
+                <w:sz w:val="22"/>
+              </w:rPr>
+            </w:pPr>
+            <w:r>
+              <w:rPr>
+                <w:rFonts w:ascii="Times New Roman" w:hAnsi="Times New Roman" w:cs="Times New Roman"/>
                 <w:sz w:val="22"/>
                 <w:lang w:bidi="ar"/>
               </w:rPr>
@@ -2622,19 +3895,19 @@
           </w:p>
           <w:p>
             <w:pPr>
+              <w:ind w:firstLine="440"/>
               <w:jc w:val="center"/>
               <w:rPr>
-                <w:rFonts w:ascii="Times New Roman" w:eastAsia="宋体" w:hAnsi="Times New Roman" w:cs="Times New Roman"/>
-                <w:sz w:val="22"/>
-              </w:rPr>
-            </w:pPr>
-            <w:r>
-              <w:rPr>
-                <w:rFonts w:ascii="Times New Roman" w:eastAsia="宋体" w:hAnsi="Times New Roman" w:cs="Times New Roman"/>
-                <w:sz w:val="22"/>
-                <w:lang w:bidi="ar"/>
-              </w:rPr>
-              <w:lastRenderedPageBreak/>
+                <w:rFonts w:ascii="Times New Roman" w:hAnsi="Times New Roman" w:cs="Times New Roman"/>
+                <w:sz w:val="22"/>
+              </w:rPr>
+            </w:pPr>
+            <w:r>
+              <w:rPr>
+                <w:rFonts w:ascii="Times New Roman" w:hAnsi="Times New Roman" w:cs="Times New Roman"/>
+                <w:sz w:val="22"/>
+                <w:lang w:bidi="ar"/>
+              </w:rPr>
               <w:t>0x9E 0x1A 0x1B 0xAA</w:t>
             </w:r>
           </w:p>
@@ -2651,37 +3924,37 @@
           </w:tcPr>
           <w:p>
             <w:pPr>
+              <w:ind w:firstLine="440"/>
               <w:jc w:val="center"/>
               <w:rPr>
-                <w:rFonts w:ascii="Times New Roman" w:eastAsia="宋体" w:hAnsi="Times New Roman" w:cs="Times New Roman"/>
-                <w:sz w:val="22"/>
-              </w:rPr>
-            </w:pPr>
-            <w:r>
-              <w:rPr>
-                <w:rFonts w:ascii="Times New Roman" w:eastAsia="宋体" w:hAnsi="Times New Roman" w:cs="Times New Roman"/>
-                <w:sz w:val="22"/>
-                <w:lang w:bidi="ar"/>
-              </w:rPr>
-              <w:lastRenderedPageBreak/>
+                <w:rFonts w:ascii="Times New Roman" w:hAnsi="Times New Roman" w:cs="Times New Roman"/>
+                <w:sz w:val="22"/>
+              </w:rPr>
+            </w:pPr>
+            <w:r>
+              <w:rPr>
+                <w:rFonts w:ascii="Times New Roman" w:hAnsi="Times New Roman" w:cs="Times New Roman"/>
+                <w:sz w:val="22"/>
+                <w:lang w:bidi="ar"/>
+              </w:rPr>
               <w:t>0x50 0x06 0xA5 0x08 0x23 0x00</w:t>
             </w:r>
           </w:p>
           <w:p>
             <w:pPr>
+              <w:ind w:firstLine="440"/>
               <w:jc w:val="center"/>
               <w:rPr>
-                <w:rFonts w:ascii="Times New Roman" w:eastAsia="宋体" w:hAnsi="Times New Roman" w:cs="Times New Roman"/>
-                <w:sz w:val="22"/>
-              </w:rPr>
-            </w:pPr>
-            <w:r>
-              <w:rPr>
-                <w:rFonts w:ascii="Times New Roman" w:eastAsia="宋体" w:hAnsi="Times New Roman" w:cs="Times New Roman"/>
-                <w:sz w:val="22"/>
-                <w:lang w:bidi="ar"/>
-              </w:rPr>
-              <w:lastRenderedPageBreak/>
+                <w:rFonts w:ascii="Times New Roman" w:hAnsi="Times New Roman" w:cs="Times New Roman"/>
+                <w:sz w:val="22"/>
+              </w:rPr>
+            </w:pPr>
+            <w:r>
+              <w:rPr>
+                <w:rFonts w:ascii="Times New Roman" w:hAnsi="Times New Roman" w:cs="Times New Roman"/>
+                <w:sz w:val="22"/>
+                <w:lang w:bidi="ar"/>
+              </w:rPr>
               <w:t>0x9E 0x1A 0x1B 0xAA 0x98 0x92</w:t>
             </w:r>
           </w:p>
@@ -2698,28 +3971,27 @@
           </w:tcPr>
           <w:p>
             <w:pPr>
+              <w:ind w:firstLine="440"/>
               <w:jc w:val="center"/>
               <w:rPr>
-                <w:rFonts w:ascii="Times New Roman" w:eastAsia="宋体" w:hAnsi="Times New Roman" w:cs="Times New Roman"/>
-                <w:sz w:val="22"/>
-              </w:rPr>
-            </w:pPr>
-            <w:r>
-              <w:rPr>
-                <w:rFonts w:ascii="宋体" w:eastAsia="宋体" w:hAnsi="宋体" w:cs="宋体" w:hint="eastAsia"/>
-                <w:sz w:val="22"/>
-                <w:lang w:bidi="ar"/>
-              </w:rPr>
-              <w:lastRenderedPageBreak/>
+                <w:rFonts w:ascii="Times New Roman" w:hAnsi="Times New Roman" w:cs="Times New Roman"/>
+                <w:sz w:val="22"/>
+              </w:rPr>
+            </w:pPr>
+            <w:r>
+              <w:rPr>
+                <w:rFonts w:ascii="宋体" w:hAnsi="宋体" w:cs="宋体" w:hint="eastAsia"/>
+                <w:sz w:val="22"/>
+                <w:lang w:bidi="ar"/>
+              </w:rPr>
               <w:t>发送当前耕深：</w:t>
             </w:r>
             <w:r>
               <w:rPr>
-                <w:rFonts w:ascii="Times New Roman" w:eastAsia="宋体" w:hAnsi="Times New Roman" w:cs="Times New Roman"/>
-                <w:sz w:val="22"/>
-                <w:lang w:bidi="ar"/>
-              </w:rPr>
-              <w:lastRenderedPageBreak/>
+                <w:rFonts w:ascii="Times New Roman" w:hAnsi="Times New Roman" w:cs="Times New Roman"/>
+                <w:sz w:val="22"/>
+                <w:lang w:bidi="ar"/>
+              </w:rPr>
               <w:t>158mm</w:t>
             </w:r>
           </w:p>
@@ -2741,6 +4013,7 @@
             <w:pPr>
               <w:pStyle w:val="a7"/>
               <w:spacing w:before="0" w:beforeAutospacing="0" w:after="0" w:afterAutospacing="0"/>
+              <w:ind w:firstLine="480"/>
               <w:jc w:val="center"/>
               <w:rPr>
                 <w:rFonts w:ascii="Arial" w:hAnsi="Arial" w:cs="Arial"/>
@@ -2754,15 +4027,15 @@
                 <w:color w:val="000000" w:themeColor="text1"/>
                 <w:kern w:val="2"/>
               </w:rPr>
-              <w:lastRenderedPageBreak/>
               <w:t>0xA5 0x09 0x24 0x01</w:t>
             </w:r>
           </w:p>
           <w:p>
             <w:pPr>
+              <w:ind w:firstLine="480"/>
               <w:jc w:val="center"/>
               <w:rPr>
-                <w:rFonts w:ascii="Times New Roman" w:eastAsia="宋体" w:hAnsi="Times New Roman" w:cs="Times New Roman"/>
+                <w:rFonts w:ascii="Times New Roman" w:hAnsi="Times New Roman" w:cs="Times New Roman"/>
                 <w:sz w:val="22"/>
                 <w:lang w:bidi="ar"/>
               </w:rPr>
@@ -2791,6 +4064,7 @@
             <w:pPr>
               <w:pStyle w:val="a7"/>
               <w:spacing w:before="0" w:beforeAutospacing="0" w:after="0" w:afterAutospacing="0"/>
+              <w:ind w:firstLine="480"/>
               <w:jc w:val="center"/>
               <w:rPr>
                 <w:rFonts w:ascii="Arial" w:hAnsi="Arial" w:cs="Arial"/>
@@ -2809,9 +4083,10 @@
           </w:p>
           <w:p>
             <w:pPr>
+              <w:ind w:firstLine="480"/>
               <w:jc w:val="center"/>
               <w:rPr>
-                <w:rFonts w:ascii="Times New Roman" w:eastAsia="宋体" w:hAnsi="Times New Roman" w:cs="Times New Roman"/>
+                <w:rFonts w:ascii="Times New Roman" w:hAnsi="Times New Roman" w:cs="Times New Roman"/>
                 <w:sz w:val="22"/>
                 <w:lang w:bidi="ar"/>
               </w:rPr>
@@ -2838,9 +4113,10 @@
           </w:tcPr>
           <w:p>
             <w:pPr>
+              <w:ind w:firstLine="480"/>
               <w:jc w:val="center"/>
               <w:rPr>
-                <w:rFonts w:ascii="宋体" w:eastAsia="宋体" w:hAnsi="宋体" w:cs="宋体" w:hint="eastAsia"/>
+                <w:rFonts w:ascii="宋体" w:hAnsi="宋体" w:cs="宋体" w:hint="eastAsia"/>
                 <w:sz w:val="22"/>
                 <w:lang w:bidi="ar"/>
               </w:rPr>
@@ -2892,6 +4168,7 @@
             <w:pPr>
               <w:pStyle w:val="a7"/>
               <w:spacing w:before="0" w:beforeAutospacing="0" w:after="0" w:afterAutospacing="0"/>
+              <w:ind w:firstLine="480"/>
               <w:jc w:val="center"/>
               <w:rPr>
                 <w:rFonts w:ascii="Arial" w:hAnsi="Arial" w:cs="Arial"/>
@@ -2910,9 +4187,10 @@
           </w:p>
           <w:p>
             <w:pPr>
+              <w:ind w:firstLine="480"/>
               <w:jc w:val="center"/>
               <w:rPr>
-                <w:rFonts w:ascii="Times New Roman" w:eastAsia="宋体" w:hAnsi="Times New Roman" w:cs="Times New Roman"/>
+                <w:rFonts w:ascii="Times New Roman" w:hAnsi="Times New Roman" w:cs="Times New Roman"/>
                 <w:sz w:val="22"/>
                 <w:lang w:bidi="ar"/>
               </w:rPr>
@@ -2922,6 +4200,7 @@
                 <w:rFonts w:ascii="Times New Roman" w:hAnsi="Times New Roman" w:cs="Times New Roman"/>
                 <w:color w:val="000000" w:themeColor="text1"/>
               </w:rPr>
+              <w:lastRenderedPageBreak/>
               <w:t xml:space="preserve">0x9E 0x64 0x27 0xAA </w:t>
             </w:r>
             <w:proofErr w:type="spellStart"/>
@@ -2950,6 +4229,7 @@
             <w:pPr>
               <w:pStyle w:val="a7"/>
               <w:spacing w:before="0" w:beforeAutospacing="0" w:after="0" w:afterAutospacing="0"/>
+              <w:ind w:firstLine="480"/>
               <w:jc w:val="center"/>
               <w:rPr>
                 <w:rFonts w:ascii="Arial" w:hAnsi="Arial" w:cs="Arial"/>
@@ -2963,14 +4243,16 @@
                 <w:color w:val="000000" w:themeColor="text1"/>
                 <w:kern w:val="2"/>
               </w:rPr>
+              <w:lastRenderedPageBreak/>
               <w:t>0x50 0x06 0xA5 0x09 0x24 0x00</w:t>
             </w:r>
           </w:p>
           <w:p>
             <w:pPr>
+              <w:ind w:firstLine="480"/>
               <w:jc w:val="center"/>
               <w:rPr>
-                <w:rFonts w:ascii="Times New Roman" w:eastAsia="宋体" w:hAnsi="Times New Roman" w:cs="Times New Roman"/>
+                <w:rFonts w:ascii="Times New Roman" w:hAnsi="Times New Roman" w:cs="Times New Roman"/>
                 <w:sz w:val="22"/>
                 <w:lang w:bidi="ar"/>
               </w:rPr>
@@ -2980,6 +4262,7 @@
                 <w:rFonts w:ascii="Times New Roman" w:hAnsi="Times New Roman" w:cs="Times New Roman"/>
                 <w:color w:val="000000" w:themeColor="text1"/>
               </w:rPr>
+              <w:lastRenderedPageBreak/>
               <w:t xml:space="preserve">0x9E 0x64 0x27 0xAA </w:t>
             </w:r>
             <w:proofErr w:type="spellStart"/>
@@ -3013,9 +4296,10 @@
           </w:tcPr>
           <w:p>
             <w:pPr>
+              <w:ind w:firstLine="480"/>
               <w:jc w:val="center"/>
               <w:rPr>
-                <w:rFonts w:ascii="宋体" w:eastAsia="宋体" w:hAnsi="宋体" w:cs="宋体" w:hint="eastAsia"/>
+                <w:rFonts w:ascii="宋体" w:hAnsi="宋体" w:cs="宋体" w:hint="eastAsia"/>
                 <w:sz w:val="22"/>
                 <w:lang w:bidi="ar"/>
               </w:rPr>
@@ -3025,6 +4309,7 @@
                 <w:rFonts w:ascii="Times New Roman" w:cs="Arial" w:hint="eastAsia"/>
                 <w:color w:val="000000" w:themeColor="text1"/>
               </w:rPr>
+              <w:lastRenderedPageBreak/>
               <w:t>发送当前耕深：</w:t>
             </w:r>
             <w:r>
@@ -3039,20 +4324,3234 @@
                 <w:rFonts w:ascii="Times New Roman" w:cs="Arial" w:hint="eastAsia"/>
                 <w:color w:val="000000" w:themeColor="text1"/>
               </w:rPr>
-              <w:t>，深度稳定性：</w:t>
-            </w:r>
-            <w:r>
-              <w:rPr>
-                <w:rFonts w:ascii="Times New Roman" w:hAnsi="Times New Roman" w:cs="Times New Roman"/>
+              <w:t>，深</w:t>
+            </w:r>
+            <w:r>
+              <w:rPr>
+                <w:rFonts w:ascii="Times New Roman" w:cs="Arial" w:hint="eastAsia"/>
                 <w:color w:val="000000" w:themeColor="text1"/>
               </w:rPr>
+              <w:lastRenderedPageBreak/>
+              <w:t>度稳定性：</w:t>
+            </w:r>
+            <w:r>
+              <w:rPr>
+                <w:rFonts w:ascii="Times New Roman" w:hAnsi="Times New Roman" w:cs="Times New Roman"/>
+                <w:color w:val="000000" w:themeColor="text1"/>
+              </w:rPr>
               <w:t>50%</w:t>
+            </w:r>
+          </w:p>
+        </w:tc>
+      </w:tr>
+      <w:tr>
+        <w:tc>
+          <w:tcPr>
+            <w:tcW w:w="1495" w:type="pct"/>
+            <w:tcBorders>
+              <w:top w:val="single" w:sz="4" w:space="0" w:color="auto"/>
+              <w:left w:val="single" w:sz="4" w:space="0" w:color="auto"/>
+              <w:bottom w:val="single" w:sz="4" w:space="0" w:color="auto"/>
+              <w:right w:val="single" w:sz="4" w:space="0" w:color="auto"/>
+            </w:tcBorders>
+            <w:vAlign w:val="center"/>
+          </w:tcPr>
+          <w:p>
+            <w:pPr>
+              <w:pStyle w:val="a7"/>
+              <w:spacing w:before="0" w:beforeAutospacing="0" w:after="0" w:afterAutospacing="0"/>
+              <w:ind w:firstLine="480"/>
+              <w:jc w:val="center"/>
+              <w:rPr>
+                <w:rFonts w:ascii="Times New Roman" w:hAnsi="Times New Roman" w:cs="Times New Roman"/>
+                <w:color w:val="000000" w:themeColor="text1"/>
+                <w:kern w:val="2"/>
+              </w:rPr>
+            </w:pPr>
+            <w:r>
+              <w:rPr>
+                <w:rFonts w:ascii="Times New Roman" w:hAnsi="Times New Roman" w:cs="Times New Roman"/>
+                <w:color w:val="000000" w:themeColor="text1"/>
+                <w:kern w:val="2"/>
+              </w:rPr>
+              <w:lastRenderedPageBreak/>
+              <w:t>0xA5 0x06 0xA5 0x08 0x25 0x00 0x32 0xFA 0x67 0xAA</w:t>
+            </w:r>
+          </w:p>
+        </w:tc>
+        <w:tc>
+          <w:tcPr>
+            <w:tcW w:w="2254" w:type="pct"/>
+            <w:tcBorders>
+              <w:top w:val="single" w:sz="4" w:space="0" w:color="auto"/>
+              <w:left w:val="nil"/>
+              <w:bottom w:val="single" w:sz="4" w:space="0" w:color="auto"/>
+              <w:right w:val="single" w:sz="4" w:space="0" w:color="auto"/>
+            </w:tcBorders>
+            <w:vAlign w:val="center"/>
+          </w:tcPr>
+          <w:p>
+            <w:pPr>
+              <w:pStyle w:val="a7"/>
+              <w:spacing w:before="0" w:beforeAutospacing="0" w:after="0" w:afterAutospacing="0"/>
+              <w:ind w:firstLine="480"/>
+              <w:jc w:val="center"/>
+              <w:rPr>
+                <w:rFonts w:ascii="Times New Roman" w:hAnsi="Times New Roman" w:cs="Times New Roman"/>
+                <w:color w:val="000000" w:themeColor="text1"/>
+                <w:kern w:val="2"/>
+              </w:rPr>
+            </w:pPr>
+            <w:r>
+              <w:rPr>
+                <w:rFonts w:ascii="Times New Roman" w:hAnsi="Times New Roman" w:cs="Times New Roman"/>
+                <w:color w:val="000000" w:themeColor="text1"/>
+                <w:kern w:val="2"/>
+              </w:rPr>
+              <w:t>0xA5 0x06 0xA5 0x08 0x25 0x00 0x32 0xFA 0x67 0xAA 0x8D 0x41</w:t>
+            </w:r>
+          </w:p>
+        </w:tc>
+        <w:tc>
+          <w:tcPr>
+            <w:tcW w:w="1251" w:type="pct"/>
+            <w:tcBorders>
+              <w:top w:val="single" w:sz="4" w:space="0" w:color="auto"/>
+              <w:left w:val="nil"/>
+              <w:bottom w:val="single" w:sz="4" w:space="0" w:color="auto"/>
+              <w:right w:val="single" w:sz="4" w:space="0" w:color="auto"/>
+            </w:tcBorders>
+            <w:vAlign w:val="center"/>
+          </w:tcPr>
+          <w:p>
+            <w:pPr>
+              <w:ind w:firstLine="480"/>
+              <w:jc w:val="center"/>
+              <w:rPr>
+                <w:rFonts w:ascii="Times New Roman" w:cs="Arial"/>
+                <w:color w:val="000000" w:themeColor="text1"/>
+              </w:rPr>
+            </w:pPr>
+            <w:r>
+              <w:rPr>
+                <w:rFonts w:ascii="Times New Roman" w:cs="Arial" w:hint="eastAsia"/>
+                <w:color w:val="000000" w:themeColor="text1"/>
+              </w:rPr>
+              <w:t>发送三点悬挂高度：</w:t>
+            </w:r>
+            <w:r>
+              <w:rPr>
+                <w:rFonts w:ascii="Times New Roman" w:cs="Arial" w:hint="eastAsia"/>
+                <w:color w:val="000000" w:themeColor="text1"/>
+              </w:rPr>
+              <w:t>50mm</w:t>
             </w:r>
           </w:p>
         </w:tc>
       </w:tr>
     </w:tbl>
-    <w:p/>
+    <w:p>
+      <w:pPr>
+        <w:ind w:firstLine="480"/>
+      </w:pPr>
+    </w:p>
+    <w:p>
+      <w:pPr>
+        <w:pStyle w:val="1"/>
+        <w:ind w:firstLineChars="0" w:firstLine="0"/>
+        <w:rPr>
+          <w:color w:val="000000" w:themeColor="text1"/>
+          <w:szCs w:val="21"/>
+        </w:rPr>
+      </w:pPr>
+      <w:r>
+        <w:rPr>
+          <w:rFonts w:hint="eastAsia"/>
+          <w:color w:val="000000" w:themeColor="text1"/>
+          <w:szCs w:val="21"/>
+        </w:rPr>
+        <w:t>PDA-&gt;</w:t>
+      </w:r>
+      <w:r>
+        <w:rPr>
+          <w:rFonts w:hint="eastAsia"/>
+          <w:color w:val="000000" w:themeColor="text1"/>
+          <w:szCs w:val="21"/>
+        </w:rPr>
+        <w:t>耕整地控制器</w:t>
+      </w:r>
+    </w:p>
+    <w:tbl>
+      <w:tblPr>
+        <w:tblStyle w:val="a4"/>
+        <w:tblW w:w="5000" w:type="pct"/>
+        <w:tblLook w:val="04A0" w:firstRow="1" w:lastRow="0" w:firstColumn="1" w:lastColumn="0" w:noHBand="0" w:noVBand="1"/>
+      </w:tblPr>
+      <w:tblGrid>
+        <w:gridCol w:w="2480"/>
+        <w:gridCol w:w="3740"/>
+        <w:gridCol w:w="2076"/>
+      </w:tblGrid>
+      <w:tr>
+        <w:tc>
+          <w:tcPr>
+            <w:tcW w:w="5000" w:type="pct"/>
+            <w:gridSpan w:val="3"/>
+            <w:tcBorders>
+              <w:top w:val="single" w:sz="4" w:space="0" w:color="auto"/>
+              <w:left w:val="single" w:sz="4" w:space="0" w:color="auto"/>
+              <w:bottom w:val="single" w:sz="4" w:space="0" w:color="auto"/>
+              <w:right w:val="single" w:sz="4" w:space="0" w:color="auto"/>
+            </w:tcBorders>
+          </w:tcPr>
+          <w:p>
+            <w:pPr>
+              <w:ind w:firstLine="440"/>
+              <w:jc w:val="center"/>
+              <w:rPr>
+                <w:rFonts w:ascii="Times New Roman" w:hAnsi="Times New Roman" w:cs="Times New Roman"/>
+                <w:sz w:val="22"/>
+              </w:rPr>
+            </w:pPr>
+            <w:r>
+              <w:rPr>
+                <w:rFonts w:ascii="宋体" w:hAnsi="宋体" w:cs="宋体" w:hint="eastAsia"/>
+                <w:sz w:val="22"/>
+                <w:lang w:bidi="ar"/>
+              </w:rPr>
+              <w:t>数据包</w:t>
+            </w:r>
+          </w:p>
+          <w:p>
+            <w:pPr>
+              <w:ind w:firstLine="400"/>
+              <w:jc w:val="center"/>
+              <w:rPr>
+                <w:rFonts w:ascii="Times New Roman" w:hAnsi="Times New Roman" w:cs="Times New Roman"/>
+                <w:sz w:val="20"/>
+                <w:szCs w:val="20"/>
+              </w:rPr>
+            </w:pPr>
+            <w:r>
+              <w:rPr>
+                <w:rFonts w:ascii="Times New Roman" w:hAnsi="Times New Roman" w:cs="Times New Roman"/>
+                <w:sz w:val="20"/>
+                <w:szCs w:val="20"/>
+                <w:lang w:bidi="ar"/>
+              </w:rPr>
+              <w:t>(</w:t>
+            </w:r>
+            <w:r>
+              <w:rPr>
+                <w:rFonts w:ascii="宋体" w:hAnsi="宋体" w:cs="宋体" w:hint="eastAsia"/>
+                <w:sz w:val="20"/>
+                <w:szCs w:val="20"/>
+                <w:lang w:bidi="ar"/>
+              </w:rPr>
+              <w:t>数据包</w:t>
+            </w:r>
+            <w:r>
+              <w:rPr>
+                <w:rFonts w:ascii="Times New Roman" w:hAnsi="Times New Roman" w:cs="Times New Roman" w:hint="eastAsia"/>
+                <w:sz w:val="20"/>
+                <w:szCs w:val="20"/>
+                <w:lang w:bidi="ar"/>
+              </w:rPr>
+              <w:t xml:space="preserve"> </w:t>
+            </w:r>
+            <w:r>
+              <w:rPr>
+                <w:rFonts w:ascii="Times New Roman" w:hAnsi="Times New Roman" w:cs="Times New Roman"/>
+                <w:sz w:val="20"/>
+                <w:szCs w:val="20"/>
+                <w:lang w:bidi="ar"/>
+              </w:rPr>
+              <w:t>= [</w:t>
+            </w:r>
+            <w:r>
+              <w:rPr>
+                <w:rFonts w:ascii="宋体" w:hAnsi="宋体" w:cs="宋体" w:hint="eastAsia"/>
+                <w:sz w:val="20"/>
+                <w:szCs w:val="20"/>
+                <w:lang w:bidi="ar"/>
+              </w:rPr>
+              <w:t>设备地址</w:t>
+            </w:r>
+            <w:r>
+              <w:rPr>
+                <w:rFonts w:ascii="Times New Roman" w:hAnsi="Times New Roman" w:cs="Times New Roman"/>
+                <w:sz w:val="20"/>
+                <w:szCs w:val="20"/>
+                <w:lang w:bidi="ar"/>
+              </w:rPr>
+              <w:t>(1</w:t>
+            </w:r>
+            <w:r>
+              <w:rPr>
+                <w:rFonts w:ascii="宋体" w:hAnsi="宋体" w:cs="宋体" w:hint="eastAsia"/>
+                <w:sz w:val="20"/>
+                <w:szCs w:val="20"/>
+                <w:lang w:bidi="ar"/>
+              </w:rPr>
+              <w:t>字节</w:t>
+            </w:r>
+            <w:r>
+              <w:rPr>
+                <w:rFonts w:ascii="Times New Roman" w:hAnsi="Times New Roman" w:cs="Times New Roman"/>
+                <w:sz w:val="20"/>
+                <w:szCs w:val="20"/>
+                <w:lang w:bidi="ar"/>
+              </w:rPr>
+              <w:t>)] + [</w:t>
+            </w:r>
+            <w:r>
+              <w:rPr>
+                <w:rFonts w:ascii="宋体" w:hAnsi="宋体" w:cs="宋体" w:hint="eastAsia"/>
+                <w:sz w:val="20"/>
+                <w:szCs w:val="20"/>
+                <w:lang w:bidi="ar"/>
+              </w:rPr>
+              <w:t>功能码</w:t>
+            </w:r>
+            <w:r>
+              <w:rPr>
+                <w:rFonts w:ascii="Times New Roman" w:hAnsi="Times New Roman" w:cs="Times New Roman"/>
+                <w:sz w:val="20"/>
+                <w:szCs w:val="20"/>
+                <w:lang w:bidi="ar"/>
+              </w:rPr>
+              <w:t>(1</w:t>
+            </w:r>
+            <w:r>
+              <w:rPr>
+                <w:rFonts w:ascii="宋体" w:hAnsi="宋体" w:cs="宋体" w:hint="eastAsia"/>
+                <w:sz w:val="20"/>
+                <w:szCs w:val="20"/>
+                <w:lang w:bidi="ar"/>
+              </w:rPr>
+              <w:t>字节</w:t>
+            </w:r>
+            <w:r>
+              <w:rPr>
+                <w:rFonts w:ascii="Times New Roman" w:hAnsi="Times New Roman" w:cs="Times New Roman"/>
+                <w:sz w:val="20"/>
+                <w:szCs w:val="20"/>
+                <w:lang w:bidi="ar"/>
+              </w:rPr>
+              <w:t>)] + [</w:t>
+            </w:r>
+            <w:r>
+              <w:rPr>
+                <w:rFonts w:ascii="宋体" w:hAnsi="宋体" w:cs="宋体" w:hint="eastAsia"/>
+                <w:sz w:val="20"/>
+                <w:szCs w:val="20"/>
+                <w:lang w:bidi="ar"/>
+              </w:rPr>
+              <w:t>数据区</w:t>
+            </w:r>
+            <w:r>
+              <w:rPr>
+                <w:rFonts w:ascii="Times New Roman" w:hAnsi="Times New Roman" w:cs="Times New Roman"/>
+                <w:sz w:val="20"/>
+                <w:szCs w:val="20"/>
+                <w:lang w:bidi="ar"/>
+              </w:rPr>
+              <w:t>(N</w:t>
+            </w:r>
+            <w:r>
+              <w:rPr>
+                <w:rFonts w:ascii="宋体" w:hAnsi="宋体" w:cs="宋体" w:hint="eastAsia"/>
+                <w:sz w:val="20"/>
+                <w:szCs w:val="20"/>
+                <w:lang w:bidi="ar"/>
+              </w:rPr>
+              <w:t>字节</w:t>
+            </w:r>
+            <w:r>
+              <w:rPr>
+                <w:rFonts w:ascii="Times New Roman" w:hAnsi="Times New Roman" w:cs="Times New Roman"/>
+                <w:sz w:val="20"/>
+                <w:szCs w:val="20"/>
+                <w:lang w:bidi="ar"/>
+              </w:rPr>
+              <w:t>)] + [CRC</w:t>
+            </w:r>
+            <w:r>
+              <w:rPr>
+                <w:rFonts w:ascii="宋体" w:hAnsi="宋体" w:cs="宋体" w:hint="eastAsia"/>
+                <w:sz w:val="20"/>
+                <w:szCs w:val="20"/>
+                <w:lang w:bidi="ar"/>
+              </w:rPr>
+              <w:t>校验</w:t>
+            </w:r>
+            <w:r>
+              <w:rPr>
+                <w:rFonts w:ascii="Times New Roman" w:hAnsi="Times New Roman" w:cs="Times New Roman"/>
+                <w:sz w:val="20"/>
+                <w:szCs w:val="20"/>
+                <w:lang w:bidi="ar"/>
+              </w:rPr>
+              <w:t>(2</w:t>
+            </w:r>
+            <w:r>
+              <w:rPr>
+                <w:rFonts w:ascii="宋体" w:hAnsi="宋体" w:cs="宋体" w:hint="eastAsia"/>
+                <w:sz w:val="20"/>
+                <w:szCs w:val="20"/>
+                <w:lang w:bidi="ar"/>
+              </w:rPr>
+              <w:t>字节</w:t>
+            </w:r>
+            <w:r>
+              <w:rPr>
+                <w:rFonts w:ascii="Times New Roman" w:hAnsi="Times New Roman" w:cs="Times New Roman"/>
+                <w:sz w:val="20"/>
+                <w:szCs w:val="20"/>
+                <w:lang w:bidi="ar"/>
+              </w:rPr>
+              <w:t>)])</w:t>
+            </w:r>
+          </w:p>
+          <w:p>
+            <w:pPr>
+              <w:ind w:firstLine="400"/>
+              <w:jc w:val="center"/>
+              <w:rPr>
+                <w:rFonts w:ascii="Times New Roman" w:hAnsi="Times New Roman" w:cs="Times New Roman"/>
+                <w:sz w:val="20"/>
+                <w:szCs w:val="20"/>
+              </w:rPr>
+            </w:pPr>
+            <w:r>
+              <w:rPr>
+                <w:rFonts w:ascii="Times New Roman" w:hAnsi="Times New Roman" w:cs="Times New Roman"/>
+                <w:sz w:val="20"/>
+                <w:szCs w:val="20"/>
+                <w:lang w:bidi="ar"/>
+              </w:rPr>
+              <w:t xml:space="preserve"> (</w:t>
+            </w:r>
+            <w:r>
+              <w:rPr>
+                <w:rFonts w:ascii="宋体" w:hAnsi="宋体" w:cs="宋体" w:hint="eastAsia"/>
+                <w:sz w:val="20"/>
+                <w:szCs w:val="20"/>
+                <w:lang w:bidi="ar"/>
+              </w:rPr>
+              <w:t xml:space="preserve">总长度 </w:t>
+            </w:r>
+            <w:r>
+              <w:rPr>
+                <w:rFonts w:ascii="Times New Roman" w:hAnsi="Times New Roman" w:cs="Times New Roman"/>
+                <w:sz w:val="20"/>
+                <w:szCs w:val="20"/>
+                <w:lang w:bidi="ar"/>
+              </w:rPr>
+              <w:t xml:space="preserve">= </w:t>
+            </w:r>
+            <w:r>
+              <w:rPr>
+                <w:rFonts w:ascii="宋体" w:hAnsi="宋体" w:cs="宋体" w:hint="eastAsia"/>
+                <w:sz w:val="20"/>
+                <w:szCs w:val="20"/>
+                <w:lang w:bidi="ar"/>
+              </w:rPr>
+              <w:t xml:space="preserve">数据区长度 </w:t>
+            </w:r>
+            <w:r>
+              <w:rPr>
+                <w:rFonts w:ascii="Times New Roman" w:hAnsi="Times New Roman" w:cs="Times New Roman"/>
+                <w:sz w:val="20"/>
+                <w:szCs w:val="20"/>
+                <w:lang w:bidi="ar"/>
+              </w:rPr>
+              <w:t xml:space="preserve">+ 4 </w:t>
+            </w:r>
+            <w:r>
+              <w:rPr>
+                <w:rFonts w:ascii="宋体" w:hAnsi="宋体" w:cs="宋体" w:hint="eastAsia"/>
+                <w:sz w:val="20"/>
+                <w:szCs w:val="20"/>
+                <w:lang w:bidi="ar"/>
+              </w:rPr>
+              <w:t>字节（固定部分）</w:t>
+            </w:r>
+            <w:r>
+              <w:rPr>
+                <w:rFonts w:ascii="Times New Roman" w:hAnsi="Times New Roman" w:cs="Times New Roman"/>
+                <w:sz w:val="20"/>
+                <w:szCs w:val="20"/>
+                <w:lang w:bidi="ar"/>
+              </w:rPr>
+              <w:t>)</w:t>
+            </w:r>
+          </w:p>
+          <w:p>
+            <w:pPr>
+              <w:ind w:firstLine="400"/>
+              <w:jc w:val="center"/>
+              <w:rPr>
+                <w:rFonts w:ascii="Times New Roman" w:hAnsi="Times New Roman" w:cs="Times New Roman"/>
+                <w:sz w:val="22"/>
+              </w:rPr>
+            </w:pPr>
+            <w:r>
+              <w:rPr>
+                <w:rFonts w:ascii="宋体" w:hAnsi="宋体" w:cs="宋体" w:hint="eastAsia"/>
+                <w:sz w:val="20"/>
+                <w:szCs w:val="20"/>
+                <w:lang w:bidi="ar"/>
+              </w:rPr>
+              <w:t>（数据区</w:t>
+            </w:r>
+            <w:r>
+              <w:rPr>
+                <w:rFonts w:ascii="Times New Roman" w:hAnsi="Times New Roman" w:cs="Times New Roman"/>
+                <w:sz w:val="20"/>
+                <w:szCs w:val="20"/>
+                <w:lang w:bidi="ar"/>
+              </w:rPr>
+              <w:t xml:space="preserve"> = (</w:t>
+            </w:r>
+            <w:r>
+              <w:rPr>
+                <w:rFonts w:ascii="宋体" w:hAnsi="宋体" w:cs="宋体" w:hint="eastAsia"/>
+                <w:sz w:val="20"/>
+                <w:szCs w:val="20"/>
+                <w:lang w:bidi="ar"/>
+              </w:rPr>
+              <w:t>起始标志</w:t>
+            </w:r>
+            <w:r>
+              <w:rPr>
+                <w:rFonts w:ascii="Times New Roman" w:hAnsi="Times New Roman" w:cs="Times New Roman"/>
+                <w:sz w:val="20"/>
+                <w:szCs w:val="20"/>
+                <w:lang w:bidi="ar"/>
+              </w:rPr>
+              <w:t>)(1</w:t>
+            </w:r>
+            <w:r>
+              <w:rPr>
+                <w:rFonts w:ascii="宋体" w:hAnsi="宋体" w:cs="宋体" w:hint="eastAsia"/>
+                <w:sz w:val="20"/>
+                <w:szCs w:val="20"/>
+                <w:lang w:bidi="ar"/>
+              </w:rPr>
+              <w:t>字节</w:t>
+            </w:r>
+            <w:r>
+              <w:rPr>
+                <w:rFonts w:ascii="Times New Roman" w:hAnsi="Times New Roman" w:cs="Times New Roman"/>
+                <w:sz w:val="20"/>
+                <w:szCs w:val="20"/>
+                <w:lang w:bidi="ar"/>
+              </w:rPr>
+              <w:t xml:space="preserve">) + </w:t>
+            </w:r>
+            <w:r>
+              <w:rPr>
+                <w:rFonts w:ascii="宋体" w:hAnsi="宋体" w:cs="宋体" w:hint="eastAsia"/>
+                <w:sz w:val="20"/>
+                <w:szCs w:val="20"/>
+                <w:lang w:bidi="ar"/>
+              </w:rPr>
+              <w:t>数据区长度</w:t>
+            </w:r>
+            <w:r>
+              <w:rPr>
+                <w:rFonts w:ascii="Times New Roman" w:hAnsi="Times New Roman" w:cs="Times New Roman"/>
+                <w:sz w:val="20"/>
+                <w:szCs w:val="20"/>
+                <w:lang w:bidi="ar"/>
+              </w:rPr>
+              <w:t>(1</w:t>
+            </w:r>
+            <w:r>
+              <w:rPr>
+                <w:rFonts w:ascii="宋体" w:hAnsi="宋体" w:cs="宋体" w:hint="eastAsia"/>
+                <w:sz w:val="20"/>
+                <w:szCs w:val="20"/>
+                <w:lang w:bidi="ar"/>
+              </w:rPr>
+              <w:t>字节</w:t>
+            </w:r>
+            <w:r>
+              <w:rPr>
+                <w:rFonts w:ascii="Times New Roman" w:hAnsi="Times New Roman" w:cs="Times New Roman"/>
+                <w:sz w:val="20"/>
+                <w:szCs w:val="20"/>
+                <w:lang w:bidi="ar"/>
+              </w:rPr>
+              <w:t xml:space="preserve">) + </w:t>
+            </w:r>
+            <w:r>
+              <w:rPr>
+                <w:rFonts w:ascii="宋体" w:hAnsi="宋体" w:cs="宋体" w:hint="eastAsia"/>
+                <w:sz w:val="20"/>
+                <w:szCs w:val="20"/>
+                <w:lang w:bidi="ar"/>
+              </w:rPr>
+              <w:t>指令</w:t>
+            </w:r>
+            <w:r>
+              <w:rPr>
+                <w:rFonts w:ascii="Times New Roman" w:hAnsi="Times New Roman" w:cs="Times New Roman"/>
+                <w:sz w:val="20"/>
+                <w:szCs w:val="20"/>
+                <w:lang w:bidi="ar"/>
+              </w:rPr>
+              <w:t>(1</w:t>
+            </w:r>
+            <w:r>
+              <w:rPr>
+                <w:rFonts w:ascii="宋体" w:hAnsi="宋体" w:cs="宋体" w:hint="eastAsia"/>
+                <w:sz w:val="20"/>
+                <w:szCs w:val="20"/>
+                <w:lang w:bidi="ar"/>
+              </w:rPr>
+              <w:t>指令</w:t>
+            </w:r>
+            <w:r>
+              <w:rPr>
+                <w:rFonts w:ascii="Times New Roman" w:hAnsi="Times New Roman" w:cs="Times New Roman"/>
+                <w:sz w:val="20"/>
+                <w:szCs w:val="20"/>
+                <w:lang w:bidi="ar"/>
+              </w:rPr>
+              <w:t xml:space="preserve">) + </w:t>
+            </w:r>
+            <w:r>
+              <w:rPr>
+                <w:rFonts w:ascii="宋体" w:hAnsi="宋体" w:cs="宋体" w:hint="eastAsia"/>
+                <w:sz w:val="20"/>
+                <w:szCs w:val="20"/>
+                <w:lang w:bidi="ar"/>
+              </w:rPr>
+              <w:t>真实数据</w:t>
+            </w:r>
+            <w:r>
+              <w:rPr>
+                <w:rFonts w:ascii="Times New Roman" w:hAnsi="Times New Roman" w:cs="Times New Roman"/>
+                <w:sz w:val="20"/>
+                <w:szCs w:val="20"/>
+                <w:lang w:bidi="ar"/>
+              </w:rPr>
+              <w:t>(n</w:t>
+            </w:r>
+            <w:r>
+              <w:rPr>
+                <w:rFonts w:ascii="宋体" w:hAnsi="宋体" w:cs="宋体" w:hint="eastAsia"/>
+                <w:sz w:val="20"/>
+                <w:szCs w:val="20"/>
+                <w:lang w:bidi="ar"/>
+              </w:rPr>
+              <w:t>字节</w:t>
+            </w:r>
+            <w:r>
+              <w:rPr>
+                <w:rFonts w:ascii="Times New Roman" w:hAnsi="Times New Roman" w:cs="Times New Roman"/>
+                <w:sz w:val="20"/>
+                <w:szCs w:val="20"/>
+                <w:lang w:bidi="ar"/>
+              </w:rPr>
+              <w:t>) + CRC</w:t>
+            </w:r>
+            <w:r>
+              <w:rPr>
+                <w:rFonts w:ascii="宋体" w:hAnsi="宋体" w:cs="宋体" w:hint="eastAsia"/>
+                <w:sz w:val="20"/>
+                <w:szCs w:val="20"/>
+                <w:lang w:bidi="ar"/>
+              </w:rPr>
+              <w:t>校验位</w:t>
+            </w:r>
+            <w:r>
+              <w:rPr>
+                <w:rFonts w:ascii="Times New Roman" w:hAnsi="Times New Roman" w:cs="Times New Roman"/>
+                <w:sz w:val="20"/>
+                <w:szCs w:val="20"/>
+                <w:lang w:bidi="ar"/>
+              </w:rPr>
+              <w:t>(2</w:t>
+            </w:r>
+            <w:r>
+              <w:rPr>
+                <w:rFonts w:ascii="宋体" w:hAnsi="宋体" w:cs="宋体" w:hint="eastAsia"/>
+                <w:sz w:val="20"/>
+                <w:szCs w:val="20"/>
+                <w:lang w:bidi="ar"/>
+              </w:rPr>
+              <w:t>字节</w:t>
+            </w:r>
+            <w:r>
+              <w:rPr>
+                <w:rFonts w:ascii="Times New Roman" w:hAnsi="Times New Roman" w:cs="Times New Roman"/>
+                <w:sz w:val="20"/>
+                <w:szCs w:val="20"/>
+                <w:lang w:bidi="ar"/>
+              </w:rPr>
+              <w:t xml:space="preserve">) + </w:t>
+            </w:r>
+            <w:r>
+              <w:rPr>
+                <w:rFonts w:ascii="宋体" w:hAnsi="宋体" w:cs="宋体" w:hint="eastAsia"/>
+                <w:sz w:val="20"/>
+                <w:szCs w:val="20"/>
+                <w:lang w:bidi="ar"/>
+              </w:rPr>
+              <w:t>结束标志</w:t>
+            </w:r>
+            <w:r>
+              <w:rPr>
+                <w:rFonts w:ascii="Times New Roman" w:hAnsi="Times New Roman" w:cs="Times New Roman"/>
+                <w:sz w:val="20"/>
+                <w:szCs w:val="20"/>
+                <w:lang w:bidi="ar"/>
+              </w:rPr>
+              <w:t>(1</w:t>
+            </w:r>
+            <w:r>
+              <w:rPr>
+                <w:rFonts w:ascii="宋体" w:hAnsi="宋体" w:cs="宋体" w:hint="eastAsia"/>
+                <w:sz w:val="20"/>
+                <w:szCs w:val="20"/>
+                <w:lang w:bidi="ar"/>
+              </w:rPr>
+              <w:t>字节）</w:t>
+            </w:r>
+          </w:p>
+        </w:tc>
+      </w:tr>
+      <w:tr>
+        <w:tc>
+          <w:tcPr>
+            <w:tcW w:w="1495" w:type="pct"/>
+            <w:tcBorders>
+              <w:top w:val="single" w:sz="4" w:space="0" w:color="auto"/>
+              <w:left w:val="single" w:sz="4" w:space="0" w:color="auto"/>
+              <w:bottom w:val="single" w:sz="4" w:space="0" w:color="auto"/>
+              <w:right w:val="single" w:sz="4" w:space="0" w:color="auto"/>
+            </w:tcBorders>
+          </w:tcPr>
+          <w:p>
+            <w:pPr>
+              <w:widowControl/>
+              <w:ind w:firstLine="440"/>
+              <w:jc w:val="center"/>
+              <w:rPr>
+                <w:rFonts w:ascii="Times New Roman" w:hAnsi="Times New Roman" w:cs="Times New Roman"/>
+                <w:sz w:val="22"/>
+              </w:rPr>
+            </w:pPr>
+            <w:r>
+              <w:rPr>
+                <w:rFonts w:ascii="宋体" w:hAnsi="宋体" w:cs="宋体" w:hint="eastAsia"/>
+                <w:sz w:val="22"/>
+                <w:lang w:bidi="ar"/>
+              </w:rPr>
+              <w:t>数据区</w:t>
+            </w:r>
+          </w:p>
+        </w:tc>
+        <w:tc>
+          <w:tcPr>
+            <w:tcW w:w="2254" w:type="pct"/>
+            <w:tcBorders>
+              <w:top w:val="single" w:sz="4" w:space="0" w:color="auto"/>
+              <w:left w:val="nil"/>
+              <w:bottom w:val="single" w:sz="4" w:space="0" w:color="auto"/>
+              <w:right w:val="single" w:sz="4" w:space="0" w:color="auto"/>
+            </w:tcBorders>
+          </w:tcPr>
+          <w:p>
+            <w:pPr>
+              <w:widowControl/>
+              <w:ind w:firstLine="440"/>
+              <w:jc w:val="center"/>
+              <w:rPr>
+                <w:rFonts w:ascii="Times New Roman" w:hAnsi="Times New Roman" w:cs="Times New Roman"/>
+                <w:sz w:val="22"/>
+              </w:rPr>
+            </w:pPr>
+            <w:r>
+              <w:rPr>
+                <w:rFonts w:ascii="宋体" w:hAnsi="宋体" w:cs="宋体" w:hint="eastAsia"/>
+                <w:sz w:val="22"/>
+                <w:lang w:bidi="ar"/>
+              </w:rPr>
+              <w:t>完整协议</w:t>
+            </w:r>
+          </w:p>
+        </w:tc>
+        <w:tc>
+          <w:tcPr>
+            <w:tcW w:w="1251" w:type="pct"/>
+            <w:tcBorders>
+              <w:top w:val="single" w:sz="4" w:space="0" w:color="auto"/>
+              <w:left w:val="nil"/>
+              <w:bottom w:val="single" w:sz="4" w:space="0" w:color="auto"/>
+              <w:right w:val="single" w:sz="4" w:space="0" w:color="auto"/>
+            </w:tcBorders>
+          </w:tcPr>
+          <w:p>
+            <w:pPr>
+              <w:widowControl/>
+              <w:ind w:firstLine="440"/>
+              <w:jc w:val="center"/>
+              <w:rPr>
+                <w:rFonts w:ascii="Times New Roman" w:hAnsi="Times New Roman" w:cs="Times New Roman"/>
+                <w:sz w:val="22"/>
+              </w:rPr>
+            </w:pPr>
+            <w:r>
+              <w:rPr>
+                <w:rFonts w:ascii="宋体" w:hAnsi="宋体" w:cs="宋体" w:hint="eastAsia"/>
+                <w:sz w:val="22"/>
+                <w:lang w:bidi="ar"/>
+              </w:rPr>
+              <w:t>描述</w:t>
+            </w:r>
+          </w:p>
+        </w:tc>
+      </w:tr>
+      <w:tr>
+        <w:tc>
+          <w:tcPr>
+            <w:tcW w:w="1495" w:type="pct"/>
+            <w:tcBorders>
+              <w:top w:val="single" w:sz="4" w:space="0" w:color="auto"/>
+              <w:left w:val="single" w:sz="4" w:space="0" w:color="auto"/>
+              <w:bottom w:val="single" w:sz="4" w:space="0" w:color="auto"/>
+              <w:right w:val="single" w:sz="4" w:space="0" w:color="auto"/>
+            </w:tcBorders>
+          </w:tcPr>
+          <w:p>
+            <w:pPr>
+              <w:ind w:firstLine="440"/>
+              <w:jc w:val="center"/>
+              <w:rPr>
+                <w:rFonts w:ascii="Times New Roman" w:hAnsi="Times New Roman" w:cs="Times New Roman"/>
+                <w:sz w:val="22"/>
+                <w:lang w:bidi="ar"/>
+              </w:rPr>
+            </w:pPr>
+            <w:r>
+              <w:rPr>
+                <w:rFonts w:ascii="Times New Roman" w:hAnsi="Times New Roman" w:cs="Times New Roman"/>
+                <w:sz w:val="22"/>
+                <w:lang w:bidi="ar"/>
+              </w:rPr>
+              <w:t>0xA5, 0x06, 0x10, 0x63, 0x8F, 0xAA</w:t>
+            </w:r>
+          </w:p>
+        </w:tc>
+        <w:tc>
+          <w:tcPr>
+            <w:tcW w:w="2254" w:type="pct"/>
+            <w:tcBorders>
+              <w:top w:val="single" w:sz="4" w:space="0" w:color="auto"/>
+              <w:left w:val="nil"/>
+              <w:bottom w:val="single" w:sz="4" w:space="0" w:color="auto"/>
+              <w:right w:val="single" w:sz="4" w:space="0" w:color="auto"/>
+            </w:tcBorders>
+          </w:tcPr>
+          <w:p>
+            <w:pPr>
+              <w:ind w:firstLine="440"/>
+              <w:jc w:val="center"/>
+              <w:rPr>
+                <w:rFonts w:ascii="Times New Roman" w:hAnsi="Times New Roman" w:cs="Times New Roman"/>
+                <w:sz w:val="22"/>
+                <w:lang w:bidi="ar"/>
+              </w:rPr>
+            </w:pPr>
+            <w:r>
+              <w:rPr>
+                <w:rFonts w:ascii="Times New Roman" w:hAnsi="Times New Roman" w:cs="Times New Roman"/>
+                <w:sz w:val="22"/>
+                <w:lang w:bidi="ar"/>
+              </w:rPr>
+              <w:t>0x50, 0x06, 0xA5, 0x06, 0x10, 0x63, 0x8F, 0xAA, 0xA3, 0x53</w:t>
+            </w:r>
+          </w:p>
+        </w:tc>
+        <w:tc>
+          <w:tcPr>
+            <w:tcW w:w="1251" w:type="pct"/>
+            <w:tcBorders>
+              <w:top w:val="single" w:sz="4" w:space="0" w:color="auto"/>
+              <w:left w:val="nil"/>
+              <w:bottom w:val="single" w:sz="4" w:space="0" w:color="auto"/>
+              <w:right w:val="single" w:sz="4" w:space="0" w:color="auto"/>
+            </w:tcBorders>
+          </w:tcPr>
+          <w:p>
+            <w:pPr>
+              <w:ind w:firstLine="440"/>
+              <w:jc w:val="center"/>
+              <w:rPr>
+                <w:rFonts w:ascii="宋体" w:hAnsi="宋体" w:cs="宋体" w:hint="eastAsia"/>
+                <w:sz w:val="22"/>
+                <w:lang w:bidi="ar"/>
+              </w:rPr>
+            </w:pPr>
+            <w:r>
+              <w:rPr>
+                <w:rFonts w:ascii="宋体" w:hAnsi="宋体" w:cs="宋体" w:hint="eastAsia"/>
+                <w:sz w:val="22"/>
+                <w:lang w:bidi="ar"/>
+              </w:rPr>
+              <w:t>PDA-&gt;程序，请求单</w:t>
+            </w:r>
+            <w:proofErr w:type="gramStart"/>
+            <w:r>
+              <w:rPr>
+                <w:rFonts w:ascii="宋体" w:hAnsi="宋体" w:cs="宋体" w:hint="eastAsia"/>
+                <w:sz w:val="22"/>
+                <w:lang w:bidi="ar"/>
+              </w:rPr>
+              <w:t>次耕深数据</w:t>
+            </w:r>
+            <w:proofErr w:type="gramEnd"/>
+            <w:r>
+              <w:rPr>
+                <w:rFonts w:ascii="宋体" w:hAnsi="宋体" w:cs="宋体" w:hint="eastAsia"/>
+                <w:sz w:val="22"/>
+                <w:lang w:bidi="ar"/>
+              </w:rPr>
+              <w:t>（响应</w:t>
+            </w:r>
+            <w:proofErr w:type="gramStart"/>
+            <w:r>
+              <w:rPr>
+                <w:rFonts w:ascii="宋体" w:hAnsi="宋体" w:cs="宋体" w:hint="eastAsia"/>
+                <w:sz w:val="22"/>
+                <w:lang w:bidi="ar"/>
+              </w:rPr>
+              <w:t>一次耕深</w:t>
+            </w:r>
+            <w:proofErr w:type="gramEnd"/>
+            <w:r>
+              <w:rPr>
+                <w:rFonts w:ascii="宋体" w:hAnsi="宋体" w:cs="宋体" w:hint="eastAsia"/>
+                <w:sz w:val="22"/>
+                <w:lang w:bidi="ar"/>
+              </w:rPr>
+              <w:t>+稳定性）</w:t>
+            </w:r>
+          </w:p>
+        </w:tc>
+      </w:tr>
+      <w:tr>
+        <w:tc>
+          <w:tcPr>
+            <w:tcW w:w="1495" w:type="pct"/>
+            <w:tcBorders>
+              <w:top w:val="single" w:sz="4" w:space="0" w:color="auto"/>
+              <w:left w:val="single" w:sz="4" w:space="0" w:color="auto"/>
+              <w:bottom w:val="single" w:sz="4" w:space="0" w:color="auto"/>
+              <w:right w:val="single" w:sz="4" w:space="0" w:color="auto"/>
+            </w:tcBorders>
+          </w:tcPr>
+          <w:p>
+            <w:pPr>
+              <w:ind w:firstLine="440"/>
+              <w:jc w:val="center"/>
+              <w:rPr>
+                <w:rFonts w:ascii="Times New Roman" w:hAnsi="Times New Roman" w:cs="Times New Roman"/>
+                <w:sz w:val="22"/>
+              </w:rPr>
+            </w:pPr>
+            <w:r>
+              <w:rPr>
+                <w:rFonts w:ascii="Times New Roman" w:hAnsi="Times New Roman" w:cs="Times New Roman"/>
+                <w:sz w:val="22"/>
+                <w:lang w:bidi="ar"/>
+              </w:rPr>
+              <w:t>0xA5, 0x06, 0x11, 0xA2, 0x4F, 0xAA</w:t>
+            </w:r>
+          </w:p>
+        </w:tc>
+        <w:tc>
+          <w:tcPr>
+            <w:tcW w:w="2254" w:type="pct"/>
+            <w:tcBorders>
+              <w:top w:val="single" w:sz="4" w:space="0" w:color="auto"/>
+              <w:left w:val="nil"/>
+              <w:bottom w:val="single" w:sz="4" w:space="0" w:color="auto"/>
+              <w:right w:val="single" w:sz="4" w:space="0" w:color="auto"/>
+            </w:tcBorders>
+          </w:tcPr>
+          <w:p>
+            <w:pPr>
+              <w:ind w:firstLine="440"/>
+              <w:jc w:val="center"/>
+              <w:rPr>
+                <w:rFonts w:ascii="Times New Roman" w:hAnsi="Times New Roman" w:cs="Times New Roman"/>
+                <w:sz w:val="22"/>
+                <w:lang w:bidi="ar"/>
+              </w:rPr>
+            </w:pPr>
+            <w:r>
+              <w:rPr>
+                <w:rFonts w:ascii="Times New Roman" w:hAnsi="Times New Roman" w:cs="Times New Roman"/>
+                <w:sz w:val="22"/>
+                <w:lang w:bidi="ar"/>
+              </w:rPr>
+              <w:t>0x50, 0x06, 0xA5, 0x06, 0x11, 0xA2, 0x4F, 0xAA, 0xA3, 0x53</w:t>
+            </w:r>
+          </w:p>
+        </w:tc>
+        <w:tc>
+          <w:tcPr>
+            <w:tcW w:w="1251" w:type="pct"/>
+            <w:tcBorders>
+              <w:top w:val="single" w:sz="4" w:space="0" w:color="auto"/>
+              <w:left w:val="nil"/>
+              <w:bottom w:val="single" w:sz="4" w:space="0" w:color="auto"/>
+              <w:right w:val="single" w:sz="4" w:space="0" w:color="auto"/>
+            </w:tcBorders>
+          </w:tcPr>
+          <w:p>
+            <w:pPr>
+              <w:ind w:firstLine="440"/>
+              <w:jc w:val="center"/>
+              <w:rPr>
+                <w:rFonts w:ascii="Times New Roman" w:hAnsi="Times New Roman" w:cs="Times New Roman"/>
+                <w:sz w:val="22"/>
+              </w:rPr>
+            </w:pPr>
+            <w:r>
+              <w:rPr>
+                <w:rFonts w:ascii="宋体" w:hAnsi="宋体" w:cs="宋体" w:hint="eastAsia"/>
+                <w:sz w:val="22"/>
+                <w:lang w:bidi="ar"/>
+              </w:rPr>
+              <w:t>PDA-&gt;程序，开始连续上行</w:t>
+            </w:r>
+          </w:p>
+        </w:tc>
+      </w:tr>
+      <w:tr>
+        <w:tc>
+          <w:tcPr>
+            <w:tcW w:w="1495" w:type="pct"/>
+            <w:tcBorders>
+              <w:top w:val="single" w:sz="4" w:space="0" w:color="auto"/>
+              <w:left w:val="single" w:sz="4" w:space="0" w:color="auto"/>
+              <w:bottom w:val="single" w:sz="4" w:space="0" w:color="auto"/>
+              <w:right w:val="single" w:sz="4" w:space="0" w:color="auto"/>
+            </w:tcBorders>
+          </w:tcPr>
+          <w:p>
+            <w:pPr>
+              <w:ind w:firstLine="440"/>
+              <w:jc w:val="center"/>
+              <w:rPr>
+                <w:rFonts w:ascii="Times New Roman" w:hAnsi="Times New Roman" w:cs="Times New Roman"/>
+                <w:sz w:val="22"/>
+                <w:lang w:bidi="ar"/>
+              </w:rPr>
+            </w:pPr>
+            <w:r>
+              <w:rPr>
+                <w:rFonts w:ascii="Times New Roman" w:hAnsi="Times New Roman" w:cs="Times New Roman"/>
+                <w:sz w:val="22"/>
+                <w:lang w:bidi="ar"/>
+              </w:rPr>
+              <w:t>0xA5, 0x06, 0x12, 0xE2, 0x4E, 0xAA</w:t>
+            </w:r>
+          </w:p>
+        </w:tc>
+        <w:tc>
+          <w:tcPr>
+            <w:tcW w:w="2254" w:type="pct"/>
+            <w:tcBorders>
+              <w:top w:val="single" w:sz="4" w:space="0" w:color="auto"/>
+              <w:left w:val="nil"/>
+              <w:bottom w:val="single" w:sz="4" w:space="0" w:color="auto"/>
+              <w:right w:val="single" w:sz="4" w:space="0" w:color="auto"/>
+            </w:tcBorders>
+          </w:tcPr>
+          <w:p>
+            <w:pPr>
+              <w:ind w:firstLine="440"/>
+              <w:jc w:val="center"/>
+              <w:rPr>
+                <w:rFonts w:ascii="Times New Roman" w:hAnsi="Times New Roman" w:cs="Times New Roman"/>
+                <w:sz w:val="22"/>
+                <w:lang w:bidi="ar"/>
+              </w:rPr>
+            </w:pPr>
+            <w:r>
+              <w:rPr>
+                <w:rFonts w:ascii="Times New Roman" w:hAnsi="Times New Roman" w:cs="Times New Roman"/>
+                <w:sz w:val="22"/>
+                <w:lang w:bidi="ar"/>
+              </w:rPr>
+              <w:t>0x50, 0x06, 0xA5, 0x06, 0x12, 0xE2, 0x4E, 0xAA, 0xA3, 0x53</w:t>
+            </w:r>
+          </w:p>
+          <w:p>
+            <w:pPr>
+              <w:ind w:firstLine="440"/>
+              <w:jc w:val="center"/>
+              <w:rPr>
+                <w:rFonts w:ascii="Times New Roman" w:hAnsi="Times New Roman" w:cs="Times New Roman"/>
+                <w:sz w:val="22"/>
+                <w:lang w:bidi="ar"/>
+              </w:rPr>
+            </w:pPr>
+          </w:p>
+        </w:tc>
+        <w:tc>
+          <w:tcPr>
+            <w:tcW w:w="1251" w:type="pct"/>
+            <w:tcBorders>
+              <w:top w:val="single" w:sz="4" w:space="0" w:color="auto"/>
+              <w:left w:val="nil"/>
+              <w:bottom w:val="single" w:sz="4" w:space="0" w:color="auto"/>
+              <w:right w:val="single" w:sz="4" w:space="0" w:color="auto"/>
+            </w:tcBorders>
+          </w:tcPr>
+          <w:p>
+            <w:pPr>
+              <w:ind w:firstLine="440"/>
+              <w:jc w:val="center"/>
+              <w:rPr>
+                <w:rFonts w:ascii="宋体" w:hAnsi="宋体" w:cs="宋体" w:hint="eastAsia"/>
+                <w:sz w:val="22"/>
+                <w:lang w:bidi="ar"/>
+              </w:rPr>
+            </w:pPr>
+            <w:r>
+              <w:rPr>
+                <w:rFonts w:ascii="宋体" w:hAnsi="宋体" w:cs="宋体" w:hint="eastAsia"/>
+                <w:sz w:val="22"/>
+                <w:lang w:bidi="ar"/>
+              </w:rPr>
+              <w:t>PDA-&gt;程序，停止连续上行</w:t>
+            </w:r>
+          </w:p>
+        </w:tc>
+      </w:tr>
+      <w:tr>
+        <w:tc>
+          <w:tcPr>
+            <w:tcW w:w="1495" w:type="pct"/>
+            <w:tcBorders>
+              <w:top w:val="single" w:sz="4" w:space="0" w:color="auto"/>
+              <w:left w:val="single" w:sz="4" w:space="0" w:color="auto"/>
+              <w:bottom w:val="single" w:sz="4" w:space="0" w:color="auto"/>
+              <w:right w:val="single" w:sz="4" w:space="0" w:color="auto"/>
+            </w:tcBorders>
+          </w:tcPr>
+          <w:p>
+            <w:pPr>
+              <w:ind w:firstLine="440"/>
+              <w:jc w:val="center"/>
+              <w:rPr>
+                <w:rFonts w:ascii="Times New Roman" w:hAnsi="Times New Roman" w:cs="Times New Roman"/>
+                <w:sz w:val="22"/>
+                <w:lang w:bidi="ar"/>
+              </w:rPr>
+            </w:pPr>
+            <w:r>
+              <w:rPr>
+                <w:rFonts w:ascii="Times New Roman" w:hAnsi="Times New Roman" w:cs="Times New Roman"/>
+                <w:sz w:val="22"/>
+                <w:lang w:bidi="ar"/>
+              </w:rPr>
+              <w:t>0xA5, 0x06, 0x13, 0x23, 0x8E, 0xAA</w:t>
+            </w:r>
+          </w:p>
+        </w:tc>
+        <w:tc>
+          <w:tcPr>
+            <w:tcW w:w="2254" w:type="pct"/>
+            <w:tcBorders>
+              <w:top w:val="single" w:sz="4" w:space="0" w:color="auto"/>
+              <w:left w:val="nil"/>
+              <w:bottom w:val="single" w:sz="4" w:space="0" w:color="auto"/>
+              <w:right w:val="single" w:sz="4" w:space="0" w:color="auto"/>
+            </w:tcBorders>
+          </w:tcPr>
+          <w:p>
+            <w:pPr>
+              <w:ind w:firstLine="440"/>
+              <w:jc w:val="center"/>
+              <w:rPr>
+                <w:rFonts w:ascii="Times New Roman" w:hAnsi="Times New Roman" w:cs="Times New Roman"/>
+                <w:sz w:val="22"/>
+                <w:lang w:bidi="ar"/>
+              </w:rPr>
+            </w:pPr>
+            <w:r>
+              <w:rPr>
+                <w:rFonts w:ascii="Times New Roman" w:hAnsi="Times New Roman" w:cs="Times New Roman" w:hint="eastAsia"/>
+                <w:sz w:val="22"/>
+                <w:lang w:bidi="ar"/>
+              </w:rPr>
+              <w:t>0</w:t>
+            </w:r>
+            <w:r>
+              <w:rPr>
+                <w:rFonts w:ascii="Times New Roman" w:hAnsi="Times New Roman" w:cs="Times New Roman"/>
+                <w:sz w:val="22"/>
+                <w:lang w:bidi="ar"/>
+              </w:rPr>
+              <w:t>x50, 0x06, 0xA5, 0x06, 0x13, 0x23, 0x8E, 0xAA, 0xA3, 0x53</w:t>
+            </w:r>
+          </w:p>
+        </w:tc>
+        <w:tc>
+          <w:tcPr>
+            <w:tcW w:w="1251" w:type="pct"/>
+            <w:tcBorders>
+              <w:top w:val="single" w:sz="4" w:space="0" w:color="auto"/>
+              <w:left w:val="nil"/>
+              <w:bottom w:val="single" w:sz="4" w:space="0" w:color="auto"/>
+              <w:right w:val="single" w:sz="4" w:space="0" w:color="auto"/>
+            </w:tcBorders>
+          </w:tcPr>
+          <w:p>
+            <w:pPr>
+              <w:ind w:firstLine="440"/>
+              <w:jc w:val="center"/>
+              <w:rPr>
+                <w:rFonts w:ascii="宋体" w:hAnsi="宋体" w:cs="宋体" w:hint="eastAsia"/>
+                <w:sz w:val="22"/>
+                <w:lang w:bidi="ar"/>
+              </w:rPr>
+            </w:pPr>
+            <w:r>
+              <w:rPr>
+                <w:rFonts w:ascii="宋体" w:hAnsi="宋体" w:cs="宋体" w:hint="eastAsia"/>
+                <w:sz w:val="22"/>
+                <w:lang w:bidi="ar"/>
+              </w:rPr>
+              <w:t>PDA-&gt;程序，</w:t>
+            </w:r>
+            <w:proofErr w:type="gramStart"/>
+            <w:r>
+              <w:rPr>
+                <w:rFonts w:ascii="宋体" w:hAnsi="宋体" w:cs="宋体" w:hint="eastAsia"/>
+                <w:sz w:val="22"/>
+                <w:lang w:bidi="ar"/>
+              </w:rPr>
+              <w:t>校零</w:t>
+            </w:r>
+            <w:proofErr w:type="gramEnd"/>
+          </w:p>
+        </w:tc>
+      </w:tr>
+      <w:tr>
+        <w:tc>
+          <w:tcPr>
+            <w:tcW w:w="1495" w:type="pct"/>
+            <w:tcBorders>
+              <w:top w:val="single" w:sz="4" w:space="0" w:color="auto"/>
+              <w:left w:val="single" w:sz="4" w:space="0" w:color="auto"/>
+              <w:bottom w:val="single" w:sz="4" w:space="0" w:color="auto"/>
+              <w:right w:val="single" w:sz="4" w:space="0" w:color="auto"/>
+            </w:tcBorders>
+          </w:tcPr>
+          <w:p>
+            <w:pPr>
+              <w:ind w:firstLine="440"/>
+              <w:jc w:val="center"/>
+              <w:rPr>
+                <w:rFonts w:ascii="Times New Roman" w:hAnsi="Times New Roman" w:cs="Times New Roman"/>
+                <w:sz w:val="22"/>
+                <w:lang w:bidi="ar"/>
+              </w:rPr>
+            </w:pPr>
+            <w:r>
+              <w:rPr>
+                <w:rFonts w:ascii="Times New Roman" w:hAnsi="Times New Roman" w:cs="Times New Roman"/>
+                <w:sz w:val="22"/>
+                <w:lang w:bidi="ar"/>
+              </w:rPr>
+              <w:t>0xA5, 0x09, 0x30, 0x00, 0x64, 0x01, 0x20, 0xEF, 0xAA</w:t>
+            </w:r>
+          </w:p>
+        </w:tc>
+        <w:tc>
+          <w:tcPr>
+            <w:tcW w:w="2254" w:type="pct"/>
+            <w:tcBorders>
+              <w:top w:val="single" w:sz="4" w:space="0" w:color="auto"/>
+              <w:left w:val="nil"/>
+              <w:bottom w:val="single" w:sz="4" w:space="0" w:color="auto"/>
+              <w:right w:val="single" w:sz="4" w:space="0" w:color="auto"/>
+            </w:tcBorders>
+          </w:tcPr>
+          <w:p>
+            <w:pPr>
+              <w:ind w:firstLine="440"/>
+              <w:jc w:val="center"/>
+              <w:rPr>
+                <w:rFonts w:ascii="Times New Roman" w:hAnsi="Times New Roman" w:cs="Times New Roman"/>
+                <w:sz w:val="22"/>
+                <w:lang w:bidi="ar"/>
+              </w:rPr>
+            </w:pPr>
+            <w:r>
+              <w:rPr>
+                <w:rFonts w:ascii="Times New Roman" w:hAnsi="Times New Roman" w:cs="Times New Roman"/>
+                <w:sz w:val="22"/>
+                <w:lang w:bidi="ar"/>
+              </w:rPr>
+              <w:t>0x50, 0x06, 0xA5, 0x09, 0x30, 0x00, 0x64, 0x01, 0x20, 0xEF, 0xAA, 0x6D, 0x75</w:t>
+            </w:r>
+          </w:p>
+        </w:tc>
+        <w:tc>
+          <w:tcPr>
+            <w:tcW w:w="1251" w:type="pct"/>
+            <w:tcBorders>
+              <w:top w:val="single" w:sz="4" w:space="0" w:color="auto"/>
+              <w:left w:val="nil"/>
+              <w:bottom w:val="single" w:sz="4" w:space="0" w:color="auto"/>
+              <w:right w:val="single" w:sz="4" w:space="0" w:color="auto"/>
+            </w:tcBorders>
+          </w:tcPr>
+          <w:p>
+            <w:pPr>
+              <w:ind w:firstLine="440"/>
+              <w:jc w:val="center"/>
+              <w:rPr>
+                <w:rFonts w:ascii="宋体" w:hAnsi="宋体" w:cs="宋体" w:hint="eastAsia"/>
+                <w:sz w:val="22"/>
+                <w:lang w:bidi="ar"/>
+              </w:rPr>
+            </w:pPr>
+            <w:r>
+              <w:rPr>
+                <w:rFonts w:ascii="宋体" w:hAnsi="宋体" w:cs="宋体" w:hint="eastAsia"/>
+                <w:sz w:val="22"/>
+                <w:lang w:bidi="ar"/>
+              </w:rPr>
+              <w:t>PDA-&gt;程序，下发三点悬挂高度50%</w:t>
+            </w:r>
+          </w:p>
+        </w:tc>
+      </w:tr>
+      <w:tr>
+        <w:tc>
+          <w:tcPr>
+            <w:tcW w:w="1495" w:type="pct"/>
+            <w:tcBorders>
+              <w:top w:val="single" w:sz="4" w:space="0" w:color="auto"/>
+              <w:left w:val="single" w:sz="4" w:space="0" w:color="auto"/>
+              <w:bottom w:val="single" w:sz="4" w:space="0" w:color="auto"/>
+              <w:right w:val="single" w:sz="4" w:space="0" w:color="auto"/>
+            </w:tcBorders>
+          </w:tcPr>
+          <w:p>
+            <w:pPr>
+              <w:ind w:firstLine="440"/>
+              <w:jc w:val="center"/>
+              <w:rPr>
+                <w:rFonts w:ascii="Times New Roman" w:hAnsi="Times New Roman" w:cs="Times New Roman"/>
+                <w:sz w:val="22"/>
+                <w:lang w:bidi="ar"/>
+              </w:rPr>
+            </w:pPr>
+            <w:r>
+              <w:rPr>
+                <w:rFonts w:ascii="Times New Roman" w:hAnsi="Times New Roman" w:cs="Times New Roman"/>
+                <w:sz w:val="22"/>
+                <w:lang w:bidi="ar"/>
+              </w:rPr>
+              <w:t>0xA5, 0x09, 0x30, 0x00, 0x64, 0x00, 0xE1, 0x2F, 0xAA</w:t>
+            </w:r>
+          </w:p>
+        </w:tc>
+        <w:tc>
+          <w:tcPr>
+            <w:tcW w:w="2254" w:type="pct"/>
+            <w:tcBorders>
+              <w:top w:val="single" w:sz="4" w:space="0" w:color="auto"/>
+              <w:left w:val="nil"/>
+              <w:bottom w:val="single" w:sz="4" w:space="0" w:color="auto"/>
+              <w:right w:val="single" w:sz="4" w:space="0" w:color="auto"/>
+            </w:tcBorders>
+          </w:tcPr>
+          <w:p>
+            <w:pPr>
+              <w:ind w:firstLine="440"/>
+              <w:jc w:val="center"/>
+              <w:rPr>
+                <w:rFonts w:ascii="Times New Roman" w:hAnsi="Times New Roman" w:cs="Times New Roman"/>
+                <w:sz w:val="22"/>
+                <w:lang w:bidi="ar"/>
+              </w:rPr>
+            </w:pPr>
+            <w:r>
+              <w:rPr>
+                <w:rFonts w:ascii="Times New Roman" w:hAnsi="Times New Roman" w:cs="Times New Roman"/>
+                <w:sz w:val="22"/>
+                <w:lang w:bidi="ar"/>
+              </w:rPr>
+              <w:t>0x50, 0x06, 0xA5, 0x09, 0x30, 0x00, 0x64, 0x00, 0xE1, 0x2F, 0xAA, 0x6D, 0x75</w:t>
+            </w:r>
+          </w:p>
+        </w:tc>
+        <w:tc>
+          <w:tcPr>
+            <w:tcW w:w="1251" w:type="pct"/>
+            <w:tcBorders>
+              <w:top w:val="single" w:sz="4" w:space="0" w:color="auto"/>
+              <w:left w:val="nil"/>
+              <w:bottom w:val="single" w:sz="4" w:space="0" w:color="auto"/>
+              <w:right w:val="single" w:sz="4" w:space="0" w:color="auto"/>
+            </w:tcBorders>
+          </w:tcPr>
+          <w:p>
+            <w:pPr>
+              <w:ind w:firstLine="440"/>
+              <w:jc w:val="center"/>
+              <w:rPr>
+                <w:rFonts w:ascii="宋体" w:hAnsi="宋体" w:cs="宋体" w:hint="eastAsia"/>
+                <w:sz w:val="22"/>
+                <w:lang w:bidi="ar"/>
+              </w:rPr>
+            </w:pPr>
+            <w:r>
+              <w:rPr>
+                <w:rFonts w:ascii="宋体" w:hAnsi="宋体" w:cs="宋体" w:hint="eastAsia"/>
+                <w:sz w:val="22"/>
+                <w:lang w:bidi="ar"/>
+              </w:rPr>
+              <w:t>PDA-&gt;程序，下发作业速度100</w:t>
+            </w:r>
+          </w:p>
+        </w:tc>
+      </w:tr>
+      <w:tr>
+        <w:tc>
+          <w:tcPr>
+            <w:tcW w:w="1495" w:type="pct"/>
+            <w:tcBorders>
+              <w:top w:val="single" w:sz="4" w:space="0" w:color="auto"/>
+              <w:left w:val="single" w:sz="4" w:space="0" w:color="auto"/>
+              <w:bottom w:val="single" w:sz="4" w:space="0" w:color="auto"/>
+              <w:right w:val="single" w:sz="4" w:space="0" w:color="auto"/>
+            </w:tcBorders>
+          </w:tcPr>
+          <w:p>
+            <w:pPr>
+              <w:ind w:firstLine="440"/>
+              <w:jc w:val="center"/>
+              <w:rPr>
+                <w:rFonts w:ascii="Times New Roman" w:hAnsi="Times New Roman" w:cs="Times New Roman"/>
+                <w:sz w:val="22"/>
+                <w:lang w:bidi="ar"/>
+              </w:rPr>
+            </w:pPr>
+            <w:r>
+              <w:rPr>
+                <w:rFonts w:ascii="Times New Roman" w:hAnsi="Times New Roman" w:cs="Times New Roman"/>
+                <w:sz w:val="22"/>
+                <w:lang w:bidi="ar"/>
+              </w:rPr>
+              <w:t>0xA5, 0x08, 0x31, 0x00, 0x32, 0xBA, 0x63, 0xAA</w:t>
+            </w:r>
+          </w:p>
+        </w:tc>
+        <w:tc>
+          <w:tcPr>
+            <w:tcW w:w="2254" w:type="pct"/>
+            <w:tcBorders>
+              <w:top w:val="single" w:sz="4" w:space="0" w:color="auto"/>
+              <w:left w:val="nil"/>
+              <w:bottom w:val="single" w:sz="4" w:space="0" w:color="auto"/>
+              <w:right w:val="single" w:sz="4" w:space="0" w:color="auto"/>
+            </w:tcBorders>
+          </w:tcPr>
+          <w:p>
+            <w:pPr>
+              <w:ind w:firstLine="440"/>
+              <w:jc w:val="center"/>
+              <w:rPr>
+                <w:rFonts w:ascii="Times New Roman" w:hAnsi="Times New Roman" w:cs="Times New Roman"/>
+                <w:sz w:val="22"/>
+                <w:lang w:bidi="ar"/>
+              </w:rPr>
+            </w:pPr>
+            <w:r>
+              <w:rPr>
+                <w:rFonts w:ascii="Times New Roman" w:hAnsi="Times New Roman" w:cs="Times New Roman"/>
+                <w:sz w:val="22"/>
+                <w:lang w:bidi="ar"/>
+              </w:rPr>
+              <w:t>0x50, 0x06, 0xA5, 0x08, 0x31, 0x00, 0x32, 0xBA, 0x63, 0xAA, 0x98, 0x92</w:t>
+            </w:r>
+          </w:p>
+        </w:tc>
+        <w:tc>
+          <w:tcPr>
+            <w:tcW w:w="1251" w:type="pct"/>
+            <w:tcBorders>
+              <w:top w:val="single" w:sz="4" w:space="0" w:color="auto"/>
+              <w:left w:val="nil"/>
+              <w:bottom w:val="single" w:sz="4" w:space="0" w:color="auto"/>
+              <w:right w:val="single" w:sz="4" w:space="0" w:color="auto"/>
+            </w:tcBorders>
+          </w:tcPr>
+          <w:p>
+            <w:pPr>
+              <w:ind w:firstLine="440"/>
+              <w:jc w:val="center"/>
+              <w:rPr>
+                <w:rFonts w:ascii="宋体" w:hAnsi="宋体" w:cs="宋体" w:hint="eastAsia"/>
+                <w:sz w:val="22"/>
+                <w:lang w:bidi="ar"/>
+              </w:rPr>
+            </w:pPr>
+            <w:r>
+              <w:rPr>
+                <w:rFonts w:ascii="宋体" w:hAnsi="宋体" w:cs="宋体" w:hint="eastAsia"/>
+                <w:sz w:val="22"/>
+                <w:lang w:bidi="ar"/>
+              </w:rPr>
+              <w:t>PDA-&gt;程序，设置</w:t>
+            </w:r>
+            <w:proofErr w:type="gramStart"/>
+            <w:r>
+              <w:rPr>
+                <w:rFonts w:ascii="宋体" w:hAnsi="宋体" w:cs="宋体" w:hint="eastAsia"/>
+                <w:sz w:val="22"/>
+                <w:lang w:bidi="ar"/>
+              </w:rPr>
+              <w:t>目标耕深</w:t>
+            </w:r>
+            <w:proofErr w:type="gramEnd"/>
+            <w:r>
+              <w:rPr>
+                <w:rFonts w:ascii="宋体" w:hAnsi="宋体" w:cs="宋体" w:hint="eastAsia"/>
+                <w:sz w:val="22"/>
+                <w:lang w:bidi="ar"/>
+              </w:rPr>
+              <w:t>100mm,开启（3字节，mm），进入控制模式</w:t>
+            </w:r>
+          </w:p>
+        </w:tc>
+      </w:tr>
+      <w:tr>
+        <w:tc>
+          <w:tcPr>
+            <w:tcW w:w="1495" w:type="pct"/>
+            <w:tcBorders>
+              <w:top w:val="single" w:sz="4" w:space="0" w:color="auto"/>
+              <w:left w:val="single" w:sz="4" w:space="0" w:color="auto"/>
+              <w:bottom w:val="single" w:sz="4" w:space="0" w:color="auto"/>
+              <w:right w:val="single" w:sz="4" w:space="0" w:color="auto"/>
+            </w:tcBorders>
+          </w:tcPr>
+          <w:p>
+            <w:pPr>
+              <w:ind w:firstLine="440"/>
+              <w:jc w:val="center"/>
+              <w:rPr>
+                <w:rFonts w:ascii="Times New Roman" w:hAnsi="Times New Roman" w:cs="Times New Roman"/>
+                <w:sz w:val="22"/>
+                <w:lang w:bidi="ar"/>
+              </w:rPr>
+            </w:pPr>
+            <w:r>
+              <w:rPr>
+                <w:rFonts w:ascii="Times New Roman" w:hAnsi="Times New Roman" w:cs="Times New Roman"/>
+                <w:sz w:val="22"/>
+                <w:lang w:bidi="ar"/>
+              </w:rPr>
+              <w:t>0xA5, 0x08, 0x32, 0x00, 0x64, 0xCA, 0x5D, 0xAA</w:t>
+            </w:r>
+          </w:p>
+        </w:tc>
+        <w:tc>
+          <w:tcPr>
+            <w:tcW w:w="2254" w:type="pct"/>
+            <w:tcBorders>
+              <w:top w:val="single" w:sz="4" w:space="0" w:color="auto"/>
+              <w:left w:val="nil"/>
+              <w:bottom w:val="single" w:sz="4" w:space="0" w:color="auto"/>
+              <w:right w:val="single" w:sz="4" w:space="0" w:color="auto"/>
+            </w:tcBorders>
+          </w:tcPr>
+          <w:p>
+            <w:pPr>
+              <w:ind w:firstLine="440"/>
+              <w:jc w:val="center"/>
+              <w:rPr>
+                <w:rFonts w:ascii="Times New Roman" w:hAnsi="Times New Roman" w:cs="Times New Roman"/>
+                <w:sz w:val="22"/>
+                <w:lang w:bidi="ar"/>
+              </w:rPr>
+            </w:pPr>
+            <w:r>
+              <w:rPr>
+                <w:rFonts w:ascii="Times New Roman" w:hAnsi="Times New Roman" w:cs="Times New Roman"/>
+                <w:sz w:val="22"/>
+                <w:lang w:bidi="ar"/>
+              </w:rPr>
+              <w:t>0x50, 0x06, 0xA5, 0x08, 0x32, 0x00, 0x64, 0xCA, 0x5D, 0xAA, 0x98, 0x92</w:t>
+            </w:r>
+          </w:p>
+        </w:tc>
+        <w:tc>
+          <w:tcPr>
+            <w:tcW w:w="1251" w:type="pct"/>
+            <w:tcBorders>
+              <w:top w:val="single" w:sz="4" w:space="0" w:color="auto"/>
+              <w:left w:val="nil"/>
+              <w:bottom w:val="single" w:sz="4" w:space="0" w:color="auto"/>
+              <w:right w:val="single" w:sz="4" w:space="0" w:color="auto"/>
+            </w:tcBorders>
+          </w:tcPr>
+          <w:p>
+            <w:pPr>
+              <w:ind w:firstLine="440"/>
+              <w:jc w:val="center"/>
+              <w:rPr>
+                <w:rFonts w:ascii="宋体" w:hAnsi="宋体" w:cs="宋体" w:hint="eastAsia"/>
+                <w:sz w:val="22"/>
+                <w:lang w:bidi="ar"/>
+              </w:rPr>
+            </w:pPr>
+            <w:r>
+              <w:rPr>
+                <w:rFonts w:ascii="宋体" w:hAnsi="宋体" w:cs="宋体" w:hint="eastAsia"/>
+                <w:sz w:val="22"/>
+                <w:lang w:bidi="ar"/>
+              </w:rPr>
+              <w:t>PDA-&gt;程序，设置</w:t>
+            </w:r>
+            <w:proofErr w:type="gramStart"/>
+            <w:r>
+              <w:rPr>
+                <w:rFonts w:ascii="宋体" w:hAnsi="宋体" w:cs="宋体" w:hint="eastAsia"/>
+                <w:sz w:val="22"/>
+                <w:lang w:bidi="ar"/>
+              </w:rPr>
+              <w:t>目标耕深</w:t>
+            </w:r>
+            <w:proofErr w:type="gramEnd"/>
+            <w:r>
+              <w:rPr>
+                <w:rFonts w:ascii="宋体" w:hAnsi="宋体" w:cs="宋体" w:hint="eastAsia"/>
+                <w:sz w:val="22"/>
+                <w:lang w:bidi="ar"/>
+              </w:rPr>
+              <w:t>100mm,关闭，（3字节，mm），进入训练模式</w:t>
+            </w:r>
+          </w:p>
+        </w:tc>
+      </w:tr>
+    </w:tbl>
+    <w:p>
+      <w:pPr>
+        <w:pStyle w:val="1"/>
+        <w:numPr>
+          <w:ilvl w:val="0"/>
+          <w:numId w:val="1"/>
+        </w:numPr>
+        <w:ind w:firstLineChars="0"/>
+        <w:rPr>
+          <w:rFonts w:ascii="宋体" w:hAnsi="宋体"/>
+          <w:b/>
+          <w:bCs/>
+          <w:color w:val="000000" w:themeColor="text1"/>
+          <w:sz w:val="28"/>
+          <w:szCs w:val="28"/>
+        </w:rPr>
+      </w:pPr>
+      <w:r>
+        <w:rPr>
+          <w:rFonts w:ascii="宋体" w:hAnsi="宋体" w:hint="eastAsia"/>
+          <w:b/>
+          <w:bCs/>
+          <w:color w:val="000000" w:themeColor="text1"/>
+          <w:sz w:val="28"/>
+          <w:szCs w:val="28"/>
+        </w:rPr>
+        <w:t>流程示例</w:t>
+      </w:r>
+    </w:p>
+    <w:p>
+      <w:pPr>
+        <w:pStyle w:val="1"/>
+        <w:numPr>
+          <w:ilvl w:val="0"/>
+          <w:numId w:val="2"/>
+        </w:numPr>
+        <w:ind w:firstLineChars="0"/>
+        <w:rPr>
+          <w:rFonts w:ascii="宋体" w:hAnsi="宋体"/>
+          <w:b/>
+          <w:bCs/>
+          <w:color w:val="000000" w:themeColor="text1"/>
+          <w:szCs w:val="24"/>
+        </w:rPr>
+      </w:pPr>
+      <w:r>
+        <w:rPr>
+          <w:rFonts w:ascii="宋体" w:hAnsi="宋体" w:hint="eastAsia"/>
+          <w:b/>
+          <w:bCs/>
+          <w:color w:val="000000" w:themeColor="text1"/>
+          <w:szCs w:val="24"/>
+        </w:rPr>
+        <w:lastRenderedPageBreak/>
+        <w:t>初始化与状态上报</w:t>
+      </w:r>
+    </w:p>
+    <w:p>
+      <w:pPr>
+        <w:pStyle w:val="temp"/>
+        <w:ind w:firstLine="480"/>
+        <w:rPr>
+          <w:kern w:val="0"/>
+          <w:szCs w:val="24"/>
+        </w:rPr>
+      </w:pPr>
+      <w:r>
+        <w:rPr>
+          <w:rFonts w:hint="eastAsia"/>
+        </w:rPr>
+        <w:t>程</w:t>
+      </w:r>
+      <w:r>
+        <w:t>序启动后，自动打开机具角度传感器、车身角度传感器及</w:t>
+      </w:r>
+      <w:r>
+        <w:t xml:space="preserve"> PDA </w:t>
+      </w:r>
+      <w:r>
+        <w:t>通信串口。</w:t>
+      </w:r>
+    </w:p>
+    <w:p>
+      <w:pPr>
+        <w:pStyle w:val="temp"/>
+        <w:ind w:firstLine="480"/>
+        <w:rPr>
+          <w:rFonts w:hint="eastAsia"/>
+        </w:rPr>
+      </w:pPr>
+      <w:r>
+        <w:t>当两个角度传感器均返回有效数据时，主动向</w:t>
+      </w:r>
+      <w:r>
+        <w:t xml:space="preserve"> PDA </w:t>
+      </w:r>
+      <w:r>
+        <w:t>发送一次</w:t>
+      </w:r>
+      <w:r>
+        <w:rPr>
+          <w:rStyle w:val="a9"/>
+          <w:rFonts w:asciiTheme="minorEastAsia" w:eastAsiaTheme="minorEastAsia" w:hAnsiTheme="minorEastAsia" w:cs="Segoe UI"/>
+          <w:color w:val="0F1115"/>
+        </w:rPr>
+        <w:t>机具类型</w:t>
+      </w:r>
+      <w:r>
+        <w:t>（</w:t>
+      </w:r>
+      <w:r>
+        <w:rPr>
+          <w:rStyle w:val="HTML"/>
+          <w:rFonts w:asciiTheme="minorEastAsia" w:eastAsiaTheme="minorEastAsia" w:hAnsiTheme="minorEastAsia"/>
+          <w:color w:val="0F1115"/>
+          <w:sz w:val="21"/>
+          <w:szCs w:val="21"/>
+          <w:shd w:val="clear" w:color="auto" w:fill="EBEEF2"/>
+        </w:rPr>
+        <w:t>0x21</w:t>
+      </w:r>
+      <w:r>
+        <w:t>）和</w:t>
+      </w:r>
+      <w:r>
+        <w:rPr>
+          <w:rStyle w:val="a9"/>
+          <w:rFonts w:asciiTheme="minorEastAsia" w:eastAsiaTheme="minorEastAsia" w:hAnsiTheme="minorEastAsia" w:cs="Segoe UI"/>
+          <w:color w:val="0F1115"/>
+        </w:rPr>
+        <w:t>传感器状态</w:t>
+      </w:r>
+      <w:r>
+        <w:t>（</w:t>
+      </w:r>
+      <w:r>
+        <w:rPr>
+          <w:rStyle w:val="HTML"/>
+          <w:rFonts w:asciiTheme="minorEastAsia" w:eastAsiaTheme="minorEastAsia" w:hAnsiTheme="minorEastAsia"/>
+          <w:color w:val="0F1115"/>
+          <w:sz w:val="21"/>
+          <w:szCs w:val="21"/>
+          <w:shd w:val="clear" w:color="auto" w:fill="EBEEF2"/>
+        </w:rPr>
+        <w:t>0x22</w:t>
+      </w:r>
+      <w:r>
+        <w:t>，正常），表明系统已就绪，等待</w:t>
+      </w:r>
+      <w:r>
+        <w:t xml:space="preserve"> PDA </w:t>
+      </w:r>
+      <w:r>
+        <w:t>指令。</w:t>
+      </w:r>
+    </w:p>
+    <w:p>
+      <w:pPr>
+        <w:pStyle w:val="1"/>
+        <w:numPr>
+          <w:ilvl w:val="0"/>
+          <w:numId w:val="2"/>
+        </w:numPr>
+        <w:ind w:firstLineChars="0"/>
+        <w:rPr>
+          <w:rFonts w:ascii="宋体" w:hAnsi="宋体"/>
+          <w:b/>
+          <w:bCs/>
+          <w:color w:val="000000" w:themeColor="text1"/>
+          <w:szCs w:val="24"/>
+        </w:rPr>
+      </w:pPr>
+      <w:r>
+        <w:rPr>
+          <w:rFonts w:ascii="宋体" w:hAnsi="宋体" w:hint="eastAsia"/>
+          <w:b/>
+          <w:bCs/>
+          <w:color w:val="000000" w:themeColor="text1"/>
+          <w:szCs w:val="24"/>
+        </w:rPr>
+        <w:t>零点校准</w:t>
+      </w:r>
+    </w:p>
+    <w:p>
+      <w:pPr>
+        <w:pStyle w:val="temp"/>
+        <w:ind w:firstLine="480"/>
+        <w:rPr>
+          <w:rFonts w:hint="eastAsia"/>
+        </w:rPr>
+      </w:pPr>
+      <w:r>
+        <w:rPr>
+          <w:rFonts w:hint="eastAsia"/>
+        </w:rPr>
+        <w:t xml:space="preserve">PDA </w:t>
+      </w:r>
+      <w:r>
+        <w:rPr>
+          <w:rFonts w:hint="eastAsia"/>
+        </w:rPr>
+        <w:t>在农机静止</w:t>
+      </w:r>
+      <w:proofErr w:type="gramStart"/>
+      <w:r>
+        <w:rPr>
+          <w:rFonts w:hint="eastAsia"/>
+        </w:rPr>
+        <w:t>且铲尖</w:t>
+      </w:r>
+      <w:proofErr w:type="gramEnd"/>
+      <w:r>
+        <w:rPr>
+          <w:rFonts w:hint="eastAsia"/>
+        </w:rPr>
+        <w:t>刚好接触地面时，发送</w:t>
+      </w:r>
+      <w:r>
+        <w:rPr>
+          <w:rFonts w:hint="eastAsia"/>
+        </w:rPr>
+        <w:t xml:space="preserve"> </w:t>
+      </w:r>
+      <w:r>
+        <w:rPr>
+          <w:rFonts w:hint="eastAsia"/>
+        </w:rPr>
+        <w:t>零点校准指令（</w:t>
+      </w:r>
+      <w:r>
+        <w:rPr>
+          <w:rFonts w:hint="eastAsia"/>
+        </w:rPr>
+        <w:t>0x13</w:t>
+      </w:r>
+      <w:r>
+        <w:rPr>
+          <w:rFonts w:hint="eastAsia"/>
+        </w:rPr>
+        <w:t>）。</w:t>
+      </w:r>
+    </w:p>
+    <w:p>
+      <w:pPr>
+        <w:pStyle w:val="temp"/>
+        <w:ind w:firstLine="480"/>
+      </w:pPr>
+      <w:r>
+        <w:rPr>
+          <w:rFonts w:hint="eastAsia"/>
+        </w:rPr>
+        <w:t>控制器收到后，记录当前机具角度</w:t>
+      </w:r>
+      <w:r>
+        <w:rPr>
+          <w:rFonts w:hint="eastAsia"/>
+        </w:rPr>
+        <w:t xml:space="preserve"> </w:t>
+      </w:r>
+      <w:r>
+        <w:rPr>
+          <w:rFonts w:hint="eastAsia"/>
+        </w:rPr>
+        <w:t>α和车身角度</w:t>
+      </w:r>
+      <w:r>
+        <w:rPr>
+          <w:rFonts w:hint="eastAsia"/>
+        </w:rPr>
+        <w:t xml:space="preserve"> </w:t>
+      </w:r>
+      <w:r>
+        <w:rPr>
+          <w:rFonts w:hint="eastAsia"/>
+        </w:rPr>
+        <w:t>β，并调用校准算法设置零位偏移，使当前计算耕深为</w:t>
+      </w:r>
+      <w:r>
+        <w:rPr>
+          <w:rFonts w:hint="eastAsia"/>
+        </w:rPr>
+        <w:t xml:space="preserve"> 0 mm</w:t>
+      </w:r>
+      <w:r>
+        <w:rPr>
+          <w:rFonts w:hint="eastAsia"/>
+        </w:rPr>
+        <w:t>。</w:t>
+      </w:r>
+    </w:p>
+    <w:p>
+      <w:pPr>
+        <w:pStyle w:val="temp"/>
+        <w:ind w:firstLine="480"/>
+        <w:rPr>
+          <w:rFonts w:hint="eastAsia"/>
+        </w:rPr>
+      </w:pPr>
+      <w:r>
+        <w:rPr>
+          <w:rFonts w:hint="eastAsia"/>
+        </w:rPr>
+        <w:t>校准完成后，深度计算功能激活，开始实时输出耕深。</w:t>
+      </w:r>
+    </w:p>
+    <w:p>
+      <w:pPr>
+        <w:pStyle w:val="temp"/>
+        <w:numPr>
+          <w:ilvl w:val="0"/>
+          <w:numId w:val="2"/>
+        </w:numPr>
+        <w:ind w:firstLineChars="0"/>
+        <w:rPr>
+          <w:rFonts w:ascii="宋体" w:hAnsi="宋体"/>
+          <w:b/>
+          <w:bCs/>
+        </w:rPr>
+      </w:pPr>
+      <w:r>
+        <w:rPr>
+          <w:rFonts w:ascii="宋体" w:hAnsi="宋体" w:hint="eastAsia"/>
+          <w:b/>
+          <w:bCs/>
+        </w:rPr>
+        <w:t>训练模式</w:t>
+      </w:r>
+    </w:p>
+    <w:p>
+      <w:pPr>
+        <w:pStyle w:val="temp"/>
+        <w:ind w:firstLine="480"/>
+      </w:pPr>
+      <w:r>
+        <w:rPr>
+          <w:rFonts w:hint="eastAsia"/>
+        </w:rPr>
+        <w:t>系统默认处于训练模式。</w:t>
+      </w:r>
+    </w:p>
+    <w:p>
+      <w:pPr>
+        <w:pStyle w:val="temp"/>
+        <w:ind w:firstLine="480"/>
+      </w:pPr>
+      <w:r>
+        <w:rPr>
+          <w:rFonts w:hint="eastAsia"/>
+        </w:rPr>
+        <w:t xml:space="preserve">PDA </w:t>
+      </w:r>
+      <w:r>
+        <w:rPr>
+          <w:rFonts w:hint="eastAsia"/>
+        </w:rPr>
+        <w:t>通过下发实际三点悬挂高度（</w:t>
+      </w:r>
+      <w:r>
+        <w:rPr>
+          <w:rFonts w:hint="eastAsia"/>
+        </w:rPr>
+        <w:t>0x31</w:t>
+      </w:r>
+      <w:r>
+        <w:rPr>
+          <w:rFonts w:hint="eastAsia"/>
+        </w:rPr>
+        <w:t>）提供当前悬挂的真实高度值。</w:t>
+      </w:r>
+    </w:p>
+    <w:p>
+      <w:pPr>
+        <w:pStyle w:val="temp"/>
+        <w:ind w:firstLine="480"/>
+      </w:pPr>
+      <w:r>
+        <w:rPr>
+          <w:rFonts w:hint="eastAsia"/>
+        </w:rPr>
+        <w:t>控制器收到</w:t>
+      </w:r>
+      <w:proofErr w:type="gramStart"/>
+      <w:r>
+        <w:rPr>
+          <w:rFonts w:hint="eastAsia"/>
+        </w:rPr>
+        <w:t>该高度</w:t>
+      </w:r>
+      <w:proofErr w:type="gramEnd"/>
+      <w:r>
+        <w:rPr>
+          <w:rFonts w:hint="eastAsia"/>
+        </w:rPr>
+        <w:t>后，结合当前环境参数（土壤硬度、速度、坡度），利用</w:t>
+      </w:r>
+      <w:r>
+        <w:rPr>
+          <w:rFonts w:hint="eastAsia"/>
+        </w:rPr>
+        <w:t xml:space="preserve"> RLS </w:t>
+      </w:r>
+      <w:r>
+        <w:rPr>
+          <w:rFonts w:hint="eastAsia"/>
+        </w:rPr>
+        <w:t>自适应模型在线学习</w:t>
+      </w:r>
+      <w:r>
+        <w:rPr>
+          <w:rFonts w:hint="eastAsia"/>
+        </w:rPr>
+        <w:t xml:space="preserve"> </w:t>
+      </w:r>
+      <w:r>
+        <w:rPr>
+          <w:rFonts w:hint="eastAsia"/>
+        </w:rPr>
+        <w:t>悬挂高度</w:t>
+      </w:r>
+      <w:r>
+        <w:rPr>
+          <w:rFonts w:hint="eastAsia"/>
+        </w:rPr>
+        <w:t xml:space="preserve"> </w:t>
+      </w:r>
+      <w:r>
+        <w:rPr>
+          <w:rFonts w:hint="eastAsia"/>
+        </w:rPr>
+        <w:t>→</w:t>
+      </w:r>
+      <w:r>
+        <w:rPr>
+          <w:rFonts w:hint="eastAsia"/>
+        </w:rPr>
+        <w:t xml:space="preserve"> </w:t>
+      </w:r>
+      <w:proofErr w:type="gramStart"/>
+      <w:r>
+        <w:rPr>
+          <w:rFonts w:hint="eastAsia"/>
+        </w:rPr>
+        <w:t>耕深的</w:t>
+      </w:r>
+      <w:proofErr w:type="gramEnd"/>
+      <w:r>
+        <w:rPr>
+          <w:rFonts w:hint="eastAsia"/>
+        </w:rPr>
+        <w:t>映射关系。</w:t>
+      </w:r>
+    </w:p>
+    <w:p>
+      <w:pPr>
+        <w:pStyle w:val="temp"/>
+        <w:ind w:firstLine="480"/>
+      </w:pPr>
+      <w:r>
+        <w:rPr>
+          <w:rFonts w:hint="eastAsia"/>
+        </w:rPr>
+        <w:t>每次学习都会在控制台打印训练信息，并记录到模型收敛日志（</w:t>
+      </w:r>
+      <w:r>
+        <w:rPr>
+          <w:rFonts w:hint="eastAsia"/>
+        </w:rPr>
+        <w:t>model_train.csv</w:t>
+      </w:r>
+      <w:r>
+        <w:rPr>
+          <w:rFonts w:hint="eastAsia"/>
+        </w:rPr>
+        <w:t>）。</w:t>
+      </w:r>
+    </w:p>
+    <w:p>
+      <w:pPr>
+        <w:pStyle w:val="temp"/>
+        <w:ind w:firstLine="480"/>
+      </w:pPr>
+      <w:r>
+        <w:rPr>
+          <w:rFonts w:hint="eastAsia"/>
+        </w:rPr>
+        <w:t>模型参数和累计训练次数自动持久化保存，重启后可恢复，无需重新训练。</w:t>
+      </w:r>
+    </w:p>
+    <w:p>
+      <w:pPr>
+        <w:pStyle w:val="temp"/>
+        <w:numPr>
+          <w:ilvl w:val="0"/>
+          <w:numId w:val="2"/>
+        </w:numPr>
+        <w:ind w:firstLineChars="0"/>
+        <w:rPr>
+          <w:rFonts w:ascii="宋体" w:hAnsi="宋体"/>
+          <w:b/>
+          <w:bCs/>
+        </w:rPr>
+      </w:pPr>
+      <w:r>
+        <w:rPr>
+          <w:rFonts w:ascii="宋体" w:hAnsi="宋体" w:hint="eastAsia"/>
+          <w:b/>
+          <w:bCs/>
+        </w:rPr>
+        <w:t>数据上报</w:t>
+      </w:r>
+    </w:p>
+    <w:p>
+      <w:pPr>
+        <w:pStyle w:val="temp"/>
+        <w:ind w:firstLine="480"/>
+        <w:rPr>
+          <w:rFonts w:hint="eastAsia"/>
+        </w:rPr>
+      </w:pPr>
+      <w:r>
+        <w:rPr>
+          <w:rFonts w:hint="eastAsia"/>
+        </w:rPr>
+        <w:t xml:space="preserve">PDA </w:t>
+      </w:r>
+      <w:r>
+        <w:rPr>
+          <w:rFonts w:hint="eastAsia"/>
+        </w:rPr>
+        <w:t>可随时发送请求</w:t>
+      </w:r>
+      <w:proofErr w:type="gramStart"/>
+      <w:r>
+        <w:rPr>
+          <w:rFonts w:hint="eastAsia"/>
+        </w:rPr>
+        <w:t>单次耕深</w:t>
+      </w:r>
+      <w:proofErr w:type="gramEnd"/>
+      <w:r>
+        <w:rPr>
+          <w:rFonts w:hint="eastAsia"/>
+        </w:rPr>
+        <w:t>（</w:t>
+      </w:r>
+      <w:r>
+        <w:rPr>
+          <w:rFonts w:hint="eastAsia"/>
+        </w:rPr>
+        <w:t>0x10</w:t>
+      </w:r>
+      <w:r>
+        <w:rPr>
+          <w:rFonts w:hint="eastAsia"/>
+        </w:rPr>
+        <w:t>）指令，控制器将立即回复</w:t>
+      </w:r>
+      <w:proofErr w:type="gramStart"/>
+      <w:r>
+        <w:rPr>
+          <w:rFonts w:hint="eastAsia"/>
+        </w:rPr>
+        <w:t>当前耕深和</w:t>
+      </w:r>
+      <w:proofErr w:type="gramEnd"/>
+      <w:r>
+        <w:rPr>
+          <w:rFonts w:hint="eastAsia"/>
+        </w:rPr>
+        <w:t>稳定性指标（指令</w:t>
+      </w:r>
+      <w:r>
+        <w:rPr>
+          <w:rFonts w:hint="eastAsia"/>
+        </w:rPr>
+        <w:t xml:space="preserve"> 0x23 </w:t>
+      </w:r>
+      <w:r>
+        <w:rPr>
+          <w:rFonts w:hint="eastAsia"/>
+        </w:rPr>
+        <w:t>和</w:t>
+      </w:r>
+      <w:r>
+        <w:rPr>
+          <w:rFonts w:hint="eastAsia"/>
+        </w:rPr>
+        <w:t xml:space="preserve"> 0x24</w:t>
+      </w:r>
+      <w:r>
+        <w:rPr>
+          <w:rFonts w:hint="eastAsia"/>
+        </w:rPr>
+        <w:t>）。</w:t>
+      </w:r>
+    </w:p>
+    <w:p>
+      <w:pPr>
+        <w:pStyle w:val="temp"/>
+        <w:ind w:firstLine="480"/>
+      </w:pPr>
+      <w:r>
+        <w:rPr>
+          <w:rFonts w:hint="eastAsia"/>
+        </w:rPr>
+        <w:t>发送开始连续上报（</w:t>
+      </w:r>
+      <w:r>
+        <w:rPr>
+          <w:rFonts w:hint="eastAsia"/>
+        </w:rPr>
+        <w:t>0x11</w:t>
+      </w:r>
+      <w:r>
+        <w:rPr>
+          <w:rFonts w:hint="eastAsia"/>
+        </w:rPr>
+        <w:t>）可设置上报间隔（默认</w:t>
+      </w:r>
+      <w:r>
+        <w:rPr>
+          <w:rFonts w:hint="eastAsia"/>
+        </w:rPr>
+        <w:t xml:space="preserve"> 1 </w:t>
+      </w:r>
+      <w:r>
+        <w:rPr>
+          <w:rFonts w:hint="eastAsia"/>
+        </w:rPr>
+        <w:t>秒，最快</w:t>
+      </w:r>
+      <w:r>
+        <w:rPr>
+          <w:rFonts w:hint="eastAsia"/>
+        </w:rPr>
+        <w:t xml:space="preserve"> 0.1 </w:t>
+      </w:r>
+      <w:r>
+        <w:rPr>
+          <w:rFonts w:hint="eastAsia"/>
+        </w:rPr>
+        <w:t>秒），控制器按间隔自动</w:t>
+      </w:r>
+      <w:proofErr w:type="gramStart"/>
+      <w:r>
+        <w:rPr>
+          <w:rFonts w:hint="eastAsia"/>
+        </w:rPr>
+        <w:t>推送耕深与</w:t>
+      </w:r>
+      <w:proofErr w:type="gramEnd"/>
+      <w:r>
+        <w:rPr>
+          <w:rFonts w:hint="eastAsia"/>
+        </w:rPr>
+        <w:t>稳定性。</w:t>
+      </w:r>
+    </w:p>
+    <w:p>
+      <w:pPr>
+        <w:pStyle w:val="temp"/>
+        <w:ind w:firstLine="480"/>
+      </w:pPr>
+      <w:r>
+        <w:rPr>
+          <w:rFonts w:hint="eastAsia"/>
+        </w:rPr>
+        <w:t>停止连续上报（</w:t>
+      </w:r>
+      <w:r>
+        <w:rPr>
+          <w:rFonts w:hint="eastAsia"/>
+        </w:rPr>
+        <w:t>0x12</w:t>
+      </w:r>
+      <w:r>
+        <w:rPr>
+          <w:rFonts w:hint="eastAsia"/>
+        </w:rPr>
+        <w:t>）结束自动推送。</w:t>
+      </w:r>
+    </w:p>
+    <w:p>
+      <w:pPr>
+        <w:pStyle w:val="temp"/>
+        <w:numPr>
+          <w:ilvl w:val="0"/>
+          <w:numId w:val="2"/>
+        </w:numPr>
+        <w:ind w:firstLineChars="0"/>
+        <w:rPr>
+          <w:rFonts w:ascii="宋体" w:hAnsi="宋体"/>
+          <w:b/>
+          <w:bCs/>
+        </w:rPr>
+      </w:pPr>
+      <w:r>
+        <w:rPr>
+          <w:rFonts w:ascii="宋体" w:hAnsi="宋体" w:hint="eastAsia"/>
+          <w:b/>
+          <w:bCs/>
+        </w:rPr>
+        <w:t>控制模式</w:t>
+      </w:r>
+    </w:p>
+    <w:p>
+      <w:pPr>
+        <w:pStyle w:val="temp"/>
+        <w:ind w:firstLine="480"/>
+        <w:rPr>
+          <w:rFonts w:hint="eastAsia"/>
+        </w:rPr>
+      </w:pPr>
+      <w:r>
+        <w:rPr>
+          <w:rFonts w:hint="eastAsia"/>
+        </w:rPr>
+        <w:t>当模型训练次数达到预设阈值（默认</w:t>
+      </w:r>
+      <w:r>
+        <w:rPr>
+          <w:rFonts w:hint="eastAsia"/>
+        </w:rPr>
+        <w:t xml:space="preserve"> 20 </w:t>
+      </w:r>
+      <w:r>
+        <w:rPr>
+          <w:rFonts w:hint="eastAsia"/>
+        </w:rPr>
+        <w:t>次）后，</w:t>
+      </w:r>
+      <w:r>
+        <w:rPr>
+          <w:rFonts w:hint="eastAsia"/>
+        </w:rPr>
+        <w:t xml:space="preserve">PDA </w:t>
+      </w:r>
+      <w:r>
+        <w:rPr>
+          <w:rFonts w:hint="eastAsia"/>
+        </w:rPr>
+        <w:t>可发送</w:t>
+      </w:r>
+      <w:r>
+        <w:rPr>
+          <w:rFonts w:hint="eastAsia"/>
+        </w:rPr>
+        <w:t xml:space="preserve"> </w:t>
+      </w:r>
+      <w:r>
+        <w:rPr>
+          <w:rFonts w:hint="eastAsia"/>
+        </w:rPr>
+        <w:t>设置目标耕深（</w:t>
+      </w:r>
+      <w:r>
+        <w:rPr>
+          <w:rFonts w:hint="eastAsia"/>
+        </w:rPr>
+        <w:t>0x30</w:t>
+      </w:r>
+      <w:r>
+        <w:rPr>
+          <w:rFonts w:hint="eastAsia"/>
+        </w:rPr>
+        <w:t>）指令进入控制模式。</w:t>
+      </w:r>
+    </w:p>
+    <w:p>
+      <w:pPr>
+        <w:pStyle w:val="temp"/>
+        <w:ind w:firstLine="480"/>
+        <w:rPr>
+          <w:rFonts w:hint="eastAsia"/>
+        </w:rPr>
+      </w:pPr>
+      <w:r>
+        <w:rPr>
+          <w:rFonts w:hint="eastAsia"/>
+        </w:rPr>
+        <w:t>控制器接收</w:t>
+      </w:r>
+      <w:proofErr w:type="gramStart"/>
+      <w:r>
+        <w:rPr>
+          <w:rFonts w:hint="eastAsia"/>
+        </w:rPr>
+        <w:t>目标耕深后</w:t>
+      </w:r>
+      <w:proofErr w:type="gramEnd"/>
+      <w:r>
+        <w:rPr>
+          <w:rFonts w:hint="eastAsia"/>
+        </w:rPr>
+        <w:t>，冻结模型参数，不再进行在线学习。</w:t>
+      </w:r>
+    </w:p>
+    <w:p>
+      <w:pPr>
+        <w:pStyle w:val="temp"/>
+        <w:ind w:firstLine="480"/>
+        <w:rPr>
+          <w:rFonts w:hint="eastAsia"/>
+        </w:rPr>
+      </w:pPr>
+      <w:r>
+        <w:rPr>
+          <w:rFonts w:hint="eastAsia"/>
+        </w:rPr>
+        <w:t>控制算法实时计算：</w:t>
+      </w:r>
+    </w:p>
+    <w:p>
+      <w:pPr>
+        <w:pStyle w:val="temp"/>
+        <w:ind w:firstLine="480"/>
+      </w:pPr>
+      <w:r>
+        <w:rPr>
+          <w:rFonts w:hint="eastAsia"/>
+        </w:rPr>
+        <w:t>利用逆映射模型求出达到</w:t>
+      </w:r>
+      <w:proofErr w:type="gramStart"/>
+      <w:r>
+        <w:rPr>
+          <w:rFonts w:hint="eastAsia"/>
+        </w:rPr>
+        <w:t>目标耕深所需</w:t>
+      </w:r>
+      <w:proofErr w:type="gramEnd"/>
+      <w:r>
+        <w:rPr>
+          <w:rFonts w:hint="eastAsia"/>
+        </w:rPr>
+        <w:t>的基础悬挂高度；</w:t>
+      </w:r>
+    </w:p>
+    <w:p>
+      <w:pPr>
+        <w:pStyle w:val="temp"/>
+        <w:ind w:firstLine="480"/>
+      </w:pPr>
+      <w:r>
+        <w:rPr>
+          <w:rFonts w:hint="eastAsia"/>
+        </w:rPr>
+        <w:t>结合</w:t>
+      </w:r>
+      <w:proofErr w:type="gramStart"/>
+      <w:r>
+        <w:rPr>
+          <w:rFonts w:hint="eastAsia"/>
+        </w:rPr>
+        <w:t>当前耕深与目标耕深的</w:t>
+      </w:r>
+      <w:proofErr w:type="gramEnd"/>
+      <w:r>
+        <w:rPr>
+          <w:rFonts w:hint="eastAsia"/>
+        </w:rPr>
+        <w:t>偏差，进行比例闭环修正；</w:t>
+      </w:r>
+    </w:p>
+    <w:p>
+      <w:pPr>
+        <w:pStyle w:val="temp"/>
+        <w:ind w:firstLine="480"/>
+      </w:pPr>
+      <w:r>
+        <w:rPr>
+          <w:rFonts w:hint="eastAsia"/>
+        </w:rPr>
+        <w:lastRenderedPageBreak/>
+        <w:t>向</w:t>
+      </w:r>
+      <w:r>
+        <w:rPr>
+          <w:rFonts w:hint="eastAsia"/>
+        </w:rPr>
+        <w:t xml:space="preserve"> PDA </w:t>
+      </w:r>
+      <w:r>
+        <w:rPr>
+          <w:rFonts w:hint="eastAsia"/>
+        </w:rPr>
+        <w:t>发送</w:t>
+      </w:r>
+      <w:r>
+        <w:rPr>
+          <w:rFonts w:hint="eastAsia"/>
+        </w:rPr>
+        <w:t xml:space="preserve"> </w:t>
+      </w:r>
+      <w:r>
+        <w:rPr>
+          <w:rFonts w:hint="eastAsia"/>
+        </w:rPr>
+        <w:t>三点悬挂高度指令（</w:t>
+      </w:r>
+      <w:r>
+        <w:rPr>
+          <w:rFonts w:hint="eastAsia"/>
+        </w:rPr>
+        <w:t>0x25</w:t>
+      </w:r>
+      <w:r>
+        <w:rPr>
+          <w:rFonts w:hint="eastAsia"/>
+        </w:rPr>
+        <w:t>），控制悬挂动作。</w:t>
+      </w:r>
+    </w:p>
+    <w:p>
+      <w:pPr>
+        <w:pStyle w:val="temp"/>
+        <w:ind w:firstLine="480"/>
+      </w:pPr>
+      <w:r>
+        <w:rPr>
+          <w:rFonts w:hint="eastAsia"/>
+        </w:rPr>
+        <w:t>悬挂高度指令按设定间隔（默认</w:t>
+      </w:r>
+      <w:r>
+        <w:rPr>
+          <w:rFonts w:hint="eastAsia"/>
+        </w:rPr>
+        <w:t xml:space="preserve"> 3 </w:t>
+      </w:r>
+      <w:r>
+        <w:rPr>
+          <w:rFonts w:hint="eastAsia"/>
+        </w:rPr>
+        <w:t>秒）持续下发，直至</w:t>
+      </w:r>
+      <w:r>
+        <w:rPr>
+          <w:rFonts w:hint="eastAsia"/>
+        </w:rPr>
+        <w:t xml:space="preserve"> PDA </w:t>
+      </w:r>
+      <w:r>
+        <w:rPr>
+          <w:rFonts w:hint="eastAsia"/>
+        </w:rPr>
+        <w:t>发送停止控制指令（</w:t>
+      </w:r>
+      <w:r>
+        <w:rPr>
+          <w:rFonts w:hint="eastAsia"/>
+        </w:rPr>
+        <w:t xml:space="preserve">0x30 </w:t>
+      </w:r>
+      <w:r>
+        <w:rPr>
+          <w:rFonts w:hint="eastAsia"/>
+        </w:rPr>
+        <w:t>第三字节为</w:t>
+      </w:r>
+      <w:r>
+        <w:rPr>
+          <w:rFonts w:hint="eastAsia"/>
+        </w:rPr>
+        <w:t xml:space="preserve"> 0</w:t>
+      </w:r>
+      <w:r>
+        <w:rPr>
+          <w:rFonts w:hint="eastAsia"/>
+        </w:rPr>
+        <w:t>）返回训练模式。</w:t>
+      </w:r>
+    </w:p>
+    <w:p>
+      <w:pPr>
+        <w:pStyle w:val="temp"/>
+        <w:numPr>
+          <w:ilvl w:val="0"/>
+          <w:numId w:val="2"/>
+        </w:numPr>
+        <w:ind w:firstLineChars="0"/>
+        <w:rPr>
+          <w:rFonts w:ascii="宋体" w:hAnsi="宋体"/>
+          <w:b/>
+          <w:bCs/>
+        </w:rPr>
+      </w:pPr>
+      <w:r>
+        <w:rPr>
+          <w:rFonts w:ascii="宋体" w:hAnsi="宋体" w:hint="eastAsia"/>
+          <w:b/>
+          <w:bCs/>
+        </w:rPr>
+        <w:t>运行监控与日志</w:t>
+      </w:r>
+    </w:p>
+    <w:p>
+      <w:pPr>
+        <w:pStyle w:val="temp"/>
+        <w:ind w:firstLine="480"/>
+      </w:pPr>
+      <w:r>
+        <w:rPr>
+          <w:rFonts w:hint="eastAsia"/>
+        </w:rPr>
+        <w:t>系统运行期间，所有关键数据实时写入原始数据日志（</w:t>
+      </w:r>
+      <w:r>
+        <w:rPr>
+          <w:rFonts w:hint="eastAsia"/>
+        </w:rPr>
+        <w:t>raw_data.csv</w:t>
+      </w:r>
+      <w:r>
+        <w:rPr>
+          <w:rFonts w:hint="eastAsia"/>
+        </w:rPr>
+        <w:t>）。</w:t>
+      </w:r>
+    </w:p>
+    <w:p>
+      <w:pPr>
+        <w:pStyle w:val="temp"/>
+        <w:ind w:firstLine="480"/>
+      </w:pPr>
+      <w:r>
+        <w:rPr>
+          <w:rFonts w:hint="eastAsia"/>
+        </w:rPr>
+        <w:t xml:space="preserve">Timestamp </w:t>
+      </w:r>
+      <w:r>
+        <w:rPr>
+          <w:rFonts w:hint="eastAsia"/>
+        </w:rPr>
+        <w:t>–</w:t>
+      </w:r>
+      <w:r>
+        <w:rPr>
+          <w:rFonts w:hint="eastAsia"/>
+        </w:rPr>
+        <w:t xml:space="preserve"> </w:t>
+      </w:r>
+      <w:r>
+        <w:rPr>
+          <w:rFonts w:hint="eastAsia"/>
+        </w:rPr>
+        <w:t>记录时间戳，格式</w:t>
+      </w:r>
+      <w:r>
+        <w:rPr>
+          <w:rFonts w:hint="eastAsia"/>
+        </w:rPr>
+        <w:t xml:space="preserve"> </w:t>
+      </w:r>
+      <w:proofErr w:type="spellStart"/>
+      <w:r>
+        <w:rPr>
+          <w:rFonts w:hint="eastAsia"/>
+        </w:rPr>
+        <w:t>yyyy</w:t>
+      </w:r>
+      <w:proofErr w:type="spellEnd"/>
+      <w:r>
+        <w:rPr>
+          <w:rFonts w:hint="eastAsia"/>
+        </w:rPr>
+        <w:t xml:space="preserve">-MM-dd </w:t>
+      </w:r>
+      <w:proofErr w:type="spellStart"/>
+      <w:r>
+        <w:rPr>
+          <w:rFonts w:hint="eastAsia"/>
+        </w:rPr>
+        <w:t>HH:</w:t>
+      </w:r>
+      <w:proofErr w:type="gramStart"/>
+      <w:r>
+        <w:rPr>
+          <w:rFonts w:hint="eastAsia"/>
+        </w:rPr>
+        <w:t>mm:ss.fff</w:t>
+      </w:r>
+      <w:proofErr w:type="spellEnd"/>
+      <w:proofErr w:type="gramEnd"/>
+    </w:p>
+    <w:p>
+      <w:pPr>
+        <w:pStyle w:val="temp"/>
+        <w:ind w:firstLine="480"/>
+      </w:pPr>
+      <w:r>
+        <w:rPr>
+          <w:rFonts w:hint="eastAsia"/>
+        </w:rPr>
+        <w:t xml:space="preserve">Beta(deg) </w:t>
+      </w:r>
+      <w:r>
+        <w:rPr>
+          <w:rFonts w:hint="eastAsia"/>
+        </w:rPr>
+        <w:t>–</w:t>
+      </w:r>
+      <w:r>
+        <w:rPr>
+          <w:rFonts w:hint="eastAsia"/>
+        </w:rPr>
+        <w:t xml:space="preserve"> </w:t>
+      </w:r>
+      <w:r>
+        <w:rPr>
+          <w:rFonts w:hint="eastAsia"/>
+        </w:rPr>
+        <w:t>车身角度传感器读数（单位：度）</w:t>
+      </w:r>
+    </w:p>
+    <w:p>
+      <w:pPr>
+        <w:pStyle w:val="temp"/>
+        <w:ind w:firstLine="480"/>
+      </w:pPr>
+      <w:r>
+        <w:rPr>
+          <w:rFonts w:hint="eastAsia"/>
+        </w:rPr>
+        <w:t xml:space="preserve">Alpha(deg) </w:t>
+      </w:r>
+      <w:r>
+        <w:rPr>
+          <w:rFonts w:hint="eastAsia"/>
+        </w:rPr>
+        <w:t>–</w:t>
+      </w:r>
+      <w:r>
+        <w:rPr>
+          <w:rFonts w:hint="eastAsia"/>
+        </w:rPr>
+        <w:t xml:space="preserve"> </w:t>
+      </w:r>
+      <w:r>
+        <w:rPr>
+          <w:rFonts w:hint="eastAsia"/>
+        </w:rPr>
+        <w:t>机具角度传感器读数（单位：度）</w:t>
+      </w:r>
+    </w:p>
+    <w:p>
+      <w:pPr>
+        <w:pStyle w:val="temp"/>
+        <w:ind w:firstLine="480"/>
+      </w:pPr>
+      <w:proofErr w:type="spellStart"/>
+      <w:r>
+        <w:rPr>
+          <w:rFonts w:hint="eastAsia"/>
+        </w:rPr>
+        <w:t>Depth_mm</w:t>
+      </w:r>
+      <w:proofErr w:type="spellEnd"/>
+      <w:r>
+        <w:rPr>
+          <w:rFonts w:hint="eastAsia"/>
+        </w:rPr>
+        <w:t xml:space="preserve"> </w:t>
+      </w:r>
+      <w:r>
+        <w:rPr>
+          <w:rFonts w:hint="eastAsia"/>
+        </w:rPr>
+        <w:t>–</w:t>
+      </w:r>
+      <w:r>
+        <w:rPr>
+          <w:rFonts w:hint="eastAsia"/>
+        </w:rPr>
+        <w:t xml:space="preserve"> </w:t>
+      </w:r>
+      <w:r>
+        <w:rPr>
+          <w:rFonts w:hint="eastAsia"/>
+        </w:rPr>
+        <w:t>由几何模型计算的当前耕深（单位：毫米）</w:t>
+      </w:r>
+    </w:p>
+    <w:p>
+      <w:pPr>
+        <w:pStyle w:val="temp"/>
+        <w:ind w:firstLine="480"/>
+      </w:pPr>
+      <w:proofErr w:type="spellStart"/>
+      <w:r>
+        <w:rPr>
+          <w:rFonts w:hint="eastAsia"/>
+        </w:rPr>
+        <w:t>PredDepth_mm</w:t>
+      </w:r>
+      <w:proofErr w:type="spellEnd"/>
+      <w:r>
+        <w:rPr>
+          <w:rFonts w:hint="eastAsia"/>
+        </w:rPr>
+        <w:t xml:space="preserve"> </w:t>
+      </w:r>
+      <w:r>
+        <w:rPr>
+          <w:rFonts w:hint="eastAsia"/>
+        </w:rPr>
+        <w:t>–</w:t>
+      </w:r>
+      <w:r>
+        <w:rPr>
+          <w:rFonts w:hint="eastAsia"/>
+        </w:rPr>
+        <w:t xml:space="preserve"> </w:t>
+      </w:r>
+      <w:r>
+        <w:rPr>
+          <w:rFonts w:hint="eastAsia"/>
+        </w:rPr>
+        <w:t>由</w:t>
+      </w:r>
+      <w:r>
+        <w:rPr>
+          <w:rFonts w:hint="eastAsia"/>
+        </w:rPr>
+        <w:t xml:space="preserve"> RLS </w:t>
+      </w:r>
+      <w:r>
+        <w:rPr>
+          <w:rFonts w:hint="eastAsia"/>
+        </w:rPr>
+        <w:t>自适应模型预测的耕深（单位：毫米）</w:t>
+      </w:r>
+    </w:p>
+    <w:p>
+      <w:pPr>
+        <w:pStyle w:val="temp"/>
+        <w:ind w:firstLine="480"/>
+      </w:pPr>
+      <w:proofErr w:type="spellStart"/>
+      <w:r>
+        <w:rPr>
+          <w:rFonts w:hint="eastAsia"/>
+        </w:rPr>
+        <w:t>Speed_km</w:t>
+      </w:r>
+      <w:proofErr w:type="spellEnd"/>
+      <w:r>
+        <w:rPr>
+          <w:rFonts w:hint="eastAsia"/>
+        </w:rPr>
+        <w:t xml:space="preserve">/h </w:t>
+      </w:r>
+      <w:r>
+        <w:rPr>
+          <w:rFonts w:hint="eastAsia"/>
+        </w:rPr>
+        <w:t>–</w:t>
+      </w:r>
+      <w:r>
+        <w:rPr>
+          <w:rFonts w:hint="eastAsia"/>
+        </w:rPr>
+        <w:t xml:space="preserve"> </w:t>
+      </w:r>
+      <w:r>
+        <w:rPr>
+          <w:rFonts w:hint="eastAsia"/>
+        </w:rPr>
+        <w:t>拖拉机作业速度（单位：公里</w:t>
+      </w:r>
+      <w:r>
+        <w:rPr>
+          <w:rFonts w:hint="eastAsia"/>
+        </w:rPr>
+        <w:t>/</w:t>
+      </w:r>
+      <w:r>
+        <w:rPr>
+          <w:rFonts w:hint="eastAsia"/>
+        </w:rPr>
+        <w:t>小时）</w:t>
+      </w:r>
+    </w:p>
+    <w:p>
+      <w:pPr>
+        <w:pStyle w:val="temp"/>
+        <w:ind w:firstLine="480"/>
+      </w:pPr>
+      <w:proofErr w:type="spellStart"/>
+      <w:r>
+        <w:rPr>
+          <w:rFonts w:hint="eastAsia"/>
+        </w:rPr>
+        <w:t>TargetDepth_mm</w:t>
+      </w:r>
+      <w:proofErr w:type="spellEnd"/>
+      <w:r>
+        <w:rPr>
+          <w:rFonts w:hint="eastAsia"/>
+        </w:rPr>
+        <w:t xml:space="preserve"> </w:t>
+      </w:r>
+      <w:r>
+        <w:rPr>
+          <w:rFonts w:hint="eastAsia"/>
+        </w:rPr>
+        <w:t>–</w:t>
+      </w:r>
+      <w:r>
+        <w:rPr>
+          <w:rFonts w:hint="eastAsia"/>
+        </w:rPr>
+        <w:t xml:space="preserve"> </w:t>
+      </w:r>
+      <w:r>
+        <w:rPr>
+          <w:rFonts w:hint="eastAsia"/>
+        </w:rPr>
+        <w:t>控制模式下</w:t>
+      </w:r>
+      <w:r>
+        <w:rPr>
+          <w:rFonts w:hint="eastAsia"/>
+        </w:rPr>
+        <w:t xml:space="preserve"> PDA </w:t>
+      </w:r>
+      <w:r>
+        <w:rPr>
+          <w:rFonts w:hint="eastAsia"/>
+        </w:rPr>
+        <w:t>下发的目标耕深（训练模式时填</w:t>
+      </w:r>
+      <w:r>
+        <w:rPr>
+          <w:rFonts w:hint="eastAsia"/>
+        </w:rPr>
+        <w:t xml:space="preserve"> -1</w:t>
+      </w:r>
+      <w:r>
+        <w:rPr>
+          <w:rFonts w:hint="eastAsia"/>
+        </w:rPr>
+        <w:t>）</w:t>
+      </w:r>
+    </w:p>
+    <w:p>
+      <w:pPr>
+        <w:pStyle w:val="temp"/>
+        <w:ind w:firstLine="480"/>
+      </w:pPr>
+      <w:proofErr w:type="spellStart"/>
+      <w:r>
+        <w:rPr>
+          <w:rFonts w:hint="eastAsia"/>
+        </w:rPr>
+        <w:t>CmdHeight_mm</w:t>
+      </w:r>
+      <w:proofErr w:type="spellEnd"/>
+      <w:r>
+        <w:rPr>
+          <w:rFonts w:hint="eastAsia"/>
+        </w:rPr>
+        <w:t xml:space="preserve"> </w:t>
+      </w:r>
+      <w:r>
+        <w:rPr>
+          <w:rFonts w:hint="eastAsia"/>
+        </w:rPr>
+        <w:t>–</w:t>
+      </w:r>
+      <w:r>
+        <w:rPr>
+          <w:rFonts w:hint="eastAsia"/>
+        </w:rPr>
+        <w:t xml:space="preserve"> </w:t>
+      </w:r>
+      <w:r>
+        <w:rPr>
+          <w:rFonts w:hint="eastAsia"/>
+        </w:rPr>
+        <w:t>控制模式下向悬挂系统下发的目标高度指令（训练模式时填</w:t>
+      </w:r>
+      <w:r>
+        <w:rPr>
+          <w:rFonts w:hint="eastAsia"/>
+        </w:rPr>
+        <w:t xml:space="preserve"> -1</w:t>
+      </w:r>
+      <w:r>
+        <w:rPr>
+          <w:rFonts w:hint="eastAsia"/>
+        </w:rPr>
+        <w:t>）</w:t>
+      </w:r>
+    </w:p>
+    <w:p>
+      <w:pPr>
+        <w:pStyle w:val="temp"/>
+        <w:ind w:firstLine="480"/>
+      </w:pPr>
+      <w:proofErr w:type="spellStart"/>
+      <w:r>
+        <w:rPr>
+          <w:rFonts w:hint="eastAsia"/>
+        </w:rPr>
+        <w:t>DepthError_mm</w:t>
+      </w:r>
+      <w:proofErr w:type="spellEnd"/>
+      <w:r>
+        <w:rPr>
+          <w:rFonts w:hint="eastAsia"/>
+        </w:rPr>
+        <w:t xml:space="preserve"> </w:t>
+      </w:r>
+      <w:r>
+        <w:rPr>
+          <w:rFonts w:hint="eastAsia"/>
+        </w:rPr>
+        <w:t>–</w:t>
+      </w:r>
+      <w:r>
+        <w:rPr>
+          <w:rFonts w:hint="eastAsia"/>
+        </w:rPr>
+        <w:t xml:space="preserve"> </w:t>
+      </w:r>
+      <w:proofErr w:type="gramStart"/>
+      <w:r>
+        <w:rPr>
+          <w:rFonts w:hint="eastAsia"/>
+        </w:rPr>
+        <w:t>几何耕深与</w:t>
+      </w:r>
+      <w:proofErr w:type="gramEnd"/>
+      <w:r>
+        <w:rPr>
+          <w:rFonts w:hint="eastAsia"/>
+        </w:rPr>
+        <w:t>模型</w:t>
+      </w:r>
+      <w:proofErr w:type="gramStart"/>
+      <w:r>
+        <w:rPr>
+          <w:rFonts w:hint="eastAsia"/>
+        </w:rPr>
+        <w:t>预测耕深的</w:t>
+      </w:r>
+      <w:proofErr w:type="gramEnd"/>
+      <w:r>
+        <w:rPr>
+          <w:rFonts w:hint="eastAsia"/>
+        </w:rPr>
+        <w:t>差值（</w:t>
+      </w:r>
+      <w:proofErr w:type="spellStart"/>
+      <w:r>
+        <w:rPr>
+          <w:rFonts w:hint="eastAsia"/>
+        </w:rPr>
+        <w:t>Depth_mm</w:t>
+      </w:r>
+      <w:proofErr w:type="spellEnd"/>
+      <w:r>
+        <w:rPr>
+          <w:rFonts w:hint="eastAsia"/>
+        </w:rPr>
+        <w:t xml:space="preserve"> - </w:t>
+      </w:r>
+      <w:proofErr w:type="spellStart"/>
+      <w:r>
+        <w:rPr>
+          <w:rFonts w:hint="eastAsia"/>
+        </w:rPr>
+        <w:t>PredDepth_mm</w:t>
+      </w:r>
+      <w:proofErr w:type="spellEnd"/>
+      <w:r>
+        <w:rPr>
+          <w:rFonts w:hint="eastAsia"/>
+        </w:rPr>
+        <w:t>）</w:t>
+      </w:r>
+    </w:p>
+    <w:p>
+      <w:pPr>
+        <w:pStyle w:val="temp"/>
+        <w:ind w:firstLine="480"/>
+      </w:pPr>
+      <w:proofErr w:type="spellStart"/>
+      <w:r>
+        <w:rPr>
+          <w:rFonts w:hint="eastAsia"/>
+        </w:rPr>
+        <w:t>SoilHardness_MPa</w:t>
+      </w:r>
+      <w:proofErr w:type="spellEnd"/>
+      <w:r>
+        <w:rPr>
+          <w:rFonts w:hint="eastAsia"/>
+        </w:rPr>
+        <w:t xml:space="preserve"> </w:t>
+      </w:r>
+      <w:r>
+        <w:rPr>
+          <w:rFonts w:hint="eastAsia"/>
+        </w:rPr>
+        <w:t>–</w:t>
+      </w:r>
+      <w:r>
+        <w:rPr>
+          <w:rFonts w:hint="eastAsia"/>
+        </w:rPr>
+        <w:t xml:space="preserve"> </w:t>
+      </w:r>
+      <w:r>
+        <w:rPr>
+          <w:rFonts w:hint="eastAsia"/>
+        </w:rPr>
+        <w:t>土壤硬度（单位：兆帕）</w:t>
+      </w:r>
+    </w:p>
+    <w:p>
+      <w:pPr>
+        <w:pStyle w:val="temp"/>
+        <w:ind w:firstLine="480"/>
+      </w:pPr>
+      <w:proofErr w:type="spellStart"/>
+      <w:r>
+        <w:rPr>
+          <w:rFonts w:hint="eastAsia"/>
+        </w:rPr>
+        <w:t>SoilHardness_x_Depth</w:t>
+      </w:r>
+      <w:proofErr w:type="spellEnd"/>
+      <w:r>
+        <w:rPr>
+          <w:rFonts w:hint="eastAsia"/>
+        </w:rPr>
+        <w:t xml:space="preserve"> </w:t>
+      </w:r>
+      <w:r>
+        <w:rPr>
+          <w:rFonts w:hint="eastAsia"/>
+        </w:rPr>
+        <w:t>–</w:t>
+      </w:r>
+      <w:r>
+        <w:rPr>
+          <w:rFonts w:hint="eastAsia"/>
+        </w:rPr>
+        <w:t xml:space="preserve"> </w:t>
+      </w:r>
+      <w:r>
+        <w:rPr>
+          <w:rFonts w:hint="eastAsia"/>
+        </w:rPr>
+        <w:t>土壤硬度与</w:t>
+      </w:r>
+      <w:proofErr w:type="gramStart"/>
+      <w:r>
+        <w:rPr>
+          <w:rFonts w:hint="eastAsia"/>
+        </w:rPr>
+        <w:t>几何耕深的</w:t>
+      </w:r>
+      <w:proofErr w:type="gramEnd"/>
+      <w:r>
+        <w:rPr>
+          <w:rFonts w:hint="eastAsia"/>
+        </w:rPr>
+        <w:t>乘积，用于模型特征（交互项）</w:t>
+      </w:r>
+    </w:p>
+    <w:p>
+      <w:pPr>
+        <w:pStyle w:val="temp"/>
+        <w:ind w:firstLine="480"/>
+        <w:rPr>
+          <w:rFonts w:hint="eastAsia"/>
+        </w:rPr>
+      </w:pPr>
+      <w:r>
+        <w:rPr>
+          <w:rFonts w:hint="eastAsia"/>
+        </w:rPr>
+        <w:t>模型训练过程单独记录到模型收敛日志，便于离线分析和效果评估。</w:t>
+      </w:r>
+    </w:p>
+    <w:p>
+      <w:pPr>
+        <w:pStyle w:val="temp"/>
+        <w:ind w:left="420" w:firstLineChars="0" w:firstLine="0"/>
+        <w:rPr>
+          <w:rFonts w:ascii="宋体" w:hAnsi="宋体" w:hint="eastAsia"/>
+          <w:b/>
+          <w:bCs/>
+        </w:rPr>
+      </w:pPr>
+    </w:p>
     <w:sectPr>
       <w:footerReference w:type="default" r:id="rId7"/>
       <w:pgSz w:w="11906" w:h="16838"/>
@@ -3068,6 +7567,9 @@
 <w:endnotes xmlns:wpc="http://schemas.microsoft.com/office/word/2010/wordprocessingCanvas" xmlns:cx="http://schemas.microsoft.com/office/drawing/2014/chartex" xmlns:cx1="http://schemas.microsoft.com/office/drawing/2015/9/8/chartex" xmlns:cx2="http://schemas.microsoft.com/office/drawing/2015/10/21/chartex" xmlns:cx3="http://schemas.microsoft.com/office/drawing/2016/5/9/chartex" xmlns:cx4="http://schemas.microsoft.com/office/drawing/2016/5/10/chartex" xmlns:cx5="http://schemas.microsoft.com/office/drawing/2016/5/11/chartex" xmlns:cx6="http://schemas.microsoft.com/office/drawing/2016/5/12/chartex" xmlns:cx7="http://schemas.microsoft.com/office/drawing/2016/5/13/chartex" xmlns:cx8="http://schemas.microsoft.com/office/drawing/2016/5/14/chartex" xmlns:mc="http://schemas.openxmlformats.org/markup-compatibility/2006" xmlns:aink="http://schemas.microsoft.com/office/drawing/2016/ink" xmlns:am3d="http://schemas.microsoft.com/office/drawing/2017/model3d" xmlns:o="urn:schemas-microsoft-com:office:office" xmlns:oel="http://schemas.microsoft.com/office/2019/extlst" xmlns:r="http://schemas.openxmlformats.org/officeDocument/2006/relationships" xmlns:m="http://schemas.openxmlformats.org/officeDocument/2006/math" xmlns:v="urn:schemas-microsoft-com:vml" xmlns:wp14="http://schemas.microsoft.com/office/word/2010/wordprocessingDrawing" xmlns:wp="http://schemas.openxmlformats.org/drawingml/2006/wordprocessingDrawing" xmlns:w10="urn:schemas-microsoft-com:office:word" xmlns:w="http://schemas.openxmlformats.org/wordprocessingml/2006/main" xmlns:w14="http://schemas.microsoft.com/office/word/2010/wordml" xmlns:w15="http://schemas.microsoft.com/office/word/2012/wordml" xmlns:w16cex="http://schemas.microsoft.com/office/word/2018/wordml/cex" xmlns:w16cid="http://schemas.microsoft.com/office/word/2016/wordml/cid" xmlns:w16="http://schemas.microsoft.com/office/word/2018/wordml" xmlns:w16du="http://schemas.microsoft.com/office/word/2023/wordml/word16du" xmlns:w16sdtdh="http://schemas.microsoft.com/office/word/2020/wordml/sdtdatahash" xmlns:w16sdtfl="http://schemas.microsoft.com/office/word/2024/wordml/sdtformatlock" xmlns:w16se="http://schemas.microsoft.com/office/word/2015/wordml/symex" xmlns:wpg="http://schemas.microsoft.com/office/word/2010/wordprocessingGroup" xmlns:wpi="http://schemas.microsoft.com/office/word/2010/wordprocessingInk" xmlns:wne="http://schemas.microsoft.com/office/word/2006/wordml" xmlns:wps="http://schemas.microsoft.com/office/word/2010/wordprocessingShape" mc:Ignorable="w14 w15 w16se w16cid w16 w16cex w16sdtdh w16sdtfl w16du wp14">
   <w:endnote w:type="separator" w:id="-1">
     <w:p>
+      <w:pPr>
+        <w:ind w:firstLine="480"/>
+      </w:pPr>
       <w:r>
         <w:separator/>
       </w:r>
@@ -3075,6 +7577,9 @@
   </w:endnote>
   <w:endnote w:type="continuationSeparator" w:id="0">
     <w:p>
+      <w:pPr>
+        <w:ind w:firstLine="480"/>
+      </w:pPr>
       <w:r>
         <w:continuationSeparator/>
       </w:r>
@@ -3093,6 +7598,7 @@
       <w:p>
         <w:pPr>
           <w:pStyle w:val="a3"/>
+          <w:ind w:firstLine="480"/>
           <w:jc w:val="center"/>
         </w:pPr>
         <w:r>
@@ -3116,6 +7622,7 @@
   <w:p>
     <w:pPr>
       <w:pStyle w:val="a3"/>
+      <w:ind w:firstLine="480"/>
     </w:pPr>
   </w:p>
 </w:ftr>
@@ -3125,6 +7632,9 @@
 <w:footnotes xmlns:wpc="http://schemas.microsoft.com/office/word/2010/wordprocessingCanvas" xmlns:cx="http://schemas.microsoft.com/office/drawing/2014/chartex" xmlns:cx1="http://schemas.microsoft.com/office/drawing/2015/9/8/chartex" xmlns:cx2="http://schemas.microsoft.com/office/drawing/2015/10/21/chartex" xmlns:cx3="http://schemas.microsoft.com/office/drawing/2016/5/9/chartex" xmlns:cx4="http://schemas.microsoft.com/office/drawing/2016/5/10/chartex" xmlns:cx5="http://schemas.microsoft.com/office/drawing/2016/5/11/chartex" xmlns:cx6="http://schemas.microsoft.com/office/drawing/2016/5/12/chartex" xmlns:cx7="http://schemas.microsoft.com/office/drawing/2016/5/13/chartex" xmlns:cx8="http://schemas.microsoft.com/office/drawing/2016/5/14/chartex" xmlns:mc="http://schemas.openxmlformats.org/markup-compatibility/2006" xmlns:aink="http://schemas.microsoft.com/office/drawing/2016/ink" xmlns:am3d="http://schemas.microsoft.com/office/drawing/2017/model3d" xmlns:o="urn:schemas-microsoft-com:office:office" xmlns:oel="http://schemas.microsoft.com/office/2019/extlst" xmlns:r="http://schemas.openxmlformats.org/officeDocument/2006/relationships" xmlns:m="http://schemas.openxmlformats.org/officeDocument/2006/math" xmlns:v="urn:schemas-microsoft-com:vml" xmlns:wp14="http://schemas.microsoft.com/office/word/2010/wordprocessingDrawing" xmlns:wp="http://schemas.openxmlformats.org/drawingml/2006/wordprocessingDrawing" xmlns:w10="urn:schemas-microsoft-com:office:word" xmlns:w="http://schemas.openxmlformats.org/wordprocessingml/2006/main" xmlns:w14="http://schemas.microsoft.com/office/word/2010/wordml" xmlns:w15="http://schemas.microsoft.com/office/word/2012/wordml" xmlns:w16cex="http://schemas.microsoft.com/office/word/2018/wordml/cex" xmlns:w16cid="http://schemas.microsoft.com/office/word/2016/wordml/cid" xmlns:w16="http://schemas.microsoft.com/office/word/2018/wordml" xmlns:w16du="http://schemas.microsoft.com/office/word/2023/wordml/word16du" xmlns:w16sdtdh="http://schemas.microsoft.com/office/word/2020/wordml/sdtdatahash" xmlns:w16sdtfl="http://schemas.microsoft.com/office/word/2024/wordml/sdtformatlock" xmlns:w16se="http://schemas.microsoft.com/office/word/2015/wordml/symex" xmlns:wpg="http://schemas.microsoft.com/office/word/2010/wordprocessingGroup" xmlns:wpi="http://schemas.microsoft.com/office/word/2010/wordprocessingInk" xmlns:wne="http://schemas.microsoft.com/office/word/2006/wordml" xmlns:wps="http://schemas.microsoft.com/office/word/2010/wordprocessingShape" mc:Ignorable="w14 w15 w16se w16cid w16 w16cex w16sdtdh w16sdtfl w16du wp14">
   <w:footnote w:type="separator" w:id="-1">
     <w:p>
+      <w:pPr>
+        <w:ind w:firstLine="480"/>
+      </w:pPr>
       <w:r>
         <w:separator/>
       </w:r>
@@ -3132,6 +7642,9 @@
   </w:footnote>
   <w:footnote w:type="continuationSeparator" w:id="0">
     <w:p>
+      <w:pPr>
+        <w:ind w:firstLine="480"/>
+      </w:pPr>
       <w:r>
         <w:continuationSeparator/>
       </w:r>
@@ -3143,6 +7656,155 @@
 <file path=word/numbering.xml><?xml version="1.0" encoding="utf-8"?>
 <w:numbering xmlns:wpc="http://schemas.microsoft.com/office/word/2010/wordprocessingCanvas" xmlns:cx="http://schemas.microsoft.com/office/drawing/2014/chartex" xmlns:cx1="http://schemas.microsoft.com/office/drawing/2015/9/8/chartex" xmlns:cx2="http://schemas.microsoft.com/office/drawing/2015/10/21/chartex" xmlns:cx3="http://schemas.microsoft.com/office/drawing/2016/5/9/chartex" xmlns:cx4="http://schemas.microsoft.com/office/drawing/2016/5/10/chartex" xmlns:cx5="http://schemas.microsoft.com/office/drawing/2016/5/11/chartex" xmlns:cx6="http://schemas.microsoft.com/office/drawing/2016/5/12/chartex" xmlns:cx7="http://schemas.microsoft.com/office/drawing/2016/5/13/chartex" xmlns:cx8="http://schemas.microsoft.com/office/drawing/2016/5/14/chartex" xmlns:mc="http://schemas.openxmlformats.org/markup-compatibility/2006" xmlns:aink="http://schemas.microsoft.com/office/drawing/2016/ink" xmlns:am3d="http://schemas.microsoft.com/office/drawing/2017/model3d" xmlns:o="urn:schemas-microsoft-com:office:office" xmlns:oel="http://schemas.microsoft.com/office/2019/extlst" xmlns:r="http://schemas.openxmlformats.org/officeDocument/2006/relationships" xmlns:m="http://schemas.openxmlformats.org/officeDocument/2006/math" xmlns:v="urn:schemas-microsoft-com:vml" xmlns:wp14="http://schemas.microsoft.com/office/word/2010/wordprocessingDrawing" xmlns:wp="http://schemas.openxmlformats.org/drawingml/2006/wordprocessingDrawing" xmlns:w10="urn:schemas-microsoft-com:office:word" xmlns:w="http://schemas.openxmlformats.org/wordprocessingml/2006/main" xmlns:w14="http://schemas.microsoft.com/office/word/2010/wordml" xmlns:w15="http://schemas.microsoft.com/office/word/2012/wordml" xmlns:w16cex="http://schemas.microsoft.com/office/word/2018/wordml/cex" xmlns:w16cid="http://schemas.microsoft.com/office/word/2016/wordml/cid" xmlns:w16="http://schemas.microsoft.com/office/word/2018/wordml" xmlns:w16du="http://schemas.microsoft.com/office/word/2023/wordml/word16du" xmlns:w16sdtdh="http://schemas.microsoft.com/office/word/2020/wordml/sdtdatahash" xmlns:w16sdtfl="http://schemas.microsoft.com/office/word/2024/wordml/sdtformatlock" xmlns:w16se="http://schemas.microsoft.com/office/word/2015/wordml/symex" xmlns:wpg="http://schemas.microsoft.com/office/word/2010/wordprocessingGroup" xmlns:wpi="http://schemas.microsoft.com/office/word/2010/wordprocessingInk" xmlns:wne="http://schemas.microsoft.com/office/word/2006/wordml" xmlns:wps="http://schemas.microsoft.com/office/word/2010/wordprocessingShape" mc:Ignorable="w14 w15 w16se w16cid w16 w16cex w16sdtdh w16sdtfl w16du wp14">
   <w:abstractNum w:abstractNumId="0" w15:restartNumberingAfterBreak="0">
+    <w:nsid w:val="02BC0AD1"/>
+    <w:multiLevelType w:val="multilevel"/>
+    <w:tmpl w:val="6AFCB0C2"/>
+    <w:lvl w:ilvl="0">
+      <w:start w:val="1"/>
+      <w:numFmt w:val="bullet"/>
+      <w:lvlText w:val=""/>
+      <w:lvlJc w:val="left"/>
+      <w:pPr>
+        <w:tabs>
+          <w:tab w:val="num" w:pos="720"/>
+        </w:tabs>
+        <w:ind w:left="720" w:hanging="360"/>
+      </w:pPr>
+      <w:rPr>
+        <w:rFonts w:ascii="Symbol" w:hAnsi="Symbol" w:hint="default"/>
+        <w:sz w:val="20"/>
+      </w:rPr>
+    </w:lvl>
+    <w:lvl w:ilvl="1" w:tentative="1">
+      <w:start w:val="1"/>
+      <w:numFmt w:val="bullet"/>
+      <w:lvlText w:val="o"/>
+      <w:lvlJc w:val="left"/>
+      <w:pPr>
+        <w:tabs>
+          <w:tab w:val="num" w:pos="1440"/>
+        </w:tabs>
+        <w:ind w:left="1440" w:hanging="360"/>
+      </w:pPr>
+      <w:rPr>
+        <w:rFonts w:ascii="Courier New" w:hAnsi="Courier New" w:hint="default"/>
+        <w:sz w:val="20"/>
+      </w:rPr>
+    </w:lvl>
+    <w:lvl w:ilvl="2" w:tentative="1">
+      <w:start w:val="1"/>
+      <w:numFmt w:val="bullet"/>
+      <w:lvlText w:val=""/>
+      <w:lvlJc w:val="left"/>
+      <w:pPr>
+        <w:tabs>
+          <w:tab w:val="num" w:pos="2160"/>
+        </w:tabs>
+        <w:ind w:left="2160" w:hanging="360"/>
+      </w:pPr>
+      <w:rPr>
+        <w:rFonts w:ascii="Wingdings" w:hAnsi="Wingdings" w:hint="default"/>
+        <w:sz w:val="20"/>
+      </w:rPr>
+    </w:lvl>
+    <w:lvl w:ilvl="3" w:tentative="1">
+      <w:start w:val="1"/>
+      <w:numFmt w:val="bullet"/>
+      <w:lvlText w:val=""/>
+      <w:lvlJc w:val="left"/>
+      <w:pPr>
+        <w:tabs>
+          <w:tab w:val="num" w:pos="2880"/>
+        </w:tabs>
+        <w:ind w:left="2880" w:hanging="360"/>
+      </w:pPr>
+      <w:rPr>
+        <w:rFonts w:ascii="Wingdings" w:hAnsi="Wingdings" w:hint="default"/>
+        <w:sz w:val="20"/>
+      </w:rPr>
+    </w:lvl>
+    <w:lvl w:ilvl="4" w:tentative="1">
+      <w:start w:val="1"/>
+      <w:numFmt w:val="bullet"/>
+      <w:lvlText w:val=""/>
+      <w:lvlJc w:val="left"/>
+      <w:pPr>
+        <w:tabs>
+          <w:tab w:val="num" w:pos="3600"/>
+        </w:tabs>
+        <w:ind w:left="3600" w:hanging="360"/>
+      </w:pPr>
+      <w:rPr>
+        <w:rFonts w:ascii="Wingdings" w:hAnsi="Wingdings" w:hint="default"/>
+        <w:sz w:val="20"/>
+      </w:rPr>
+    </w:lvl>
+    <w:lvl w:ilvl="5" w:tentative="1">
+      <w:start w:val="1"/>
+      <w:numFmt w:val="bullet"/>
+      <w:lvlText w:val=""/>
+      <w:lvlJc w:val="left"/>
+      <w:pPr>
+        <w:tabs>
+          <w:tab w:val="num" w:pos="4320"/>
+        </w:tabs>
+        <w:ind w:left="4320" w:hanging="360"/>
+      </w:pPr>
+      <w:rPr>
+        <w:rFonts w:ascii="Wingdings" w:hAnsi="Wingdings" w:hint="default"/>
+        <w:sz w:val="20"/>
+      </w:rPr>
+    </w:lvl>
+    <w:lvl w:ilvl="6" w:tentative="1">
+      <w:start w:val="1"/>
+      <w:numFmt w:val="bullet"/>
+      <w:lvlText w:val=""/>
+      <w:lvlJc w:val="left"/>
+      <w:pPr>
+        <w:tabs>
+          <w:tab w:val="num" w:pos="5040"/>
+        </w:tabs>
+        <w:ind w:left="5040" w:hanging="360"/>
+      </w:pPr>
+      <w:rPr>
+        <w:rFonts w:ascii="Wingdings" w:hAnsi="Wingdings" w:hint="default"/>
+        <w:sz w:val="20"/>
+      </w:rPr>
+    </w:lvl>
+    <w:lvl w:ilvl="7" w:tentative="1">
+      <w:start w:val="1"/>
+      <w:numFmt w:val="bullet"/>
+      <w:lvlText w:val=""/>
+      <w:lvlJc w:val="left"/>
+      <w:pPr>
+        <w:tabs>
+          <w:tab w:val="num" w:pos="5760"/>
+        </w:tabs>
+        <w:ind w:left="5760" w:hanging="360"/>
+      </w:pPr>
+      <w:rPr>
+        <w:rFonts w:ascii="Wingdings" w:hAnsi="Wingdings" w:hint="default"/>
+        <w:sz w:val="20"/>
+      </w:rPr>
+    </w:lvl>
+    <w:lvl w:ilvl="8" w:tentative="1">
+      <w:start w:val="1"/>
+      <w:numFmt w:val="bullet"/>
+      <w:lvlText w:val=""/>
+      <w:lvlJc w:val="left"/>
+      <w:pPr>
+        <w:tabs>
+          <w:tab w:val="num" w:pos="6480"/>
+        </w:tabs>
+        <w:ind w:left="6480" w:hanging="360"/>
+      </w:pPr>
+      <w:rPr>
+        <w:rFonts w:ascii="Wingdings" w:hAnsi="Wingdings" w:hint="default"/>
+        <w:sz w:val="20"/>
+      </w:rPr>
+    </w:lvl>
+  </w:abstractNum>
+  <w:abstractNum w:abstractNumId="1" w15:restartNumberingAfterBreak="0">
     <w:nsid w:val="0731098E"/>
     <w:multiLevelType w:val="multilevel"/>
     <w:tmpl w:val="0731098E"/>
@@ -3255,7 +7917,102 @@
       </w:rPr>
     </w:lvl>
   </w:abstractNum>
+  <w:abstractNum w:abstractNumId="2" w15:restartNumberingAfterBreak="0">
+    <w:nsid w:val="2BA50E0E"/>
+    <w:multiLevelType w:val="hybridMultilevel"/>
+    <w:tmpl w:val="7994A0F4"/>
+    <w:lvl w:ilvl="0" w:tplc="D80A81FE">
+      <w:start w:val="1"/>
+      <w:numFmt w:val="decimal"/>
+      <w:lvlText w:val="(%1)"/>
+      <w:lvlJc w:val="left"/>
+      <w:pPr>
+        <w:ind w:left="1140" w:hanging="720"/>
+      </w:pPr>
+      <w:rPr>
+        <w:rFonts w:hint="default"/>
+      </w:rPr>
+    </w:lvl>
+    <w:lvl w:ilvl="1" w:tplc="04090019" w:tentative="1">
+      <w:start w:val="1"/>
+      <w:numFmt w:val="lowerLetter"/>
+      <w:lvlText w:val="%2)"/>
+      <w:lvlJc w:val="left"/>
+      <w:pPr>
+        <w:ind w:left="1300" w:hanging="440"/>
+      </w:pPr>
+    </w:lvl>
+    <w:lvl w:ilvl="2" w:tplc="0409001B" w:tentative="1">
+      <w:start w:val="1"/>
+      <w:numFmt w:val="lowerRoman"/>
+      <w:lvlText w:val="%3."/>
+      <w:lvlJc w:val="right"/>
+      <w:pPr>
+        <w:ind w:left="1740" w:hanging="440"/>
+      </w:pPr>
+    </w:lvl>
+    <w:lvl w:ilvl="3" w:tplc="0409000F" w:tentative="1">
+      <w:start w:val="1"/>
+      <w:numFmt w:val="decimal"/>
+      <w:lvlText w:val="%4."/>
+      <w:lvlJc w:val="left"/>
+      <w:pPr>
+        <w:ind w:left="2180" w:hanging="440"/>
+      </w:pPr>
+    </w:lvl>
+    <w:lvl w:ilvl="4" w:tplc="04090019" w:tentative="1">
+      <w:start w:val="1"/>
+      <w:numFmt w:val="lowerLetter"/>
+      <w:lvlText w:val="%5)"/>
+      <w:lvlJc w:val="left"/>
+      <w:pPr>
+        <w:ind w:left="2620" w:hanging="440"/>
+      </w:pPr>
+    </w:lvl>
+    <w:lvl w:ilvl="5" w:tplc="0409001B" w:tentative="1">
+      <w:start w:val="1"/>
+      <w:numFmt w:val="lowerRoman"/>
+      <w:lvlText w:val="%6."/>
+      <w:lvlJc w:val="right"/>
+      <w:pPr>
+        <w:ind w:left="3060" w:hanging="440"/>
+      </w:pPr>
+    </w:lvl>
+    <w:lvl w:ilvl="6" w:tplc="0409000F" w:tentative="1">
+      <w:start w:val="1"/>
+      <w:numFmt w:val="decimal"/>
+      <w:lvlText w:val="%7."/>
+      <w:lvlJc w:val="left"/>
+      <w:pPr>
+        <w:ind w:left="3500" w:hanging="440"/>
+      </w:pPr>
+    </w:lvl>
+    <w:lvl w:ilvl="7" w:tplc="04090019" w:tentative="1">
+      <w:start w:val="1"/>
+      <w:numFmt w:val="lowerLetter"/>
+      <w:lvlText w:val="%8)"/>
+      <w:lvlJc w:val="left"/>
+      <w:pPr>
+        <w:ind w:left="3940" w:hanging="440"/>
+      </w:pPr>
+    </w:lvl>
+    <w:lvl w:ilvl="8" w:tplc="0409001B" w:tentative="1">
+      <w:start w:val="1"/>
+      <w:numFmt w:val="lowerRoman"/>
+      <w:lvlText w:val="%9."/>
+      <w:lvlJc w:val="right"/>
+      <w:pPr>
+        <w:ind w:left="4380" w:hanging="440"/>
+      </w:pPr>
+    </w:lvl>
+  </w:abstractNum>
   <w:num w:numId="1" w16cid:durableId="197739148">
+    <w:abstractNumId w:val="1"/>
+  </w:num>
+  <w:num w:numId="2" w16cid:durableId="1880700717">
+    <w:abstractNumId w:val="2"/>
+  </w:num>
+  <w:num w:numId="3" w16cid:durableId="1082145721">
     <w:abstractNumId w:val="0"/>
   </w:num>
 </w:numbering>
@@ -3288,11 +8045,12 @@
     <w:lsdException w:name="Title" w:qFormat="1"/>
     <w:lsdException w:name="Default Paragraph Font" w:semiHidden="1" w:qFormat="1"/>
     <w:lsdException w:name="Subtitle" w:qFormat="1"/>
-    <w:lsdException w:name="Strong" w:qFormat="1"/>
+    <w:lsdException w:name="Strong" w:uiPriority="22" w:qFormat="1"/>
     <w:lsdException w:name="Emphasis" w:qFormat="1"/>
     <w:lsdException w:name="HTML Top of Form" w:semiHidden="1" w:uiPriority="99" w:unhideWhenUsed="1"/>
     <w:lsdException w:name="HTML Bottom of Form" w:semiHidden="1" w:uiPriority="99" w:unhideWhenUsed="1"/>
     <w:lsdException w:name="Normal (Web)" w:uiPriority="99"/>
+    <w:lsdException w:name="HTML Code" w:uiPriority="99"/>
     <w:lsdException w:name="Normal Table" w:semiHidden="1" w:unhideWhenUsed="1" w:qFormat="1"/>
     <w:lsdException w:name="No List" w:semiHidden="1" w:uiPriority="99" w:unhideWhenUsed="1"/>
     <w:lsdException w:name="Outline List 1" w:semiHidden="1" w:uiPriority="99" w:unhideWhenUsed="1"/>
@@ -3566,15 +8324,15 @@
   <w:style w:type="paragraph" w:default="1" w:styleId="a">
     <w:name w:val="Normal"/>
     <w:qFormat/>
-    <w:rsid w:val="00E179A2"/>
+    <w:rsid w:val="001F2ABB"/>
     <w:pPr>
       <w:widowControl w:val="0"/>
       <w:jc w:val="both"/>
     </w:pPr>
     <w:rPr>
-      <w:rFonts w:asciiTheme="minorHAnsi" w:eastAsiaTheme="minorEastAsia" w:hAnsiTheme="minorHAnsi" w:cstheme="minorBidi"/>
+      <w:rFonts w:asciiTheme="minorHAnsi" w:hAnsiTheme="minorHAnsi" w:cstheme="minorBidi"/>
       <w:kern w:val="2"/>
-      <w:sz w:val="21"/>
+      <w:sz w:val="24"/>
       <w:szCs w:val="22"/>
     </w:rPr>
   </w:style>
@@ -3684,10 +8442,80 @@
       <w:jc w:val="left"/>
     </w:pPr>
     <w:rPr>
+      <w:rFonts w:ascii="宋体" w:hAnsi="宋体" w:cs="宋体"/>
+      <w:kern w:val="0"/>
+      <w:szCs w:val="24"/>
+    </w:rPr>
+  </w:style>
+  <w:style w:type="paragraph" w:styleId="a8">
+    <w:name w:val="List Paragraph"/>
+    <w:basedOn w:val="a"/>
+    <w:uiPriority w:val="99"/>
+    <w:unhideWhenUsed/>
+    <w:rsid w:val="003A1E55"/>
+    <w:pPr>
+      <w:ind w:firstLineChars="200" w:firstLine="420"/>
+    </w:pPr>
+  </w:style>
+  <w:style w:type="paragraph" w:customStyle="1" w:styleId="ds-markdown-paragraph">
+    <w:name w:val="ds-markdown-paragraph"/>
+    <w:basedOn w:val="a"/>
+    <w:rsid w:val="001F2ABB"/>
+    <w:pPr>
+      <w:widowControl/>
+      <w:spacing w:before="100" w:beforeAutospacing="1" w:after="100" w:afterAutospacing="1"/>
+      <w:jc w:val="left"/>
+    </w:pPr>
+    <w:rPr>
+      <w:rFonts w:ascii="宋体" w:hAnsi="宋体" w:cs="宋体"/>
+      <w:kern w:val="0"/>
+      <w:szCs w:val="24"/>
+    </w:rPr>
+  </w:style>
+  <w:style w:type="character" w:styleId="a9">
+    <w:name w:val="Strong"/>
+    <w:basedOn w:val="a0"/>
+    <w:uiPriority w:val="22"/>
+    <w:qFormat/>
+    <w:rsid w:val="001F2ABB"/>
+    <w:rPr>
+      <w:b/>
+      <w:bCs/>
+    </w:rPr>
+  </w:style>
+  <w:style w:type="character" w:styleId="HTML">
+    <w:name w:val="HTML Code"/>
+    <w:basedOn w:val="a0"/>
+    <w:uiPriority w:val="99"/>
+    <w:unhideWhenUsed/>
+    <w:rsid w:val="001F2ABB"/>
+    <w:rPr>
       <w:rFonts w:ascii="宋体" w:eastAsia="宋体" w:hAnsi="宋体" w:cs="宋体"/>
-      <w:kern w:val="0"/>
       <w:sz w:val="24"/>
       <w:szCs w:val="24"/>
+    </w:rPr>
+  </w:style>
+  <w:style w:type="paragraph" w:customStyle="1" w:styleId="temp">
+    <w:name w:val="temp"/>
+    <w:basedOn w:val="a"/>
+    <w:link w:val="temp0"/>
+    <w:qFormat/>
+    <w:rsid w:val="001F2ABB"/>
+    <w:pPr>
+      <w:spacing w:line="360" w:lineRule="auto"/>
+      <w:ind w:firstLineChars="200" w:firstLine="200"/>
+    </w:pPr>
+  </w:style>
+  <w:style w:type="character" w:customStyle="1" w:styleId="temp0">
+    <w:name w:val="temp 字符"/>
+    <w:basedOn w:val="a0"/>
+    <w:link w:val="temp"/>
+    <w:rsid w:val="001F2ABB"/>
+    <w:rPr>
+      <w:rFonts w:asciiTheme="minorHAnsi" w:hAnsiTheme="minorHAnsi" w:cstheme="minorBidi"/>
+      <w:kern w:val="2"/>
+      <w:sz w:val="24"/>
+      <w:szCs w:val="22"/>
     </w:rPr>
   </w:style>
 </w:styles>

--- a/DepthControlProgram/耕整地控制器与拖拉机PDA通信协议.docx
+++ b/DepthControlProgram/耕整地控制器与拖拉机PDA通信协议.docx
@@ -4,84 +4,39 @@
   <w:body>
     <w:p>
       <w:pPr>
-        <w:pStyle w:val="1"/>
-        <w:ind w:firstLineChars="0" w:firstLine="0"/>
-        <w:jc w:val="center"/>
-        <w:rPr>
-          <w:rFonts w:ascii="Times New Roman" w:hAnsi="Times New Roman" w:cs="Times New Roman"/>
+        <w:pStyle w:val="aa"/>
+        <w:rPr>
           <w:szCs w:val="21"/>
         </w:rPr>
       </w:pPr>
       <w:r>
-        <w:rPr>
-          <w:rFonts w:ascii="Times New Roman" w:hAnsi="Times New Roman" w:cs="Times New Roman"/>
-          <w:sz w:val="28"/>
-          <w:szCs w:val="28"/>
-        </w:rPr>
-        <w:t>通信协议</w:t>
-      </w:r>
-      <w:r>
-        <w:rPr>
-          <w:rFonts w:ascii="Times New Roman" w:hAnsi="Times New Roman" w:cs="Times New Roman"/>
-          <w:sz w:val="28"/>
-          <w:szCs w:val="28"/>
-        </w:rPr>
-        <w:t xml:space="preserve"> V1.0.0 </w:t>
-      </w:r>
-      <w:r>
-        <w:rPr>
-          <w:rFonts w:ascii="Times New Roman" w:hAnsi="Times New Roman" w:cs="Times New Roman"/>
-          <w:sz w:val="28"/>
-          <w:szCs w:val="28"/>
-        </w:rPr>
-        <w:t>（</w:t>
-      </w:r>
-      <w:r>
-        <w:rPr>
-          <w:rFonts w:ascii="Times New Roman" w:hAnsi="Times New Roman" w:cs="Times New Roman" w:hint="eastAsia"/>
-          <w:sz w:val="28"/>
-          <w:szCs w:val="28"/>
+        <w:t>通信协议（</w:t>
+      </w:r>
+      <w:r>
+        <w:rPr>
+          <w:rFonts w:hint="eastAsia"/>
         </w:rPr>
         <w:t>耕整地控制器</w:t>
       </w:r>
       <w:r>
-        <w:rPr>
-          <w:rFonts w:ascii="Times New Roman" w:hAnsi="Times New Roman" w:cs="Times New Roman"/>
-          <w:sz w:val="28"/>
-          <w:szCs w:val="28"/>
-        </w:rPr>
         <w:t xml:space="preserve"> &lt;=&gt;</w:t>
       </w:r>
       <w:r>
         <w:rPr>
-          <w:rFonts w:ascii="Times New Roman" w:hAnsi="Times New Roman" w:cs="Times New Roman" w:hint="eastAsia"/>
-          <w:sz w:val="28"/>
-          <w:szCs w:val="28"/>
+          <w:rFonts w:hint="eastAsia"/>
         </w:rPr>
         <w:t xml:space="preserve"> </w:t>
       </w:r>
       <w:r>
         <w:rPr>
-          <w:rFonts w:ascii="Times New Roman" w:hAnsi="Times New Roman" w:cs="Times New Roman" w:hint="eastAsia"/>
-          <w:sz w:val="28"/>
-          <w:szCs w:val="28"/>
+          <w:rFonts w:hint="eastAsia"/>
         </w:rPr>
         <w:t>拖拉机</w:t>
       </w:r>
       <w:r>
-        <w:rPr>
-          <w:rFonts w:ascii="Times New Roman" w:hAnsi="Times New Roman" w:cs="Times New Roman"/>
-          <w:sz w:val="28"/>
-          <w:szCs w:val="28"/>
-        </w:rPr>
         <w:t>PDA</w:t>
       </w:r>
       <w:r>
-        <w:rPr>
-          <w:rFonts w:ascii="Times New Roman" w:hAnsi="Times New Roman" w:cs="Times New Roman"/>
-          <w:sz w:val="28"/>
-          <w:szCs w:val="28"/>
-        </w:rPr>
         <w:t>）</w:t>
       </w:r>
     </w:p>
@@ -95,20 +50,29 @@
         <w:ind w:firstLineChars="0"/>
         <w:rPr>
           <w:rFonts w:ascii="Times New Roman" w:hAnsi="Times New Roman" w:cs="Times New Roman"/>
-          <w:szCs w:val="21"/>
+          <w:b/>
+          <w:bCs/>
+          <w:sz w:val="28"/>
+          <w:szCs w:val="28"/>
         </w:rPr>
       </w:pPr>
       <w:r>
         <w:rPr>
           <w:rFonts w:ascii="Times New Roman" w:hAnsi="Times New Roman" w:cs="Times New Roman" w:hint="eastAsia"/>
-          <w:szCs w:val="21"/>
+          <w:b/>
+          <w:bCs/>
+          <w:sz w:val="28"/>
+          <w:szCs w:val="28"/>
         </w:rPr>
         <w:t>传输格式</w:t>
       </w:r>
       <w:r>
         <w:rPr>
           <w:rFonts w:ascii="Times New Roman" w:hAnsi="Times New Roman" w:cs="Times New Roman"/>
-          <w:szCs w:val="21"/>
+          <w:b/>
+          <w:bCs/>
+          <w:sz w:val="28"/>
+          <w:szCs w:val="28"/>
         </w:rPr>
         <w:t xml:space="preserve"> </w:t>
       </w:r>
@@ -178,13 +142,19 @@
         <w:ind w:firstLineChars="0"/>
         <w:rPr>
           <w:rFonts w:ascii="Times New Roman" w:hAnsi="Times New Roman" w:cs="Times New Roman"/>
-          <w:szCs w:val="21"/>
+          <w:b/>
+          <w:bCs/>
+          <w:sz w:val="28"/>
+          <w:szCs w:val="28"/>
         </w:rPr>
       </w:pPr>
       <w:r>
         <w:rPr>
           <w:rFonts w:ascii="Times New Roman" w:hAnsi="Times New Roman" w:cs="Times New Roman" w:hint="eastAsia"/>
-          <w:szCs w:val="21"/>
+          <w:b/>
+          <w:bCs/>
+          <w:sz w:val="28"/>
+          <w:szCs w:val="28"/>
         </w:rPr>
         <w:t>数据包格式</w:t>
       </w:r>
@@ -193,22 +163,22 @@
       <w:tblPr>
         <w:tblStyle w:val="a4"/>
         <w:tblW w:w="10490" w:type="dxa"/>
-        <w:tblInd w:w="-601" w:type="dxa"/>
+        <w:tblInd w:w="-1139" w:type="dxa"/>
         <w:tblLayout w:type="fixed"/>
         <w:tblLook w:val="04A0" w:firstRow="1" w:lastRow="0" w:firstColumn="1" w:lastColumn="0" w:noHBand="0" w:noVBand="1"/>
       </w:tblPr>
       <w:tblGrid>
-        <w:gridCol w:w="1519"/>
-        <w:gridCol w:w="2918"/>
-        <w:gridCol w:w="1659"/>
-        <w:gridCol w:w="1600"/>
-        <w:gridCol w:w="1293"/>
-        <w:gridCol w:w="1501"/>
+        <w:gridCol w:w="1560"/>
+        <w:gridCol w:w="2976"/>
+        <w:gridCol w:w="1843"/>
+        <w:gridCol w:w="1276"/>
+        <w:gridCol w:w="1417"/>
+        <w:gridCol w:w="1418"/>
       </w:tblGrid>
       <w:tr>
         <w:tc>
           <w:tcPr>
-            <w:tcW w:w="1519" w:type="dxa"/>
+            <w:tcW w:w="1560" w:type="dxa"/>
           </w:tcPr>
           <w:p>
             <w:pPr>
@@ -224,23 +194,7 @@
                 <w:rFonts w:ascii="Times New Roman" w:hAnsi="Times New Roman" w:cs="Times New Roman"/>
                 <w:szCs w:val="21"/>
               </w:rPr>
-              <w:t xml:space="preserve">Start </w:t>
-            </w:r>
-            <w:proofErr w:type="gramStart"/>
-            <w:r>
-              <w:rPr>
-                <w:rFonts w:ascii="Times New Roman" w:hAnsi="Times New Roman" w:cs="Times New Roman"/>
-                <w:szCs w:val="21"/>
-              </w:rPr>
-              <w:t>( 1</w:t>
-            </w:r>
-            <w:proofErr w:type="gramEnd"/>
-            <w:r>
-              <w:rPr>
-                <w:rFonts w:ascii="Times New Roman" w:hAnsi="Times New Roman" w:cs="Times New Roman"/>
-                <w:szCs w:val="21"/>
-              </w:rPr>
-              <w:t xml:space="preserve"> Byte)</w:t>
+              <w:t>Start (1 Byte)</w:t>
             </w:r>
           </w:p>
           <w:p>
@@ -294,7 +248,7 @@
         </w:tc>
         <w:tc>
           <w:tcPr>
-            <w:tcW w:w="2918" w:type="dxa"/>
+            <w:tcW w:w="2976" w:type="dxa"/>
           </w:tcPr>
           <w:p>
             <w:pPr>
@@ -347,7 +301,7 @@
         </w:tc>
         <w:tc>
           <w:tcPr>
-            <w:tcW w:w="1659" w:type="dxa"/>
+            <w:tcW w:w="1843" w:type="dxa"/>
           </w:tcPr>
           <w:p>
             <w:pPr>
@@ -409,7 +363,7 @@
         </w:tc>
         <w:tc>
           <w:tcPr>
-            <w:tcW w:w="1600" w:type="dxa"/>
+            <w:tcW w:w="1276" w:type="dxa"/>
           </w:tcPr>
           <w:p>
             <w:pPr>
@@ -471,7 +425,7 @@
         </w:tc>
         <w:tc>
           <w:tcPr>
-            <w:tcW w:w="1293" w:type="dxa"/>
+            <w:tcW w:w="1417" w:type="dxa"/>
           </w:tcPr>
           <w:p>
             <w:pPr>
@@ -550,7 +504,7 @@
         </w:tc>
         <w:tc>
           <w:tcPr>
-            <w:tcW w:w="1501" w:type="dxa"/>
+            <w:tcW w:w="1418" w:type="dxa"/>
           </w:tcPr>
           <w:p>
             <w:pPr>
@@ -648,20 +602,29 @@
         <w:ind w:firstLineChars="0"/>
         <w:rPr>
           <w:rFonts w:ascii="Times New Roman" w:hAnsi="Times New Roman" w:cs="Times New Roman"/>
-          <w:szCs w:val="21"/>
+          <w:b/>
+          <w:bCs/>
+          <w:sz w:val="28"/>
+          <w:szCs w:val="28"/>
         </w:rPr>
       </w:pPr>
       <w:r>
         <w:rPr>
           <w:rFonts w:ascii="Times New Roman" w:hAnsi="Times New Roman" w:cs="Times New Roman" w:hint="eastAsia"/>
-          <w:szCs w:val="21"/>
+          <w:b/>
+          <w:bCs/>
+          <w:sz w:val="28"/>
+          <w:szCs w:val="28"/>
         </w:rPr>
         <w:t>校验方法</w:t>
       </w:r>
       <w:r>
         <w:rPr>
           <w:rFonts w:ascii="Times New Roman" w:hAnsi="Times New Roman" w:cs="Times New Roman"/>
-          <w:szCs w:val="21"/>
+          <w:b/>
+          <w:bCs/>
+          <w:sz w:val="28"/>
+          <w:szCs w:val="28"/>
         </w:rPr>
         <w:t>(CS)</w:t>
       </w:r>
@@ -702,21 +665,30 @@
         </w:numPr>
         <w:ind w:firstLineChars="0"/>
         <w:rPr>
-          <w:rFonts w:ascii="Times New Roman" w:hAnsi="Times New Roman" w:cs="Times New Roman"/>
-          <w:szCs w:val="21"/>
-        </w:rPr>
-      </w:pPr>
-      <w:r>
-        <w:rPr>
-          <w:rFonts w:ascii="Times New Roman" w:hAnsi="Times New Roman" w:cs="Times New Roman" w:hint="eastAsia"/>
-          <w:szCs w:val="21"/>
+          <w:rFonts w:ascii="宋体" w:hAnsi="宋体" w:cs="Times New Roman" w:hint="eastAsia"/>
+          <w:b/>
+          <w:bCs/>
+          <w:sz w:val="28"/>
+          <w:szCs w:val="28"/>
+        </w:rPr>
+      </w:pPr>
+      <w:r>
+        <w:rPr>
+          <w:rFonts w:ascii="宋体" w:hAnsi="宋体" w:cs="Times New Roman" w:hint="eastAsia"/>
+          <w:b/>
+          <w:bCs/>
+          <w:sz w:val="28"/>
+          <w:szCs w:val="28"/>
         </w:rPr>
         <w:t>指令集</w:t>
       </w:r>
       <w:r>
         <w:rPr>
-          <w:rFonts w:ascii="Times New Roman" w:hAnsi="Times New Roman" w:cs="Times New Roman"/>
-          <w:szCs w:val="21"/>
+          <w:rFonts w:ascii="宋体" w:hAnsi="宋体" w:cs="Times New Roman"/>
+          <w:b/>
+          <w:bCs/>
+          <w:sz w:val="28"/>
+          <w:szCs w:val="28"/>
         </w:rPr>
         <w:t>(CMD)</w:t>
       </w:r>
@@ -751,35 +723,38 @@
       <w:tblPr>
         <w:tblStyle w:val="a4"/>
         <w:tblW w:w="10490" w:type="dxa"/>
-        <w:tblInd w:w="-601" w:type="dxa"/>
-        <w:tblLayout w:type="fixed"/>
+        <w:jc w:val="center"/>
         <w:tblLook w:val="04A0" w:firstRow="1" w:lastRow="0" w:firstColumn="1" w:lastColumn="0" w:noHBand="0" w:noVBand="1"/>
       </w:tblPr>
       <w:tblGrid>
-        <w:gridCol w:w="993"/>
-        <w:gridCol w:w="6804"/>
-        <w:gridCol w:w="2693"/>
+        <w:gridCol w:w="1560"/>
+        <w:gridCol w:w="1134"/>
+        <w:gridCol w:w="2551"/>
+        <w:gridCol w:w="5245"/>
       </w:tblGrid>
       <w:tr>
         <w:trPr>
-          <w:trHeight w:val="180"/>
+          <w:jc w:val="center"/>
         </w:trPr>
         <w:tc>
           <w:tcPr>
-            <w:tcW w:w="993" w:type="dxa"/>
+            <w:tcW w:w="1560" w:type="dxa"/>
           </w:tcPr>
           <w:p>
             <w:pPr>
               <w:pStyle w:val="1"/>
               <w:ind w:firstLineChars="0" w:firstLine="0"/>
-              <w:rPr>
-                <w:rFonts w:ascii="Times New Roman" w:hAnsi="Times New Roman" w:cs="Times New Roman"/>
-                <w:szCs w:val="21"/>
-              </w:rPr>
-            </w:pPr>
-            <w:r>
-              <w:rPr>
-                <w:rFonts w:ascii="Times New Roman" w:hAnsi="Times New Roman" w:cs="Times New Roman"/>
+              <w:jc w:val="center"/>
+              <w:rPr>
+                <w:rFonts w:asciiTheme="minorEastAsia" w:hAnsiTheme="minorEastAsia" w:cstheme="minorEastAsia" w:hint="eastAsia"/>
+                <w:color w:val="000000" w:themeColor="text1"/>
+                <w:szCs w:val="21"/>
+              </w:rPr>
+            </w:pPr>
+            <w:r>
+              <w:rPr>
+                <w:rFonts w:asciiTheme="minorEastAsia" w:hAnsiTheme="minorEastAsia" w:cstheme="minorEastAsia" w:hint="eastAsia"/>
+                <w:color w:val="000000" w:themeColor="text1"/>
                 <w:szCs w:val="21"/>
               </w:rPr>
               <w:t>CMD</w:t>
@@ -788,20 +763,23 @@
         </w:tc>
         <w:tc>
           <w:tcPr>
-            <w:tcW w:w="6804" w:type="dxa"/>
+            <w:tcW w:w="1134" w:type="dxa"/>
           </w:tcPr>
           <w:p>
             <w:pPr>
               <w:pStyle w:val="1"/>
               <w:ind w:firstLineChars="0" w:firstLine="0"/>
-              <w:rPr>
-                <w:rFonts w:ascii="Times New Roman" w:hAnsi="Times New Roman" w:cs="Times New Roman"/>
-                <w:szCs w:val="21"/>
-              </w:rPr>
-            </w:pPr>
-            <w:r>
-              <w:rPr>
-                <w:rFonts w:ascii="Times New Roman" w:hAnsi="Times New Roman" w:cs="Times New Roman"/>
+              <w:jc w:val="center"/>
+              <w:rPr>
+                <w:rFonts w:asciiTheme="minorEastAsia" w:hAnsiTheme="minorEastAsia" w:cstheme="minorEastAsia" w:hint="eastAsia"/>
+                <w:color w:val="000000" w:themeColor="text1"/>
+                <w:szCs w:val="21"/>
+              </w:rPr>
+            </w:pPr>
+            <w:r>
+              <w:rPr>
+                <w:rFonts w:asciiTheme="minorEastAsia" w:hAnsiTheme="minorEastAsia" w:cstheme="minorEastAsia" w:hint="eastAsia"/>
+                <w:color w:val="000000" w:themeColor="text1"/>
                 <w:szCs w:val="21"/>
               </w:rPr>
               <w:t>DATA</w:t>
@@ -810,20 +788,48 @@
         </w:tc>
         <w:tc>
           <w:tcPr>
-            <w:tcW w:w="2693" w:type="dxa"/>
+            <w:tcW w:w="2551" w:type="dxa"/>
           </w:tcPr>
           <w:p>
             <w:pPr>
               <w:pStyle w:val="1"/>
               <w:ind w:firstLineChars="0" w:firstLine="0"/>
-              <w:rPr>
-                <w:rFonts w:ascii="Times New Roman" w:hAnsi="Times New Roman" w:cs="Times New Roman"/>
-                <w:szCs w:val="21"/>
-              </w:rPr>
-            </w:pPr>
-            <w:r>
-              <w:rPr>
-                <w:rFonts w:ascii="Times New Roman" w:hAnsi="Times New Roman" w:cs="Times New Roman"/>
+              <w:jc w:val="center"/>
+              <w:rPr>
+                <w:rFonts w:asciiTheme="minorEastAsia" w:hAnsiTheme="minorEastAsia" w:cstheme="minorEastAsia" w:hint="eastAsia"/>
+                <w:color w:val="000000" w:themeColor="text1"/>
+                <w:szCs w:val="21"/>
+              </w:rPr>
+            </w:pPr>
+            <w:r>
+              <w:rPr>
+                <w:rFonts w:asciiTheme="minorEastAsia" w:hAnsiTheme="minorEastAsia" w:cstheme="minorEastAsia" w:hint="eastAsia"/>
+                <w:color w:val="000000" w:themeColor="text1"/>
+                <w:szCs w:val="21"/>
+              </w:rPr>
+              <w:t>数据说明</w:t>
+            </w:r>
+          </w:p>
+        </w:tc>
+        <w:tc>
+          <w:tcPr>
+            <w:tcW w:w="5245" w:type="dxa"/>
+          </w:tcPr>
+          <w:p>
+            <w:pPr>
+              <w:pStyle w:val="1"/>
+              <w:ind w:firstLineChars="0" w:firstLine="0"/>
+              <w:jc w:val="center"/>
+              <w:rPr>
+                <w:rFonts w:asciiTheme="minorEastAsia" w:hAnsiTheme="minorEastAsia" w:cstheme="minorEastAsia" w:hint="eastAsia"/>
+                <w:color w:val="000000" w:themeColor="text1"/>
+                <w:szCs w:val="21"/>
+              </w:rPr>
+            </w:pPr>
+            <w:r>
+              <w:rPr>
+                <w:rFonts w:asciiTheme="minorEastAsia" w:hAnsiTheme="minorEastAsia" w:cstheme="minorEastAsia" w:hint="eastAsia"/>
+                <w:color w:val="000000" w:themeColor="text1"/>
                 <w:szCs w:val="21"/>
               </w:rPr>
               <w:t>Remark</w:t>
@@ -833,619 +839,603 @@
       </w:tr>
       <w:tr>
         <w:trPr>
-          <w:trHeight w:val="180"/>
+          <w:jc w:val="center"/>
         </w:trPr>
         <w:tc>
           <w:tcPr>
-            <w:tcW w:w="993" w:type="dxa"/>
-          </w:tcPr>
-          <w:p>
-            <w:pPr>
-              <w:ind w:firstLine="480"/>
-              <w:rPr>
-                <w:rFonts w:ascii="Times New Roman" w:hAnsi="Times New Roman" w:cs="Times New Roman"/>
-                <w:szCs w:val="21"/>
-              </w:rPr>
-            </w:pPr>
-            <w:r>
-              <w:rPr>
-                <w:rFonts w:ascii="Times New Roman" w:hAnsi="Times New Roman" w:cs="Times New Roman"/>
-                <w:szCs w:val="21"/>
-              </w:rPr>
-              <w:t>0x21</w:t>
-            </w:r>
-          </w:p>
-        </w:tc>
-        <w:tc>
-          <w:tcPr>
-            <w:tcW w:w="6804" w:type="dxa"/>
-          </w:tcPr>
-          <w:p>
-            <w:pPr>
-              <w:ind w:firstLine="480"/>
-              <w:outlineLvl w:val="0"/>
-              <w:rPr>
-                <w:rFonts w:ascii="Times New Roman" w:hAnsi="Times New Roman" w:cs="Times New Roman"/>
-                <w:szCs w:val="21"/>
-              </w:rPr>
-            </w:pPr>
-            <w:r>
-              <w:rPr>
-                <w:rFonts w:ascii="Times New Roman" w:hAnsi="Times New Roman" w:cs="Times New Roman"/>
-                <w:szCs w:val="21"/>
-              </w:rPr>
-              <w:t>一个字节（机具类别）</w:t>
-            </w:r>
-          </w:p>
-          <w:p>
-            <w:pPr>
-              <w:ind w:firstLine="480"/>
-              <w:outlineLvl w:val="0"/>
-              <w:rPr>
-                <w:rFonts w:ascii="Times New Roman" w:hAnsi="Times New Roman" w:cs="Times New Roman"/>
-                <w:szCs w:val="21"/>
-              </w:rPr>
-            </w:pPr>
-            <w:r>
-              <w:rPr>
-                <w:rFonts w:ascii="Times New Roman" w:hAnsi="Times New Roman" w:cs="Times New Roman"/>
-                <w:szCs w:val="21"/>
-              </w:rPr>
-              <w:t>0x01-</w:t>
-            </w:r>
-            <w:r>
-              <w:rPr>
-                <w:rFonts w:ascii="Times New Roman" w:hAnsi="Times New Roman" w:cs="Times New Roman"/>
-                <w:szCs w:val="21"/>
-              </w:rPr>
-              <w:t>旋耕机，</w:t>
-            </w:r>
-            <w:r>
-              <w:rPr>
-                <w:rFonts w:ascii="Times New Roman" w:hAnsi="Times New Roman" w:cs="Times New Roman"/>
-                <w:szCs w:val="21"/>
-              </w:rPr>
-              <w:t>0x02-</w:t>
-            </w:r>
-            <w:r>
-              <w:rPr>
-                <w:rFonts w:ascii="Times New Roman" w:hAnsi="Times New Roman" w:cs="Times New Roman"/>
-                <w:szCs w:val="21"/>
-              </w:rPr>
-              <w:t>播种机等</w:t>
-            </w:r>
-          </w:p>
-        </w:tc>
-        <w:tc>
-          <w:tcPr>
-            <w:tcW w:w="2693" w:type="dxa"/>
+            <w:tcW w:w="1560" w:type="dxa"/>
           </w:tcPr>
           <w:p>
             <w:pPr>
               <w:pStyle w:val="1"/>
               <w:ind w:firstLineChars="0" w:firstLine="0"/>
-              <w:rPr>
-                <w:rFonts w:ascii="Times New Roman" w:hAnsi="Times New Roman" w:cs="Times New Roman"/>
-                <w:szCs w:val="21"/>
-              </w:rPr>
-            </w:pPr>
-            <w:r>
-              <w:rPr>
-                <w:rFonts w:ascii="Times New Roman" w:hAnsi="Times New Roman" w:cs="Times New Roman" w:hint="eastAsia"/>
-                <w:szCs w:val="21"/>
-              </w:rPr>
-              <w:t>耕整地控制器</w:t>
-            </w:r>
-            <w:r>
-              <w:rPr>
-                <w:rFonts w:ascii="Times New Roman" w:hAnsi="Times New Roman" w:cs="Times New Roman"/>
-                <w:szCs w:val="21"/>
-              </w:rPr>
-              <w:t>-&gt;PDA</w:t>
-            </w:r>
-            <w:r>
-              <w:rPr>
-                <w:rFonts w:ascii="Times New Roman" w:hAnsi="Times New Roman" w:cs="Times New Roman"/>
-                <w:szCs w:val="21"/>
-              </w:rPr>
-              <w:t>，上报当前机具类别。</w:t>
+              <w:jc w:val="center"/>
+              <w:rPr>
+                <w:rFonts w:asciiTheme="minorEastAsia" w:hAnsiTheme="minorEastAsia" w:cstheme="minorEastAsia" w:hint="eastAsia"/>
+                <w:color w:val="000000" w:themeColor="text1"/>
+                <w:szCs w:val="21"/>
+              </w:rPr>
+            </w:pPr>
+            <w:r>
+              <w:rPr>
+                <w:rFonts w:asciiTheme="minorEastAsia" w:hAnsiTheme="minorEastAsia" w:cstheme="minorEastAsia"/>
+                <w:color w:val="000000" w:themeColor="text1"/>
+                <w:szCs w:val="21"/>
+              </w:rPr>
+              <w:t>0x2</w:t>
+            </w:r>
+            <w:r>
+              <w:rPr>
+                <w:rFonts w:asciiTheme="minorEastAsia" w:hAnsiTheme="minorEastAsia" w:cstheme="minorEastAsia" w:hint="eastAsia"/>
+                <w:color w:val="000000" w:themeColor="text1"/>
+                <w:szCs w:val="21"/>
+              </w:rPr>
+              <w:t>1</w:t>
+            </w:r>
+          </w:p>
+        </w:tc>
+        <w:tc>
+          <w:tcPr>
+            <w:tcW w:w="1134" w:type="dxa"/>
+          </w:tcPr>
+          <w:p>
+            <w:pPr>
+              <w:pStyle w:val="1"/>
+              <w:ind w:firstLineChars="0" w:firstLine="0"/>
+              <w:jc w:val="center"/>
+              <w:rPr>
+                <w:rFonts w:asciiTheme="minorEastAsia" w:hAnsiTheme="minorEastAsia" w:cstheme="minorEastAsia" w:hint="eastAsia"/>
+                <w:color w:val="000000" w:themeColor="text1"/>
+                <w:szCs w:val="21"/>
+              </w:rPr>
+            </w:pPr>
+            <w:r>
+              <w:rPr>
+                <w:rFonts w:asciiTheme="minorEastAsia" w:hAnsiTheme="minorEastAsia" w:cstheme="minorEastAsia" w:hint="eastAsia"/>
+                <w:color w:val="000000" w:themeColor="text1"/>
+                <w:szCs w:val="21"/>
+              </w:rPr>
+              <w:t>1字节</w:t>
+            </w:r>
+          </w:p>
+        </w:tc>
+        <w:tc>
+          <w:tcPr>
+            <w:tcW w:w="2551" w:type="dxa"/>
+          </w:tcPr>
+          <w:p>
+            <w:pPr>
+              <w:pStyle w:val="1"/>
+              <w:ind w:firstLineChars="0" w:firstLine="0"/>
+              <w:jc w:val="center"/>
+              <w:rPr>
+                <w:rFonts w:asciiTheme="minorEastAsia" w:hAnsiTheme="minorEastAsia" w:cstheme="minorEastAsia" w:hint="eastAsia"/>
+                <w:color w:val="000000" w:themeColor="text1"/>
+                <w:szCs w:val="21"/>
+              </w:rPr>
+            </w:pPr>
+            <w:r>
+              <w:rPr>
+                <w:rFonts w:asciiTheme="minorEastAsia" w:hAnsiTheme="minorEastAsia" w:cstheme="minorEastAsia" w:hint="eastAsia"/>
+                <w:color w:val="000000" w:themeColor="text1"/>
+                <w:szCs w:val="21"/>
+              </w:rPr>
+              <w:t>机具类别</w:t>
+            </w:r>
+          </w:p>
+        </w:tc>
+        <w:tc>
+          <w:tcPr>
+            <w:tcW w:w="5245" w:type="dxa"/>
+          </w:tcPr>
+          <w:p>
+            <w:pPr>
+              <w:pStyle w:val="1"/>
+              <w:ind w:firstLineChars="0" w:firstLine="0"/>
+              <w:jc w:val="center"/>
+              <w:rPr>
+                <w:rFonts w:asciiTheme="minorEastAsia" w:hAnsiTheme="minorEastAsia" w:cstheme="minorEastAsia" w:hint="eastAsia"/>
+                <w:color w:val="000000" w:themeColor="text1"/>
+                <w:szCs w:val="21"/>
+              </w:rPr>
+            </w:pPr>
+            <w:r>
+              <w:rPr>
+                <w:rFonts w:asciiTheme="minorEastAsia" w:hAnsiTheme="minorEastAsia" w:cstheme="minorEastAsia"/>
+                <w:color w:val="000000" w:themeColor="text1"/>
+                <w:szCs w:val="21"/>
+              </w:rPr>
+              <w:t>耕整地控制器向 PDA 上报当前挂接机具类别</w:t>
             </w:r>
           </w:p>
         </w:tc>
       </w:tr>
       <w:tr>
         <w:trPr>
-          <w:trHeight w:val="180"/>
+          <w:jc w:val="center"/>
         </w:trPr>
         <w:tc>
           <w:tcPr>
-            <w:tcW w:w="993" w:type="dxa"/>
-          </w:tcPr>
-          <w:p>
-            <w:pPr>
-              <w:ind w:firstLine="480"/>
-              <w:rPr>
-                <w:rFonts w:ascii="Times New Roman" w:hAnsi="Times New Roman" w:cs="Times New Roman"/>
-                <w:szCs w:val="21"/>
-              </w:rPr>
-            </w:pPr>
-            <w:r>
-              <w:rPr>
-                <w:rFonts w:ascii="Times New Roman" w:hAnsi="Times New Roman" w:cs="Times New Roman"/>
-                <w:szCs w:val="21"/>
-              </w:rPr>
-              <w:t>0x22</w:t>
-            </w:r>
-          </w:p>
-        </w:tc>
-        <w:tc>
-          <w:tcPr>
-            <w:tcW w:w="6804" w:type="dxa"/>
-          </w:tcPr>
-          <w:p>
-            <w:pPr>
-              <w:ind w:firstLine="480"/>
-              <w:outlineLvl w:val="0"/>
-              <w:rPr>
-                <w:rFonts w:ascii="Times New Roman" w:hAnsi="Times New Roman" w:cs="Times New Roman"/>
-                <w:szCs w:val="21"/>
-              </w:rPr>
-            </w:pPr>
-            <w:r>
-              <w:rPr>
-                <w:rFonts w:ascii="Times New Roman" w:hAnsi="Times New Roman" w:cs="Times New Roman"/>
-                <w:szCs w:val="21"/>
-              </w:rPr>
-              <w:t>一个字节</w:t>
-            </w:r>
-          </w:p>
-          <w:p>
-            <w:pPr>
-              <w:ind w:firstLine="480"/>
-              <w:outlineLvl w:val="0"/>
-              <w:rPr>
-                <w:rFonts w:ascii="Times New Roman" w:hAnsi="Times New Roman" w:cs="Times New Roman"/>
-                <w:szCs w:val="21"/>
-              </w:rPr>
-            </w:pPr>
-            <w:r>
-              <w:rPr>
-                <w:rFonts w:ascii="Times New Roman" w:hAnsi="Times New Roman" w:cs="Times New Roman"/>
-                <w:szCs w:val="21"/>
-              </w:rPr>
-              <w:t>0x01-</w:t>
-            </w:r>
-            <w:r>
-              <w:rPr>
-                <w:rFonts w:ascii="Times New Roman" w:hAnsi="Times New Roman" w:cs="Times New Roman"/>
-                <w:szCs w:val="21"/>
-              </w:rPr>
-              <w:t>传感器正常工作</w:t>
-            </w:r>
-            <w:r>
-              <w:rPr>
-                <w:rFonts w:ascii="Times New Roman" w:hAnsi="Times New Roman" w:cs="Times New Roman"/>
-                <w:szCs w:val="21"/>
-              </w:rPr>
-              <w:t>, 0x02-</w:t>
-            </w:r>
-            <w:r>
-              <w:rPr>
-                <w:rFonts w:ascii="Times New Roman" w:hAnsi="Times New Roman" w:cs="Times New Roman"/>
-                <w:szCs w:val="21"/>
-              </w:rPr>
-              <w:t>传感器出现故障</w:t>
-            </w:r>
-          </w:p>
-        </w:tc>
-        <w:tc>
-          <w:tcPr>
-            <w:tcW w:w="2693" w:type="dxa"/>
+            <w:tcW w:w="1560" w:type="dxa"/>
           </w:tcPr>
           <w:p>
             <w:pPr>
               <w:pStyle w:val="1"/>
               <w:ind w:firstLineChars="0" w:firstLine="0"/>
-              <w:rPr>
-                <w:rFonts w:ascii="Times New Roman" w:hAnsi="Times New Roman" w:cs="Times New Roman"/>
-                <w:szCs w:val="21"/>
-              </w:rPr>
-            </w:pPr>
-            <w:r>
-              <w:rPr>
-                <w:rFonts w:ascii="Times New Roman" w:hAnsi="Times New Roman" w:cs="Times New Roman" w:hint="eastAsia"/>
-                <w:szCs w:val="21"/>
-              </w:rPr>
-              <w:t>耕整地控制器</w:t>
-            </w:r>
-            <w:r>
-              <w:rPr>
-                <w:rFonts w:ascii="Times New Roman" w:hAnsi="Times New Roman" w:cs="Times New Roman"/>
-                <w:szCs w:val="21"/>
-              </w:rPr>
-              <w:t>-&gt;PDA</w:t>
-            </w:r>
-            <w:r>
-              <w:rPr>
-                <w:rFonts w:ascii="Times New Roman" w:hAnsi="Times New Roman" w:cs="Times New Roman"/>
-                <w:szCs w:val="21"/>
-              </w:rPr>
-              <w:t>，上报在线设备的状态数据。</w:t>
+              <w:jc w:val="center"/>
+              <w:rPr>
+                <w:rFonts w:asciiTheme="minorEastAsia" w:hAnsiTheme="minorEastAsia" w:cstheme="minorEastAsia" w:hint="eastAsia"/>
+                <w:color w:val="000000" w:themeColor="text1"/>
+                <w:szCs w:val="21"/>
+              </w:rPr>
+            </w:pPr>
+            <w:r>
+              <w:rPr>
+                <w:rFonts w:asciiTheme="minorEastAsia" w:hAnsiTheme="minorEastAsia" w:cstheme="minorEastAsia"/>
+                <w:color w:val="000000" w:themeColor="text1"/>
+                <w:szCs w:val="21"/>
+              </w:rPr>
+              <w:t>0x2</w:t>
+            </w:r>
+            <w:r>
+              <w:rPr>
+                <w:rFonts w:asciiTheme="minorEastAsia" w:hAnsiTheme="minorEastAsia" w:cstheme="minorEastAsia" w:hint="eastAsia"/>
+                <w:color w:val="000000" w:themeColor="text1"/>
+                <w:szCs w:val="21"/>
+              </w:rPr>
+              <w:t>2</w:t>
+            </w:r>
+          </w:p>
+        </w:tc>
+        <w:tc>
+          <w:tcPr>
+            <w:tcW w:w="1134" w:type="dxa"/>
+          </w:tcPr>
+          <w:p>
+            <w:pPr>
+              <w:pStyle w:val="1"/>
+              <w:ind w:firstLineChars="0" w:firstLine="0"/>
+              <w:jc w:val="center"/>
+              <w:rPr>
+                <w:rFonts w:asciiTheme="minorEastAsia" w:hAnsiTheme="minorEastAsia" w:cstheme="minorEastAsia" w:hint="eastAsia"/>
+                <w:color w:val="000000" w:themeColor="text1"/>
+                <w:szCs w:val="21"/>
+              </w:rPr>
+            </w:pPr>
+            <w:r>
+              <w:rPr>
+                <w:rFonts w:asciiTheme="minorEastAsia" w:hAnsiTheme="minorEastAsia" w:cstheme="minorEastAsia" w:hint="eastAsia"/>
+                <w:color w:val="000000" w:themeColor="text1"/>
+                <w:szCs w:val="21"/>
+              </w:rPr>
+              <w:t>1字节</w:t>
+            </w:r>
+          </w:p>
+        </w:tc>
+        <w:tc>
+          <w:tcPr>
+            <w:tcW w:w="2551" w:type="dxa"/>
+          </w:tcPr>
+          <w:p>
+            <w:pPr>
+              <w:pStyle w:val="1"/>
+              <w:ind w:firstLineChars="0" w:firstLine="0"/>
+              <w:jc w:val="center"/>
+              <w:rPr>
+                <w:rFonts w:asciiTheme="minorEastAsia" w:hAnsiTheme="minorEastAsia" w:cstheme="minorEastAsia" w:hint="eastAsia"/>
+                <w:color w:val="000000" w:themeColor="text1"/>
+                <w:szCs w:val="21"/>
+              </w:rPr>
+            </w:pPr>
+            <w:r>
+              <w:rPr>
+                <w:rFonts w:asciiTheme="minorEastAsia" w:hAnsiTheme="minorEastAsia" w:cstheme="minorEastAsia" w:hint="eastAsia"/>
+                <w:color w:val="000000" w:themeColor="text1"/>
+                <w:szCs w:val="21"/>
+              </w:rPr>
+              <w:t>传感器状态</w:t>
+            </w:r>
+          </w:p>
+        </w:tc>
+        <w:tc>
+          <w:tcPr>
+            <w:tcW w:w="5245" w:type="dxa"/>
+          </w:tcPr>
+          <w:p>
+            <w:pPr>
+              <w:pStyle w:val="1"/>
+              <w:ind w:firstLineChars="0" w:firstLine="0"/>
+              <w:jc w:val="center"/>
+              <w:rPr>
+                <w:rFonts w:asciiTheme="minorEastAsia" w:hAnsiTheme="minorEastAsia" w:cstheme="minorEastAsia" w:hint="eastAsia"/>
+                <w:color w:val="000000" w:themeColor="text1"/>
+                <w:szCs w:val="21"/>
+              </w:rPr>
+            </w:pPr>
+            <w:r>
+              <w:rPr>
+                <w:rFonts w:asciiTheme="minorEastAsia" w:hAnsiTheme="minorEastAsia" w:cstheme="minorEastAsia"/>
+                <w:color w:val="000000" w:themeColor="text1"/>
+                <w:szCs w:val="21"/>
+              </w:rPr>
+              <w:t>耕整地控制器向 PDA 上报当前传感器工作状态</w:t>
             </w:r>
           </w:p>
         </w:tc>
       </w:tr>
       <w:tr>
         <w:trPr>
-          <w:trHeight w:val="180"/>
+          <w:jc w:val="center"/>
         </w:trPr>
         <w:tc>
           <w:tcPr>
-            <w:tcW w:w="993" w:type="dxa"/>
-          </w:tcPr>
-          <w:p>
-            <w:pPr>
-              <w:ind w:firstLine="480"/>
-              <w:rPr>
-                <w:rFonts w:ascii="Times New Roman" w:hAnsi="Times New Roman" w:cs="Times New Roman"/>
-                <w:szCs w:val="21"/>
-              </w:rPr>
-            </w:pPr>
-            <w:r>
-              <w:rPr>
-                <w:rFonts w:ascii="Times New Roman" w:hAnsi="Times New Roman" w:cs="Times New Roman"/>
-                <w:szCs w:val="21"/>
-              </w:rPr>
-              <w:t>0x23</w:t>
-            </w:r>
-          </w:p>
-        </w:tc>
-        <w:tc>
-          <w:tcPr>
-            <w:tcW w:w="6804" w:type="dxa"/>
-          </w:tcPr>
-          <w:p>
-            <w:pPr>
-              <w:ind w:firstLine="480"/>
-              <w:outlineLvl w:val="0"/>
-              <w:rPr>
-                <w:rFonts w:ascii="Times New Roman" w:hAnsi="Times New Roman" w:cs="Times New Roman"/>
-                <w:szCs w:val="21"/>
-              </w:rPr>
-            </w:pPr>
-            <w:r>
-              <w:rPr>
-                <w:rFonts w:ascii="Times New Roman" w:hAnsi="Times New Roman" w:cs="Times New Roman"/>
-                <w:szCs w:val="21"/>
-              </w:rPr>
-              <w:t>当前耕深（</w:t>
-            </w:r>
-            <w:r>
-              <w:rPr>
-                <w:rFonts w:ascii="Times New Roman" w:hAnsi="Times New Roman" w:cs="Times New Roman"/>
-                <w:szCs w:val="21"/>
-              </w:rPr>
-              <w:t>2</w:t>
-            </w:r>
-            <w:r>
-              <w:rPr>
-                <w:rFonts w:ascii="Times New Roman" w:hAnsi="Times New Roman" w:cs="Times New Roman"/>
-                <w:szCs w:val="21"/>
-              </w:rPr>
-              <w:t>字节）</w:t>
-            </w:r>
-          </w:p>
-          <w:p>
-            <w:pPr>
-              <w:ind w:firstLine="480"/>
-              <w:outlineLvl w:val="0"/>
-              <w:rPr>
-                <w:rFonts w:ascii="Times New Roman" w:hAnsi="Times New Roman" w:cs="Times New Roman"/>
-                <w:szCs w:val="21"/>
-              </w:rPr>
-            </w:pPr>
-            <w:r>
-              <w:rPr>
-                <w:rFonts w:ascii="Times New Roman" w:hAnsi="Times New Roman" w:cs="Times New Roman"/>
-                <w:szCs w:val="21"/>
-              </w:rPr>
-              <w:t>当前耕深（单位毫米）</w:t>
-            </w:r>
-          </w:p>
-        </w:tc>
-        <w:tc>
-          <w:tcPr>
-            <w:tcW w:w="2693" w:type="dxa"/>
+            <w:tcW w:w="1560" w:type="dxa"/>
           </w:tcPr>
           <w:p>
             <w:pPr>
               <w:pStyle w:val="1"/>
               <w:ind w:firstLineChars="0" w:firstLine="0"/>
-              <w:rPr>
-                <w:rFonts w:ascii="Times New Roman" w:hAnsi="Times New Roman" w:cs="Times New Roman"/>
-                <w:szCs w:val="21"/>
-              </w:rPr>
-            </w:pPr>
-            <w:r>
-              <w:rPr>
-                <w:rFonts w:ascii="Times New Roman" w:hAnsi="Times New Roman" w:cs="Times New Roman" w:hint="eastAsia"/>
-                <w:szCs w:val="21"/>
-              </w:rPr>
-              <w:t>耕整地控制器</w:t>
-            </w:r>
-            <w:r>
-              <w:rPr>
-                <w:rFonts w:ascii="Times New Roman" w:hAnsi="Times New Roman" w:cs="Times New Roman"/>
-                <w:szCs w:val="21"/>
-              </w:rPr>
-              <w:t>-&gt;PDA</w:t>
-            </w:r>
-            <w:r>
-              <w:rPr>
-                <w:rFonts w:ascii="Times New Roman" w:hAnsi="Times New Roman" w:cs="Times New Roman"/>
-                <w:szCs w:val="21"/>
-              </w:rPr>
-              <w:t>，上报当前耕深。</w:t>
-            </w:r>
+              <w:jc w:val="center"/>
+              <w:rPr>
+                <w:rFonts w:asciiTheme="minorEastAsia" w:hAnsiTheme="minorEastAsia" w:cstheme="minorEastAsia" w:hint="eastAsia"/>
+                <w:color w:val="000000" w:themeColor="text1"/>
+                <w:szCs w:val="21"/>
+              </w:rPr>
+            </w:pPr>
+            <w:r>
+              <w:rPr>
+                <w:rFonts w:asciiTheme="minorEastAsia" w:hAnsiTheme="minorEastAsia" w:cstheme="minorEastAsia"/>
+                <w:color w:val="000000" w:themeColor="text1"/>
+                <w:szCs w:val="21"/>
+              </w:rPr>
+              <w:t>0x2</w:t>
+            </w:r>
+            <w:r>
+              <w:rPr>
+                <w:rFonts w:asciiTheme="minorEastAsia" w:hAnsiTheme="minorEastAsia" w:cstheme="minorEastAsia" w:hint="eastAsia"/>
+                <w:color w:val="000000" w:themeColor="text1"/>
+                <w:szCs w:val="21"/>
+              </w:rPr>
+              <w:t>3</w:t>
+            </w:r>
+          </w:p>
+        </w:tc>
+        <w:tc>
+          <w:tcPr>
+            <w:tcW w:w="1134" w:type="dxa"/>
+          </w:tcPr>
+          <w:p>
+            <w:pPr>
+              <w:pStyle w:val="1"/>
+              <w:ind w:firstLineChars="0" w:firstLine="0"/>
+              <w:jc w:val="center"/>
+              <w:rPr>
+                <w:rFonts w:asciiTheme="minorEastAsia" w:hAnsiTheme="minorEastAsia" w:cstheme="minorEastAsia" w:hint="eastAsia"/>
+                <w:color w:val="000000" w:themeColor="text1"/>
+                <w:szCs w:val="21"/>
+              </w:rPr>
+            </w:pPr>
+            <w:r>
+              <w:rPr>
+                <w:rFonts w:asciiTheme="minorEastAsia" w:hAnsiTheme="minorEastAsia" w:cstheme="minorEastAsia" w:hint="eastAsia"/>
+                <w:color w:val="000000" w:themeColor="text1"/>
+                <w:szCs w:val="21"/>
+              </w:rPr>
+              <w:t>2字节</w:t>
+            </w:r>
+          </w:p>
+        </w:tc>
+        <w:tc>
+          <w:tcPr>
+            <w:tcW w:w="2551" w:type="dxa"/>
+          </w:tcPr>
+          <w:p>
+            <w:pPr>
+              <w:pStyle w:val="1"/>
+              <w:ind w:firstLineChars="0" w:firstLine="0"/>
+              <w:jc w:val="center"/>
+              <w:rPr>
+                <w:rFonts w:asciiTheme="minorEastAsia" w:hAnsiTheme="minorEastAsia" w:cstheme="minorEastAsia" w:hint="eastAsia"/>
+                <w:color w:val="000000" w:themeColor="text1"/>
+                <w:szCs w:val="21"/>
+              </w:rPr>
+            </w:pPr>
+            <w:r>
+              <w:rPr>
+                <w:rFonts w:asciiTheme="minorEastAsia" w:hAnsiTheme="minorEastAsia" w:cstheme="minorEastAsia" w:hint="eastAsia"/>
+                <w:color w:val="000000" w:themeColor="text1"/>
+                <w:szCs w:val="21"/>
+              </w:rPr>
+              <w:t>耕深，单位：mm</w:t>
+            </w:r>
+          </w:p>
+        </w:tc>
+        <w:tc>
+          <w:tcPr>
+            <w:tcW w:w="5245" w:type="dxa"/>
+          </w:tcPr>
+          <w:p>
+            <w:pPr>
+              <w:pStyle w:val="1"/>
+              <w:ind w:firstLineChars="0" w:firstLine="0"/>
+              <w:jc w:val="center"/>
+              <w:rPr>
+                <w:rFonts w:asciiTheme="minorEastAsia" w:hAnsiTheme="minorEastAsia" w:cstheme="minorEastAsia" w:hint="eastAsia"/>
+                <w:color w:val="000000" w:themeColor="text1"/>
+                <w:szCs w:val="21"/>
+              </w:rPr>
+            </w:pPr>
+            <w:r>
+              <w:rPr>
+                <w:rFonts w:asciiTheme="minorEastAsia" w:hAnsiTheme="minorEastAsia" w:cstheme="minorEastAsia"/>
+                <w:color w:val="000000" w:themeColor="text1"/>
+                <w:szCs w:val="21"/>
+              </w:rPr>
+              <w:t>耕整地控制器向 PDA 上报当前</w:t>
+            </w:r>
+            <w:proofErr w:type="gramStart"/>
+            <w:r>
+              <w:rPr>
+                <w:rFonts w:asciiTheme="minorEastAsia" w:hAnsiTheme="minorEastAsia" w:cstheme="minorEastAsia"/>
+                <w:color w:val="000000" w:themeColor="text1"/>
+                <w:szCs w:val="21"/>
+              </w:rPr>
+              <w:t>耕深数据</w:t>
+            </w:r>
+            <w:proofErr w:type="gramEnd"/>
           </w:p>
         </w:tc>
       </w:tr>
       <w:tr>
         <w:trPr>
-          <w:trHeight w:val="180"/>
+          <w:jc w:val="center"/>
         </w:trPr>
         <w:tc>
           <w:tcPr>
-            <w:tcW w:w="993" w:type="dxa"/>
-          </w:tcPr>
-          <w:p>
-            <w:pPr>
-              <w:ind w:firstLine="480"/>
-              <w:rPr>
-                <w:rFonts w:ascii="Times New Roman" w:hAnsi="Times New Roman" w:cs="Times New Roman"/>
-                <w:szCs w:val="21"/>
-              </w:rPr>
-            </w:pPr>
-            <w:r>
-              <w:rPr>
-                <w:rFonts w:ascii="Times New Roman" w:hAnsi="Times New Roman" w:cs="Times New Roman" w:hint="eastAsia"/>
-                <w:szCs w:val="21"/>
-              </w:rPr>
-              <w:t>0x24</w:t>
-            </w:r>
-          </w:p>
-        </w:tc>
-        <w:tc>
-          <w:tcPr>
-            <w:tcW w:w="6804" w:type="dxa"/>
-          </w:tcPr>
-          <w:p>
-            <w:pPr>
-              <w:ind w:firstLine="480"/>
-              <w:outlineLvl w:val="0"/>
-              <w:rPr>
-                <w:rFonts w:ascii="Times New Roman" w:hAnsi="Times New Roman" w:cs="Times New Roman"/>
-                <w:szCs w:val="21"/>
-              </w:rPr>
-            </w:pPr>
-            <w:r>
-              <w:rPr>
-                <w:rFonts w:ascii="Times New Roman" w:hAnsi="Times New Roman" w:cs="Times New Roman"/>
-                <w:szCs w:val="21"/>
-              </w:rPr>
-              <w:t>当前耕深（</w:t>
-            </w:r>
-            <w:r>
-              <w:rPr>
-                <w:rFonts w:ascii="Times New Roman" w:hAnsi="Times New Roman" w:cs="Times New Roman"/>
-                <w:szCs w:val="21"/>
-              </w:rPr>
-              <w:t>2</w:t>
-            </w:r>
-            <w:r>
-              <w:rPr>
-                <w:rFonts w:ascii="Times New Roman" w:hAnsi="Times New Roman" w:cs="Times New Roman"/>
-                <w:szCs w:val="21"/>
-              </w:rPr>
-              <w:t>字节）</w:t>
-            </w:r>
-          </w:p>
-          <w:p>
-            <w:pPr>
-              <w:ind w:firstLine="480"/>
-              <w:outlineLvl w:val="0"/>
-              <w:rPr>
-                <w:rFonts w:ascii="Times New Roman" w:hAnsi="Times New Roman" w:cs="Times New Roman"/>
-                <w:szCs w:val="21"/>
-              </w:rPr>
-            </w:pPr>
-            <w:r>
-              <w:rPr>
-                <w:rFonts w:ascii="Times New Roman" w:hAnsi="Times New Roman" w:cs="Times New Roman"/>
-                <w:szCs w:val="21"/>
-              </w:rPr>
-              <w:t>当前耕深（单位毫米）</w:t>
-            </w:r>
-          </w:p>
-          <w:p>
-            <w:pPr>
-              <w:ind w:firstLine="480"/>
-              <w:outlineLvl w:val="0"/>
-              <w:rPr>
-                <w:rFonts w:ascii="Times New Roman" w:hAnsi="Times New Roman" w:cs="Times New Roman"/>
-                <w:szCs w:val="21"/>
-              </w:rPr>
-            </w:pPr>
-            <w:r>
-              <w:rPr>
-                <w:rFonts w:ascii="Times New Roman" w:hAnsi="Times New Roman" w:cs="Times New Roman" w:hint="eastAsia"/>
-                <w:szCs w:val="21"/>
-              </w:rPr>
-              <w:t>深度</w:t>
-            </w:r>
-            <w:r>
-              <w:rPr>
-                <w:rFonts w:ascii="Times New Roman" w:hAnsi="Times New Roman" w:cs="Times New Roman" w:hint="eastAsia"/>
-                <w:szCs w:val="21"/>
-              </w:rPr>
-              <w:t>稳定性（百分比）</w:t>
-            </w:r>
-          </w:p>
-        </w:tc>
-        <w:tc>
-          <w:tcPr>
-            <w:tcW w:w="2693" w:type="dxa"/>
+            <w:tcW w:w="1560" w:type="dxa"/>
           </w:tcPr>
           <w:p>
             <w:pPr>
               <w:pStyle w:val="1"/>
               <w:ind w:firstLineChars="0" w:firstLine="0"/>
-              <w:rPr>
-                <w:rFonts w:ascii="Times New Roman" w:hAnsi="Times New Roman" w:cs="Times New Roman"/>
-                <w:szCs w:val="21"/>
-              </w:rPr>
-            </w:pPr>
-            <w:r>
-              <w:rPr>
-                <w:rFonts w:ascii="Times New Roman" w:hAnsi="Times New Roman" w:cs="Times New Roman" w:hint="eastAsia"/>
-                <w:szCs w:val="21"/>
-              </w:rPr>
-              <w:t>耕整地控制器</w:t>
-            </w:r>
-            <w:r>
-              <w:rPr>
-                <w:rFonts w:ascii="Times New Roman" w:hAnsi="Times New Roman" w:cs="Times New Roman"/>
-                <w:szCs w:val="21"/>
-              </w:rPr>
-              <w:t>-&gt;PDA</w:t>
-            </w:r>
-            <w:r>
-              <w:rPr>
-                <w:rFonts w:ascii="Times New Roman" w:hAnsi="Times New Roman" w:cs="Times New Roman"/>
-                <w:szCs w:val="21"/>
-              </w:rPr>
-              <w:t>，上报</w:t>
-            </w:r>
+              <w:jc w:val="center"/>
+              <w:rPr>
+                <w:rFonts w:asciiTheme="minorEastAsia" w:hAnsiTheme="minorEastAsia" w:cstheme="minorEastAsia" w:hint="eastAsia"/>
+                <w:color w:val="000000" w:themeColor="text1"/>
+                <w:szCs w:val="21"/>
+              </w:rPr>
+            </w:pPr>
+            <w:r>
+              <w:rPr>
+                <w:rFonts w:asciiTheme="minorEastAsia" w:hAnsiTheme="minorEastAsia" w:cstheme="minorEastAsia"/>
+                <w:color w:val="000000" w:themeColor="text1"/>
+                <w:szCs w:val="21"/>
+              </w:rPr>
+              <w:t>0x2</w:t>
+            </w:r>
+            <w:r>
+              <w:rPr>
+                <w:rFonts w:asciiTheme="minorEastAsia" w:hAnsiTheme="minorEastAsia" w:cstheme="minorEastAsia" w:hint="eastAsia"/>
+                <w:color w:val="000000" w:themeColor="text1"/>
+                <w:szCs w:val="21"/>
+              </w:rPr>
+              <w:t>4</w:t>
+            </w:r>
+          </w:p>
+        </w:tc>
+        <w:tc>
+          <w:tcPr>
+            <w:tcW w:w="1134" w:type="dxa"/>
+          </w:tcPr>
+          <w:p>
+            <w:pPr>
+              <w:pStyle w:val="1"/>
+              <w:ind w:firstLineChars="0" w:firstLine="0"/>
+              <w:jc w:val="center"/>
+              <w:rPr>
+                <w:rFonts w:asciiTheme="minorEastAsia" w:hAnsiTheme="minorEastAsia" w:cstheme="minorEastAsia" w:hint="eastAsia"/>
+                <w:color w:val="000000" w:themeColor="text1"/>
+                <w:szCs w:val="21"/>
+              </w:rPr>
+            </w:pPr>
+            <w:r>
+              <w:rPr>
+                <w:rFonts w:asciiTheme="minorEastAsia" w:hAnsiTheme="minorEastAsia" w:cstheme="minorEastAsia" w:hint="eastAsia"/>
+                <w:color w:val="000000" w:themeColor="text1"/>
+                <w:szCs w:val="21"/>
+              </w:rPr>
+              <w:t>3字节</w:t>
+            </w:r>
+          </w:p>
+        </w:tc>
+        <w:tc>
+          <w:tcPr>
+            <w:tcW w:w="2551" w:type="dxa"/>
+          </w:tcPr>
+          <w:p>
+            <w:pPr>
+              <w:pStyle w:val="1"/>
+              <w:ind w:firstLineChars="0" w:firstLine="0"/>
+              <w:jc w:val="center"/>
+              <w:rPr>
+                <w:rFonts w:asciiTheme="minorEastAsia" w:hAnsiTheme="minorEastAsia" w:cstheme="minorEastAsia" w:hint="eastAsia"/>
+                <w:color w:val="000000" w:themeColor="text1"/>
+                <w:szCs w:val="21"/>
+              </w:rPr>
+            </w:pPr>
             <w:proofErr w:type="gramStart"/>
             <w:r>
               <w:rPr>
-                <w:rFonts w:ascii="Times New Roman" w:hAnsi="Times New Roman" w:cs="Times New Roman"/>
-                <w:szCs w:val="21"/>
-              </w:rPr>
-              <w:t>当前耕深</w:t>
-            </w:r>
-            <w:r>
-              <w:rPr>
-                <w:rFonts w:ascii="Times New Roman" w:hAnsi="Times New Roman" w:cs="Times New Roman" w:hint="eastAsia"/>
-                <w:szCs w:val="21"/>
-              </w:rPr>
-              <w:t>和</w:t>
+                <w:rFonts w:asciiTheme="minorEastAsia" w:hAnsiTheme="minorEastAsia" w:cstheme="minorEastAsia" w:hint="eastAsia"/>
+                <w:color w:val="000000" w:themeColor="text1"/>
+                <w:szCs w:val="21"/>
+              </w:rPr>
+              <w:t>当前耕深和</w:t>
             </w:r>
             <w:proofErr w:type="gramEnd"/>
             <w:r>
               <w:rPr>
-                <w:rFonts w:ascii="Times New Roman" w:hAnsi="Times New Roman" w:cs="Times New Roman" w:hint="eastAsia"/>
-                <w:szCs w:val="21"/>
-              </w:rPr>
-              <w:t>深度稳定性。</w:t>
+                <w:rFonts w:asciiTheme="minorEastAsia" w:hAnsiTheme="minorEastAsia" w:cstheme="minorEastAsia" w:hint="eastAsia"/>
+                <w:color w:val="000000" w:themeColor="text1"/>
+                <w:szCs w:val="21"/>
+              </w:rPr>
+              <w:t>深度稳定性</w:t>
+            </w:r>
+          </w:p>
+        </w:tc>
+        <w:tc>
+          <w:tcPr>
+            <w:tcW w:w="5245" w:type="dxa"/>
+          </w:tcPr>
+          <w:p>
+            <w:pPr>
+              <w:pStyle w:val="1"/>
+              <w:ind w:firstLineChars="0" w:firstLine="0"/>
+              <w:jc w:val="center"/>
+              <w:rPr>
+                <w:rFonts w:asciiTheme="minorEastAsia" w:hAnsiTheme="minorEastAsia" w:cstheme="minorEastAsia" w:hint="eastAsia"/>
+                <w:color w:val="000000" w:themeColor="text1"/>
+                <w:szCs w:val="21"/>
+              </w:rPr>
+            </w:pPr>
+            <w:r>
+              <w:rPr>
+                <w:rFonts w:asciiTheme="minorEastAsia" w:hAnsiTheme="minorEastAsia" w:cstheme="minorEastAsia"/>
+                <w:color w:val="000000" w:themeColor="text1"/>
+                <w:szCs w:val="21"/>
+              </w:rPr>
+              <w:t>耕整地控制器向 PDA 上报当前</w:t>
+            </w:r>
+            <w:proofErr w:type="gramStart"/>
+            <w:r>
+              <w:rPr>
+                <w:rFonts w:asciiTheme="minorEastAsia" w:hAnsiTheme="minorEastAsia" w:cstheme="minorEastAsia"/>
+                <w:color w:val="000000" w:themeColor="text1"/>
+                <w:szCs w:val="21"/>
+              </w:rPr>
+              <w:t>耕深及耕深</w:t>
+            </w:r>
+            <w:proofErr w:type="gramEnd"/>
+            <w:r>
+              <w:rPr>
+                <w:rFonts w:asciiTheme="minorEastAsia" w:hAnsiTheme="minorEastAsia" w:cstheme="minorEastAsia"/>
+                <w:color w:val="000000" w:themeColor="text1"/>
+                <w:szCs w:val="21"/>
+              </w:rPr>
+              <w:t>稳定性</w:t>
             </w:r>
           </w:p>
         </w:tc>
       </w:tr>
       <w:tr>
         <w:trPr>
-          <w:trHeight w:val="180"/>
+          <w:jc w:val="center"/>
         </w:trPr>
         <w:tc>
           <w:tcPr>
-            <w:tcW w:w="993" w:type="dxa"/>
-          </w:tcPr>
-          <w:p>
-            <w:pPr>
-              <w:ind w:firstLine="480"/>
-              <w:rPr>
-                <w:rFonts w:ascii="Times New Roman" w:hAnsi="Times New Roman" w:cs="Times New Roman"/>
-                <w:szCs w:val="21"/>
-              </w:rPr>
-            </w:pPr>
-            <w:r>
-              <w:rPr>
-                <w:rFonts w:ascii="Times New Roman" w:hAnsi="Times New Roman" w:cs="Times New Roman" w:hint="eastAsia"/>
-                <w:szCs w:val="21"/>
-              </w:rPr>
-              <w:t>0x25</w:t>
-            </w:r>
-          </w:p>
-        </w:tc>
-        <w:tc>
-          <w:tcPr>
-            <w:tcW w:w="6804" w:type="dxa"/>
-          </w:tcPr>
-          <w:p>
-            <w:pPr>
-              <w:ind w:firstLine="480"/>
-              <w:outlineLvl w:val="0"/>
-              <w:rPr>
-                <w:rFonts w:ascii="Times New Roman" w:hAnsi="Times New Roman" w:cs="Times New Roman"/>
-                <w:szCs w:val="21"/>
-              </w:rPr>
-            </w:pPr>
-            <w:r>
-              <w:rPr>
-                <w:rFonts w:ascii="Times New Roman" w:hAnsi="Times New Roman" w:cs="Times New Roman" w:hint="eastAsia"/>
-                <w:szCs w:val="21"/>
-              </w:rPr>
-              <w:t>三点悬挂高度</w:t>
-            </w:r>
-            <w:r>
-              <w:rPr>
-                <w:rFonts w:ascii="Times New Roman" w:hAnsi="Times New Roman" w:cs="Times New Roman" w:hint="eastAsia"/>
-                <w:szCs w:val="21"/>
-              </w:rPr>
-              <w:t>（单位毫米）</w:t>
-            </w:r>
-          </w:p>
-        </w:tc>
-        <w:tc>
-          <w:tcPr>
-            <w:tcW w:w="2693" w:type="dxa"/>
+            <w:tcW w:w="1560" w:type="dxa"/>
           </w:tcPr>
           <w:p>
             <w:pPr>
               <w:pStyle w:val="1"/>
               <w:ind w:firstLineChars="0" w:firstLine="0"/>
-              <w:rPr>
-                <w:rFonts w:ascii="Times New Roman" w:hAnsi="Times New Roman" w:cs="Times New Roman"/>
-                <w:szCs w:val="21"/>
-              </w:rPr>
-            </w:pPr>
-            <w:r>
-              <w:rPr>
-                <w:rFonts w:ascii="Times New Roman" w:hAnsi="Times New Roman" w:cs="Times New Roman" w:hint="eastAsia"/>
-                <w:szCs w:val="21"/>
-              </w:rPr>
-              <w:t>耕整地控制器</w:t>
-            </w:r>
-            <w:r>
-              <w:rPr>
-                <w:rFonts w:ascii="Times New Roman" w:hAnsi="Times New Roman" w:cs="Times New Roman"/>
-                <w:szCs w:val="21"/>
-              </w:rPr>
-              <w:t>-&gt;PDA</w:t>
-            </w:r>
-            <w:r>
-              <w:rPr>
-                <w:rFonts w:ascii="Times New Roman" w:hAnsi="Times New Roman" w:cs="Times New Roman"/>
-                <w:szCs w:val="21"/>
-              </w:rPr>
-              <w:t>，上报</w:t>
-            </w:r>
-            <w:r>
-              <w:rPr>
-                <w:rFonts w:ascii="Times New Roman" w:hAnsi="Times New Roman" w:cs="Times New Roman" w:hint="eastAsia"/>
-                <w:szCs w:val="21"/>
-              </w:rPr>
-              <w:t>预测的三点悬挂高度。</w:t>
+              <w:jc w:val="center"/>
+              <w:rPr>
+                <w:rFonts w:asciiTheme="minorEastAsia" w:hAnsiTheme="minorEastAsia" w:cstheme="minorEastAsia" w:hint="eastAsia"/>
+                <w:color w:val="000000" w:themeColor="text1"/>
+                <w:szCs w:val="21"/>
+              </w:rPr>
+            </w:pPr>
+            <w:r>
+              <w:rPr>
+                <w:rFonts w:asciiTheme="minorEastAsia" w:hAnsiTheme="minorEastAsia" w:cstheme="minorEastAsia"/>
+                <w:color w:val="000000" w:themeColor="text1"/>
+                <w:szCs w:val="21"/>
+              </w:rPr>
+              <w:t>0x2</w:t>
+            </w:r>
+            <w:r>
+              <w:rPr>
+                <w:rFonts w:asciiTheme="minorEastAsia" w:hAnsiTheme="minorEastAsia" w:cstheme="minorEastAsia" w:hint="eastAsia"/>
+                <w:color w:val="000000" w:themeColor="text1"/>
+                <w:szCs w:val="21"/>
+              </w:rPr>
+              <w:t>5</w:t>
+            </w:r>
+          </w:p>
+        </w:tc>
+        <w:tc>
+          <w:tcPr>
+            <w:tcW w:w="1134" w:type="dxa"/>
+          </w:tcPr>
+          <w:p>
+            <w:pPr>
+              <w:pStyle w:val="1"/>
+              <w:ind w:firstLineChars="0" w:firstLine="0"/>
+              <w:jc w:val="center"/>
+              <w:rPr>
+                <w:rFonts w:asciiTheme="minorEastAsia" w:hAnsiTheme="minorEastAsia" w:cstheme="minorEastAsia" w:hint="eastAsia"/>
+                <w:color w:val="000000" w:themeColor="text1"/>
+                <w:szCs w:val="21"/>
+              </w:rPr>
+            </w:pPr>
+            <w:r>
+              <w:rPr>
+                <w:rFonts w:asciiTheme="minorEastAsia" w:hAnsiTheme="minorEastAsia" w:cstheme="minorEastAsia" w:hint="eastAsia"/>
+                <w:color w:val="000000" w:themeColor="text1"/>
+                <w:szCs w:val="21"/>
+              </w:rPr>
+              <w:t>2字节</w:t>
+            </w:r>
+          </w:p>
+        </w:tc>
+        <w:tc>
+          <w:tcPr>
+            <w:tcW w:w="2551" w:type="dxa"/>
+          </w:tcPr>
+          <w:p>
+            <w:pPr>
+              <w:pStyle w:val="1"/>
+              <w:ind w:firstLineChars="0" w:firstLine="0"/>
+              <w:jc w:val="center"/>
+              <w:rPr>
+                <w:rFonts w:asciiTheme="minorEastAsia" w:hAnsiTheme="minorEastAsia" w:cstheme="minorEastAsia" w:hint="eastAsia"/>
+                <w:color w:val="000000" w:themeColor="text1"/>
+                <w:szCs w:val="21"/>
+              </w:rPr>
+            </w:pPr>
+            <w:r>
+              <w:rPr>
+                <w:rFonts w:asciiTheme="minorEastAsia" w:hAnsiTheme="minorEastAsia" w:cstheme="minorEastAsia" w:hint="eastAsia"/>
+                <w:color w:val="000000" w:themeColor="text1"/>
+                <w:szCs w:val="21"/>
+              </w:rPr>
+              <w:t>三点悬挂高度</w:t>
+            </w:r>
+          </w:p>
+        </w:tc>
+        <w:tc>
+          <w:tcPr>
+            <w:tcW w:w="5245" w:type="dxa"/>
+          </w:tcPr>
+          <w:p>
+            <w:pPr>
+              <w:pStyle w:val="1"/>
+              <w:ind w:firstLineChars="0" w:firstLine="0"/>
+              <w:jc w:val="center"/>
+              <w:rPr>
+                <w:rFonts w:asciiTheme="minorEastAsia" w:hAnsiTheme="minorEastAsia" w:cstheme="minorEastAsia" w:hint="eastAsia"/>
+                <w:color w:val="000000" w:themeColor="text1"/>
+                <w:szCs w:val="21"/>
+              </w:rPr>
+            </w:pPr>
+            <w:r>
+              <w:rPr>
+                <w:rFonts w:asciiTheme="minorEastAsia" w:hAnsiTheme="minorEastAsia" w:cstheme="minorEastAsia"/>
+                <w:color w:val="000000" w:themeColor="text1"/>
+                <w:szCs w:val="21"/>
+              </w:rPr>
+              <w:t>耕整地控制器向 PDA 上报模型预测或控制计算得到的三点悬挂高度</w:t>
             </w:r>
           </w:p>
         </w:tc>
@@ -1492,35 +1482,38 @@
       <w:tblPr>
         <w:tblStyle w:val="a4"/>
         <w:tblW w:w="10490" w:type="dxa"/>
-        <w:tblInd w:w="-601" w:type="dxa"/>
-        <w:tblLayout w:type="fixed"/>
+        <w:jc w:val="center"/>
         <w:tblLook w:val="04A0" w:firstRow="1" w:lastRow="0" w:firstColumn="1" w:lastColumn="0" w:noHBand="0" w:noVBand="1"/>
       </w:tblPr>
       <w:tblGrid>
-        <w:gridCol w:w="993"/>
-        <w:gridCol w:w="6804"/>
+        <w:gridCol w:w="1560"/>
+        <w:gridCol w:w="1129"/>
         <w:gridCol w:w="2693"/>
+        <w:gridCol w:w="5108"/>
       </w:tblGrid>
       <w:tr>
         <w:trPr>
-          <w:trHeight w:val="180"/>
+          <w:jc w:val="center"/>
         </w:trPr>
         <w:tc>
           <w:tcPr>
-            <w:tcW w:w="993" w:type="dxa"/>
+            <w:tcW w:w="1560" w:type="dxa"/>
           </w:tcPr>
           <w:p>
             <w:pPr>
               <w:pStyle w:val="1"/>
               <w:ind w:firstLineChars="0" w:firstLine="0"/>
-              <w:rPr>
-                <w:rFonts w:ascii="Times New Roman" w:hAnsi="Times New Roman" w:cs="Times New Roman"/>
-                <w:szCs w:val="21"/>
-              </w:rPr>
-            </w:pPr>
-            <w:r>
-              <w:rPr>
-                <w:rFonts w:ascii="Times New Roman" w:hAnsi="Times New Roman" w:cs="Times New Roman"/>
+              <w:jc w:val="center"/>
+              <w:rPr>
+                <w:rFonts w:asciiTheme="minorEastAsia" w:hAnsiTheme="minorEastAsia" w:cstheme="minorEastAsia" w:hint="eastAsia"/>
+                <w:color w:val="000000" w:themeColor="text1"/>
+                <w:szCs w:val="21"/>
+              </w:rPr>
+            </w:pPr>
+            <w:r>
+              <w:rPr>
+                <w:rFonts w:asciiTheme="minorEastAsia" w:hAnsiTheme="minorEastAsia" w:cstheme="minorEastAsia" w:hint="eastAsia"/>
+                <w:color w:val="000000" w:themeColor="text1"/>
                 <w:szCs w:val="21"/>
               </w:rPr>
               <w:t>CMD</w:t>
@@ -1529,20 +1522,23 @@
         </w:tc>
         <w:tc>
           <w:tcPr>
-            <w:tcW w:w="6804" w:type="dxa"/>
+            <w:tcW w:w="1129" w:type="dxa"/>
           </w:tcPr>
           <w:p>
             <w:pPr>
               <w:pStyle w:val="1"/>
               <w:ind w:firstLineChars="0" w:firstLine="0"/>
-              <w:rPr>
-                <w:rFonts w:ascii="Times New Roman" w:hAnsi="Times New Roman" w:cs="Times New Roman"/>
-                <w:szCs w:val="21"/>
-              </w:rPr>
-            </w:pPr>
-            <w:r>
-              <w:rPr>
-                <w:rFonts w:ascii="Times New Roman" w:hAnsi="Times New Roman" w:cs="Times New Roman"/>
+              <w:jc w:val="center"/>
+              <w:rPr>
+                <w:rFonts w:asciiTheme="minorEastAsia" w:hAnsiTheme="minorEastAsia" w:cstheme="minorEastAsia" w:hint="eastAsia"/>
+                <w:color w:val="000000" w:themeColor="text1"/>
+                <w:szCs w:val="21"/>
+              </w:rPr>
+            </w:pPr>
+            <w:r>
+              <w:rPr>
+                <w:rFonts w:asciiTheme="minorEastAsia" w:hAnsiTheme="minorEastAsia" w:cstheme="minorEastAsia" w:hint="eastAsia"/>
+                <w:color w:val="000000" w:themeColor="text1"/>
                 <w:szCs w:val="21"/>
               </w:rPr>
               <w:t>DATA</w:t>
@@ -1557,14 +1553,42 @@
             <w:pPr>
               <w:pStyle w:val="1"/>
               <w:ind w:firstLineChars="0" w:firstLine="0"/>
-              <w:rPr>
-                <w:rFonts w:ascii="Times New Roman" w:hAnsi="Times New Roman" w:cs="Times New Roman"/>
-                <w:szCs w:val="21"/>
-              </w:rPr>
-            </w:pPr>
-            <w:r>
-              <w:rPr>
-                <w:rFonts w:ascii="Times New Roman" w:hAnsi="Times New Roman" w:cs="Times New Roman"/>
+              <w:jc w:val="center"/>
+              <w:rPr>
+                <w:rFonts w:asciiTheme="minorEastAsia" w:hAnsiTheme="minorEastAsia" w:cstheme="minorEastAsia" w:hint="eastAsia"/>
+                <w:color w:val="000000" w:themeColor="text1"/>
+                <w:szCs w:val="21"/>
+              </w:rPr>
+            </w:pPr>
+            <w:r>
+              <w:rPr>
+                <w:rFonts w:asciiTheme="minorEastAsia" w:hAnsiTheme="minorEastAsia" w:cstheme="minorEastAsia" w:hint="eastAsia"/>
+                <w:color w:val="000000" w:themeColor="text1"/>
+                <w:szCs w:val="21"/>
+              </w:rPr>
+              <w:t>数据说明</w:t>
+            </w:r>
+          </w:p>
+        </w:tc>
+        <w:tc>
+          <w:tcPr>
+            <w:tcW w:w="5108" w:type="dxa"/>
+          </w:tcPr>
+          <w:p>
+            <w:pPr>
+              <w:pStyle w:val="1"/>
+              <w:ind w:firstLineChars="0" w:firstLine="0"/>
+              <w:jc w:val="center"/>
+              <w:rPr>
+                <w:rFonts w:asciiTheme="minorEastAsia" w:hAnsiTheme="minorEastAsia" w:cstheme="minorEastAsia" w:hint="eastAsia"/>
+                <w:color w:val="000000" w:themeColor="text1"/>
+                <w:szCs w:val="21"/>
+              </w:rPr>
+            </w:pPr>
+            <w:r>
+              <w:rPr>
+                <w:rFonts w:asciiTheme="minorEastAsia" w:hAnsiTheme="minorEastAsia" w:cstheme="minorEastAsia" w:hint="eastAsia"/>
+                <w:color w:val="000000" w:themeColor="text1"/>
                 <w:szCs w:val="21"/>
               </w:rPr>
               <w:t>Remark</w:t>
@@ -1574,477 +1598,897 @@
       </w:tr>
       <w:tr>
         <w:trPr>
-          <w:trHeight w:val="180"/>
+          <w:jc w:val="center"/>
         </w:trPr>
         <w:tc>
           <w:tcPr>
-            <w:tcW w:w="993" w:type="dxa"/>
-          </w:tcPr>
-          <w:p>
-            <w:pPr>
-              <w:ind w:firstLine="480"/>
-              <w:rPr>
-                <w:rFonts w:ascii="Times New Roman" w:hAnsi="Times New Roman" w:cs="Times New Roman"/>
-                <w:szCs w:val="21"/>
-              </w:rPr>
-            </w:pPr>
-            <w:r>
-              <w:rPr>
-                <w:rFonts w:ascii="Times New Roman" w:hAnsi="Times New Roman" w:cs="Times New Roman"/>
-                <w:szCs w:val="21"/>
-              </w:rPr>
-              <w:t>0x</w:t>
-            </w:r>
-            <w:r>
-              <w:rPr>
-                <w:rFonts w:ascii="Times New Roman" w:hAnsi="Times New Roman" w:cs="Times New Roman" w:hint="eastAsia"/>
-                <w:szCs w:val="21"/>
-              </w:rPr>
-              <w:t>10</w:t>
-            </w:r>
-          </w:p>
-        </w:tc>
-        <w:tc>
-          <w:tcPr>
-            <w:tcW w:w="6804" w:type="dxa"/>
-          </w:tcPr>
-          <w:p>
-            <w:pPr>
-              <w:ind w:firstLine="480"/>
-              <w:outlineLvl w:val="0"/>
-              <w:rPr>
-                <w:rFonts w:ascii="Times New Roman" w:hAnsi="Times New Roman" w:cs="Times New Roman"/>
-                <w:szCs w:val="21"/>
-              </w:rPr>
-            </w:pPr>
-            <w:r>
-              <w:rPr>
-                <w:rFonts w:ascii="Times New Roman" w:hAnsi="Times New Roman" w:cs="Times New Roman"/>
-                <w:szCs w:val="21"/>
-              </w:rPr>
-              <w:t>请求单</w:t>
-            </w:r>
-            <w:proofErr w:type="gramStart"/>
-            <w:r>
-              <w:rPr>
-                <w:rFonts w:ascii="Times New Roman" w:hAnsi="Times New Roman" w:cs="Times New Roman"/>
-                <w:szCs w:val="21"/>
-              </w:rPr>
-              <w:t>次耕深数据</w:t>
-            </w:r>
-            <w:proofErr w:type="gramEnd"/>
-            <w:r>
-              <w:rPr>
-                <w:rFonts w:ascii="Times New Roman" w:hAnsi="Times New Roman" w:cs="Times New Roman"/>
-                <w:szCs w:val="21"/>
-              </w:rPr>
-              <w:t>（响应</w:t>
-            </w:r>
-            <w:proofErr w:type="gramStart"/>
-            <w:r>
-              <w:rPr>
-                <w:rFonts w:ascii="Times New Roman" w:hAnsi="Times New Roman" w:cs="Times New Roman"/>
-                <w:szCs w:val="21"/>
-              </w:rPr>
-              <w:t>一次耕深</w:t>
-            </w:r>
-            <w:proofErr w:type="gramEnd"/>
-            <w:r>
-              <w:rPr>
-                <w:rFonts w:ascii="Times New Roman" w:hAnsi="Times New Roman" w:cs="Times New Roman"/>
-                <w:szCs w:val="21"/>
-              </w:rPr>
-              <w:t>+</w:t>
-            </w:r>
-            <w:r>
-              <w:rPr>
-                <w:rFonts w:ascii="Times New Roman" w:hAnsi="Times New Roman" w:cs="Times New Roman"/>
-                <w:szCs w:val="21"/>
-              </w:rPr>
-              <w:t>稳定性）</w:t>
-            </w:r>
-          </w:p>
-          <w:p>
-            <w:pPr>
-              <w:ind w:firstLine="480"/>
-              <w:outlineLvl w:val="0"/>
-              <w:rPr>
-                <w:rFonts w:ascii="Times New Roman" w:hAnsi="Times New Roman" w:cs="Times New Roman"/>
-                <w:szCs w:val="21"/>
-              </w:rPr>
-            </w:pPr>
-          </w:p>
-        </w:tc>
-        <w:tc>
-          <w:tcPr>
-            <w:tcW w:w="2693" w:type="dxa"/>
+            <w:tcW w:w="1560" w:type="dxa"/>
           </w:tcPr>
           <w:p>
             <w:pPr>
               <w:pStyle w:val="1"/>
               <w:ind w:firstLineChars="0" w:firstLine="0"/>
-              <w:rPr>
-                <w:rFonts w:ascii="Times New Roman" w:hAnsi="Times New Roman" w:cs="Times New Roman"/>
-                <w:szCs w:val="21"/>
-              </w:rPr>
-            </w:pPr>
-            <w:r>
-              <w:rPr>
-                <w:rFonts w:ascii="Times New Roman" w:hAnsi="Times New Roman" w:cs="Times New Roman"/>
-                <w:szCs w:val="21"/>
-              </w:rPr>
-              <w:t>PDA</w:t>
-            </w:r>
-            <w:r>
-              <w:rPr>
-                <w:rFonts w:ascii="Times New Roman" w:hAnsi="Times New Roman" w:cs="Times New Roman" w:hint="eastAsia"/>
-                <w:szCs w:val="21"/>
-              </w:rPr>
-              <w:t>-&gt;</w:t>
-            </w:r>
-            <w:r>
-              <w:rPr>
-                <w:rFonts w:ascii="Times New Roman" w:hAnsi="Times New Roman" w:cs="Times New Roman" w:hint="eastAsia"/>
-                <w:szCs w:val="21"/>
-              </w:rPr>
-              <w:t>耕整地控制器</w:t>
+              <w:jc w:val="center"/>
+              <w:rPr>
+                <w:rFonts w:asciiTheme="minorEastAsia" w:hAnsiTheme="minorEastAsia" w:cstheme="minorEastAsia" w:hint="eastAsia"/>
+                <w:color w:val="000000" w:themeColor="text1"/>
+                <w:szCs w:val="21"/>
+              </w:rPr>
+            </w:pPr>
+            <w:r>
+              <w:rPr>
+                <w:rFonts w:asciiTheme="minorEastAsia" w:hAnsiTheme="minorEastAsia" w:cstheme="minorEastAsia"/>
+                <w:color w:val="000000" w:themeColor="text1"/>
+                <w:szCs w:val="21"/>
+              </w:rPr>
+              <w:t>0x10</w:t>
+            </w:r>
+          </w:p>
+        </w:tc>
+        <w:tc>
+          <w:tcPr>
+            <w:tcW w:w="1129" w:type="dxa"/>
+          </w:tcPr>
+          <w:p>
+            <w:pPr>
+              <w:pStyle w:val="1"/>
+              <w:ind w:firstLineChars="0" w:firstLine="0"/>
+              <w:jc w:val="center"/>
+              <w:rPr>
+                <w:rFonts w:asciiTheme="minorEastAsia" w:hAnsiTheme="minorEastAsia" w:cstheme="minorEastAsia" w:hint="eastAsia"/>
+                <w:color w:val="000000" w:themeColor="text1"/>
+                <w:szCs w:val="21"/>
+              </w:rPr>
+            </w:pPr>
+          </w:p>
+        </w:tc>
+        <w:tc>
+          <w:tcPr>
+            <w:tcW w:w="2693" w:type="dxa"/>
+          </w:tcPr>
+          <w:p>
+            <w:pPr>
+              <w:pStyle w:val="1"/>
+              <w:ind w:firstLineChars="0" w:firstLine="0"/>
+              <w:jc w:val="center"/>
+              <w:rPr>
+                <w:rFonts w:asciiTheme="minorEastAsia" w:hAnsiTheme="minorEastAsia" w:cstheme="minorEastAsia" w:hint="eastAsia"/>
+                <w:color w:val="000000" w:themeColor="text1"/>
+                <w:szCs w:val="21"/>
+              </w:rPr>
+            </w:pPr>
+            <w:r>
+              <w:rPr>
+                <w:rFonts w:asciiTheme="minorEastAsia" w:hAnsiTheme="minorEastAsia" w:cstheme="minorEastAsia"/>
+                <w:color w:val="000000" w:themeColor="text1"/>
+                <w:szCs w:val="21"/>
+              </w:rPr>
+              <w:t>请求单</w:t>
+            </w:r>
+            <w:proofErr w:type="gramStart"/>
+            <w:r>
+              <w:rPr>
+                <w:rFonts w:asciiTheme="minorEastAsia" w:hAnsiTheme="minorEastAsia" w:cstheme="minorEastAsia"/>
+                <w:color w:val="000000" w:themeColor="text1"/>
+                <w:szCs w:val="21"/>
+              </w:rPr>
+              <w:t>次耕深数据</w:t>
+            </w:r>
+            <w:proofErr w:type="gramEnd"/>
+          </w:p>
+        </w:tc>
+        <w:tc>
+          <w:tcPr>
+            <w:tcW w:w="5108" w:type="dxa"/>
+          </w:tcPr>
+          <w:p>
+            <w:pPr>
+              <w:pStyle w:val="1"/>
+              <w:ind w:firstLineChars="0" w:firstLine="0"/>
+              <w:jc w:val="center"/>
+              <w:rPr>
+                <w:rFonts w:asciiTheme="minorEastAsia" w:hAnsiTheme="minorEastAsia" w:cstheme="minorEastAsia" w:hint="eastAsia"/>
+                <w:color w:val="000000" w:themeColor="text1"/>
+                <w:szCs w:val="21"/>
+              </w:rPr>
+            </w:pPr>
+            <w:r>
+              <w:rPr>
+                <w:rFonts w:asciiTheme="minorEastAsia" w:hAnsiTheme="minorEastAsia" w:cstheme="minorEastAsia"/>
+                <w:color w:val="000000" w:themeColor="text1"/>
+                <w:szCs w:val="21"/>
+              </w:rPr>
+              <w:t>PDA 向耕整地控制器请求一次</w:t>
+            </w:r>
+            <w:proofErr w:type="gramStart"/>
+            <w:r>
+              <w:rPr>
+                <w:rFonts w:asciiTheme="minorEastAsia" w:hAnsiTheme="minorEastAsia" w:cstheme="minorEastAsia"/>
+                <w:color w:val="000000" w:themeColor="text1"/>
+                <w:szCs w:val="21"/>
+              </w:rPr>
+              <w:t>耕深数据</w:t>
+            </w:r>
+            <w:proofErr w:type="gramEnd"/>
+            <w:r>
+              <w:rPr>
+                <w:rFonts w:asciiTheme="minorEastAsia" w:hAnsiTheme="minorEastAsia" w:cstheme="minorEastAsia"/>
+                <w:color w:val="000000" w:themeColor="text1"/>
+                <w:szCs w:val="21"/>
+              </w:rPr>
+              <w:t>，控制器响应一次</w:t>
+            </w:r>
+            <w:proofErr w:type="gramStart"/>
+            <w:r>
+              <w:rPr>
+                <w:rFonts w:asciiTheme="minorEastAsia" w:hAnsiTheme="minorEastAsia" w:cstheme="minorEastAsia"/>
+                <w:color w:val="000000" w:themeColor="text1"/>
+                <w:szCs w:val="21"/>
+              </w:rPr>
+              <w:t>当前耕深及</w:t>
+            </w:r>
+            <w:proofErr w:type="gramEnd"/>
+            <w:r>
+              <w:rPr>
+                <w:rFonts w:asciiTheme="minorEastAsia" w:hAnsiTheme="minorEastAsia" w:cstheme="minorEastAsia"/>
+                <w:color w:val="000000" w:themeColor="text1"/>
+                <w:szCs w:val="21"/>
+              </w:rPr>
+              <w:t>稳定性。</w:t>
             </w:r>
           </w:p>
         </w:tc>
       </w:tr>
       <w:tr>
         <w:trPr>
-          <w:trHeight w:val="180"/>
+          <w:jc w:val="center"/>
         </w:trPr>
         <w:tc>
           <w:tcPr>
-            <w:tcW w:w="993" w:type="dxa"/>
-          </w:tcPr>
-          <w:p>
-            <w:pPr>
-              <w:ind w:firstLine="480"/>
-              <w:rPr>
-                <w:rFonts w:ascii="Times New Roman" w:hAnsi="Times New Roman" w:cs="Times New Roman"/>
-                <w:szCs w:val="21"/>
-              </w:rPr>
-            </w:pPr>
-            <w:r>
-              <w:rPr>
-                <w:rFonts w:ascii="Times New Roman" w:hAnsi="Times New Roman" w:cs="Times New Roman"/>
-                <w:szCs w:val="21"/>
-              </w:rPr>
-              <w:t>0x</w:t>
-            </w:r>
-            <w:r>
-              <w:rPr>
-                <w:rFonts w:ascii="Times New Roman" w:hAnsi="Times New Roman" w:cs="Times New Roman" w:hint="eastAsia"/>
-                <w:szCs w:val="21"/>
-              </w:rPr>
-              <w:t>11</w:t>
-            </w:r>
-          </w:p>
-        </w:tc>
-        <w:tc>
-          <w:tcPr>
-            <w:tcW w:w="6804" w:type="dxa"/>
-          </w:tcPr>
-          <w:p>
-            <w:pPr>
-              <w:ind w:firstLine="480"/>
-              <w:outlineLvl w:val="0"/>
-              <w:rPr>
-                <w:rFonts w:ascii="Times New Roman" w:hAnsi="Times New Roman" w:cs="Times New Roman"/>
-                <w:szCs w:val="21"/>
-              </w:rPr>
-            </w:pPr>
-            <w:r>
-              <w:rPr>
-                <w:rFonts w:ascii="Times New Roman" w:hAnsi="Times New Roman" w:cs="Times New Roman"/>
-                <w:szCs w:val="21"/>
-              </w:rPr>
-              <w:t>开始连续上报，未带数据则使用默认间隔</w:t>
-            </w:r>
-            <w:r>
-              <w:rPr>
-                <w:rFonts w:ascii="Times New Roman" w:hAnsi="Times New Roman" w:cs="Times New Roman"/>
-                <w:szCs w:val="21"/>
-              </w:rPr>
-              <w:t>1</w:t>
-            </w:r>
-            <w:r>
-              <w:rPr>
-                <w:rFonts w:ascii="Times New Roman" w:hAnsi="Times New Roman" w:cs="Times New Roman"/>
-                <w:szCs w:val="21"/>
-              </w:rPr>
-              <w:t>秒（</w:t>
-            </w:r>
-            <w:r>
-              <w:rPr>
-                <w:rFonts w:ascii="Times New Roman" w:hAnsi="Times New Roman" w:cs="Times New Roman"/>
-                <w:szCs w:val="21"/>
-              </w:rPr>
-              <w:t>1</w:t>
-            </w:r>
-            <w:r>
-              <w:rPr>
-                <w:rFonts w:ascii="Times New Roman" w:hAnsi="Times New Roman" w:cs="Times New Roman"/>
-                <w:szCs w:val="21"/>
-              </w:rPr>
-              <w:t>字节），范围</w:t>
-            </w:r>
-            <w:r>
-              <w:rPr>
-                <w:rFonts w:ascii="Times New Roman" w:hAnsi="Times New Roman" w:cs="Times New Roman"/>
-                <w:szCs w:val="21"/>
-              </w:rPr>
-              <w:t>[0.1,10]</w:t>
-            </w:r>
-            <w:r>
-              <w:rPr>
-                <w:rFonts w:ascii="Times New Roman" w:hAnsi="Times New Roman" w:cs="Times New Roman"/>
-                <w:szCs w:val="21"/>
-              </w:rPr>
-              <w:t>秒</w:t>
-            </w:r>
-          </w:p>
-          <w:p>
-            <w:pPr>
-              <w:ind w:firstLine="480"/>
-              <w:outlineLvl w:val="0"/>
-              <w:rPr>
-                <w:rFonts w:ascii="Times New Roman" w:hAnsi="Times New Roman" w:cs="Times New Roman"/>
-                <w:szCs w:val="21"/>
-              </w:rPr>
-            </w:pPr>
-          </w:p>
-        </w:tc>
-        <w:tc>
-          <w:tcPr>
-            <w:tcW w:w="2693" w:type="dxa"/>
+            <w:tcW w:w="1560" w:type="dxa"/>
           </w:tcPr>
           <w:p>
             <w:pPr>
               <w:pStyle w:val="1"/>
               <w:ind w:firstLineChars="0" w:firstLine="0"/>
-              <w:rPr>
-                <w:rFonts w:ascii="Times New Roman" w:hAnsi="Times New Roman" w:cs="Times New Roman"/>
-                <w:szCs w:val="21"/>
-              </w:rPr>
-            </w:pPr>
-            <w:r>
-              <w:rPr>
-                <w:rFonts w:ascii="Times New Roman" w:hAnsi="Times New Roman" w:cs="Times New Roman"/>
-                <w:szCs w:val="21"/>
-              </w:rPr>
-              <w:t>PDA</w:t>
-            </w:r>
-            <w:r>
-              <w:rPr>
-                <w:rFonts w:ascii="Times New Roman" w:hAnsi="Times New Roman" w:cs="Times New Roman" w:hint="eastAsia"/>
-                <w:szCs w:val="21"/>
-              </w:rPr>
-              <w:t>-&gt;</w:t>
-            </w:r>
-            <w:r>
-              <w:rPr>
-                <w:rFonts w:ascii="Times New Roman" w:hAnsi="Times New Roman" w:cs="Times New Roman" w:hint="eastAsia"/>
-                <w:szCs w:val="21"/>
-              </w:rPr>
-              <w:t>耕整地控制器</w:t>
+              <w:jc w:val="center"/>
+              <w:rPr>
+                <w:rFonts w:asciiTheme="minorEastAsia" w:hAnsiTheme="minorEastAsia" w:cstheme="minorEastAsia" w:hint="eastAsia"/>
+                <w:color w:val="000000" w:themeColor="text1"/>
+                <w:szCs w:val="21"/>
+              </w:rPr>
+            </w:pPr>
+            <w:r>
+              <w:rPr>
+                <w:rFonts w:asciiTheme="minorEastAsia" w:hAnsiTheme="minorEastAsia" w:cstheme="minorEastAsia"/>
+                <w:color w:val="000000" w:themeColor="text1"/>
+                <w:szCs w:val="21"/>
+              </w:rPr>
+              <w:t>0x1</w:t>
+            </w:r>
+            <w:r>
+              <w:rPr>
+                <w:rFonts w:asciiTheme="minorEastAsia" w:hAnsiTheme="minorEastAsia" w:cstheme="minorEastAsia" w:hint="eastAsia"/>
+                <w:color w:val="000000" w:themeColor="text1"/>
+                <w:szCs w:val="21"/>
+              </w:rPr>
+              <w:t>1</w:t>
+            </w:r>
+          </w:p>
+        </w:tc>
+        <w:tc>
+          <w:tcPr>
+            <w:tcW w:w="1129" w:type="dxa"/>
+          </w:tcPr>
+          <w:p>
+            <w:pPr>
+              <w:pStyle w:val="1"/>
+              <w:ind w:firstLineChars="0" w:firstLine="0"/>
+              <w:jc w:val="center"/>
+              <w:rPr>
+                <w:rFonts w:asciiTheme="minorEastAsia" w:hAnsiTheme="minorEastAsia" w:cstheme="minorEastAsia" w:hint="eastAsia"/>
+                <w:color w:val="000000" w:themeColor="text1"/>
+                <w:szCs w:val="21"/>
+              </w:rPr>
+            </w:pPr>
+            <w:r>
+              <w:rPr>
+                <w:rFonts w:asciiTheme="minorEastAsia" w:hAnsiTheme="minorEastAsia" w:cstheme="minorEastAsia" w:hint="eastAsia"/>
+                <w:color w:val="000000" w:themeColor="text1"/>
+                <w:szCs w:val="21"/>
+              </w:rPr>
+              <w:t>可选1字节</w:t>
+            </w:r>
+          </w:p>
+        </w:tc>
+        <w:tc>
+          <w:tcPr>
+            <w:tcW w:w="2693" w:type="dxa"/>
+          </w:tcPr>
+          <w:p>
+            <w:pPr>
+              <w:pStyle w:val="1"/>
+              <w:ind w:firstLineChars="0" w:firstLine="0"/>
+              <w:jc w:val="center"/>
+              <w:rPr>
+                <w:rFonts w:asciiTheme="minorEastAsia" w:hAnsiTheme="minorEastAsia" w:cstheme="minorEastAsia" w:hint="eastAsia"/>
+                <w:color w:val="000000" w:themeColor="text1"/>
+                <w:szCs w:val="21"/>
+              </w:rPr>
+            </w:pPr>
+            <w:r>
+              <w:rPr>
+                <w:rFonts w:asciiTheme="minorEastAsia" w:hAnsiTheme="minorEastAsia" w:cstheme="minorEastAsia"/>
+                <w:color w:val="000000" w:themeColor="text1"/>
+                <w:szCs w:val="21"/>
+              </w:rPr>
+              <w:t>连续上报间隔，单位：0.1 s</w:t>
+            </w:r>
+          </w:p>
+        </w:tc>
+        <w:tc>
+          <w:tcPr>
+            <w:tcW w:w="5108" w:type="dxa"/>
+          </w:tcPr>
+          <w:p>
+            <w:pPr>
+              <w:pStyle w:val="1"/>
+              <w:ind w:firstLineChars="0" w:firstLine="0"/>
+              <w:jc w:val="center"/>
+              <w:rPr>
+                <w:rFonts w:asciiTheme="minorEastAsia" w:hAnsiTheme="minorEastAsia" w:cstheme="minorEastAsia" w:hint="eastAsia"/>
+                <w:color w:val="000000" w:themeColor="text1"/>
+                <w:szCs w:val="21"/>
+              </w:rPr>
+            </w:pPr>
+            <w:r>
+              <w:rPr>
+                <w:rFonts w:asciiTheme="minorEastAsia" w:hAnsiTheme="minorEastAsia" w:cstheme="minorEastAsia"/>
+                <w:color w:val="000000" w:themeColor="text1"/>
+                <w:szCs w:val="21"/>
+              </w:rPr>
+              <w:t>PDA 向耕整地控制器发送开始连续上报指令。若未携带 DATA，则默认上报间隔为 1 s；若携带 1 字节数据，则取值范围建议为 1～100，对应 0.1～10 s。</w:t>
             </w:r>
           </w:p>
         </w:tc>
       </w:tr>
       <w:tr>
         <w:trPr>
-          <w:trHeight w:val="180"/>
+          <w:jc w:val="center"/>
         </w:trPr>
         <w:tc>
           <w:tcPr>
-            <w:tcW w:w="993" w:type="dxa"/>
-          </w:tcPr>
-          <w:p>
-            <w:pPr>
-              <w:ind w:firstLine="480"/>
-              <w:rPr>
-                <w:rFonts w:ascii="Times New Roman" w:hAnsi="Times New Roman" w:cs="Times New Roman"/>
-                <w:szCs w:val="21"/>
-              </w:rPr>
-            </w:pPr>
-            <w:r>
-              <w:rPr>
-                <w:rFonts w:ascii="Times New Roman" w:hAnsi="Times New Roman" w:cs="Times New Roman"/>
-                <w:szCs w:val="21"/>
-              </w:rPr>
-              <w:t>0x</w:t>
-            </w:r>
-            <w:r>
-              <w:rPr>
-                <w:rFonts w:ascii="Times New Roman" w:hAnsi="Times New Roman" w:cs="Times New Roman" w:hint="eastAsia"/>
-                <w:szCs w:val="21"/>
-              </w:rPr>
-              <w:t>12</w:t>
-            </w:r>
-          </w:p>
-        </w:tc>
-        <w:tc>
-          <w:tcPr>
-            <w:tcW w:w="6804" w:type="dxa"/>
-          </w:tcPr>
-          <w:p>
-            <w:pPr>
-              <w:ind w:firstLine="480"/>
-              <w:outlineLvl w:val="0"/>
-              <w:rPr>
-                <w:rFonts w:ascii="Times New Roman" w:hAnsi="Times New Roman" w:cs="Times New Roman"/>
-                <w:szCs w:val="21"/>
-              </w:rPr>
-            </w:pPr>
-            <w:r>
-              <w:rPr>
-                <w:rFonts w:ascii="Times New Roman" w:hAnsi="Times New Roman" w:cs="Times New Roman" w:hint="eastAsia"/>
-                <w:szCs w:val="21"/>
-              </w:rPr>
-              <w:t>停止连续上报</w:t>
-            </w:r>
-          </w:p>
-        </w:tc>
-        <w:tc>
-          <w:tcPr>
-            <w:tcW w:w="2693" w:type="dxa"/>
+            <w:tcW w:w="1560" w:type="dxa"/>
           </w:tcPr>
           <w:p>
             <w:pPr>
               <w:pStyle w:val="1"/>
               <w:ind w:firstLineChars="0" w:firstLine="0"/>
-              <w:rPr>
-                <w:rFonts w:ascii="Times New Roman" w:hAnsi="Times New Roman" w:cs="Times New Roman"/>
-                <w:szCs w:val="21"/>
-              </w:rPr>
-            </w:pPr>
-            <w:r>
-              <w:rPr>
-                <w:rFonts w:ascii="Times New Roman" w:hAnsi="Times New Roman" w:cs="Times New Roman"/>
-                <w:szCs w:val="21"/>
-              </w:rPr>
-              <w:t>PDA</w:t>
-            </w:r>
-            <w:r>
-              <w:rPr>
-                <w:rFonts w:ascii="Times New Roman" w:hAnsi="Times New Roman" w:cs="Times New Roman" w:hint="eastAsia"/>
-                <w:szCs w:val="21"/>
-              </w:rPr>
-              <w:t>-&gt;</w:t>
-            </w:r>
-            <w:r>
-              <w:rPr>
-                <w:rFonts w:ascii="Times New Roman" w:hAnsi="Times New Roman" w:cs="Times New Roman" w:hint="eastAsia"/>
-                <w:szCs w:val="21"/>
-              </w:rPr>
-              <w:t>耕整地控制器</w:t>
+              <w:jc w:val="center"/>
+              <w:rPr>
+                <w:rFonts w:asciiTheme="minorEastAsia" w:hAnsiTheme="minorEastAsia" w:cstheme="minorEastAsia" w:hint="eastAsia"/>
+                <w:color w:val="000000" w:themeColor="text1"/>
+                <w:szCs w:val="21"/>
+              </w:rPr>
+            </w:pPr>
+            <w:r>
+              <w:rPr>
+                <w:rFonts w:asciiTheme="minorEastAsia" w:hAnsiTheme="minorEastAsia" w:cstheme="minorEastAsia"/>
+                <w:color w:val="000000" w:themeColor="text1"/>
+                <w:szCs w:val="21"/>
+              </w:rPr>
+              <w:t>0x1</w:t>
+            </w:r>
+            <w:r>
+              <w:rPr>
+                <w:rFonts w:asciiTheme="minorEastAsia" w:hAnsiTheme="minorEastAsia" w:cstheme="minorEastAsia" w:hint="eastAsia"/>
+                <w:color w:val="000000" w:themeColor="text1"/>
+                <w:szCs w:val="21"/>
+              </w:rPr>
+              <w:t>2</w:t>
+            </w:r>
+          </w:p>
+        </w:tc>
+        <w:tc>
+          <w:tcPr>
+            <w:tcW w:w="1129" w:type="dxa"/>
+          </w:tcPr>
+          <w:p>
+            <w:pPr>
+              <w:pStyle w:val="1"/>
+              <w:ind w:firstLineChars="0" w:firstLine="0"/>
+              <w:jc w:val="center"/>
+              <w:rPr>
+                <w:rFonts w:asciiTheme="minorEastAsia" w:hAnsiTheme="minorEastAsia" w:cstheme="minorEastAsia" w:hint="eastAsia"/>
+                <w:color w:val="000000" w:themeColor="text1"/>
+                <w:szCs w:val="21"/>
+              </w:rPr>
+            </w:pPr>
+          </w:p>
+        </w:tc>
+        <w:tc>
+          <w:tcPr>
+            <w:tcW w:w="2693" w:type="dxa"/>
+          </w:tcPr>
+          <w:p>
+            <w:pPr>
+              <w:pStyle w:val="1"/>
+              <w:ind w:firstLineChars="0" w:firstLine="0"/>
+              <w:jc w:val="center"/>
+              <w:rPr>
+                <w:rFonts w:asciiTheme="minorEastAsia" w:hAnsiTheme="minorEastAsia" w:cstheme="minorEastAsia" w:hint="eastAsia"/>
+                <w:color w:val="000000" w:themeColor="text1"/>
+                <w:szCs w:val="21"/>
+              </w:rPr>
+            </w:pPr>
+            <w:r>
+              <w:rPr>
+                <w:rFonts w:asciiTheme="minorEastAsia" w:hAnsiTheme="minorEastAsia" w:cstheme="minorEastAsia"/>
+                <w:color w:val="000000" w:themeColor="text1"/>
+                <w:szCs w:val="21"/>
+              </w:rPr>
+              <w:t>停止连续上报</w:t>
+            </w:r>
+          </w:p>
+        </w:tc>
+        <w:tc>
+          <w:tcPr>
+            <w:tcW w:w="5108" w:type="dxa"/>
+          </w:tcPr>
+          <w:p>
+            <w:pPr>
+              <w:pStyle w:val="1"/>
+              <w:ind w:firstLineChars="0" w:firstLine="0"/>
+              <w:jc w:val="center"/>
+              <w:rPr>
+                <w:rFonts w:asciiTheme="minorEastAsia" w:hAnsiTheme="minorEastAsia" w:cstheme="minorEastAsia" w:hint="eastAsia"/>
+                <w:color w:val="000000" w:themeColor="text1"/>
+                <w:szCs w:val="21"/>
+              </w:rPr>
+            </w:pPr>
+            <w:r>
+              <w:rPr>
+                <w:rFonts w:asciiTheme="minorEastAsia" w:hAnsiTheme="minorEastAsia" w:cstheme="minorEastAsia"/>
+                <w:color w:val="000000" w:themeColor="text1"/>
+                <w:szCs w:val="21"/>
+              </w:rPr>
+              <w:t>PDA 向耕整地控制器发送停止连续上报指令。</w:t>
             </w:r>
           </w:p>
         </w:tc>
       </w:tr>
       <w:tr>
         <w:trPr>
-          <w:trHeight w:val="180"/>
+          <w:jc w:val="center"/>
         </w:trPr>
         <w:tc>
           <w:tcPr>
-            <w:tcW w:w="993" w:type="dxa"/>
-          </w:tcPr>
-          <w:p>
-            <w:pPr>
-              <w:ind w:firstLine="480"/>
-              <w:rPr>
-                <w:rFonts w:ascii="Times New Roman" w:hAnsi="Times New Roman" w:cs="Times New Roman"/>
-                <w:szCs w:val="21"/>
-              </w:rPr>
-            </w:pPr>
-            <w:r>
-              <w:rPr>
-                <w:rFonts w:ascii="Times New Roman" w:hAnsi="Times New Roman" w:cs="Times New Roman" w:hint="eastAsia"/>
-                <w:szCs w:val="21"/>
-              </w:rPr>
-              <w:t>0x13</w:t>
-            </w:r>
-          </w:p>
-        </w:tc>
-        <w:tc>
-          <w:tcPr>
-            <w:tcW w:w="6804" w:type="dxa"/>
-          </w:tcPr>
-          <w:p>
-            <w:pPr>
-              <w:ind w:firstLine="480"/>
-              <w:outlineLvl w:val="0"/>
-              <w:rPr>
-                <w:rFonts w:ascii="Times New Roman" w:hAnsi="Times New Roman" w:cs="Times New Roman"/>
-                <w:szCs w:val="21"/>
-              </w:rPr>
-            </w:pPr>
-            <w:r>
-              <w:rPr>
-                <w:rFonts w:ascii="Times New Roman" w:hAnsi="Times New Roman" w:cs="Times New Roman"/>
-                <w:szCs w:val="21"/>
-              </w:rPr>
-              <w:t>零点校准（</w:t>
-            </w:r>
-            <w:proofErr w:type="gramStart"/>
-            <w:r>
-              <w:rPr>
-                <w:rFonts w:ascii="Times New Roman" w:hAnsi="Times New Roman" w:cs="Times New Roman"/>
-                <w:szCs w:val="21"/>
-              </w:rPr>
-              <w:t>铲尖刚好</w:t>
-            </w:r>
-            <w:proofErr w:type="gramEnd"/>
-            <w:r>
-              <w:rPr>
-                <w:rFonts w:ascii="Times New Roman" w:hAnsi="Times New Roman" w:cs="Times New Roman"/>
-                <w:szCs w:val="21"/>
-              </w:rPr>
-              <w:t>触地时下发）</w:t>
-            </w:r>
-          </w:p>
-          <w:p>
-            <w:pPr>
-              <w:ind w:firstLine="480"/>
-              <w:outlineLvl w:val="0"/>
-              <w:rPr>
-                <w:rFonts w:ascii="Times New Roman" w:hAnsi="Times New Roman" w:cs="Times New Roman"/>
-                <w:szCs w:val="21"/>
-              </w:rPr>
-            </w:pPr>
-          </w:p>
-        </w:tc>
-        <w:tc>
-          <w:tcPr>
-            <w:tcW w:w="2693" w:type="dxa"/>
+            <w:tcW w:w="1560" w:type="dxa"/>
           </w:tcPr>
           <w:p>
             <w:pPr>
               <w:pStyle w:val="1"/>
               <w:ind w:firstLineChars="0" w:firstLine="0"/>
-              <w:rPr>
-                <w:rFonts w:ascii="Times New Roman" w:hAnsi="Times New Roman" w:cs="Times New Roman"/>
-                <w:szCs w:val="21"/>
-              </w:rPr>
-            </w:pPr>
-            <w:r>
-              <w:rPr>
-                <w:rFonts w:ascii="Times New Roman" w:hAnsi="Times New Roman" w:cs="Times New Roman" w:hint="eastAsia"/>
-                <w:szCs w:val="21"/>
-              </w:rPr>
-              <w:t>PDA-&gt;</w:t>
-            </w:r>
-            <w:r>
-              <w:rPr>
-                <w:rFonts w:ascii="Times New Roman" w:hAnsi="Times New Roman" w:cs="Times New Roman" w:hint="eastAsia"/>
-                <w:szCs w:val="21"/>
-              </w:rPr>
-              <w:t>耕整地控制器</w:t>
+              <w:jc w:val="center"/>
+              <w:rPr>
+                <w:rFonts w:asciiTheme="minorEastAsia" w:hAnsiTheme="minorEastAsia" w:cstheme="minorEastAsia" w:hint="eastAsia"/>
+                <w:color w:val="000000" w:themeColor="text1"/>
+                <w:szCs w:val="21"/>
+              </w:rPr>
+            </w:pPr>
+            <w:r>
+              <w:rPr>
+                <w:rFonts w:asciiTheme="minorEastAsia" w:hAnsiTheme="minorEastAsia" w:cstheme="minorEastAsia"/>
+                <w:color w:val="000000" w:themeColor="text1"/>
+                <w:szCs w:val="21"/>
+              </w:rPr>
+              <w:t>0x1</w:t>
+            </w:r>
+            <w:r>
+              <w:rPr>
+                <w:rFonts w:asciiTheme="minorEastAsia" w:hAnsiTheme="minorEastAsia" w:cstheme="minorEastAsia" w:hint="eastAsia"/>
+                <w:color w:val="000000" w:themeColor="text1"/>
+                <w:szCs w:val="21"/>
+              </w:rPr>
+              <w:t>3</w:t>
+            </w:r>
+          </w:p>
+        </w:tc>
+        <w:tc>
+          <w:tcPr>
+            <w:tcW w:w="1129" w:type="dxa"/>
+          </w:tcPr>
+          <w:p>
+            <w:pPr>
+              <w:pStyle w:val="1"/>
+              <w:ind w:firstLineChars="0" w:firstLine="0"/>
+              <w:jc w:val="center"/>
+              <w:rPr>
+                <w:rFonts w:asciiTheme="minorEastAsia" w:hAnsiTheme="minorEastAsia" w:cstheme="minorEastAsia" w:hint="eastAsia"/>
+                <w:color w:val="000000" w:themeColor="text1"/>
+                <w:szCs w:val="21"/>
+              </w:rPr>
+            </w:pPr>
+          </w:p>
+        </w:tc>
+        <w:tc>
+          <w:tcPr>
+            <w:tcW w:w="2693" w:type="dxa"/>
+          </w:tcPr>
+          <w:p>
+            <w:pPr>
+              <w:pStyle w:val="1"/>
+              <w:ind w:firstLineChars="0" w:firstLine="0"/>
+              <w:jc w:val="center"/>
+              <w:rPr>
+                <w:rFonts w:asciiTheme="minorEastAsia" w:hAnsiTheme="minorEastAsia" w:cstheme="minorEastAsia" w:hint="eastAsia"/>
+                <w:color w:val="000000" w:themeColor="text1"/>
+                <w:szCs w:val="21"/>
+              </w:rPr>
+            </w:pPr>
+            <w:r>
+              <w:rPr>
+                <w:rFonts w:asciiTheme="minorEastAsia" w:hAnsiTheme="minorEastAsia" w:cstheme="minorEastAsia"/>
+                <w:color w:val="000000" w:themeColor="text1"/>
+                <w:szCs w:val="21"/>
+              </w:rPr>
+              <w:t>零点校准</w:t>
+            </w:r>
+          </w:p>
+        </w:tc>
+        <w:tc>
+          <w:tcPr>
+            <w:tcW w:w="5108" w:type="dxa"/>
+          </w:tcPr>
+          <w:p>
+            <w:pPr>
+              <w:pStyle w:val="1"/>
+              <w:ind w:firstLineChars="0" w:firstLine="0"/>
+              <w:jc w:val="center"/>
+              <w:rPr>
+                <w:rFonts w:asciiTheme="minorEastAsia" w:hAnsiTheme="minorEastAsia" w:cstheme="minorEastAsia" w:hint="eastAsia"/>
+                <w:color w:val="000000" w:themeColor="text1"/>
+                <w:szCs w:val="21"/>
+              </w:rPr>
+            </w:pPr>
+            <w:r>
+              <w:rPr>
+                <w:rFonts w:asciiTheme="minorEastAsia" w:hAnsiTheme="minorEastAsia" w:cstheme="minorEastAsia"/>
+                <w:color w:val="000000" w:themeColor="text1"/>
+                <w:szCs w:val="21"/>
+              </w:rPr>
+              <w:t xml:space="preserve">PDA </w:t>
+            </w:r>
+            <w:proofErr w:type="gramStart"/>
+            <w:r>
+              <w:rPr>
+                <w:rFonts w:asciiTheme="minorEastAsia" w:hAnsiTheme="minorEastAsia" w:cstheme="minorEastAsia"/>
+                <w:color w:val="000000" w:themeColor="text1"/>
+                <w:szCs w:val="21"/>
+              </w:rPr>
+              <w:t>在铲尖刚好</w:t>
+            </w:r>
+            <w:proofErr w:type="gramEnd"/>
+            <w:r>
+              <w:rPr>
+                <w:rFonts w:asciiTheme="minorEastAsia" w:hAnsiTheme="minorEastAsia" w:cstheme="minorEastAsia"/>
+                <w:color w:val="000000" w:themeColor="text1"/>
+                <w:szCs w:val="21"/>
+              </w:rPr>
+              <w:t>触地时向耕整地控制器发送零点校准指令，用于建立</w:t>
+            </w:r>
+            <w:proofErr w:type="gramStart"/>
+            <w:r>
+              <w:rPr>
+                <w:rFonts w:asciiTheme="minorEastAsia" w:hAnsiTheme="minorEastAsia" w:cstheme="minorEastAsia"/>
+                <w:color w:val="000000" w:themeColor="text1"/>
+                <w:szCs w:val="21"/>
+              </w:rPr>
+              <w:t>耕深计算</w:t>
+            </w:r>
+            <w:proofErr w:type="gramEnd"/>
+            <w:r>
+              <w:rPr>
+                <w:rFonts w:asciiTheme="minorEastAsia" w:hAnsiTheme="minorEastAsia" w:cstheme="minorEastAsia"/>
+                <w:color w:val="000000" w:themeColor="text1"/>
+                <w:szCs w:val="21"/>
+              </w:rPr>
+              <w:t>基准。</w:t>
+            </w:r>
+          </w:p>
+        </w:tc>
+      </w:tr>
+      <w:tr>
+        <w:trPr>
+          <w:jc w:val="center"/>
+        </w:trPr>
+        <w:tc>
+          <w:tcPr>
+            <w:tcW w:w="1560" w:type="dxa"/>
+          </w:tcPr>
+          <w:p>
+            <w:pPr>
+              <w:pStyle w:val="1"/>
+              <w:ind w:firstLineChars="0" w:firstLine="0"/>
+              <w:jc w:val="center"/>
+              <w:rPr>
+                <w:rFonts w:asciiTheme="minorEastAsia" w:hAnsiTheme="minorEastAsia" w:cstheme="minorEastAsia" w:hint="eastAsia"/>
+                <w:color w:val="000000" w:themeColor="text1"/>
+                <w:szCs w:val="21"/>
+              </w:rPr>
+            </w:pPr>
+            <w:r>
+              <w:rPr>
+                <w:rFonts w:asciiTheme="minorEastAsia" w:hAnsiTheme="minorEastAsia" w:cstheme="minorEastAsia"/>
+                <w:color w:val="000000" w:themeColor="text1"/>
+                <w:szCs w:val="21"/>
+              </w:rPr>
+              <w:t>0x3</w:t>
+            </w:r>
+            <w:r>
+              <w:rPr>
+                <w:rFonts w:asciiTheme="minorEastAsia" w:hAnsiTheme="minorEastAsia" w:cstheme="minorEastAsia" w:hint="eastAsia"/>
+                <w:color w:val="000000" w:themeColor="text1"/>
+                <w:szCs w:val="21"/>
+              </w:rPr>
+              <w:t>0</w:t>
+            </w:r>
+          </w:p>
+        </w:tc>
+        <w:tc>
+          <w:tcPr>
+            <w:tcW w:w="1129" w:type="dxa"/>
+          </w:tcPr>
+          <w:p>
+            <w:pPr>
+              <w:pStyle w:val="1"/>
+              <w:ind w:firstLineChars="0" w:firstLine="0"/>
+              <w:jc w:val="center"/>
+              <w:rPr>
+                <w:rFonts w:asciiTheme="minorEastAsia" w:hAnsiTheme="minorEastAsia" w:cstheme="minorEastAsia" w:hint="eastAsia"/>
+                <w:color w:val="000000" w:themeColor="text1"/>
+                <w:szCs w:val="21"/>
+              </w:rPr>
+            </w:pPr>
+            <w:r>
+              <w:rPr>
+                <w:rFonts w:asciiTheme="minorEastAsia" w:hAnsiTheme="minorEastAsia" w:cstheme="minorEastAsia" w:hint="eastAsia"/>
+                <w:color w:val="000000" w:themeColor="text1"/>
+                <w:szCs w:val="21"/>
+              </w:rPr>
+              <w:t>3字节</w:t>
+            </w:r>
+          </w:p>
+        </w:tc>
+        <w:tc>
+          <w:tcPr>
+            <w:tcW w:w="2693" w:type="dxa"/>
+          </w:tcPr>
+          <w:p>
+            <w:pPr>
+              <w:pStyle w:val="1"/>
+              <w:ind w:firstLineChars="0" w:firstLine="0"/>
+              <w:jc w:val="center"/>
+              <w:rPr>
+                <w:rFonts w:asciiTheme="minorEastAsia" w:hAnsiTheme="minorEastAsia" w:cstheme="minorEastAsia" w:hint="eastAsia"/>
+                <w:color w:val="000000" w:themeColor="text1"/>
+                <w:szCs w:val="21"/>
+              </w:rPr>
+            </w:pPr>
+            <w:r>
+              <w:rPr>
+                <w:rFonts w:asciiTheme="minorEastAsia" w:hAnsiTheme="minorEastAsia" w:cstheme="minorEastAsia"/>
+                <w:color w:val="000000" w:themeColor="text1"/>
+                <w:szCs w:val="21"/>
+              </w:rPr>
+              <w:t>目标耕深，单位：mm</w:t>
+            </w:r>
+          </w:p>
+        </w:tc>
+        <w:tc>
+          <w:tcPr>
+            <w:tcW w:w="5108" w:type="dxa"/>
+          </w:tcPr>
+          <w:p>
+            <w:pPr>
+              <w:pStyle w:val="1"/>
+              <w:ind w:firstLineChars="0" w:firstLine="0"/>
+              <w:jc w:val="center"/>
+              <w:rPr>
+                <w:rFonts w:asciiTheme="minorEastAsia" w:hAnsiTheme="minorEastAsia" w:cstheme="minorEastAsia" w:hint="eastAsia"/>
+                <w:color w:val="000000" w:themeColor="text1"/>
+                <w:szCs w:val="21"/>
+              </w:rPr>
+            </w:pPr>
+            <w:r>
+              <w:rPr>
+                <w:rFonts w:asciiTheme="minorEastAsia" w:hAnsiTheme="minorEastAsia" w:cstheme="minorEastAsia"/>
+                <w:color w:val="000000" w:themeColor="text1"/>
+                <w:szCs w:val="21"/>
+              </w:rPr>
+              <w:t>PDA 向耕整地控制器下发目标耕深，并启用</w:t>
+            </w:r>
+            <w:proofErr w:type="gramStart"/>
+            <w:r>
+              <w:rPr>
+                <w:rFonts w:asciiTheme="minorEastAsia" w:hAnsiTheme="minorEastAsia" w:cstheme="minorEastAsia"/>
+                <w:color w:val="000000" w:themeColor="text1"/>
+                <w:szCs w:val="21"/>
+              </w:rPr>
+              <w:t>耕深控制</w:t>
+            </w:r>
+            <w:proofErr w:type="gramEnd"/>
+            <w:r>
+              <w:rPr>
+                <w:rFonts w:asciiTheme="minorEastAsia" w:hAnsiTheme="minorEastAsia" w:cstheme="minorEastAsia"/>
+                <w:color w:val="000000" w:themeColor="text1"/>
+                <w:szCs w:val="21"/>
+              </w:rPr>
+              <w:t>逻辑。</w:t>
+            </w:r>
+          </w:p>
+        </w:tc>
+      </w:tr>
+      <w:tr>
+        <w:trPr>
+          <w:jc w:val="center"/>
+        </w:trPr>
+        <w:tc>
+          <w:tcPr>
+            <w:tcW w:w="1560" w:type="dxa"/>
+          </w:tcPr>
+          <w:p>
+            <w:pPr>
+              <w:pStyle w:val="1"/>
+              <w:ind w:firstLineChars="0" w:firstLine="0"/>
+              <w:jc w:val="center"/>
+              <w:rPr>
+                <w:rFonts w:asciiTheme="minorEastAsia" w:hAnsiTheme="minorEastAsia" w:cstheme="minorEastAsia" w:hint="eastAsia"/>
+                <w:color w:val="000000" w:themeColor="text1"/>
+                <w:szCs w:val="21"/>
+              </w:rPr>
+            </w:pPr>
+            <w:r>
+              <w:rPr>
+                <w:rFonts w:asciiTheme="minorEastAsia" w:hAnsiTheme="minorEastAsia" w:cstheme="minorEastAsia"/>
+                <w:color w:val="000000" w:themeColor="text1"/>
+                <w:szCs w:val="21"/>
+              </w:rPr>
+              <w:t>0x3</w:t>
+            </w:r>
+            <w:r>
+              <w:rPr>
+                <w:rFonts w:asciiTheme="minorEastAsia" w:hAnsiTheme="minorEastAsia" w:cstheme="minorEastAsia" w:hint="eastAsia"/>
+                <w:color w:val="000000" w:themeColor="text1"/>
+                <w:szCs w:val="21"/>
+              </w:rPr>
+              <w:t>1</w:t>
+            </w:r>
+          </w:p>
+        </w:tc>
+        <w:tc>
+          <w:tcPr>
+            <w:tcW w:w="1129" w:type="dxa"/>
+          </w:tcPr>
+          <w:p>
+            <w:pPr>
+              <w:pStyle w:val="1"/>
+              <w:ind w:firstLineChars="0" w:firstLine="0"/>
+              <w:jc w:val="center"/>
+              <w:rPr>
+                <w:rFonts w:asciiTheme="minorEastAsia" w:hAnsiTheme="minorEastAsia" w:cstheme="minorEastAsia" w:hint="eastAsia"/>
+                <w:color w:val="000000" w:themeColor="text1"/>
+                <w:szCs w:val="21"/>
+              </w:rPr>
+            </w:pPr>
+            <w:r>
+              <w:rPr>
+                <w:rFonts w:asciiTheme="minorEastAsia" w:hAnsiTheme="minorEastAsia" w:cstheme="minorEastAsia" w:hint="eastAsia"/>
+                <w:color w:val="000000" w:themeColor="text1"/>
+                <w:szCs w:val="21"/>
+              </w:rPr>
+              <w:t>2字节</w:t>
+            </w:r>
+          </w:p>
+        </w:tc>
+        <w:tc>
+          <w:tcPr>
+            <w:tcW w:w="2693" w:type="dxa"/>
+          </w:tcPr>
+          <w:p>
+            <w:pPr>
+              <w:pStyle w:val="1"/>
+              <w:ind w:firstLineChars="0" w:firstLine="0"/>
+              <w:jc w:val="center"/>
+              <w:rPr>
+                <w:rFonts w:asciiTheme="minorEastAsia" w:hAnsiTheme="minorEastAsia" w:cstheme="minorEastAsia" w:hint="eastAsia"/>
+                <w:color w:val="000000" w:themeColor="text1"/>
+                <w:szCs w:val="21"/>
+              </w:rPr>
+            </w:pPr>
+            <w:r>
+              <w:rPr>
+                <w:rFonts w:asciiTheme="minorEastAsia" w:hAnsiTheme="minorEastAsia" w:cstheme="minorEastAsia"/>
+                <w:color w:val="000000" w:themeColor="text1"/>
+                <w:szCs w:val="21"/>
+              </w:rPr>
+              <w:t>实际三点悬挂高度，单</w:t>
+            </w:r>
+            <w:r>
+              <w:rPr>
+                <w:rFonts w:asciiTheme="minorEastAsia" w:hAnsiTheme="minorEastAsia" w:cstheme="minorEastAsia"/>
+                <w:color w:val="000000" w:themeColor="text1"/>
+                <w:szCs w:val="21"/>
+              </w:rPr>
+              <w:lastRenderedPageBreak/>
+              <w:t>位：mm</w:t>
+            </w:r>
+          </w:p>
+        </w:tc>
+        <w:tc>
+          <w:tcPr>
+            <w:tcW w:w="5108" w:type="dxa"/>
+          </w:tcPr>
+          <w:p>
+            <w:pPr>
+              <w:pStyle w:val="1"/>
+              <w:ind w:firstLineChars="0" w:firstLine="0"/>
+              <w:jc w:val="center"/>
+              <w:rPr>
+                <w:rFonts w:asciiTheme="minorEastAsia" w:hAnsiTheme="minorEastAsia" w:cstheme="minorEastAsia" w:hint="eastAsia"/>
+                <w:color w:val="000000" w:themeColor="text1"/>
+                <w:szCs w:val="21"/>
+              </w:rPr>
+            </w:pPr>
+            <w:r>
+              <w:rPr>
+                <w:rFonts w:asciiTheme="minorEastAsia" w:hAnsiTheme="minorEastAsia" w:cstheme="minorEastAsia"/>
+                <w:color w:val="000000" w:themeColor="text1"/>
+                <w:szCs w:val="21"/>
+              </w:rPr>
+              <w:lastRenderedPageBreak/>
+              <w:t>PDA 向耕整地控制器下发当前实际三点悬挂高</w:t>
+            </w:r>
+            <w:r>
+              <w:rPr>
+                <w:rFonts w:asciiTheme="minorEastAsia" w:hAnsiTheme="minorEastAsia" w:cstheme="minorEastAsia"/>
+                <w:color w:val="000000" w:themeColor="text1"/>
+                <w:szCs w:val="21"/>
+              </w:rPr>
+              <w:lastRenderedPageBreak/>
+              <w:t>度，用于模型训练、状态更新或控制反馈。</w:t>
+            </w:r>
+          </w:p>
+        </w:tc>
+      </w:tr>
+      <w:tr>
+        <w:trPr>
+          <w:jc w:val="center"/>
+        </w:trPr>
+        <w:tc>
+          <w:tcPr>
+            <w:tcW w:w="1560" w:type="dxa"/>
+          </w:tcPr>
+          <w:p>
+            <w:pPr>
+              <w:pStyle w:val="1"/>
+              <w:ind w:firstLineChars="0" w:firstLine="0"/>
+              <w:jc w:val="center"/>
+              <w:rPr>
+                <w:rFonts w:asciiTheme="minorEastAsia" w:hAnsiTheme="minorEastAsia" w:cstheme="minorEastAsia" w:hint="eastAsia"/>
+                <w:color w:val="000000" w:themeColor="text1"/>
+                <w:szCs w:val="21"/>
+              </w:rPr>
+            </w:pPr>
+            <w:r>
+              <w:rPr>
+                <w:rFonts w:asciiTheme="minorEastAsia" w:hAnsiTheme="minorEastAsia" w:cstheme="minorEastAsia" w:hint="eastAsia"/>
+                <w:color w:val="000000" w:themeColor="text1"/>
+                <w:szCs w:val="21"/>
+              </w:rPr>
+              <w:lastRenderedPageBreak/>
+              <w:t>0x3</w:t>
+            </w:r>
+            <w:r>
+              <w:rPr>
+                <w:rFonts w:asciiTheme="minorEastAsia" w:hAnsiTheme="minorEastAsia" w:cstheme="minorEastAsia" w:hint="eastAsia"/>
+                <w:color w:val="000000" w:themeColor="text1"/>
+                <w:szCs w:val="21"/>
+              </w:rPr>
+              <w:t>2</w:t>
+            </w:r>
+          </w:p>
+        </w:tc>
+        <w:tc>
+          <w:tcPr>
+            <w:tcW w:w="1129" w:type="dxa"/>
+          </w:tcPr>
+          <w:p>
+            <w:pPr>
+              <w:pStyle w:val="1"/>
+              <w:ind w:firstLineChars="0" w:firstLine="0"/>
+              <w:jc w:val="center"/>
+              <w:rPr>
+                <w:rFonts w:asciiTheme="minorEastAsia" w:hAnsiTheme="minorEastAsia" w:cstheme="minorEastAsia" w:hint="eastAsia"/>
+                <w:color w:val="000000" w:themeColor="text1"/>
+                <w:szCs w:val="21"/>
+              </w:rPr>
+            </w:pPr>
+            <w:r>
+              <w:rPr>
+                <w:rFonts w:asciiTheme="minorEastAsia" w:hAnsiTheme="minorEastAsia" w:cstheme="minorEastAsia" w:hint="eastAsia"/>
+                <w:color w:val="000000" w:themeColor="text1"/>
+                <w:szCs w:val="21"/>
+              </w:rPr>
+              <w:t>2字节</w:t>
+            </w:r>
+          </w:p>
+        </w:tc>
+        <w:tc>
+          <w:tcPr>
+            <w:tcW w:w="2693" w:type="dxa"/>
+          </w:tcPr>
+          <w:p>
+            <w:pPr>
+              <w:pStyle w:val="1"/>
+              <w:ind w:firstLineChars="0" w:firstLine="0"/>
+              <w:jc w:val="center"/>
+              <w:rPr>
+                <w:rFonts w:asciiTheme="minorEastAsia" w:hAnsiTheme="minorEastAsia" w:cstheme="minorEastAsia" w:hint="eastAsia"/>
+                <w:color w:val="000000" w:themeColor="text1"/>
+                <w:szCs w:val="21"/>
+              </w:rPr>
+            </w:pPr>
+            <w:r>
+              <w:rPr>
+                <w:rFonts w:asciiTheme="minorEastAsia" w:hAnsiTheme="minorEastAsia" w:cstheme="minorEastAsia"/>
+                <w:color w:val="000000" w:themeColor="text1"/>
+                <w:szCs w:val="21"/>
+              </w:rPr>
+              <w:t>车辆作业速度，单位：0.01 km/h</w:t>
+            </w:r>
+          </w:p>
+        </w:tc>
+        <w:tc>
+          <w:tcPr>
+            <w:tcW w:w="5108" w:type="dxa"/>
+          </w:tcPr>
+          <w:p>
+            <w:pPr>
+              <w:pStyle w:val="1"/>
+              <w:ind w:firstLineChars="0" w:firstLine="0"/>
+              <w:jc w:val="center"/>
+              <w:rPr>
+                <w:rFonts w:asciiTheme="minorEastAsia" w:hAnsiTheme="minorEastAsia" w:cstheme="minorEastAsia" w:hint="eastAsia"/>
+                <w:color w:val="000000" w:themeColor="text1"/>
+                <w:szCs w:val="21"/>
+              </w:rPr>
+            </w:pPr>
+            <w:r>
+              <w:rPr>
+                <w:rFonts w:asciiTheme="minorEastAsia" w:hAnsiTheme="minorEastAsia" w:cstheme="minorEastAsia"/>
+                <w:color w:val="000000" w:themeColor="text1"/>
+                <w:szCs w:val="21"/>
+              </w:rPr>
+              <w:t xml:space="preserve">PDA 向耕整地控制器下发车辆作业速度，数据按实际速度放大 100 </w:t>
+            </w:r>
+            <w:proofErr w:type="gramStart"/>
+            <w:r>
+              <w:rPr>
+                <w:rFonts w:asciiTheme="minorEastAsia" w:hAnsiTheme="minorEastAsia" w:cstheme="minorEastAsia"/>
+                <w:color w:val="000000" w:themeColor="text1"/>
+                <w:szCs w:val="21"/>
+              </w:rPr>
+              <w:t>倍</w:t>
+            </w:r>
+            <w:proofErr w:type="gramEnd"/>
+            <w:r>
+              <w:rPr>
+                <w:rFonts w:asciiTheme="minorEastAsia" w:hAnsiTheme="minorEastAsia" w:cstheme="minorEastAsia"/>
+                <w:color w:val="000000" w:themeColor="text1"/>
+                <w:szCs w:val="21"/>
+              </w:rPr>
+              <w:t>。例如 5.25 km/h 对应发送数值 525。</w:t>
             </w:r>
           </w:p>
         </w:tc>
@@ -2055,478 +2499,336 @@
         <w:pStyle w:val="1"/>
         <w:ind w:firstLineChars="0" w:firstLine="0"/>
         <w:rPr>
-          <w:rFonts w:asciiTheme="minorEastAsia" w:hAnsiTheme="minorEastAsia" w:cstheme="minorEastAsia" w:hint="eastAsia"/>
           <w:color w:val="000000" w:themeColor="text1"/>
           <w:szCs w:val="21"/>
         </w:rPr>
       </w:pPr>
+    </w:p>
+    <w:p>
+      <w:pPr>
+        <w:pStyle w:val="1"/>
+        <w:ind w:firstLineChars="0" w:firstLine="0"/>
+        <w:rPr>
+          <w:color w:val="000000" w:themeColor="text1"/>
+          <w:szCs w:val="21"/>
+        </w:rPr>
+      </w:pPr>
+      <w:r>
+        <w:rPr>
+          <w:rFonts w:hint="eastAsia"/>
+          <w:color w:val="000000" w:themeColor="text1"/>
+          <w:szCs w:val="21"/>
+        </w:rPr>
+        <w:t>机具类型定义</w:t>
+      </w:r>
     </w:p>
     <w:tbl>
       <w:tblPr>
         <w:tblStyle w:val="a4"/>
         <w:tblW w:w="10490" w:type="dxa"/>
-        <w:tblInd w:w="-601" w:type="dxa"/>
-        <w:tblLayout w:type="fixed"/>
+        <w:jc w:val="center"/>
         <w:tblLook w:val="04A0" w:firstRow="1" w:lastRow="0" w:firstColumn="1" w:lastColumn="0" w:noHBand="0" w:noVBand="1"/>
       </w:tblPr>
       <w:tblGrid>
-        <w:gridCol w:w="993"/>
-        <w:gridCol w:w="6804"/>
-        <w:gridCol w:w="2693"/>
+        <w:gridCol w:w="4720"/>
+        <w:gridCol w:w="5770"/>
       </w:tblGrid>
       <w:tr>
         <w:trPr>
-          <w:trHeight w:val="180"/>
+          <w:jc w:val="center"/>
         </w:trPr>
         <w:tc>
           <w:tcPr>
-            <w:tcW w:w="993" w:type="dxa"/>
-          </w:tcPr>
-          <w:p>
-            <w:pPr>
-              <w:pStyle w:val="1"/>
-              <w:ind w:firstLineChars="0" w:firstLine="0"/>
-              <w:rPr>
-                <w:rFonts w:ascii="Times New Roman" w:hAnsi="Times New Roman" w:cs="Times New Roman"/>
-                <w:szCs w:val="21"/>
-              </w:rPr>
-            </w:pPr>
-            <w:r>
-              <w:rPr>
-                <w:rFonts w:ascii="Times New Roman" w:hAnsi="Times New Roman" w:cs="Times New Roman"/>
-                <w:szCs w:val="21"/>
-              </w:rPr>
-              <w:lastRenderedPageBreak/>
-              <w:t>CMD</w:t>
-            </w:r>
-          </w:p>
-        </w:tc>
-        <w:tc>
-          <w:tcPr>
-            <w:tcW w:w="6804" w:type="dxa"/>
-          </w:tcPr>
-          <w:p>
-            <w:pPr>
-              <w:pStyle w:val="1"/>
-              <w:ind w:firstLineChars="0" w:firstLine="0"/>
-              <w:rPr>
-                <w:rFonts w:ascii="Times New Roman" w:hAnsi="Times New Roman" w:cs="Times New Roman"/>
-                <w:szCs w:val="21"/>
-              </w:rPr>
-            </w:pPr>
-            <w:r>
-              <w:rPr>
-                <w:rFonts w:ascii="Times New Roman" w:hAnsi="Times New Roman" w:cs="Times New Roman"/>
-                <w:szCs w:val="21"/>
-              </w:rPr>
-              <w:t>DATA</w:t>
-            </w:r>
-          </w:p>
-        </w:tc>
-        <w:tc>
-          <w:tcPr>
-            <w:tcW w:w="2693" w:type="dxa"/>
-          </w:tcPr>
-          <w:p>
-            <w:pPr>
-              <w:pStyle w:val="1"/>
-              <w:ind w:firstLineChars="0" w:firstLine="0"/>
-              <w:rPr>
-                <w:rFonts w:ascii="Times New Roman" w:hAnsi="Times New Roman" w:cs="Times New Roman"/>
-                <w:szCs w:val="21"/>
-              </w:rPr>
-            </w:pPr>
-            <w:r>
-              <w:rPr>
-                <w:rFonts w:ascii="Times New Roman" w:hAnsi="Times New Roman" w:cs="Times New Roman"/>
-                <w:szCs w:val="21"/>
-              </w:rPr>
-              <w:t>Remark</w:t>
+            <w:tcW w:w="4720" w:type="dxa"/>
+          </w:tcPr>
+          <w:p>
+            <w:pPr>
+              <w:jc w:val="center"/>
+            </w:pPr>
+            <w:r>
+              <w:rPr>
+                <w:rFonts w:hint="eastAsia"/>
+              </w:rPr>
+              <w:t>类型值</w:t>
+            </w:r>
+          </w:p>
+        </w:tc>
+        <w:tc>
+          <w:tcPr>
+            <w:tcW w:w="5770" w:type="dxa"/>
+          </w:tcPr>
+          <w:p>
+            <w:pPr>
+              <w:jc w:val="center"/>
+            </w:pPr>
+            <w:r>
+              <w:rPr>
+                <w:rFonts w:hint="eastAsia"/>
+              </w:rPr>
+              <w:t>机具类型</w:t>
             </w:r>
           </w:p>
         </w:tc>
       </w:tr>
       <w:tr>
         <w:trPr>
-          <w:trHeight w:val="180"/>
+          <w:jc w:val="center"/>
         </w:trPr>
         <w:tc>
           <w:tcPr>
-            <w:tcW w:w="993" w:type="dxa"/>
-          </w:tcPr>
-          <w:p>
-            <w:pPr>
-              <w:ind w:firstLine="480"/>
-              <w:rPr>
-                <w:rFonts w:ascii="Times New Roman" w:hAnsi="Times New Roman" w:cs="Times New Roman"/>
-                <w:szCs w:val="21"/>
-              </w:rPr>
-            </w:pPr>
-            <w:r>
-              <w:rPr>
-                <w:rFonts w:ascii="Times New Roman" w:hAnsi="Times New Roman" w:cs="Times New Roman"/>
-                <w:szCs w:val="21"/>
-              </w:rPr>
-              <w:t>0x</w:t>
-            </w:r>
-            <w:r>
-              <w:rPr>
-                <w:rFonts w:ascii="Times New Roman" w:hAnsi="Times New Roman" w:cs="Times New Roman" w:hint="eastAsia"/>
-                <w:szCs w:val="21"/>
-              </w:rPr>
-              <w:t>30</w:t>
-            </w:r>
-          </w:p>
-        </w:tc>
-        <w:tc>
-          <w:tcPr>
-            <w:tcW w:w="6804" w:type="dxa"/>
-          </w:tcPr>
-          <w:p>
-            <w:pPr>
-              <w:ind w:firstLine="480"/>
-              <w:outlineLvl w:val="0"/>
-              <w:rPr>
-                <w:rFonts w:ascii="Times New Roman" w:hAnsi="Times New Roman" w:cs="Times New Roman"/>
-                <w:szCs w:val="21"/>
-              </w:rPr>
-            </w:pPr>
-            <w:r>
-              <w:rPr>
-                <w:rFonts w:ascii="Times New Roman" w:hAnsi="Times New Roman" w:cs="Times New Roman"/>
-                <w:szCs w:val="21"/>
-              </w:rPr>
-              <w:t>设置目标耕深（</w:t>
-            </w:r>
-            <w:r>
-              <w:rPr>
-                <w:rFonts w:ascii="Times New Roman" w:hAnsi="Times New Roman" w:cs="Times New Roman"/>
-                <w:szCs w:val="21"/>
-              </w:rPr>
-              <w:t>3</w:t>
-            </w:r>
-            <w:r>
-              <w:rPr>
-                <w:rFonts w:ascii="Times New Roman" w:hAnsi="Times New Roman" w:cs="Times New Roman"/>
-                <w:szCs w:val="21"/>
-              </w:rPr>
-              <w:t>字节，</w:t>
-            </w:r>
-            <w:r>
-              <w:rPr>
-                <w:rFonts w:ascii="Times New Roman" w:hAnsi="Times New Roman" w:cs="Times New Roman"/>
-                <w:szCs w:val="21"/>
-              </w:rPr>
-              <w:t>mm</w:t>
-            </w:r>
-            <w:r>
-              <w:rPr>
-                <w:rFonts w:ascii="Times New Roman" w:hAnsi="Times New Roman" w:cs="Times New Roman"/>
-                <w:szCs w:val="21"/>
-              </w:rPr>
-              <w:t>）</w:t>
-            </w:r>
-          </w:p>
-          <w:p>
-            <w:pPr>
-              <w:ind w:firstLine="480"/>
-              <w:outlineLvl w:val="0"/>
-              <w:rPr>
-                <w:rFonts w:ascii="Times New Roman" w:hAnsi="Times New Roman" w:cs="Times New Roman"/>
-                <w:szCs w:val="21"/>
-              </w:rPr>
-            </w:pPr>
-          </w:p>
-        </w:tc>
-        <w:tc>
-          <w:tcPr>
-            <w:tcW w:w="2693" w:type="dxa"/>
-          </w:tcPr>
-          <w:p>
-            <w:pPr>
-              <w:pStyle w:val="1"/>
-              <w:ind w:firstLineChars="0" w:firstLine="0"/>
-              <w:rPr>
-                <w:rFonts w:ascii="Times New Roman" w:hAnsi="Times New Roman" w:cs="Times New Roman"/>
-                <w:szCs w:val="21"/>
-              </w:rPr>
-            </w:pPr>
-            <w:r>
-              <w:rPr>
-                <w:rFonts w:ascii="Times New Roman" w:hAnsi="Times New Roman" w:cs="Times New Roman" w:hint="eastAsia"/>
-                <w:szCs w:val="21"/>
-              </w:rPr>
-              <w:t>耕整地控制器</w:t>
-            </w:r>
-            <w:r>
-              <w:rPr>
-                <w:rFonts w:ascii="Times New Roman" w:hAnsi="Times New Roman" w:cs="Times New Roman"/>
-                <w:szCs w:val="21"/>
-              </w:rPr>
-              <w:t>-&gt;PDA</w:t>
+            <w:tcW w:w="4720" w:type="dxa"/>
+          </w:tcPr>
+          <w:p>
+            <w:pPr>
+              <w:jc w:val="center"/>
+            </w:pPr>
+            <w:r>
+              <w:t>0x0</w:t>
+            </w:r>
+            <w:r>
+              <w:rPr>
+                <w:rFonts w:hint="eastAsia"/>
+              </w:rPr>
+              <w:t>1</w:t>
+            </w:r>
+          </w:p>
+        </w:tc>
+        <w:tc>
+          <w:tcPr>
+            <w:tcW w:w="5770" w:type="dxa"/>
+          </w:tcPr>
+          <w:p>
+            <w:pPr>
+              <w:jc w:val="center"/>
+            </w:pPr>
+            <w:r>
+              <w:rPr>
+                <w:rFonts w:hint="eastAsia"/>
+              </w:rPr>
+              <w:t>旋耕机</w:t>
             </w:r>
           </w:p>
         </w:tc>
       </w:tr>
       <w:tr>
         <w:trPr>
-          <w:trHeight w:val="180"/>
+          <w:jc w:val="center"/>
         </w:trPr>
         <w:tc>
           <w:tcPr>
-            <w:tcW w:w="993" w:type="dxa"/>
-          </w:tcPr>
-          <w:p>
-            <w:pPr>
-              <w:ind w:firstLine="480"/>
-              <w:rPr>
-                <w:rFonts w:ascii="Times New Roman" w:hAnsi="Times New Roman" w:cs="Times New Roman"/>
-                <w:szCs w:val="21"/>
-              </w:rPr>
-            </w:pPr>
-            <w:r>
-              <w:rPr>
-                <w:rFonts w:ascii="Times New Roman" w:hAnsi="Times New Roman" w:cs="Times New Roman"/>
-                <w:szCs w:val="21"/>
-              </w:rPr>
-              <w:t>0x</w:t>
-            </w:r>
-            <w:r>
-              <w:rPr>
-                <w:rFonts w:ascii="Times New Roman" w:hAnsi="Times New Roman" w:cs="Times New Roman" w:hint="eastAsia"/>
-                <w:szCs w:val="21"/>
-              </w:rPr>
-              <w:t>31</w:t>
-            </w:r>
-          </w:p>
-        </w:tc>
-        <w:tc>
-          <w:tcPr>
-            <w:tcW w:w="6804" w:type="dxa"/>
-          </w:tcPr>
-          <w:p>
-            <w:pPr>
-              <w:ind w:firstLine="480"/>
-              <w:outlineLvl w:val="0"/>
-              <w:rPr>
-                <w:rFonts w:ascii="Times New Roman" w:hAnsi="Times New Roman" w:cs="Times New Roman"/>
-                <w:szCs w:val="21"/>
-              </w:rPr>
-            </w:pPr>
-            <w:r>
-              <w:rPr>
-                <w:rFonts w:ascii="Times New Roman" w:hAnsi="Times New Roman" w:cs="Times New Roman"/>
-                <w:szCs w:val="21"/>
-              </w:rPr>
-              <w:t>下发实际三点悬挂高度（</w:t>
-            </w:r>
-            <w:r>
-              <w:rPr>
-                <w:rFonts w:ascii="Times New Roman" w:hAnsi="Times New Roman" w:cs="Times New Roman"/>
-                <w:szCs w:val="21"/>
-              </w:rPr>
-              <w:t>2</w:t>
-            </w:r>
-            <w:r>
-              <w:rPr>
-                <w:rFonts w:ascii="Times New Roman" w:hAnsi="Times New Roman" w:cs="Times New Roman"/>
-                <w:szCs w:val="21"/>
-              </w:rPr>
-              <w:t>字节，</w:t>
-            </w:r>
-            <w:r>
-              <w:rPr>
-                <w:rFonts w:ascii="Times New Roman" w:hAnsi="Times New Roman" w:cs="Times New Roman"/>
-                <w:szCs w:val="21"/>
-              </w:rPr>
-              <w:t>mm</w:t>
-            </w:r>
-            <w:r>
-              <w:rPr>
-                <w:rFonts w:ascii="Times New Roman" w:hAnsi="Times New Roman" w:cs="Times New Roman"/>
-                <w:szCs w:val="21"/>
-              </w:rPr>
-              <w:t>）</w:t>
-            </w:r>
-          </w:p>
-          <w:p>
-            <w:pPr>
-              <w:ind w:firstLine="480"/>
-              <w:outlineLvl w:val="0"/>
-              <w:rPr>
-                <w:rFonts w:ascii="Times New Roman" w:hAnsi="Times New Roman" w:cs="Times New Roman"/>
-                <w:szCs w:val="21"/>
-              </w:rPr>
-            </w:pPr>
-          </w:p>
-        </w:tc>
-        <w:tc>
-          <w:tcPr>
-            <w:tcW w:w="2693" w:type="dxa"/>
-          </w:tcPr>
-          <w:p>
-            <w:pPr>
-              <w:pStyle w:val="1"/>
-              <w:ind w:firstLineChars="0" w:firstLine="0"/>
-              <w:rPr>
-                <w:rFonts w:ascii="Times New Roman" w:hAnsi="Times New Roman" w:cs="Times New Roman"/>
-                <w:szCs w:val="21"/>
-              </w:rPr>
-            </w:pPr>
-            <w:r>
-              <w:rPr>
-                <w:rFonts w:ascii="Times New Roman" w:hAnsi="Times New Roman" w:cs="Times New Roman" w:hint="eastAsia"/>
-                <w:szCs w:val="21"/>
-              </w:rPr>
-              <w:t>耕整地控制器</w:t>
-            </w:r>
-            <w:r>
-              <w:rPr>
-                <w:rFonts w:ascii="Times New Roman" w:hAnsi="Times New Roman" w:cs="Times New Roman"/>
-                <w:szCs w:val="21"/>
-              </w:rPr>
-              <w:t>-&gt;PDA</w:t>
-            </w:r>
+            <w:tcW w:w="4720" w:type="dxa"/>
+          </w:tcPr>
+          <w:p>
+            <w:pPr>
+              <w:jc w:val="center"/>
+            </w:pPr>
+            <w:r>
+              <w:t>0x02</w:t>
+            </w:r>
+          </w:p>
+        </w:tc>
+        <w:tc>
+          <w:tcPr>
+            <w:tcW w:w="5770" w:type="dxa"/>
+          </w:tcPr>
+          <w:p>
+            <w:pPr>
+              <w:jc w:val="center"/>
+            </w:pPr>
+            <w:proofErr w:type="gramStart"/>
+            <w:r>
+              <w:rPr>
+                <w:rFonts w:hint="eastAsia"/>
+              </w:rPr>
+              <w:t>深松机</w:t>
+            </w:r>
+            <w:proofErr w:type="gramEnd"/>
           </w:p>
         </w:tc>
       </w:tr>
       <w:tr>
         <w:trPr>
-          <w:trHeight w:val="180"/>
+          <w:jc w:val="center"/>
         </w:trPr>
         <w:tc>
           <w:tcPr>
-            <w:tcW w:w="993" w:type="dxa"/>
-          </w:tcPr>
-          <w:p>
-            <w:pPr>
-              <w:ind w:firstLine="480"/>
-              <w:rPr>
-                <w:rFonts w:ascii="Times New Roman" w:hAnsi="Times New Roman" w:cs="Times New Roman"/>
-                <w:szCs w:val="21"/>
-              </w:rPr>
-            </w:pPr>
-            <w:r>
-              <w:rPr>
-                <w:rFonts w:ascii="Times New Roman" w:hAnsi="Times New Roman" w:cs="Times New Roman"/>
-                <w:szCs w:val="21"/>
-              </w:rPr>
-              <w:t>0x</w:t>
-            </w:r>
-            <w:r>
-              <w:rPr>
-                <w:rFonts w:ascii="Times New Roman" w:hAnsi="Times New Roman" w:cs="Times New Roman" w:hint="eastAsia"/>
-                <w:szCs w:val="21"/>
-              </w:rPr>
-              <w:t>32</w:t>
-            </w:r>
-          </w:p>
-        </w:tc>
-        <w:tc>
-          <w:tcPr>
-            <w:tcW w:w="6804" w:type="dxa"/>
-          </w:tcPr>
-          <w:p>
-            <w:pPr>
-              <w:ind w:firstLine="480"/>
-              <w:outlineLvl w:val="0"/>
-              <w:rPr>
-                <w:rFonts w:ascii="Times New Roman" w:hAnsi="Times New Roman" w:cs="Times New Roman"/>
-                <w:szCs w:val="21"/>
-              </w:rPr>
-            </w:pPr>
-            <w:r>
-              <w:rPr>
-                <w:rFonts w:ascii="Times New Roman" w:hAnsi="Times New Roman" w:cs="Times New Roman"/>
-                <w:szCs w:val="21"/>
-              </w:rPr>
-              <w:t>下发车辆作业速度（</w:t>
-            </w:r>
-            <w:r>
-              <w:rPr>
-                <w:rFonts w:ascii="Times New Roman" w:hAnsi="Times New Roman" w:cs="Times New Roman"/>
-                <w:szCs w:val="21"/>
-              </w:rPr>
-              <w:t>2</w:t>
-            </w:r>
-            <w:r>
-              <w:rPr>
-                <w:rFonts w:ascii="Times New Roman" w:hAnsi="Times New Roman" w:cs="Times New Roman"/>
-                <w:szCs w:val="21"/>
-              </w:rPr>
-              <w:t>字节，</w:t>
-            </w:r>
-            <w:r>
-              <w:rPr>
-                <w:rFonts w:ascii="Times New Roman" w:hAnsi="Times New Roman" w:cs="Times New Roman"/>
-                <w:szCs w:val="21"/>
-              </w:rPr>
-              <w:t>0.01 km/h</w:t>
-            </w:r>
-            <w:r>
-              <w:rPr>
-                <w:rFonts w:ascii="Times New Roman" w:hAnsi="Times New Roman" w:cs="Times New Roman"/>
-                <w:szCs w:val="21"/>
-              </w:rPr>
-              <w:t>，即放大</w:t>
-            </w:r>
-            <w:r>
-              <w:rPr>
-                <w:rFonts w:ascii="Times New Roman" w:hAnsi="Times New Roman" w:cs="Times New Roman"/>
-                <w:szCs w:val="21"/>
-              </w:rPr>
-              <w:t>100</w:t>
-            </w:r>
-            <w:r>
-              <w:rPr>
-                <w:rFonts w:ascii="Times New Roman" w:hAnsi="Times New Roman" w:cs="Times New Roman"/>
-                <w:szCs w:val="21"/>
-              </w:rPr>
-              <w:t>倍）</w:t>
-            </w:r>
-          </w:p>
-          <w:p>
-            <w:pPr>
-              <w:ind w:firstLine="480"/>
-              <w:outlineLvl w:val="0"/>
-              <w:rPr>
-                <w:rFonts w:ascii="Times New Roman" w:hAnsi="Times New Roman" w:cs="Times New Roman"/>
-                <w:szCs w:val="21"/>
-              </w:rPr>
-            </w:pPr>
-          </w:p>
-        </w:tc>
-        <w:tc>
-          <w:tcPr>
-            <w:tcW w:w="2693" w:type="dxa"/>
-          </w:tcPr>
-          <w:p>
-            <w:pPr>
-              <w:pStyle w:val="1"/>
-              <w:ind w:firstLineChars="0" w:firstLine="0"/>
-              <w:rPr>
-                <w:rFonts w:ascii="Times New Roman" w:hAnsi="Times New Roman" w:cs="Times New Roman"/>
-                <w:szCs w:val="21"/>
-              </w:rPr>
-            </w:pPr>
-            <w:r>
-              <w:rPr>
-                <w:rFonts w:ascii="Times New Roman" w:hAnsi="Times New Roman" w:cs="Times New Roman" w:hint="eastAsia"/>
-                <w:szCs w:val="21"/>
-              </w:rPr>
-              <w:t>耕整地控制器</w:t>
-            </w:r>
-            <w:r>
-              <w:rPr>
-                <w:rFonts w:ascii="Times New Roman" w:hAnsi="Times New Roman" w:cs="Times New Roman"/>
-                <w:szCs w:val="21"/>
-              </w:rPr>
-              <w:t>-&gt;PDA</w:t>
+            <w:tcW w:w="4720" w:type="dxa"/>
+          </w:tcPr>
+          <w:p>
+            <w:pPr>
+              <w:jc w:val="center"/>
+            </w:pPr>
+            <w:r>
+              <w:t>0x0</w:t>
+            </w:r>
+            <w:r>
+              <w:rPr>
+                <w:rFonts w:hint="eastAsia"/>
+              </w:rPr>
+              <w:t>3</w:t>
+            </w:r>
+          </w:p>
+        </w:tc>
+        <w:tc>
+          <w:tcPr>
+            <w:tcW w:w="5770" w:type="dxa"/>
+          </w:tcPr>
+          <w:p>
+            <w:pPr>
+              <w:jc w:val="center"/>
+            </w:pPr>
+            <w:r>
+              <w:rPr>
+                <w:rFonts w:hint="eastAsia"/>
+              </w:rPr>
+              <w:t>翻转犁</w:t>
             </w:r>
           </w:p>
         </w:tc>
       </w:tr>
     </w:tbl>
+    <w:p>
+      <w:pPr>
+        <w:pStyle w:val="1"/>
+        <w:ind w:firstLineChars="0" w:firstLine="0"/>
+        <w:rPr>
+          <w:color w:val="000000" w:themeColor="text1"/>
+          <w:szCs w:val="21"/>
+        </w:rPr>
+      </w:pPr>
+      <w:r>
+        <w:rPr>
+          <w:rFonts w:hint="eastAsia"/>
+          <w:color w:val="000000" w:themeColor="text1"/>
+          <w:szCs w:val="21"/>
+        </w:rPr>
+        <w:t>传感器状态定义</w:t>
+      </w:r>
+    </w:p>
+    <w:tbl>
+      <w:tblPr>
+        <w:tblStyle w:val="a4"/>
+        <w:tblW w:w="10490" w:type="dxa"/>
+        <w:jc w:val="center"/>
+        <w:tblLook w:val="04A0" w:firstRow="1" w:lastRow="0" w:firstColumn="1" w:lastColumn="0" w:noHBand="0" w:noVBand="1"/>
+      </w:tblPr>
+      <w:tblGrid>
+        <w:gridCol w:w="4720"/>
+        <w:gridCol w:w="5770"/>
+      </w:tblGrid>
+      <w:tr>
+        <w:trPr>
+          <w:jc w:val="center"/>
+        </w:trPr>
+        <w:tc>
+          <w:tcPr>
+            <w:tcW w:w="4720" w:type="dxa"/>
+          </w:tcPr>
+          <w:p>
+            <w:pPr>
+              <w:jc w:val="center"/>
+            </w:pPr>
+            <w:r>
+              <w:rPr>
+                <w:rFonts w:hint="eastAsia"/>
+              </w:rPr>
+              <w:t>状态值</w:t>
+            </w:r>
+          </w:p>
+        </w:tc>
+        <w:tc>
+          <w:tcPr>
+            <w:tcW w:w="5770" w:type="dxa"/>
+          </w:tcPr>
+          <w:p>
+            <w:pPr>
+              <w:jc w:val="center"/>
+            </w:pPr>
+            <w:r>
+              <w:rPr>
+                <w:rFonts w:hint="eastAsia"/>
+              </w:rPr>
+              <w:t>状态说明</w:t>
+            </w:r>
+          </w:p>
+        </w:tc>
+      </w:tr>
+      <w:tr>
+        <w:trPr>
+          <w:jc w:val="center"/>
+        </w:trPr>
+        <w:tc>
+          <w:tcPr>
+            <w:tcW w:w="4720" w:type="dxa"/>
+          </w:tcPr>
+          <w:p>
+            <w:pPr>
+              <w:jc w:val="center"/>
+            </w:pPr>
+            <w:r>
+              <w:t>0x01</w:t>
+            </w:r>
+          </w:p>
+        </w:tc>
+        <w:tc>
+          <w:tcPr>
+            <w:tcW w:w="5770" w:type="dxa"/>
+          </w:tcPr>
+          <w:p>
+            <w:pPr>
+              <w:jc w:val="center"/>
+            </w:pPr>
+            <w:r>
+              <w:rPr>
+                <w:rFonts w:hint="eastAsia"/>
+              </w:rPr>
+              <w:t>工作正常</w:t>
+            </w:r>
+          </w:p>
+        </w:tc>
+      </w:tr>
+      <w:tr>
+        <w:trPr>
+          <w:jc w:val="center"/>
+        </w:trPr>
+        <w:tc>
+          <w:tcPr>
+            <w:tcW w:w="4720" w:type="dxa"/>
+          </w:tcPr>
+          <w:p>
+            <w:pPr>
+              <w:jc w:val="center"/>
+            </w:pPr>
+            <w:r>
+              <w:t>0x0</w:t>
+            </w:r>
+            <w:r>
+              <w:rPr>
+                <w:rFonts w:hint="eastAsia"/>
+              </w:rPr>
+              <w:t>2</w:t>
+            </w:r>
+          </w:p>
+        </w:tc>
+        <w:tc>
+          <w:tcPr>
+            <w:tcW w:w="5770" w:type="dxa"/>
+          </w:tcPr>
+          <w:p>
+            <w:pPr>
+              <w:jc w:val="center"/>
+            </w:pPr>
+            <w:r>
+              <w:rPr>
+                <w:rFonts w:hint="eastAsia"/>
+              </w:rPr>
+              <w:t>工作异常</w:t>
+            </w:r>
+          </w:p>
+        </w:tc>
+      </w:tr>
+    </w:tbl>
+    <w:p/>
     <w:p>
       <w:pPr>
         <w:pStyle w:val="1"/>
@@ -2547,15 +2849,21 @@
         </w:numPr>
         <w:ind w:firstLineChars="0"/>
         <w:rPr>
+          <w:b/>
+          <w:bCs/>
           <w:color w:val="000000" w:themeColor="text1"/>
-          <w:szCs w:val="21"/>
-        </w:rPr>
-      </w:pPr>
-      <w:r>
-        <w:rPr>
-          <w:rFonts w:hint="eastAsia"/>
+          <w:sz w:val="28"/>
+          <w:szCs w:val="28"/>
+        </w:rPr>
+      </w:pPr>
+      <w:r>
+        <w:rPr>
+          <w:rFonts w:hint="eastAsia"/>
+          <w:b/>
+          <w:bCs/>
           <w:color w:val="000000" w:themeColor="text1"/>
-          <w:szCs w:val="21"/>
+          <w:sz w:val="28"/>
+          <w:szCs w:val="28"/>
         </w:rPr>
         <w:t>数据包示例</w:t>
       </w:r>
@@ -2589,13 +2897,14 @@
     <w:tbl>
       <w:tblPr>
         <w:tblStyle w:val="a4"/>
-        <w:tblW w:w="5000" w:type="pct"/>
+        <w:tblW w:w="6322" w:type="pct"/>
+        <w:tblInd w:w="-1139" w:type="dxa"/>
         <w:tblLook w:val="04A0" w:firstRow="1" w:lastRow="0" w:firstColumn="1" w:lastColumn="0" w:noHBand="0" w:noVBand="1"/>
       </w:tblPr>
       <w:tblGrid>
-        <w:gridCol w:w="2480"/>
+        <w:gridCol w:w="3621"/>
         <w:gridCol w:w="3740"/>
-        <w:gridCol w:w="2076"/>
+        <w:gridCol w:w="3128"/>
       </w:tblGrid>
       <w:tr>
         <w:tc>
@@ -2611,7 +2920,6 @@
           </w:tcPr>
           <w:p>
             <w:pPr>
-              <w:ind w:firstLine="440"/>
               <w:jc w:val="center"/>
               <w:rPr>
                 <w:rFonts w:ascii="Times New Roman" w:hAnsi="Times New Roman" w:cs="Times New Roman"/>
@@ -2629,7 +2937,6 @@
           </w:p>
           <w:p>
             <w:pPr>
-              <w:ind w:firstLine="400"/>
               <w:jc w:val="center"/>
               <w:rPr>
                 <w:rFonts w:ascii="Times New Roman" w:hAnsi="Times New Roman" w:cs="Times New Roman"/>
@@ -2820,7 +3127,6 @@
           </w:p>
           <w:p>
             <w:pPr>
-              <w:ind w:firstLine="400"/>
               <w:jc w:val="center"/>
               <w:rPr>
                 <w:rFonts w:ascii="Times New Roman" w:hAnsi="Times New Roman" w:cs="Times New Roman"/>
@@ -2894,7 +3200,6 @@
           </w:p>
           <w:p>
             <w:pPr>
-              <w:ind w:firstLine="400"/>
               <w:jc w:val="center"/>
               <w:rPr>
                 <w:rFonts w:ascii="Times New Roman" w:hAnsi="Times New Roman" w:cs="Times New Roman"/>
@@ -3132,7 +3437,7 @@
       <w:tr>
         <w:tc>
           <w:tcPr>
-            <w:tcW w:w="1495" w:type="pct"/>
+            <w:tcW w:w="1726" w:type="pct"/>
             <w:tcBorders>
               <w:top w:val="single" w:sz="4" w:space="0" w:color="auto"/>
               <w:left w:val="single" w:sz="4" w:space="0" w:color="auto"/>
@@ -3143,7 +3448,6 @@
           <w:p>
             <w:pPr>
               <w:widowControl/>
-              <w:ind w:firstLine="440"/>
               <w:jc w:val="center"/>
               <w:rPr>
                 <w:rFonts w:ascii="Times New Roman" w:hAnsi="Times New Roman" w:cs="Times New Roman"/>
@@ -3162,7 +3466,7 @@
         </w:tc>
         <w:tc>
           <w:tcPr>
-            <w:tcW w:w="2254" w:type="pct"/>
+            <w:tcW w:w="1783" w:type="pct"/>
             <w:tcBorders>
               <w:top w:val="single" w:sz="4" w:space="0" w:color="auto"/>
               <w:left w:val="nil"/>
@@ -3173,7 +3477,6 @@
           <w:p>
             <w:pPr>
               <w:widowControl/>
-              <w:ind w:firstLine="440"/>
               <w:jc w:val="center"/>
               <w:rPr>
                 <w:rFonts w:ascii="Times New Roman" w:hAnsi="Times New Roman" w:cs="Times New Roman"/>
@@ -3192,7 +3495,7 @@
         </w:tc>
         <w:tc>
           <w:tcPr>
-            <w:tcW w:w="1251" w:type="pct"/>
+            <w:tcW w:w="1491" w:type="pct"/>
             <w:tcBorders>
               <w:top w:val="single" w:sz="4" w:space="0" w:color="auto"/>
               <w:left w:val="nil"/>
@@ -3203,7 +3506,6 @@
           <w:p>
             <w:pPr>
               <w:widowControl/>
-              <w:ind w:firstLine="440"/>
               <w:jc w:val="center"/>
               <w:rPr>
                 <w:rFonts w:ascii="Times New Roman" w:hAnsi="Times New Roman" w:cs="Times New Roman"/>
@@ -3224,7 +3526,7 @@
       <w:tr>
         <w:tc>
           <w:tcPr>
-            <w:tcW w:w="1495" w:type="pct"/>
+            <w:tcW w:w="1726" w:type="pct"/>
             <w:tcBorders>
               <w:top w:val="single" w:sz="4" w:space="0" w:color="auto"/>
               <w:left w:val="single" w:sz="4" w:space="0" w:color="auto"/>
@@ -3234,7 +3536,6 @@
           </w:tcPr>
           <w:p>
             <w:pPr>
-              <w:ind w:firstLine="440"/>
               <w:jc w:val="center"/>
               <w:rPr>
                 <w:rFonts w:ascii="Times New Roman" w:hAnsi="Times New Roman" w:cs="Times New Roman"/>
@@ -3252,7 +3553,6 @@
           </w:p>
           <w:p>
             <w:pPr>
-              <w:ind w:firstLine="440"/>
               <w:jc w:val="center"/>
               <w:rPr>
                 <w:rFonts w:ascii="Times New Roman" w:hAnsi="Times New Roman" w:cs="Times New Roman"/>
@@ -3271,7 +3571,7 @@
         </w:tc>
         <w:tc>
           <w:tcPr>
-            <w:tcW w:w="2254" w:type="pct"/>
+            <w:tcW w:w="1783" w:type="pct"/>
             <w:tcBorders>
               <w:top w:val="single" w:sz="4" w:space="0" w:color="auto"/>
               <w:left w:val="nil"/>
@@ -3281,7 +3581,6 @@
           </w:tcPr>
           <w:p>
             <w:pPr>
-              <w:ind w:firstLine="440"/>
               <w:jc w:val="center"/>
               <w:rPr>
                 <w:rFonts w:ascii="Times New Roman" w:hAnsi="Times New Roman" w:cs="Times New Roman"/>
@@ -3299,7 +3598,6 @@
           </w:p>
           <w:p>
             <w:pPr>
-              <w:ind w:firstLine="440"/>
               <w:jc w:val="center"/>
               <w:rPr>
                 <w:rFonts w:ascii="Times New Roman" w:hAnsi="Times New Roman" w:cs="Times New Roman"/>
@@ -3318,7 +3616,7 @@
         </w:tc>
         <w:tc>
           <w:tcPr>
-            <w:tcW w:w="1251" w:type="pct"/>
+            <w:tcW w:w="1491" w:type="pct"/>
             <w:tcBorders>
               <w:top w:val="single" w:sz="4" w:space="0" w:color="auto"/>
               <w:left w:val="nil"/>
@@ -3328,10 +3626,9 @@
           </w:tcPr>
           <w:p>
             <w:pPr>
-              <w:ind w:firstLine="440"/>
-              <w:jc w:val="center"/>
-              <w:rPr>
-                <w:rFonts w:ascii="Times New Roman" w:hAnsi="Times New Roman" w:cs="Times New Roman"/>
+              <w:jc w:val="center"/>
+              <w:rPr>
+                <w:rFonts w:ascii="宋体" w:hAnsi="宋体" w:cs="宋体" w:hint="eastAsia"/>
                 <w:sz w:val="22"/>
               </w:rPr>
             </w:pPr>
@@ -3349,7 +3646,7 @@
       <w:tr>
         <w:tc>
           <w:tcPr>
-            <w:tcW w:w="1495" w:type="pct"/>
+            <w:tcW w:w="1726" w:type="pct"/>
             <w:tcBorders>
               <w:top w:val="single" w:sz="4" w:space="0" w:color="auto"/>
               <w:left w:val="single" w:sz="4" w:space="0" w:color="auto"/>
@@ -3359,7 +3656,6 @@
           </w:tcPr>
           <w:p>
             <w:pPr>
-              <w:ind w:firstLine="440"/>
               <w:jc w:val="center"/>
               <w:rPr>
                 <w:rFonts w:ascii="Times New Roman" w:hAnsi="Times New Roman" w:cs="Times New Roman"/>
@@ -3377,7 +3673,6 @@
           </w:p>
           <w:p>
             <w:pPr>
-              <w:ind w:firstLine="440"/>
               <w:jc w:val="center"/>
               <w:rPr>
                 <w:rFonts w:ascii="Times New Roman" w:hAnsi="Times New Roman" w:cs="Times New Roman"/>
@@ -3396,7 +3691,7 @@
         </w:tc>
         <w:tc>
           <w:tcPr>
-            <w:tcW w:w="2254" w:type="pct"/>
+            <w:tcW w:w="1783" w:type="pct"/>
             <w:tcBorders>
               <w:top w:val="single" w:sz="4" w:space="0" w:color="auto"/>
               <w:left w:val="nil"/>
@@ -3406,7 +3701,6 @@
           </w:tcPr>
           <w:p>
             <w:pPr>
-              <w:ind w:firstLine="440"/>
               <w:jc w:val="center"/>
               <w:rPr>
                 <w:rFonts w:ascii="Times New Roman" w:hAnsi="Times New Roman" w:cs="Times New Roman"/>
@@ -3424,7 +3718,6 @@
           </w:p>
           <w:p>
             <w:pPr>
-              <w:ind w:firstLine="440"/>
               <w:jc w:val="center"/>
               <w:rPr>
                 <w:rFonts w:ascii="Times New Roman" w:hAnsi="Times New Roman" w:cs="Times New Roman"/>
@@ -3443,7 +3736,7 @@
         </w:tc>
         <w:tc>
           <w:tcPr>
-            <w:tcW w:w="1251" w:type="pct"/>
+            <w:tcW w:w="1491" w:type="pct"/>
             <w:tcBorders>
               <w:top w:val="single" w:sz="4" w:space="0" w:color="auto"/>
               <w:left w:val="nil"/>
@@ -3453,10 +3746,9 @@
           </w:tcPr>
           <w:p>
             <w:pPr>
-              <w:ind w:firstLine="440"/>
-              <w:jc w:val="center"/>
-              <w:rPr>
-                <w:rFonts w:ascii="Times New Roman" w:hAnsi="Times New Roman" w:cs="Times New Roman"/>
+              <w:jc w:val="center"/>
+              <w:rPr>
+                <w:rFonts w:ascii="宋体" w:hAnsi="宋体" w:cs="宋体" w:hint="eastAsia"/>
                 <w:sz w:val="22"/>
               </w:rPr>
             </w:pPr>
@@ -3484,7 +3776,7 @@
       <w:tr>
         <w:tc>
           <w:tcPr>
-            <w:tcW w:w="1495" w:type="pct"/>
+            <w:tcW w:w="1726" w:type="pct"/>
             <w:tcBorders>
               <w:top w:val="single" w:sz="4" w:space="0" w:color="auto"/>
               <w:left w:val="single" w:sz="4" w:space="0" w:color="auto"/>
@@ -3494,44 +3786,26 @@
           </w:tcPr>
           <w:p>
             <w:pPr>
-              <w:ind w:firstLine="440"/>
-              <w:jc w:val="center"/>
-              <w:rPr>
-                <w:rFonts w:ascii="Times New Roman" w:hAnsi="Times New Roman" w:cs="Times New Roman"/>
-                <w:sz w:val="22"/>
-              </w:rPr>
-            </w:pPr>
-            <w:r>
-              <w:rPr>
-                <w:rFonts w:ascii="Times New Roman" w:hAnsi="Times New Roman" w:cs="Times New Roman"/>
-                <w:sz w:val="22"/>
-                <w:lang w:bidi="ar"/>
-              </w:rPr>
-              <w:t>0xA5 0x07 0x22 0x01</w:t>
-            </w:r>
-          </w:p>
-          <w:p>
-            <w:pPr>
-              <w:ind w:firstLine="440"/>
-              <w:jc w:val="center"/>
-              <w:rPr>
-                <w:rFonts w:ascii="Times New Roman" w:hAnsi="Times New Roman" w:cs="Times New Roman"/>
-                <w:sz w:val="22"/>
-              </w:rPr>
-            </w:pPr>
-            <w:r>
-              <w:rPr>
-                <w:rFonts w:ascii="Times New Roman" w:hAnsi="Times New Roman" w:cs="Times New Roman"/>
-                <w:sz w:val="22"/>
-                <w:lang w:bidi="ar"/>
-              </w:rPr>
-              <w:t>0x4A 0x49 0xAA</w:t>
-            </w:r>
-          </w:p>
-        </w:tc>
-        <w:tc>
-          <w:tcPr>
-            <w:tcW w:w="2254" w:type="pct"/>
+              <w:jc w:val="center"/>
+              <w:rPr>
+                <w:rFonts w:ascii="Times New Roman" w:hAnsi="Times New Roman" w:cs="Times New Roman"/>
+                <w:sz w:val="22"/>
+                <w:lang w:bidi="ar"/>
+              </w:rPr>
+            </w:pPr>
+            <w:r>
+              <w:rPr>
+                <w:rFonts w:ascii="Times New Roman" w:hAnsi="Times New Roman" w:cs="Times New Roman"/>
+                <w:sz w:val="22"/>
+                <w:lang w:bidi="ar"/>
+              </w:rPr>
+              <w:t>0xA5 0x07 0x21 0x03 0xCB 0x78 0xAA</w:t>
+            </w:r>
+          </w:p>
+        </w:tc>
+        <w:tc>
+          <w:tcPr>
+            <w:tcW w:w="1783" w:type="pct"/>
             <w:tcBorders>
               <w:top w:val="single" w:sz="4" w:space="0" w:color="auto"/>
               <w:left w:val="nil"/>
@@ -3541,44 +3815,26 @@
           </w:tcPr>
           <w:p>
             <w:pPr>
-              <w:ind w:firstLine="440"/>
-              <w:jc w:val="center"/>
-              <w:rPr>
-                <w:rFonts w:ascii="Times New Roman" w:hAnsi="Times New Roman" w:cs="Times New Roman"/>
-                <w:sz w:val="22"/>
-              </w:rPr>
-            </w:pPr>
-            <w:r>
-              <w:rPr>
-                <w:rFonts w:ascii="Times New Roman" w:hAnsi="Times New Roman" w:cs="Times New Roman"/>
-                <w:sz w:val="22"/>
-                <w:lang w:bidi="ar"/>
-              </w:rPr>
-              <w:t>0x50 0x06 0xA5 0x07 0x22 0x01</w:t>
-            </w:r>
-          </w:p>
-          <w:p>
-            <w:pPr>
-              <w:ind w:firstLine="440"/>
-              <w:jc w:val="center"/>
-              <w:rPr>
-                <w:rFonts w:ascii="Times New Roman" w:hAnsi="Times New Roman" w:cs="Times New Roman"/>
-                <w:sz w:val="22"/>
-              </w:rPr>
-            </w:pPr>
-            <w:r>
-              <w:rPr>
-                <w:rFonts w:ascii="Times New Roman" w:hAnsi="Times New Roman" w:cs="Times New Roman"/>
-                <w:sz w:val="22"/>
-                <w:lang w:bidi="ar"/>
-              </w:rPr>
-              <w:t>0x4A 0x49 0xAA 0xED 0xA6</w:t>
-            </w:r>
-          </w:p>
-        </w:tc>
-        <w:tc>
-          <w:tcPr>
-            <w:tcW w:w="1251" w:type="pct"/>
+              <w:jc w:val="center"/>
+              <w:rPr>
+                <w:rFonts w:ascii="Times New Roman" w:hAnsi="Times New Roman" w:cs="Times New Roman"/>
+                <w:sz w:val="22"/>
+                <w:lang w:bidi="ar"/>
+              </w:rPr>
+            </w:pPr>
+            <w:r>
+              <w:rPr>
+                <w:rFonts w:ascii="Times New Roman" w:hAnsi="Times New Roman" w:cs="Times New Roman"/>
+                <w:sz w:val="22"/>
+                <w:lang w:bidi="ar"/>
+              </w:rPr>
+              <w:t>0x50 0x06 0xA5 0x07 0x21 0x03 0xCB 0x78 0xAA 0xED 0xA6</w:t>
+            </w:r>
+          </w:p>
+        </w:tc>
+        <w:tc>
+          <w:tcPr>
+            <w:tcW w:w="1491" w:type="pct"/>
             <w:tcBorders>
               <w:top w:val="single" w:sz="4" w:space="0" w:color="auto"/>
               <w:left w:val="nil"/>
@@ -3588,20 +3844,20 @@
           </w:tcPr>
           <w:p>
             <w:pPr>
-              <w:ind w:firstLine="440"/>
-              <w:jc w:val="center"/>
-              <w:rPr>
-                <w:rFonts w:ascii="Times New Roman" w:hAnsi="Times New Roman" w:cs="Times New Roman"/>
-                <w:sz w:val="22"/>
-              </w:rPr>
-            </w:pPr>
-            <w:r>
+              <w:jc w:val="center"/>
               <w:rPr>
                 <w:rFonts w:ascii="宋体" w:hAnsi="宋体" w:cs="宋体" w:hint="eastAsia"/>
                 <w:sz w:val="22"/>
                 <w:lang w:bidi="ar"/>
               </w:rPr>
-              <w:t>发送当前传感器工作状态：正常工作</w:t>
+            </w:pPr>
+            <w:r>
+              <w:rPr>
+                <w:rFonts w:ascii="宋体" w:hAnsi="宋体" w:cs="宋体" w:hint="eastAsia"/>
+                <w:sz w:val="22"/>
+                <w:lang w:bidi="ar"/>
+              </w:rPr>
+              <w:t>发送当前机具类别：翻转犁</w:t>
             </w:r>
           </w:p>
         </w:tc>
@@ -3609,7 +3865,7 @@
       <w:tr>
         <w:tc>
           <w:tcPr>
-            <w:tcW w:w="1495" w:type="pct"/>
+            <w:tcW w:w="1726" w:type="pct"/>
             <w:tcBorders>
               <w:top w:val="single" w:sz="4" w:space="0" w:color="auto"/>
               <w:left w:val="single" w:sz="4" w:space="0" w:color="auto"/>
@@ -3619,44 +3875,42 @@
           </w:tcPr>
           <w:p>
             <w:pPr>
-              <w:ind w:firstLine="440"/>
-              <w:jc w:val="center"/>
-              <w:rPr>
-                <w:rFonts w:ascii="Times New Roman" w:hAnsi="Times New Roman" w:cs="Times New Roman"/>
-                <w:sz w:val="22"/>
-              </w:rPr>
-            </w:pPr>
-            <w:r>
-              <w:rPr>
-                <w:rFonts w:ascii="Times New Roman" w:hAnsi="Times New Roman" w:cs="Times New Roman"/>
-                <w:sz w:val="22"/>
-                <w:lang w:bidi="ar"/>
-              </w:rPr>
-              <w:t>0xA5 0x07 0x22 0x02</w:t>
-            </w:r>
-          </w:p>
-          <w:p>
-            <w:pPr>
-              <w:ind w:firstLine="440"/>
-              <w:jc w:val="center"/>
-              <w:rPr>
-                <w:rFonts w:ascii="Times New Roman" w:hAnsi="Times New Roman" w:cs="Times New Roman"/>
-                <w:sz w:val="22"/>
-              </w:rPr>
-            </w:pPr>
-            <w:r>
-              <w:rPr>
-                <w:rFonts w:ascii="Times New Roman" w:hAnsi="Times New Roman" w:cs="Times New Roman"/>
-                <w:sz w:val="22"/>
-                <w:lang w:bidi="ar"/>
-              </w:rPr>
-              <w:t>0x0A 0x48 0xAA</w:t>
-            </w:r>
-          </w:p>
-        </w:tc>
-        <w:tc>
-          <w:tcPr>
-            <w:tcW w:w="2254" w:type="pct"/>
+              <w:jc w:val="center"/>
+              <w:rPr>
+                <w:rFonts w:ascii="Times New Roman" w:hAnsi="Times New Roman" w:cs="Times New Roman"/>
+                <w:sz w:val="22"/>
+              </w:rPr>
+            </w:pPr>
+            <w:r>
+              <w:rPr>
+                <w:rFonts w:ascii="Times New Roman" w:hAnsi="Times New Roman" w:cs="Times New Roman"/>
+                <w:sz w:val="22"/>
+                <w:lang w:bidi="ar"/>
+              </w:rPr>
+              <w:t>0xA5 0x07 0x22 0x01</w:t>
+            </w:r>
+          </w:p>
+          <w:p>
+            <w:pPr>
+              <w:jc w:val="center"/>
+              <w:rPr>
+                <w:rFonts w:ascii="Times New Roman" w:hAnsi="Times New Roman" w:cs="Times New Roman"/>
+                <w:sz w:val="22"/>
+              </w:rPr>
+            </w:pPr>
+            <w:r>
+              <w:rPr>
+                <w:rFonts w:ascii="Times New Roman" w:hAnsi="Times New Roman" w:cs="Times New Roman"/>
+                <w:sz w:val="22"/>
+                <w:lang w:bidi="ar"/>
+              </w:rPr>
+              <w:t>0x4A 0x49 0xAA</w:t>
+            </w:r>
+          </w:p>
+        </w:tc>
+        <w:tc>
+          <w:tcPr>
+            <w:tcW w:w="1783" w:type="pct"/>
             <w:tcBorders>
               <w:top w:val="single" w:sz="4" w:space="0" w:color="auto"/>
               <w:left w:val="nil"/>
@@ -3666,44 +3920,42 @@
           </w:tcPr>
           <w:p>
             <w:pPr>
-              <w:ind w:firstLine="440"/>
-              <w:jc w:val="center"/>
-              <w:rPr>
-                <w:rFonts w:ascii="Times New Roman" w:hAnsi="Times New Roman" w:cs="Times New Roman"/>
-                <w:sz w:val="22"/>
-              </w:rPr>
-            </w:pPr>
-            <w:r>
-              <w:rPr>
-                <w:rFonts w:ascii="Times New Roman" w:hAnsi="Times New Roman" w:cs="Times New Roman"/>
-                <w:sz w:val="22"/>
-                <w:lang w:bidi="ar"/>
-              </w:rPr>
-              <w:t>0x50 0x06 0xA5 0x07 0x22 0x02</w:t>
-            </w:r>
-          </w:p>
-          <w:p>
-            <w:pPr>
-              <w:ind w:firstLine="440"/>
-              <w:jc w:val="center"/>
-              <w:rPr>
-                <w:rFonts w:ascii="Times New Roman" w:hAnsi="Times New Roman" w:cs="Times New Roman"/>
-                <w:sz w:val="22"/>
-              </w:rPr>
-            </w:pPr>
-            <w:r>
-              <w:rPr>
-                <w:rFonts w:ascii="Times New Roman" w:hAnsi="Times New Roman" w:cs="Times New Roman"/>
-                <w:sz w:val="22"/>
-                <w:lang w:bidi="ar"/>
-              </w:rPr>
-              <w:t>0x0A 0x48 0xAA 0xED 0xA6</w:t>
-            </w:r>
-          </w:p>
-        </w:tc>
-        <w:tc>
-          <w:tcPr>
-            <w:tcW w:w="1251" w:type="pct"/>
+              <w:jc w:val="center"/>
+              <w:rPr>
+                <w:rFonts w:ascii="Times New Roman" w:hAnsi="Times New Roman" w:cs="Times New Roman"/>
+                <w:sz w:val="22"/>
+              </w:rPr>
+            </w:pPr>
+            <w:r>
+              <w:rPr>
+                <w:rFonts w:ascii="Times New Roman" w:hAnsi="Times New Roman" w:cs="Times New Roman"/>
+                <w:sz w:val="22"/>
+                <w:lang w:bidi="ar"/>
+              </w:rPr>
+              <w:t>0x50 0x06 0xA5 0x07 0x22 0x01</w:t>
+            </w:r>
+          </w:p>
+          <w:p>
+            <w:pPr>
+              <w:jc w:val="center"/>
+              <w:rPr>
+                <w:rFonts w:ascii="Times New Roman" w:hAnsi="Times New Roman" w:cs="Times New Roman"/>
+                <w:sz w:val="22"/>
+              </w:rPr>
+            </w:pPr>
+            <w:r>
+              <w:rPr>
+                <w:rFonts w:ascii="Times New Roman" w:hAnsi="Times New Roman" w:cs="Times New Roman"/>
+                <w:sz w:val="22"/>
+                <w:lang w:bidi="ar"/>
+              </w:rPr>
+              <w:t>0x4A 0x49 0xAA 0xED 0xA6</w:t>
+            </w:r>
+          </w:p>
+        </w:tc>
+        <w:tc>
+          <w:tcPr>
+            <w:tcW w:w="1491" w:type="pct"/>
             <w:tcBorders>
               <w:top w:val="single" w:sz="4" w:space="0" w:color="auto"/>
               <w:left w:val="nil"/>
@@ -3713,20 +3965,19 @@
           </w:tcPr>
           <w:p>
             <w:pPr>
-              <w:ind w:firstLine="440"/>
-              <w:jc w:val="center"/>
-              <w:rPr>
-                <w:rFonts w:ascii="Times New Roman" w:hAnsi="Times New Roman" w:cs="Times New Roman"/>
-                <w:sz w:val="22"/>
-              </w:rPr>
-            </w:pPr>
-            <w:r>
+              <w:jc w:val="center"/>
               <w:rPr>
                 <w:rFonts w:ascii="宋体" w:hAnsi="宋体" w:cs="宋体" w:hint="eastAsia"/>
                 <w:sz w:val="22"/>
-                <w:lang w:bidi="ar"/>
-              </w:rPr>
-              <w:t>发送当前传感器工作状态：工作异常</w:t>
+              </w:rPr>
+            </w:pPr>
+            <w:r>
+              <w:rPr>
+                <w:rFonts w:ascii="宋体" w:hAnsi="宋体" w:cs="宋体" w:hint="eastAsia"/>
+                <w:sz w:val="22"/>
+                <w:lang w:bidi="ar"/>
+              </w:rPr>
+              <w:t>发送当前传感器工作状态：正常工作</w:t>
             </w:r>
           </w:p>
         </w:tc>
@@ -3734,7 +3985,7 @@
       <w:tr>
         <w:tc>
           <w:tcPr>
-            <w:tcW w:w="1495" w:type="pct"/>
+            <w:tcW w:w="1726" w:type="pct"/>
             <w:tcBorders>
               <w:top w:val="single" w:sz="4" w:space="0" w:color="auto"/>
               <w:left w:val="single" w:sz="4" w:space="0" w:color="auto"/>
@@ -3744,44 +3995,42 @@
           </w:tcPr>
           <w:p>
             <w:pPr>
-              <w:ind w:firstLine="440"/>
-              <w:jc w:val="center"/>
-              <w:rPr>
-                <w:rFonts w:ascii="Times New Roman" w:hAnsi="Times New Roman" w:cs="Times New Roman"/>
-                <w:sz w:val="22"/>
-              </w:rPr>
-            </w:pPr>
-            <w:r>
-              <w:rPr>
-                <w:rFonts w:ascii="Times New Roman" w:hAnsi="Times New Roman" w:cs="Times New Roman"/>
-                <w:sz w:val="22"/>
-                <w:lang w:bidi="ar"/>
-              </w:rPr>
-              <w:t>0xA5 0x08 0x23 0x01</w:t>
-            </w:r>
-          </w:p>
-          <w:p>
-            <w:pPr>
-              <w:ind w:firstLine="440"/>
-              <w:jc w:val="center"/>
-              <w:rPr>
-                <w:rFonts w:ascii="Times New Roman" w:hAnsi="Times New Roman" w:cs="Times New Roman"/>
-                <w:sz w:val="22"/>
-              </w:rPr>
-            </w:pPr>
-            <w:r>
-              <w:rPr>
-                <w:rFonts w:ascii="Times New Roman" w:hAnsi="Times New Roman" w:cs="Times New Roman"/>
-                <w:sz w:val="22"/>
-                <w:lang w:bidi="ar"/>
-              </w:rPr>
-              <w:t>0x2C 0x9B 0xFE 0xAA</w:t>
-            </w:r>
-          </w:p>
-        </w:tc>
-        <w:tc>
-          <w:tcPr>
-            <w:tcW w:w="2254" w:type="pct"/>
+              <w:jc w:val="center"/>
+              <w:rPr>
+                <w:rFonts w:ascii="Times New Roman" w:hAnsi="Times New Roman" w:cs="Times New Roman"/>
+                <w:sz w:val="22"/>
+              </w:rPr>
+            </w:pPr>
+            <w:r>
+              <w:rPr>
+                <w:rFonts w:ascii="Times New Roman" w:hAnsi="Times New Roman" w:cs="Times New Roman"/>
+                <w:sz w:val="22"/>
+                <w:lang w:bidi="ar"/>
+              </w:rPr>
+              <w:t>0xA5 0x07 0x22 0x02</w:t>
+            </w:r>
+          </w:p>
+          <w:p>
+            <w:pPr>
+              <w:jc w:val="center"/>
+              <w:rPr>
+                <w:rFonts w:ascii="Times New Roman" w:hAnsi="Times New Roman" w:cs="Times New Roman"/>
+                <w:sz w:val="22"/>
+              </w:rPr>
+            </w:pPr>
+            <w:r>
+              <w:rPr>
+                <w:rFonts w:ascii="Times New Roman" w:hAnsi="Times New Roman" w:cs="Times New Roman"/>
+                <w:sz w:val="22"/>
+                <w:lang w:bidi="ar"/>
+              </w:rPr>
+              <w:t>0x0A 0x48 0xAA</w:t>
+            </w:r>
+          </w:p>
+        </w:tc>
+        <w:tc>
+          <w:tcPr>
+            <w:tcW w:w="1783" w:type="pct"/>
             <w:tcBorders>
               <w:top w:val="single" w:sz="4" w:space="0" w:color="auto"/>
               <w:left w:val="nil"/>
@@ -3791,44 +4040,42 @@
           </w:tcPr>
           <w:p>
             <w:pPr>
-              <w:ind w:firstLine="440"/>
-              <w:jc w:val="center"/>
-              <w:rPr>
-                <w:rFonts w:ascii="Times New Roman" w:hAnsi="Times New Roman" w:cs="Times New Roman"/>
-                <w:sz w:val="22"/>
-              </w:rPr>
-            </w:pPr>
-            <w:r>
-              <w:rPr>
-                <w:rFonts w:ascii="Times New Roman" w:hAnsi="Times New Roman" w:cs="Times New Roman"/>
-                <w:sz w:val="22"/>
-                <w:lang w:bidi="ar"/>
-              </w:rPr>
-              <w:t>0x50 0x06 0xA5 0x08 0x23 0x01</w:t>
-            </w:r>
-          </w:p>
-          <w:p>
-            <w:pPr>
-              <w:ind w:firstLine="440"/>
-              <w:jc w:val="center"/>
-              <w:rPr>
-                <w:rFonts w:ascii="Times New Roman" w:hAnsi="Times New Roman" w:cs="Times New Roman"/>
-                <w:sz w:val="22"/>
-              </w:rPr>
-            </w:pPr>
-            <w:r>
-              <w:rPr>
-                <w:rFonts w:ascii="Times New Roman" w:hAnsi="Times New Roman" w:cs="Times New Roman"/>
-                <w:sz w:val="22"/>
-                <w:lang w:bidi="ar"/>
-              </w:rPr>
-              <w:t>0x2C 0x9B 0xFE 0xAA 0x98 0x92</w:t>
-            </w:r>
-          </w:p>
-        </w:tc>
-        <w:tc>
-          <w:tcPr>
-            <w:tcW w:w="1251" w:type="pct"/>
+              <w:jc w:val="center"/>
+              <w:rPr>
+                <w:rFonts w:ascii="Times New Roman" w:hAnsi="Times New Roman" w:cs="Times New Roman"/>
+                <w:sz w:val="22"/>
+              </w:rPr>
+            </w:pPr>
+            <w:r>
+              <w:rPr>
+                <w:rFonts w:ascii="Times New Roman" w:hAnsi="Times New Roman" w:cs="Times New Roman"/>
+                <w:sz w:val="22"/>
+                <w:lang w:bidi="ar"/>
+              </w:rPr>
+              <w:t>0x50 0x06 0xA5 0x07 0x22 0x02</w:t>
+            </w:r>
+          </w:p>
+          <w:p>
+            <w:pPr>
+              <w:jc w:val="center"/>
+              <w:rPr>
+                <w:rFonts w:ascii="Times New Roman" w:hAnsi="Times New Roman" w:cs="Times New Roman"/>
+                <w:sz w:val="22"/>
+              </w:rPr>
+            </w:pPr>
+            <w:r>
+              <w:rPr>
+                <w:rFonts w:ascii="Times New Roman" w:hAnsi="Times New Roman" w:cs="Times New Roman"/>
+                <w:sz w:val="22"/>
+                <w:lang w:bidi="ar"/>
+              </w:rPr>
+              <w:t>0x0A 0x48 0xAA 0xED 0xA6</w:t>
+            </w:r>
+          </w:p>
+        </w:tc>
+        <w:tc>
+          <w:tcPr>
+            <w:tcW w:w="1491" w:type="pct"/>
             <w:tcBorders>
               <w:top w:val="single" w:sz="4" w:space="0" w:color="auto"/>
               <w:left w:val="nil"/>
@@ -3838,28 +4085,19 @@
           </w:tcPr>
           <w:p>
             <w:pPr>
-              <w:ind w:firstLine="440"/>
-              <w:jc w:val="center"/>
-              <w:rPr>
-                <w:rFonts w:ascii="Times New Roman" w:hAnsi="Times New Roman" w:cs="Times New Roman"/>
-                <w:sz w:val="22"/>
-              </w:rPr>
-            </w:pPr>
-            <w:r>
+              <w:jc w:val="center"/>
               <w:rPr>
                 <w:rFonts w:ascii="宋体" w:hAnsi="宋体" w:cs="宋体" w:hint="eastAsia"/>
                 <w:sz w:val="22"/>
-                <w:lang w:bidi="ar"/>
-              </w:rPr>
-              <w:t>发送当前耕深：</w:t>
-            </w:r>
-            <w:r>
-              <w:rPr>
-                <w:rFonts w:ascii="Times New Roman" w:hAnsi="Times New Roman" w:cs="Times New Roman"/>
-                <w:sz w:val="22"/>
-                <w:lang w:bidi="ar"/>
-              </w:rPr>
-              <w:t>300mm</w:t>
+              </w:rPr>
+            </w:pPr>
+            <w:r>
+              <w:rPr>
+                <w:rFonts w:ascii="宋体" w:hAnsi="宋体" w:cs="宋体" w:hint="eastAsia"/>
+                <w:sz w:val="22"/>
+                <w:lang w:bidi="ar"/>
+              </w:rPr>
+              <w:t>发送当前传感器工作状态：工作异常</w:t>
             </w:r>
           </w:p>
         </w:tc>
@@ -3867,7 +4105,7 @@
       <w:tr>
         <w:tc>
           <w:tcPr>
-            <w:tcW w:w="1495" w:type="pct"/>
+            <w:tcW w:w="1726" w:type="pct"/>
             <w:tcBorders>
               <w:top w:val="single" w:sz="4" w:space="0" w:color="auto"/>
               <w:left w:val="single" w:sz="4" w:space="0" w:color="auto"/>
@@ -3877,44 +4115,42 @@
           </w:tcPr>
           <w:p>
             <w:pPr>
-              <w:ind w:firstLine="440"/>
-              <w:jc w:val="center"/>
-              <w:rPr>
-                <w:rFonts w:ascii="Times New Roman" w:hAnsi="Times New Roman" w:cs="Times New Roman"/>
-                <w:sz w:val="22"/>
-              </w:rPr>
-            </w:pPr>
-            <w:r>
-              <w:rPr>
-                <w:rFonts w:ascii="Times New Roman" w:hAnsi="Times New Roman" w:cs="Times New Roman"/>
-                <w:sz w:val="22"/>
-                <w:lang w:bidi="ar"/>
-              </w:rPr>
-              <w:t>0xA5 0x08 0x23 0x00</w:t>
-            </w:r>
-          </w:p>
-          <w:p>
-            <w:pPr>
-              <w:ind w:firstLine="440"/>
-              <w:jc w:val="center"/>
-              <w:rPr>
-                <w:rFonts w:ascii="Times New Roman" w:hAnsi="Times New Roman" w:cs="Times New Roman"/>
-                <w:sz w:val="22"/>
-              </w:rPr>
-            </w:pPr>
-            <w:r>
-              <w:rPr>
-                <w:rFonts w:ascii="Times New Roman" w:hAnsi="Times New Roman" w:cs="Times New Roman"/>
-                <w:sz w:val="22"/>
-                <w:lang w:bidi="ar"/>
-              </w:rPr>
-              <w:t>0x9E 0x1A 0x1B 0xAA</w:t>
-            </w:r>
-          </w:p>
-        </w:tc>
-        <w:tc>
-          <w:tcPr>
-            <w:tcW w:w="2254" w:type="pct"/>
+              <w:jc w:val="center"/>
+              <w:rPr>
+                <w:rFonts w:ascii="Times New Roman" w:hAnsi="Times New Roman" w:cs="Times New Roman"/>
+                <w:sz w:val="22"/>
+              </w:rPr>
+            </w:pPr>
+            <w:r>
+              <w:rPr>
+                <w:rFonts w:ascii="Times New Roman" w:hAnsi="Times New Roman" w:cs="Times New Roman"/>
+                <w:sz w:val="22"/>
+                <w:lang w:bidi="ar"/>
+              </w:rPr>
+              <w:t>0xA5 0x08 0x23 0x01</w:t>
+            </w:r>
+          </w:p>
+          <w:p>
+            <w:pPr>
+              <w:jc w:val="center"/>
+              <w:rPr>
+                <w:rFonts w:ascii="Times New Roman" w:hAnsi="Times New Roman" w:cs="Times New Roman"/>
+                <w:sz w:val="22"/>
+              </w:rPr>
+            </w:pPr>
+            <w:r>
+              <w:rPr>
+                <w:rFonts w:ascii="Times New Roman" w:hAnsi="Times New Roman" w:cs="Times New Roman"/>
+                <w:sz w:val="22"/>
+                <w:lang w:bidi="ar"/>
+              </w:rPr>
+              <w:t>0x2C 0x9B 0xFE 0xAA</w:t>
+            </w:r>
+          </w:p>
+        </w:tc>
+        <w:tc>
+          <w:tcPr>
+            <w:tcW w:w="1783" w:type="pct"/>
             <w:tcBorders>
               <w:top w:val="single" w:sz="4" w:space="0" w:color="auto"/>
               <w:left w:val="nil"/>
@@ -3924,44 +4160,42 @@
           </w:tcPr>
           <w:p>
             <w:pPr>
-              <w:ind w:firstLine="440"/>
-              <w:jc w:val="center"/>
-              <w:rPr>
-                <w:rFonts w:ascii="Times New Roman" w:hAnsi="Times New Roman" w:cs="Times New Roman"/>
-                <w:sz w:val="22"/>
-              </w:rPr>
-            </w:pPr>
-            <w:r>
-              <w:rPr>
-                <w:rFonts w:ascii="Times New Roman" w:hAnsi="Times New Roman" w:cs="Times New Roman"/>
-                <w:sz w:val="22"/>
-                <w:lang w:bidi="ar"/>
-              </w:rPr>
-              <w:t>0x50 0x06 0xA5 0x08 0x23 0x00</w:t>
-            </w:r>
-          </w:p>
-          <w:p>
-            <w:pPr>
-              <w:ind w:firstLine="440"/>
-              <w:jc w:val="center"/>
-              <w:rPr>
-                <w:rFonts w:ascii="Times New Roman" w:hAnsi="Times New Roman" w:cs="Times New Roman"/>
-                <w:sz w:val="22"/>
-              </w:rPr>
-            </w:pPr>
-            <w:r>
-              <w:rPr>
-                <w:rFonts w:ascii="Times New Roman" w:hAnsi="Times New Roman" w:cs="Times New Roman"/>
-                <w:sz w:val="22"/>
-                <w:lang w:bidi="ar"/>
-              </w:rPr>
-              <w:t>0x9E 0x1A 0x1B 0xAA 0x98 0x92</w:t>
-            </w:r>
-          </w:p>
-        </w:tc>
-        <w:tc>
-          <w:tcPr>
-            <w:tcW w:w="1251" w:type="pct"/>
+              <w:jc w:val="center"/>
+              <w:rPr>
+                <w:rFonts w:ascii="Times New Roman" w:hAnsi="Times New Roman" w:cs="Times New Roman"/>
+                <w:sz w:val="22"/>
+              </w:rPr>
+            </w:pPr>
+            <w:r>
+              <w:rPr>
+                <w:rFonts w:ascii="Times New Roman" w:hAnsi="Times New Roman" w:cs="Times New Roman"/>
+                <w:sz w:val="22"/>
+                <w:lang w:bidi="ar"/>
+              </w:rPr>
+              <w:t>0x50 0x06 0xA5 0x08 0x23 0x01</w:t>
+            </w:r>
+          </w:p>
+          <w:p>
+            <w:pPr>
+              <w:jc w:val="center"/>
+              <w:rPr>
+                <w:rFonts w:ascii="Times New Roman" w:hAnsi="Times New Roman" w:cs="Times New Roman"/>
+                <w:sz w:val="22"/>
+              </w:rPr>
+            </w:pPr>
+            <w:r>
+              <w:rPr>
+                <w:rFonts w:ascii="Times New Roman" w:hAnsi="Times New Roman" w:cs="Times New Roman"/>
+                <w:sz w:val="22"/>
+                <w:lang w:bidi="ar"/>
+              </w:rPr>
+              <w:t>0x2C 0x9B 0xFE 0xAA 0x98 0x92</w:t>
+            </w:r>
+          </w:p>
+        </w:tc>
+        <w:tc>
+          <w:tcPr>
+            <w:tcW w:w="1491" w:type="pct"/>
             <w:tcBorders>
               <w:top w:val="single" w:sz="4" w:space="0" w:color="auto"/>
               <w:left w:val="nil"/>
@@ -3971,28 +4205,19 @@
           </w:tcPr>
           <w:p>
             <w:pPr>
-              <w:ind w:firstLine="440"/>
-              <w:jc w:val="center"/>
-              <w:rPr>
-                <w:rFonts w:ascii="Times New Roman" w:hAnsi="Times New Roman" w:cs="Times New Roman"/>
-                <w:sz w:val="22"/>
-              </w:rPr>
-            </w:pPr>
-            <w:r>
+              <w:jc w:val="center"/>
               <w:rPr>
                 <w:rFonts w:ascii="宋体" w:hAnsi="宋体" w:cs="宋体" w:hint="eastAsia"/>
                 <w:sz w:val="22"/>
-                <w:lang w:bidi="ar"/>
-              </w:rPr>
-              <w:t>发送当前耕深：</w:t>
-            </w:r>
-            <w:r>
-              <w:rPr>
-                <w:rFonts w:ascii="Times New Roman" w:hAnsi="Times New Roman" w:cs="Times New Roman"/>
-                <w:sz w:val="22"/>
-                <w:lang w:bidi="ar"/>
-              </w:rPr>
-              <w:t>158mm</w:t>
+              </w:rPr>
+            </w:pPr>
+            <w:r>
+              <w:rPr>
+                <w:rFonts w:ascii="宋体" w:hAnsi="宋体" w:cs="宋体" w:hint="eastAsia"/>
+                <w:sz w:val="22"/>
+                <w:lang w:bidi="ar"/>
+              </w:rPr>
+              <w:t>发送当前耕深：300mm</w:t>
             </w:r>
           </w:p>
         </w:tc>
@@ -4000,7 +4225,127 @@
       <w:tr>
         <w:tc>
           <w:tcPr>
-            <w:tcW w:w="1495" w:type="pct"/>
+            <w:tcW w:w="1726" w:type="pct"/>
+            <w:tcBorders>
+              <w:top w:val="single" w:sz="4" w:space="0" w:color="auto"/>
+              <w:left w:val="single" w:sz="4" w:space="0" w:color="auto"/>
+              <w:bottom w:val="single" w:sz="4" w:space="0" w:color="auto"/>
+              <w:right w:val="single" w:sz="4" w:space="0" w:color="auto"/>
+            </w:tcBorders>
+          </w:tcPr>
+          <w:p>
+            <w:pPr>
+              <w:jc w:val="center"/>
+              <w:rPr>
+                <w:rFonts w:ascii="Times New Roman" w:hAnsi="Times New Roman" w:cs="Times New Roman"/>
+                <w:sz w:val="22"/>
+              </w:rPr>
+            </w:pPr>
+            <w:r>
+              <w:rPr>
+                <w:rFonts w:ascii="Times New Roman" w:hAnsi="Times New Roman" w:cs="Times New Roman"/>
+                <w:sz w:val="22"/>
+                <w:lang w:bidi="ar"/>
+              </w:rPr>
+              <w:t>0xA5 0x08 0x23 0x00</w:t>
+            </w:r>
+          </w:p>
+          <w:p>
+            <w:pPr>
+              <w:jc w:val="center"/>
+              <w:rPr>
+                <w:rFonts w:ascii="Times New Roman" w:hAnsi="Times New Roman" w:cs="Times New Roman"/>
+                <w:sz w:val="22"/>
+              </w:rPr>
+            </w:pPr>
+            <w:r>
+              <w:rPr>
+                <w:rFonts w:ascii="Times New Roman" w:hAnsi="Times New Roman" w:cs="Times New Roman"/>
+                <w:sz w:val="22"/>
+                <w:lang w:bidi="ar"/>
+              </w:rPr>
+              <w:t>0x9E 0x1A 0x1B 0xAA</w:t>
+            </w:r>
+          </w:p>
+        </w:tc>
+        <w:tc>
+          <w:tcPr>
+            <w:tcW w:w="1783" w:type="pct"/>
+            <w:tcBorders>
+              <w:top w:val="single" w:sz="4" w:space="0" w:color="auto"/>
+              <w:left w:val="nil"/>
+              <w:bottom w:val="single" w:sz="4" w:space="0" w:color="auto"/>
+              <w:right w:val="single" w:sz="4" w:space="0" w:color="auto"/>
+            </w:tcBorders>
+          </w:tcPr>
+          <w:p>
+            <w:pPr>
+              <w:jc w:val="center"/>
+              <w:rPr>
+                <w:rFonts w:ascii="Times New Roman" w:hAnsi="Times New Roman" w:cs="Times New Roman"/>
+                <w:sz w:val="22"/>
+              </w:rPr>
+            </w:pPr>
+            <w:r>
+              <w:rPr>
+                <w:rFonts w:ascii="Times New Roman" w:hAnsi="Times New Roman" w:cs="Times New Roman"/>
+                <w:sz w:val="22"/>
+                <w:lang w:bidi="ar"/>
+              </w:rPr>
+              <w:t>0x50 0x06 0xA5 0x08 0x23 0x00</w:t>
+            </w:r>
+          </w:p>
+          <w:p>
+            <w:pPr>
+              <w:jc w:val="center"/>
+              <w:rPr>
+                <w:rFonts w:ascii="Times New Roman" w:hAnsi="Times New Roman" w:cs="Times New Roman"/>
+                <w:sz w:val="22"/>
+              </w:rPr>
+            </w:pPr>
+            <w:r>
+              <w:rPr>
+                <w:rFonts w:ascii="Times New Roman" w:hAnsi="Times New Roman" w:cs="Times New Roman"/>
+                <w:sz w:val="22"/>
+                <w:lang w:bidi="ar"/>
+              </w:rPr>
+              <w:t>0x9E 0x1A 0x1B 0xAA 0x98 0x92</w:t>
+            </w:r>
+          </w:p>
+        </w:tc>
+        <w:tc>
+          <w:tcPr>
+            <w:tcW w:w="1491" w:type="pct"/>
+            <w:tcBorders>
+              <w:top w:val="single" w:sz="4" w:space="0" w:color="auto"/>
+              <w:left w:val="nil"/>
+              <w:bottom w:val="single" w:sz="4" w:space="0" w:color="auto"/>
+              <w:right w:val="single" w:sz="4" w:space="0" w:color="auto"/>
+            </w:tcBorders>
+          </w:tcPr>
+          <w:p>
+            <w:pPr>
+              <w:jc w:val="center"/>
+              <w:rPr>
+                <w:rFonts w:ascii="宋体" w:hAnsi="宋体" w:cs="宋体" w:hint="eastAsia"/>
+                <w:sz w:val="22"/>
+              </w:rPr>
+            </w:pPr>
+            <w:r>
+              <w:rPr>
+                <w:rFonts w:ascii="宋体" w:hAnsi="宋体" w:cs="宋体" w:hint="eastAsia"/>
+                <w:sz w:val="22"/>
+                <w:lang w:bidi="ar"/>
+              </w:rPr>
+              <w:t>发送当前耕深：158mm</w:t>
+            </w:r>
+          </w:p>
+        </w:tc>
+      </w:tr>
+      <w:tr>
+        <w:tc>
+          <w:tcPr>
+            <w:tcW w:w="1726" w:type="pct"/>
             <w:tcBorders>
               <w:top w:val="single" w:sz="4" w:space="0" w:color="auto"/>
               <w:left w:val="single" w:sz="4" w:space="0" w:color="auto"/>
@@ -4013,7 +4358,6 @@
             <w:pPr>
               <w:pStyle w:val="a7"/>
               <w:spacing w:before="0" w:beforeAutospacing="0" w:after="0" w:afterAutospacing="0"/>
-              <w:ind w:firstLine="480"/>
               <w:jc w:val="center"/>
               <w:rPr>
                 <w:rFonts w:ascii="Arial" w:hAnsi="Arial" w:cs="Arial"/>
@@ -4032,7 +4376,6 @@
           </w:p>
           <w:p>
             <w:pPr>
-              <w:ind w:firstLine="480"/>
               <w:jc w:val="center"/>
               <w:rPr>
                 <w:rFonts w:ascii="Times New Roman" w:hAnsi="Times New Roman" w:cs="Times New Roman"/>
@@ -4051,7 +4394,7 @@
         </w:tc>
         <w:tc>
           <w:tcPr>
-            <w:tcW w:w="2254" w:type="pct"/>
+            <w:tcW w:w="1783" w:type="pct"/>
             <w:tcBorders>
               <w:top w:val="single" w:sz="4" w:space="0" w:color="auto"/>
               <w:left w:val="nil"/>
@@ -4064,7 +4407,6 @@
             <w:pPr>
               <w:pStyle w:val="a7"/>
               <w:spacing w:before="0" w:beforeAutospacing="0" w:after="0" w:afterAutospacing="0"/>
-              <w:ind w:firstLine="480"/>
               <w:jc w:val="center"/>
               <w:rPr>
                 <w:rFonts w:ascii="Arial" w:hAnsi="Arial" w:cs="Arial"/>
@@ -4083,7 +4425,6 @@
           </w:p>
           <w:p>
             <w:pPr>
-              <w:ind w:firstLine="480"/>
               <w:jc w:val="center"/>
               <w:rPr>
                 <w:rFonts w:ascii="Times New Roman" w:hAnsi="Times New Roman" w:cs="Times New Roman"/>
@@ -4102,7 +4443,7 @@
         </w:tc>
         <w:tc>
           <w:tcPr>
-            <w:tcW w:w="1251" w:type="pct"/>
+            <w:tcW w:w="1491" w:type="pct"/>
             <w:tcBorders>
               <w:top w:val="single" w:sz="4" w:space="0" w:color="auto"/>
               <w:left w:val="nil"/>
@@ -4113,41 +4454,38 @@
           </w:tcPr>
           <w:p>
             <w:pPr>
-              <w:ind w:firstLine="480"/>
               <w:jc w:val="center"/>
               <w:rPr>
                 <w:rFonts w:ascii="宋体" w:hAnsi="宋体" w:cs="宋体" w:hint="eastAsia"/>
-                <w:sz w:val="22"/>
-                <w:lang w:bidi="ar"/>
-              </w:rPr>
-            </w:pPr>
-            <w:r>
-              <w:rPr>
-                <w:rFonts w:ascii="Times New Roman" w:cs="Arial" w:hint="eastAsia"/>
-                <w:color w:val="000000" w:themeColor="text1"/>
-              </w:rPr>
-              <w:t>发送当前耕深：</w:t>
-            </w:r>
-            <w:r>
-              <w:rPr>
-                <w:rFonts w:ascii="Times New Roman" w:hAnsi="Times New Roman" w:cs="Times New Roman"/>
-                <w:color w:val="000000" w:themeColor="text1"/>
-              </w:rPr>
-              <w:t>300mm</w:t>
-            </w:r>
-            <w:r>
-              <w:rPr>
-                <w:rFonts w:ascii="Times New Roman" w:cs="Arial" w:hint="eastAsia"/>
-                <w:color w:val="000000" w:themeColor="text1"/>
-              </w:rPr>
-              <w:t>，深度稳定性：</w:t>
-            </w:r>
-            <w:r>
-              <w:rPr>
-                <w:rFonts w:ascii="Times New Roman" w:hAnsi="Times New Roman" w:cs="Times New Roman"/>
-                <w:color w:val="000000" w:themeColor="text1"/>
-              </w:rPr>
-              <w:t>50%</w:t>
+                <w:color w:val="000000" w:themeColor="text1"/>
+                <w:sz w:val="22"/>
+              </w:rPr>
+            </w:pPr>
+            <w:r>
+              <w:rPr>
+                <w:rFonts w:ascii="宋体" w:hAnsi="宋体" w:cs="宋体" w:hint="eastAsia"/>
+                <w:color w:val="000000" w:themeColor="text1"/>
+                <w:sz w:val="22"/>
+              </w:rPr>
+              <w:t>发送当前耕深：300mm；</w:t>
+            </w:r>
+          </w:p>
+          <w:p>
+            <w:pPr>
+              <w:jc w:val="center"/>
+              <w:rPr>
+                <w:rFonts w:ascii="宋体" w:hAnsi="宋体" w:cs="宋体" w:hint="eastAsia"/>
+                <w:sz w:val="22"/>
+                <w:lang w:bidi="ar"/>
+              </w:rPr>
+            </w:pPr>
+            <w:r>
+              <w:rPr>
+                <w:rFonts w:ascii="宋体" w:hAnsi="宋体" w:cs="宋体" w:hint="eastAsia"/>
+                <w:color w:val="000000" w:themeColor="text1"/>
+                <w:sz w:val="22"/>
+              </w:rPr>
+              <w:t>深度稳定性：50%</w:t>
             </w:r>
           </w:p>
         </w:tc>
@@ -4155,7 +4493,7 @@
       <w:tr>
         <w:tc>
           <w:tcPr>
-            <w:tcW w:w="1495" w:type="pct"/>
+            <w:tcW w:w="1726" w:type="pct"/>
             <w:tcBorders>
               <w:top w:val="single" w:sz="4" w:space="0" w:color="auto"/>
               <w:left w:val="single" w:sz="4" w:space="0" w:color="auto"/>
@@ -4168,7 +4506,6 @@
             <w:pPr>
               <w:pStyle w:val="a7"/>
               <w:spacing w:before="0" w:beforeAutospacing="0" w:after="0" w:afterAutospacing="0"/>
-              <w:ind w:firstLine="480"/>
               <w:jc w:val="center"/>
               <w:rPr>
                 <w:rFonts w:ascii="Arial" w:hAnsi="Arial" w:cs="Arial"/>
@@ -4187,7 +4524,6 @@
           </w:p>
           <w:p>
             <w:pPr>
-              <w:ind w:firstLine="480"/>
               <w:jc w:val="center"/>
               <w:rPr>
                 <w:rFonts w:ascii="Times New Roman" w:hAnsi="Times New Roman" w:cs="Times New Roman"/>
@@ -4216,7 +4552,7 @@
         </w:tc>
         <w:tc>
           <w:tcPr>
-            <w:tcW w:w="2254" w:type="pct"/>
+            <w:tcW w:w="1783" w:type="pct"/>
             <w:tcBorders>
               <w:top w:val="single" w:sz="4" w:space="0" w:color="auto"/>
               <w:left w:val="nil"/>
@@ -4229,7 +4565,6 @@
             <w:pPr>
               <w:pStyle w:val="a7"/>
               <w:spacing w:before="0" w:beforeAutospacing="0" w:after="0" w:afterAutospacing="0"/>
-              <w:ind w:firstLine="480"/>
               <w:jc w:val="center"/>
               <w:rPr>
                 <w:rFonts w:ascii="Arial" w:hAnsi="Arial" w:cs="Arial"/>
@@ -4249,7 +4584,6 @@
           </w:p>
           <w:p>
             <w:pPr>
-              <w:ind w:firstLine="480"/>
               <w:jc w:val="center"/>
               <w:rPr>
                 <w:rFonts w:ascii="Times New Roman" w:hAnsi="Times New Roman" w:cs="Times New Roman"/>
@@ -4285,7 +4619,7 @@
         </w:tc>
         <w:tc>
           <w:tcPr>
-            <w:tcW w:w="1251" w:type="pct"/>
+            <w:tcW w:w="1491" w:type="pct"/>
             <w:tcBorders>
               <w:top w:val="single" w:sz="4" w:space="0" w:color="auto"/>
               <w:left w:val="nil"/>
@@ -4296,50 +4630,40 @@
           </w:tcPr>
           <w:p>
             <w:pPr>
-              <w:ind w:firstLine="480"/>
               <w:jc w:val="center"/>
               <w:rPr>
                 <w:rFonts w:ascii="宋体" w:hAnsi="宋体" w:cs="宋体" w:hint="eastAsia"/>
-                <w:sz w:val="22"/>
-                <w:lang w:bidi="ar"/>
-              </w:rPr>
-            </w:pPr>
-            <w:r>
-              <w:rPr>
-                <w:rFonts w:ascii="Times New Roman" w:cs="Arial" w:hint="eastAsia"/>
-                <w:color w:val="000000" w:themeColor="text1"/>
+                <w:color w:val="000000" w:themeColor="text1"/>
+                <w:sz w:val="22"/>
+              </w:rPr>
+            </w:pPr>
+            <w:r>
+              <w:rPr>
+                <w:rFonts w:ascii="宋体" w:hAnsi="宋体" w:cs="宋体" w:hint="eastAsia"/>
+                <w:color w:val="000000" w:themeColor="text1"/>
+                <w:sz w:val="22"/>
               </w:rPr>
               <w:lastRenderedPageBreak/>
-              <w:t>发送当前耕深：</w:t>
-            </w:r>
-            <w:r>
-              <w:rPr>
-                <w:rFonts w:ascii="Times New Roman" w:hAnsi="Times New Roman" w:cs="Times New Roman"/>
-                <w:color w:val="000000" w:themeColor="text1"/>
-              </w:rPr>
-              <w:t>158mm</w:t>
-            </w:r>
-            <w:r>
-              <w:rPr>
-                <w:rFonts w:ascii="Times New Roman" w:cs="Arial" w:hint="eastAsia"/>
-                <w:color w:val="000000" w:themeColor="text1"/>
-              </w:rPr>
-              <w:t>，深</w:t>
-            </w:r>
-            <w:r>
-              <w:rPr>
-                <w:rFonts w:ascii="Times New Roman" w:cs="Arial" w:hint="eastAsia"/>
-                <w:color w:val="000000" w:themeColor="text1"/>
+              <w:t>发送当前耕深：158mm；</w:t>
+            </w:r>
+          </w:p>
+          <w:p>
+            <w:pPr>
+              <w:jc w:val="center"/>
+              <w:rPr>
+                <w:rFonts w:ascii="宋体" w:hAnsi="宋体" w:cs="宋体" w:hint="eastAsia"/>
+                <w:sz w:val="22"/>
+                <w:lang w:bidi="ar"/>
+              </w:rPr>
+            </w:pPr>
+            <w:r>
+              <w:rPr>
+                <w:rFonts w:ascii="宋体" w:hAnsi="宋体" w:cs="宋体" w:hint="eastAsia"/>
+                <w:color w:val="000000" w:themeColor="text1"/>
+                <w:sz w:val="22"/>
               </w:rPr>
               <w:lastRenderedPageBreak/>
-              <w:t>度稳定性：</w:t>
-            </w:r>
-            <w:r>
-              <w:rPr>
-                <w:rFonts w:ascii="Times New Roman" w:hAnsi="Times New Roman" w:cs="Times New Roman"/>
-                <w:color w:val="000000" w:themeColor="text1"/>
-              </w:rPr>
-              <w:t>50%</w:t>
+              <w:t>深度稳定性：100%</w:t>
             </w:r>
           </w:p>
         </w:tc>
@@ -4347,7 +4671,7 @@
       <w:tr>
         <w:tc>
           <w:tcPr>
-            <w:tcW w:w="1495" w:type="pct"/>
+            <w:tcW w:w="1726" w:type="pct"/>
             <w:tcBorders>
               <w:top w:val="single" w:sz="4" w:space="0" w:color="auto"/>
               <w:left w:val="single" w:sz="4" w:space="0" w:color="auto"/>
@@ -4360,7 +4684,6 @@
             <w:pPr>
               <w:pStyle w:val="a7"/>
               <w:spacing w:before="0" w:beforeAutospacing="0" w:after="0" w:afterAutospacing="0"/>
-              <w:ind w:firstLine="480"/>
               <w:jc w:val="center"/>
               <w:rPr>
                 <w:rFonts w:ascii="Times New Roman" w:hAnsi="Times New Roman" w:cs="Times New Roman"/>
@@ -4375,13 +4698,13 @@
                 <w:kern w:val="2"/>
               </w:rPr>
               <w:lastRenderedPageBreak/>
-              <w:t>0xA5 0x06 0xA5 0x08 0x25 0x00 0x32 0xFA 0x67 0xAA</w:t>
-            </w:r>
-          </w:p>
-        </w:tc>
-        <w:tc>
-          <w:tcPr>
-            <w:tcW w:w="2254" w:type="pct"/>
+              <w:t>0xA5 0x08 0x25 0x00 0x32 0xFA 0x67 0xAA</w:t>
+            </w:r>
+          </w:p>
+        </w:tc>
+        <w:tc>
+          <w:tcPr>
+            <w:tcW w:w="1783" w:type="pct"/>
             <w:tcBorders>
               <w:top w:val="single" w:sz="4" w:space="0" w:color="auto"/>
               <w:left w:val="nil"/>
@@ -4394,7 +4717,6 @@
             <w:pPr>
               <w:pStyle w:val="a7"/>
               <w:spacing w:before="0" w:beforeAutospacing="0" w:after="0" w:afterAutospacing="0"/>
-              <w:ind w:firstLine="480"/>
               <w:jc w:val="center"/>
               <w:rPr>
                 <w:rFonts w:ascii="Times New Roman" w:hAnsi="Times New Roman" w:cs="Times New Roman"/>
@@ -4414,7 +4736,7 @@
         </w:tc>
         <w:tc>
           <w:tcPr>
-            <w:tcW w:w="1251" w:type="pct"/>
+            <w:tcW w:w="1491" w:type="pct"/>
             <w:tcBorders>
               <w:top w:val="single" w:sz="4" w:space="0" w:color="auto"/>
               <w:left w:val="nil"/>
@@ -4425,34 +4747,34 @@
           </w:tcPr>
           <w:p>
             <w:pPr>
-              <w:ind w:firstLine="480"/>
-              <w:jc w:val="center"/>
-              <w:rPr>
-                <w:rFonts w:ascii="Times New Roman" w:cs="Arial"/>
-                <w:color w:val="000000" w:themeColor="text1"/>
-              </w:rPr>
-            </w:pPr>
-            <w:r>
-              <w:rPr>
-                <w:rFonts w:ascii="Times New Roman" w:cs="Arial" w:hint="eastAsia"/>
-                <w:color w:val="000000" w:themeColor="text1"/>
-              </w:rPr>
-              <w:t>发送三点悬挂高度：</w:t>
-            </w:r>
-            <w:r>
-              <w:rPr>
-                <w:rFonts w:ascii="Times New Roman" w:cs="Arial" w:hint="eastAsia"/>
-                <w:color w:val="000000" w:themeColor="text1"/>
-              </w:rPr>
-              <w:t>50mm</w:t>
+              <w:jc w:val="center"/>
+              <w:rPr>
+                <w:rFonts w:ascii="宋体" w:hAnsi="宋体" w:cs="宋体" w:hint="eastAsia"/>
+                <w:color w:val="000000" w:themeColor="text1"/>
+                <w:sz w:val="22"/>
+              </w:rPr>
+            </w:pPr>
+            <w:r>
+              <w:rPr>
+                <w:rFonts w:ascii="宋体" w:hAnsi="宋体" w:cs="宋体" w:hint="eastAsia"/>
+                <w:color w:val="000000" w:themeColor="text1"/>
+                <w:sz w:val="22"/>
+              </w:rPr>
+              <w:t>发送三点悬挂高度：50mm</w:t>
             </w:r>
           </w:p>
         </w:tc>
       </w:tr>
     </w:tbl>
+    <w:p/>
     <w:p>
       <w:pPr>
-        <w:ind w:firstLine="480"/>
+        <w:pStyle w:val="1"/>
+        <w:ind w:firstLineChars="0" w:firstLine="0"/>
+        <w:rPr>
+          <w:color w:val="000000" w:themeColor="text1"/>
+          <w:szCs w:val="21"/>
+        </w:rPr>
       </w:pPr>
     </w:p>
     <w:p>
@@ -4484,13 +4806,14 @@
     <w:tbl>
       <w:tblPr>
         <w:tblStyle w:val="a4"/>
-        <w:tblW w:w="5000" w:type="pct"/>
+        <w:tblW w:w="6322" w:type="pct"/>
+        <w:tblInd w:w="-1139" w:type="dxa"/>
         <w:tblLook w:val="04A0" w:firstRow="1" w:lastRow="0" w:firstColumn="1" w:lastColumn="0" w:noHBand="0" w:noVBand="1"/>
       </w:tblPr>
       <w:tblGrid>
-        <w:gridCol w:w="2480"/>
+        <w:gridCol w:w="3617"/>
         <w:gridCol w:w="3740"/>
-        <w:gridCol w:w="2076"/>
+        <w:gridCol w:w="3132"/>
       </w:tblGrid>
       <w:tr>
         <w:tc>
@@ -4506,17 +4829,16 @@
           </w:tcPr>
           <w:p>
             <w:pPr>
-              <w:ind w:firstLine="440"/>
-              <w:jc w:val="center"/>
-              <w:rPr>
-                <w:rFonts w:ascii="Times New Roman" w:hAnsi="Times New Roman" w:cs="Times New Roman"/>
-                <w:sz w:val="22"/>
-              </w:rPr>
-            </w:pPr>
-            <w:r>
+              <w:jc w:val="center"/>
               <w:rPr>
                 <w:rFonts w:ascii="宋体" w:hAnsi="宋体" w:cs="宋体" w:hint="eastAsia"/>
                 <w:sz w:val="22"/>
+              </w:rPr>
+            </w:pPr>
+            <w:r>
+              <w:rPr>
+                <w:rFonts w:ascii="宋体" w:hAnsi="宋体" w:cs="宋体" w:hint="eastAsia"/>
+                <w:sz w:val="22"/>
                 <w:lang w:bidi="ar"/>
               </w:rPr>
               <w:t>数据包</w:t>
@@ -4524,50 +4846,13 @@
           </w:p>
           <w:p>
             <w:pPr>
-              <w:ind w:firstLine="400"/>
-              <w:jc w:val="center"/>
-              <w:rPr>
-                <w:rFonts w:ascii="Times New Roman" w:hAnsi="Times New Roman" w:cs="Times New Roman"/>
-                <w:sz w:val="20"/>
-                <w:szCs w:val="20"/>
-              </w:rPr>
-            </w:pPr>
-            <w:r>
-              <w:rPr>
-                <w:rFonts w:ascii="Times New Roman" w:hAnsi="Times New Roman" w:cs="Times New Roman"/>
-                <w:sz w:val="20"/>
-                <w:szCs w:val="20"/>
-                <w:lang w:bidi="ar"/>
-              </w:rPr>
-              <w:t>(</w:t>
-            </w:r>
-            <w:r>
+              <w:jc w:val="center"/>
               <w:rPr>
                 <w:rFonts w:ascii="宋体" w:hAnsi="宋体" w:cs="宋体" w:hint="eastAsia"/>
                 <w:sz w:val="20"/>
                 <w:szCs w:val="20"/>
-                <w:lang w:bidi="ar"/>
-              </w:rPr>
-              <w:t>数据包</w:t>
-            </w:r>
-            <w:r>
-              <w:rPr>
-                <w:rFonts w:ascii="Times New Roman" w:hAnsi="Times New Roman" w:cs="Times New Roman" w:hint="eastAsia"/>
-                <w:sz w:val="20"/>
-                <w:szCs w:val="20"/>
-                <w:lang w:bidi="ar"/>
-              </w:rPr>
-              <w:t xml:space="preserve"> </w:t>
-            </w:r>
-            <w:r>
-              <w:rPr>
-                <w:rFonts w:ascii="Times New Roman" w:hAnsi="Times New Roman" w:cs="Times New Roman"/>
-                <w:sz w:val="20"/>
-                <w:szCs w:val="20"/>
-                <w:lang w:bidi="ar"/>
-              </w:rPr>
-              <w:t>= [</w:t>
-            </w:r>
+              </w:rPr>
+            </w:pPr>
             <w:r>
               <w:rPr>
                 <w:rFonts w:ascii="宋体" w:hAnsi="宋体" w:cs="宋体" w:hint="eastAsia"/>
@@ -4575,35 +4860,18 @@
                 <w:szCs w:val="20"/>
                 <w:lang w:bidi="ar"/>
               </w:rPr>
-              <w:t>设备地址</w:t>
-            </w:r>
-            <w:r>
-              <w:rPr>
-                <w:rFonts w:ascii="Times New Roman" w:hAnsi="Times New Roman" w:cs="Times New Roman"/>
-                <w:sz w:val="20"/>
-                <w:szCs w:val="20"/>
-                <w:lang w:bidi="ar"/>
-              </w:rPr>
-              <w:t>(1</w:t>
-            </w:r>
-            <w:r>
+              <w:t>(数据包 = [设备地址(1字节)] + [功能码(1字节)] + [数据区(N字节)] + [CRC校验(2字节)])</w:t>
+            </w:r>
+          </w:p>
+          <w:p>
+            <w:pPr>
+              <w:jc w:val="center"/>
               <w:rPr>
                 <w:rFonts w:ascii="宋体" w:hAnsi="宋体" w:cs="宋体" w:hint="eastAsia"/>
                 <w:sz w:val="20"/>
                 <w:szCs w:val="20"/>
-                <w:lang w:bidi="ar"/>
-              </w:rPr>
-              <w:t>字节</w:t>
-            </w:r>
-            <w:r>
-              <w:rPr>
-                <w:rFonts w:ascii="Times New Roman" w:hAnsi="Times New Roman" w:cs="Times New Roman"/>
-                <w:sz w:val="20"/>
-                <w:szCs w:val="20"/>
-                <w:lang w:bidi="ar"/>
-              </w:rPr>
-              <w:t>)] + [</w:t>
-            </w:r>
+              </w:rPr>
+            </w:pPr>
             <w:r>
               <w:rPr>
                 <w:rFonts w:ascii="宋体" w:hAnsi="宋体" w:cs="宋体" w:hint="eastAsia"/>
@@ -4611,17 +4879,17 @@
                 <w:szCs w:val="20"/>
                 <w:lang w:bidi="ar"/>
               </w:rPr>
-              <w:t>功能码</w:t>
-            </w:r>
-            <w:r>
-              <w:rPr>
-                <w:rFonts w:ascii="Times New Roman" w:hAnsi="Times New Roman" w:cs="Times New Roman"/>
-                <w:sz w:val="20"/>
-                <w:szCs w:val="20"/>
-                <w:lang w:bidi="ar"/>
-              </w:rPr>
-              <w:t>(1</w:t>
-            </w:r>
+              <w:t xml:space="preserve"> (总长度 = 数据区长度 + 4 字节（固定部分）)</w:t>
+            </w:r>
+          </w:p>
+          <w:p>
+            <w:pPr>
+              <w:jc w:val="center"/>
+              <w:rPr>
+                <w:rFonts w:ascii="Times New Roman" w:hAnsi="Times New Roman" w:cs="Times New Roman"/>
+                <w:sz w:val="22"/>
+              </w:rPr>
+            </w:pPr>
             <w:r>
               <w:rPr>
                 <w:rFonts w:ascii="宋体" w:hAnsi="宋体" w:cs="宋体" w:hint="eastAsia"/>
@@ -4629,397 +4897,7 @@
                 <w:szCs w:val="20"/>
                 <w:lang w:bidi="ar"/>
               </w:rPr>
-              <w:t>字节</w:t>
-            </w:r>
-            <w:r>
-              <w:rPr>
-                <w:rFonts w:ascii="Times New Roman" w:hAnsi="Times New Roman" w:cs="Times New Roman"/>
-                <w:sz w:val="20"/>
-                <w:szCs w:val="20"/>
-                <w:lang w:bidi="ar"/>
-              </w:rPr>
-              <w:t>)] + [</w:t>
-            </w:r>
-            <w:r>
-              <w:rPr>
-                <w:rFonts w:ascii="宋体" w:hAnsi="宋体" w:cs="宋体" w:hint="eastAsia"/>
-                <w:sz w:val="20"/>
-                <w:szCs w:val="20"/>
-                <w:lang w:bidi="ar"/>
-              </w:rPr>
-              <w:t>数据区</w:t>
-            </w:r>
-            <w:r>
-              <w:rPr>
-                <w:rFonts w:ascii="Times New Roman" w:hAnsi="Times New Roman" w:cs="Times New Roman"/>
-                <w:sz w:val="20"/>
-                <w:szCs w:val="20"/>
-                <w:lang w:bidi="ar"/>
-              </w:rPr>
-              <w:t>(N</w:t>
-            </w:r>
-            <w:r>
-              <w:rPr>
-                <w:rFonts w:ascii="宋体" w:hAnsi="宋体" w:cs="宋体" w:hint="eastAsia"/>
-                <w:sz w:val="20"/>
-                <w:szCs w:val="20"/>
-                <w:lang w:bidi="ar"/>
-              </w:rPr>
-              <w:t>字节</w:t>
-            </w:r>
-            <w:r>
-              <w:rPr>
-                <w:rFonts w:ascii="Times New Roman" w:hAnsi="Times New Roman" w:cs="Times New Roman"/>
-                <w:sz w:val="20"/>
-                <w:szCs w:val="20"/>
-                <w:lang w:bidi="ar"/>
-              </w:rPr>
-              <w:t>)] + [CRC</w:t>
-            </w:r>
-            <w:r>
-              <w:rPr>
-                <w:rFonts w:ascii="宋体" w:hAnsi="宋体" w:cs="宋体" w:hint="eastAsia"/>
-                <w:sz w:val="20"/>
-                <w:szCs w:val="20"/>
-                <w:lang w:bidi="ar"/>
-              </w:rPr>
-              <w:t>校验</w:t>
-            </w:r>
-            <w:r>
-              <w:rPr>
-                <w:rFonts w:ascii="Times New Roman" w:hAnsi="Times New Roman" w:cs="Times New Roman"/>
-                <w:sz w:val="20"/>
-                <w:szCs w:val="20"/>
-                <w:lang w:bidi="ar"/>
-              </w:rPr>
-              <w:t>(2</w:t>
-            </w:r>
-            <w:r>
-              <w:rPr>
-                <w:rFonts w:ascii="宋体" w:hAnsi="宋体" w:cs="宋体" w:hint="eastAsia"/>
-                <w:sz w:val="20"/>
-                <w:szCs w:val="20"/>
-                <w:lang w:bidi="ar"/>
-              </w:rPr>
-              <w:t>字节</w:t>
-            </w:r>
-            <w:r>
-              <w:rPr>
-                <w:rFonts w:ascii="Times New Roman" w:hAnsi="Times New Roman" w:cs="Times New Roman"/>
-                <w:sz w:val="20"/>
-                <w:szCs w:val="20"/>
-                <w:lang w:bidi="ar"/>
-              </w:rPr>
-              <w:t>)])</w:t>
-            </w:r>
-          </w:p>
-          <w:p>
-            <w:pPr>
-              <w:ind w:firstLine="400"/>
-              <w:jc w:val="center"/>
-              <w:rPr>
-                <w:rFonts w:ascii="Times New Roman" w:hAnsi="Times New Roman" w:cs="Times New Roman"/>
-                <w:sz w:val="20"/>
-                <w:szCs w:val="20"/>
-              </w:rPr>
-            </w:pPr>
-            <w:r>
-              <w:rPr>
-                <w:rFonts w:ascii="Times New Roman" w:hAnsi="Times New Roman" w:cs="Times New Roman"/>
-                <w:sz w:val="20"/>
-                <w:szCs w:val="20"/>
-                <w:lang w:bidi="ar"/>
-              </w:rPr>
-              <w:t xml:space="preserve"> (</w:t>
-            </w:r>
-            <w:r>
-              <w:rPr>
-                <w:rFonts w:ascii="宋体" w:hAnsi="宋体" w:cs="宋体" w:hint="eastAsia"/>
-                <w:sz w:val="20"/>
-                <w:szCs w:val="20"/>
-                <w:lang w:bidi="ar"/>
-              </w:rPr>
-              <w:t xml:space="preserve">总长度 </w:t>
-            </w:r>
-            <w:r>
-              <w:rPr>
-                <w:rFonts w:ascii="Times New Roman" w:hAnsi="Times New Roman" w:cs="Times New Roman"/>
-                <w:sz w:val="20"/>
-                <w:szCs w:val="20"/>
-                <w:lang w:bidi="ar"/>
-              </w:rPr>
-              <w:t xml:space="preserve">= </w:t>
-            </w:r>
-            <w:r>
-              <w:rPr>
-                <w:rFonts w:ascii="宋体" w:hAnsi="宋体" w:cs="宋体" w:hint="eastAsia"/>
-                <w:sz w:val="20"/>
-                <w:szCs w:val="20"/>
-                <w:lang w:bidi="ar"/>
-              </w:rPr>
-              <w:t xml:space="preserve">数据区长度 </w:t>
-            </w:r>
-            <w:r>
-              <w:rPr>
-                <w:rFonts w:ascii="Times New Roman" w:hAnsi="Times New Roman" w:cs="Times New Roman"/>
-                <w:sz w:val="20"/>
-                <w:szCs w:val="20"/>
-                <w:lang w:bidi="ar"/>
-              </w:rPr>
-              <w:t xml:space="preserve">+ 4 </w:t>
-            </w:r>
-            <w:r>
-              <w:rPr>
-                <w:rFonts w:ascii="宋体" w:hAnsi="宋体" w:cs="宋体" w:hint="eastAsia"/>
-                <w:sz w:val="20"/>
-                <w:szCs w:val="20"/>
-                <w:lang w:bidi="ar"/>
-              </w:rPr>
-              <w:t>字节（固定部分）</w:t>
-            </w:r>
-            <w:r>
-              <w:rPr>
-                <w:rFonts w:ascii="Times New Roman" w:hAnsi="Times New Roman" w:cs="Times New Roman"/>
-                <w:sz w:val="20"/>
-                <w:szCs w:val="20"/>
-                <w:lang w:bidi="ar"/>
-              </w:rPr>
-              <w:t>)</w:t>
-            </w:r>
-          </w:p>
-          <w:p>
-            <w:pPr>
-              <w:ind w:firstLine="400"/>
-              <w:jc w:val="center"/>
-              <w:rPr>
-                <w:rFonts w:ascii="Times New Roman" w:hAnsi="Times New Roman" w:cs="Times New Roman"/>
-                <w:sz w:val="22"/>
-              </w:rPr>
-            </w:pPr>
-            <w:r>
-              <w:rPr>
-                <w:rFonts w:ascii="宋体" w:hAnsi="宋体" w:cs="宋体" w:hint="eastAsia"/>
-                <w:sz w:val="20"/>
-                <w:szCs w:val="20"/>
-                <w:lang w:bidi="ar"/>
-              </w:rPr>
-              <w:t>（数据区</w:t>
-            </w:r>
-            <w:r>
-              <w:rPr>
-                <w:rFonts w:ascii="Times New Roman" w:hAnsi="Times New Roman" w:cs="Times New Roman"/>
-                <w:sz w:val="20"/>
-                <w:szCs w:val="20"/>
-                <w:lang w:bidi="ar"/>
-              </w:rPr>
-              <w:t xml:space="preserve"> = (</w:t>
-            </w:r>
-            <w:r>
-              <w:rPr>
-                <w:rFonts w:ascii="宋体" w:hAnsi="宋体" w:cs="宋体" w:hint="eastAsia"/>
-                <w:sz w:val="20"/>
-                <w:szCs w:val="20"/>
-                <w:lang w:bidi="ar"/>
-              </w:rPr>
-              <w:t>起始标志</w:t>
-            </w:r>
-            <w:r>
-              <w:rPr>
-                <w:rFonts w:ascii="Times New Roman" w:hAnsi="Times New Roman" w:cs="Times New Roman"/>
-                <w:sz w:val="20"/>
-                <w:szCs w:val="20"/>
-                <w:lang w:bidi="ar"/>
-              </w:rPr>
-              <w:t>)(1</w:t>
-            </w:r>
-            <w:r>
-              <w:rPr>
-                <w:rFonts w:ascii="宋体" w:hAnsi="宋体" w:cs="宋体" w:hint="eastAsia"/>
-                <w:sz w:val="20"/>
-                <w:szCs w:val="20"/>
-                <w:lang w:bidi="ar"/>
-              </w:rPr>
-              <w:t>字节</w:t>
-            </w:r>
-            <w:r>
-              <w:rPr>
-                <w:rFonts w:ascii="Times New Roman" w:hAnsi="Times New Roman" w:cs="Times New Roman"/>
-                <w:sz w:val="20"/>
-                <w:szCs w:val="20"/>
-                <w:lang w:bidi="ar"/>
-              </w:rPr>
-              <w:t xml:space="preserve">) + </w:t>
-            </w:r>
-            <w:r>
-              <w:rPr>
-                <w:rFonts w:ascii="宋体" w:hAnsi="宋体" w:cs="宋体" w:hint="eastAsia"/>
-                <w:sz w:val="20"/>
-                <w:szCs w:val="20"/>
-                <w:lang w:bidi="ar"/>
-              </w:rPr>
-              <w:t>数据区长度</w:t>
-            </w:r>
-            <w:r>
-              <w:rPr>
-                <w:rFonts w:ascii="Times New Roman" w:hAnsi="Times New Roman" w:cs="Times New Roman"/>
-                <w:sz w:val="20"/>
-                <w:szCs w:val="20"/>
-                <w:lang w:bidi="ar"/>
-              </w:rPr>
-              <w:t>(1</w:t>
-            </w:r>
-            <w:r>
-              <w:rPr>
-                <w:rFonts w:ascii="宋体" w:hAnsi="宋体" w:cs="宋体" w:hint="eastAsia"/>
-                <w:sz w:val="20"/>
-                <w:szCs w:val="20"/>
-                <w:lang w:bidi="ar"/>
-              </w:rPr>
-              <w:t>字节</w:t>
-            </w:r>
-            <w:r>
-              <w:rPr>
-                <w:rFonts w:ascii="Times New Roman" w:hAnsi="Times New Roman" w:cs="Times New Roman"/>
-                <w:sz w:val="20"/>
-                <w:szCs w:val="20"/>
-                <w:lang w:bidi="ar"/>
-              </w:rPr>
-              <w:t xml:space="preserve">) + </w:t>
-            </w:r>
-            <w:r>
-              <w:rPr>
-                <w:rFonts w:ascii="宋体" w:hAnsi="宋体" w:cs="宋体" w:hint="eastAsia"/>
-                <w:sz w:val="20"/>
-                <w:szCs w:val="20"/>
-                <w:lang w:bidi="ar"/>
-              </w:rPr>
-              <w:t>指令</w:t>
-            </w:r>
-            <w:r>
-              <w:rPr>
-                <w:rFonts w:ascii="Times New Roman" w:hAnsi="Times New Roman" w:cs="Times New Roman"/>
-                <w:sz w:val="20"/>
-                <w:szCs w:val="20"/>
-                <w:lang w:bidi="ar"/>
-              </w:rPr>
-              <w:t>(1</w:t>
-            </w:r>
-            <w:r>
-              <w:rPr>
-                <w:rFonts w:ascii="宋体" w:hAnsi="宋体" w:cs="宋体" w:hint="eastAsia"/>
-                <w:sz w:val="20"/>
-                <w:szCs w:val="20"/>
-                <w:lang w:bidi="ar"/>
-              </w:rPr>
-              <w:t>指令</w:t>
-            </w:r>
-            <w:r>
-              <w:rPr>
-                <w:rFonts w:ascii="Times New Roman" w:hAnsi="Times New Roman" w:cs="Times New Roman"/>
-                <w:sz w:val="20"/>
-                <w:szCs w:val="20"/>
-                <w:lang w:bidi="ar"/>
-              </w:rPr>
-              <w:t xml:space="preserve">) + </w:t>
-            </w:r>
-            <w:r>
-              <w:rPr>
-                <w:rFonts w:ascii="宋体" w:hAnsi="宋体" w:cs="宋体" w:hint="eastAsia"/>
-                <w:sz w:val="20"/>
-                <w:szCs w:val="20"/>
-                <w:lang w:bidi="ar"/>
-              </w:rPr>
-              <w:t>真实数据</w:t>
-            </w:r>
-            <w:r>
-              <w:rPr>
-                <w:rFonts w:ascii="Times New Roman" w:hAnsi="Times New Roman" w:cs="Times New Roman"/>
-                <w:sz w:val="20"/>
-                <w:szCs w:val="20"/>
-                <w:lang w:bidi="ar"/>
-              </w:rPr>
-              <w:t>(n</w:t>
-            </w:r>
-            <w:r>
-              <w:rPr>
-                <w:rFonts w:ascii="宋体" w:hAnsi="宋体" w:cs="宋体" w:hint="eastAsia"/>
-                <w:sz w:val="20"/>
-                <w:szCs w:val="20"/>
-                <w:lang w:bidi="ar"/>
-              </w:rPr>
-              <w:t>字节</w:t>
-            </w:r>
-            <w:r>
-              <w:rPr>
-                <w:rFonts w:ascii="Times New Roman" w:hAnsi="Times New Roman" w:cs="Times New Roman"/>
-                <w:sz w:val="20"/>
-                <w:szCs w:val="20"/>
-                <w:lang w:bidi="ar"/>
-              </w:rPr>
-              <w:t>) + CRC</w:t>
-            </w:r>
-            <w:r>
-              <w:rPr>
-                <w:rFonts w:ascii="宋体" w:hAnsi="宋体" w:cs="宋体" w:hint="eastAsia"/>
-                <w:sz w:val="20"/>
-                <w:szCs w:val="20"/>
-                <w:lang w:bidi="ar"/>
-              </w:rPr>
-              <w:t>校验位</w:t>
-            </w:r>
-            <w:r>
-              <w:rPr>
-                <w:rFonts w:ascii="Times New Roman" w:hAnsi="Times New Roman" w:cs="Times New Roman"/>
-                <w:sz w:val="20"/>
-                <w:szCs w:val="20"/>
-                <w:lang w:bidi="ar"/>
-              </w:rPr>
-              <w:t>(2</w:t>
-            </w:r>
-            <w:r>
-              <w:rPr>
-                <w:rFonts w:ascii="宋体" w:hAnsi="宋体" w:cs="宋体" w:hint="eastAsia"/>
-                <w:sz w:val="20"/>
-                <w:szCs w:val="20"/>
-                <w:lang w:bidi="ar"/>
-              </w:rPr>
-              <w:t>字节</w:t>
-            </w:r>
-            <w:r>
-              <w:rPr>
-                <w:rFonts w:ascii="Times New Roman" w:hAnsi="Times New Roman" w:cs="Times New Roman"/>
-                <w:sz w:val="20"/>
-                <w:szCs w:val="20"/>
-                <w:lang w:bidi="ar"/>
-              </w:rPr>
-              <w:t xml:space="preserve">) + </w:t>
-            </w:r>
-            <w:r>
-              <w:rPr>
-                <w:rFonts w:ascii="宋体" w:hAnsi="宋体" w:cs="宋体" w:hint="eastAsia"/>
-                <w:sz w:val="20"/>
-                <w:szCs w:val="20"/>
-                <w:lang w:bidi="ar"/>
-              </w:rPr>
-              <w:t>结束标志</w:t>
-            </w:r>
-            <w:r>
-              <w:rPr>
-                <w:rFonts w:ascii="Times New Roman" w:hAnsi="Times New Roman" w:cs="Times New Roman"/>
-                <w:sz w:val="20"/>
-                <w:szCs w:val="20"/>
-                <w:lang w:bidi="ar"/>
-              </w:rPr>
-              <w:t>(1</w:t>
-            </w:r>
-            <w:r>
-              <w:rPr>
-                <w:rFonts w:ascii="宋体" w:hAnsi="宋体" w:cs="宋体" w:hint="eastAsia"/>
-                <w:sz w:val="20"/>
-                <w:szCs w:val="20"/>
-                <w:lang w:bidi="ar"/>
-              </w:rPr>
-              <w:t>字节）</w:t>
+              <w:t>（数据区 = (起始标志)(1字节) + 数据区长度(1字节) + 指令(1指令) + 真实数据(n字节) + CRC校验位(2字节) + 结束标志(1字节）</w:t>
             </w:r>
           </w:p>
         </w:tc>
@@ -5027,7 +4905,7 @@
       <w:tr>
         <w:tc>
           <w:tcPr>
-            <w:tcW w:w="1495" w:type="pct"/>
+            <w:tcW w:w="1724" w:type="pct"/>
             <w:tcBorders>
               <w:top w:val="single" w:sz="4" w:space="0" w:color="auto"/>
               <w:left w:val="single" w:sz="4" w:space="0" w:color="auto"/>
@@ -5038,7 +4916,6 @@
           <w:p>
             <w:pPr>
               <w:widowControl/>
-              <w:ind w:firstLine="440"/>
               <w:jc w:val="center"/>
               <w:rPr>
                 <w:rFonts w:ascii="Times New Roman" w:hAnsi="Times New Roman" w:cs="Times New Roman"/>
@@ -5057,7 +4934,7 @@
         </w:tc>
         <w:tc>
           <w:tcPr>
-            <w:tcW w:w="2254" w:type="pct"/>
+            <w:tcW w:w="1783" w:type="pct"/>
             <w:tcBorders>
               <w:top w:val="single" w:sz="4" w:space="0" w:color="auto"/>
               <w:left w:val="nil"/>
@@ -5068,7 +4945,6 @@
           <w:p>
             <w:pPr>
               <w:widowControl/>
-              <w:ind w:firstLine="440"/>
               <w:jc w:val="center"/>
               <w:rPr>
                 <w:rFonts w:ascii="Times New Roman" w:hAnsi="Times New Roman" w:cs="Times New Roman"/>
@@ -5087,7 +4963,7 @@
         </w:tc>
         <w:tc>
           <w:tcPr>
-            <w:tcW w:w="1251" w:type="pct"/>
+            <w:tcW w:w="1494" w:type="pct"/>
             <w:tcBorders>
               <w:top w:val="single" w:sz="4" w:space="0" w:color="auto"/>
               <w:left w:val="nil"/>
@@ -5098,7 +4974,6 @@
           <w:p>
             <w:pPr>
               <w:widowControl/>
-              <w:ind w:firstLine="440"/>
               <w:jc w:val="center"/>
               <w:rPr>
                 <w:rFonts w:ascii="Times New Roman" w:hAnsi="Times New Roman" w:cs="Times New Roman"/>
@@ -5119,7 +4994,7 @@
       <w:tr>
         <w:tc>
           <w:tcPr>
-            <w:tcW w:w="1495" w:type="pct"/>
+            <w:tcW w:w="1724" w:type="pct"/>
             <w:tcBorders>
               <w:top w:val="single" w:sz="4" w:space="0" w:color="auto"/>
               <w:left w:val="single" w:sz="4" w:space="0" w:color="auto"/>
@@ -5129,27 +5004,106 @@
           </w:tcPr>
           <w:p>
             <w:pPr>
-              <w:ind w:firstLine="440"/>
-              <w:jc w:val="center"/>
-              <w:rPr>
-                <w:rFonts w:ascii="Times New Roman" w:hAnsi="Times New Roman" w:cs="Times New Roman"/>
-                <w:sz w:val="22"/>
-                <w:lang w:bidi="ar"/>
-              </w:rPr>
-            </w:pPr>
-            <w:r>
-              <w:rPr>
-                <w:rFonts w:ascii="Times New Roman" w:hAnsi="Times New Roman" w:cs="Times New Roman"/>
-                <w:sz w:val="22"/>
-                <w:lang w:bidi="ar"/>
-              </w:rPr>
-              <w:t>0xA5, 0x06, 0x10, 0x63, 0x8F, 0xAA</w:t>
-            </w:r>
-          </w:p>
-        </w:tc>
-        <w:tc>
-          <w:tcPr>
-            <w:tcW w:w="2254" w:type="pct"/>
+              <w:jc w:val="center"/>
+              <w:rPr>
+                <w:rFonts w:ascii="Times New Roman" w:hAnsi="Times New Roman" w:cs="Times New Roman"/>
+                <w:sz w:val="22"/>
+                <w:lang w:bidi="ar"/>
+              </w:rPr>
+            </w:pPr>
+            <w:r>
+              <w:rPr>
+                <w:rFonts w:ascii="Times New Roman" w:hAnsi="Times New Roman" w:cs="Times New Roman"/>
+                <w:sz w:val="22"/>
+                <w:lang w:bidi="ar"/>
+              </w:rPr>
+              <w:t>0xA5</w:t>
+            </w:r>
+            <w:r>
+              <w:rPr>
+                <w:rFonts w:ascii="Times New Roman" w:hAnsi="Times New Roman" w:cs="Times New Roman" w:hint="eastAsia"/>
+                <w:sz w:val="22"/>
+                <w:lang w:bidi="ar"/>
+              </w:rPr>
+              <w:t xml:space="preserve"> </w:t>
+            </w:r>
+            <w:r>
+              <w:rPr>
+                <w:rFonts w:ascii="Times New Roman" w:hAnsi="Times New Roman" w:cs="Times New Roman"/>
+                <w:sz w:val="22"/>
+                <w:lang w:bidi="ar"/>
+              </w:rPr>
+              <w:t>0x06</w:t>
+            </w:r>
+            <w:r>
+              <w:rPr>
+                <w:rFonts w:ascii="Times New Roman" w:hAnsi="Times New Roman" w:cs="Times New Roman" w:hint="eastAsia"/>
+                <w:sz w:val="22"/>
+                <w:lang w:bidi="ar"/>
+              </w:rPr>
+              <w:t xml:space="preserve"> </w:t>
+            </w:r>
+            <w:r>
+              <w:rPr>
+                <w:rFonts w:ascii="Times New Roman" w:hAnsi="Times New Roman" w:cs="Times New Roman"/>
+                <w:sz w:val="22"/>
+                <w:lang w:bidi="ar"/>
+              </w:rPr>
+              <w:t>0x10</w:t>
+            </w:r>
+            <w:r>
+              <w:rPr>
+                <w:rFonts w:ascii="Times New Roman" w:hAnsi="Times New Roman" w:cs="Times New Roman" w:hint="eastAsia"/>
+                <w:sz w:val="22"/>
+                <w:lang w:bidi="ar"/>
+              </w:rPr>
+              <w:t xml:space="preserve"> </w:t>
+            </w:r>
+            <w:r>
+              <w:rPr>
+                <w:rFonts w:ascii="Times New Roman" w:hAnsi="Times New Roman" w:cs="Times New Roman"/>
+                <w:sz w:val="22"/>
+                <w:lang w:bidi="ar"/>
+              </w:rPr>
+              <w:t>0x63</w:t>
+            </w:r>
+            <w:r>
+              <w:rPr>
+                <w:rFonts w:ascii="Times New Roman" w:hAnsi="Times New Roman" w:cs="Times New Roman" w:hint="eastAsia"/>
+                <w:sz w:val="22"/>
+                <w:lang w:bidi="ar"/>
+              </w:rPr>
+              <w:t xml:space="preserve"> </w:t>
+            </w:r>
+            <w:r>
+              <w:rPr>
+                <w:rFonts w:ascii="Times New Roman" w:hAnsi="Times New Roman" w:cs="Times New Roman"/>
+                <w:sz w:val="22"/>
+                <w:lang w:bidi="ar"/>
+              </w:rPr>
+              <w:t>0x8F</w:t>
+            </w:r>
+            <w:r>
+              <w:rPr>
+                <w:rFonts w:ascii="Times New Roman" w:hAnsi="Times New Roman" w:cs="Times New Roman" w:hint="eastAsia"/>
+                <w:sz w:val="22"/>
+                <w:lang w:bidi="ar"/>
+              </w:rPr>
+              <w:t xml:space="preserve"> </w:t>
+            </w:r>
+            <w:r>
+              <w:rPr>
+                <w:rFonts w:ascii="Times New Roman" w:hAnsi="Times New Roman" w:cs="Times New Roman"/>
+                <w:sz w:val="22"/>
+                <w:lang w:bidi="ar"/>
+              </w:rPr>
+              <w:t>0xAA</w:t>
+            </w:r>
+          </w:p>
+        </w:tc>
+        <w:tc>
+          <w:tcPr>
+            <w:tcW w:w="1783" w:type="pct"/>
             <w:tcBorders>
               <w:top w:val="single" w:sz="4" w:space="0" w:color="auto"/>
               <w:left w:val="nil"/>
@@ -5159,27 +5113,170 @@
           </w:tcPr>
           <w:p>
             <w:pPr>
-              <w:ind w:firstLine="440"/>
-              <w:jc w:val="center"/>
-              <w:rPr>
-                <w:rFonts w:ascii="Times New Roman" w:hAnsi="Times New Roman" w:cs="Times New Roman"/>
-                <w:sz w:val="22"/>
-                <w:lang w:bidi="ar"/>
-              </w:rPr>
-            </w:pPr>
-            <w:r>
-              <w:rPr>
-                <w:rFonts w:ascii="Times New Roman" w:hAnsi="Times New Roman" w:cs="Times New Roman"/>
-                <w:sz w:val="22"/>
-                <w:lang w:bidi="ar"/>
-              </w:rPr>
-              <w:t>0x50, 0x06, 0xA5, 0x06, 0x10, 0x63, 0x8F, 0xAA, 0xA3, 0x53</w:t>
-            </w:r>
-          </w:p>
-        </w:tc>
-        <w:tc>
-          <w:tcPr>
-            <w:tcW w:w="1251" w:type="pct"/>
+              <w:jc w:val="center"/>
+              <w:rPr>
+                <w:rFonts w:ascii="Times New Roman" w:hAnsi="Times New Roman" w:cs="Times New Roman"/>
+                <w:sz w:val="22"/>
+                <w:lang w:bidi="ar"/>
+              </w:rPr>
+            </w:pPr>
+            <w:r>
+              <w:rPr>
+                <w:rFonts w:ascii="Times New Roman" w:hAnsi="Times New Roman" w:cs="Times New Roman"/>
+                <w:sz w:val="22"/>
+                <w:lang w:bidi="ar"/>
+              </w:rPr>
+              <w:t>0x50</w:t>
+            </w:r>
+            <w:r>
+              <w:rPr>
+                <w:rFonts w:ascii="Times New Roman" w:hAnsi="Times New Roman" w:cs="Times New Roman" w:hint="eastAsia"/>
+                <w:sz w:val="22"/>
+                <w:lang w:bidi="ar"/>
+              </w:rPr>
+              <w:t xml:space="preserve"> </w:t>
+            </w:r>
+            <w:r>
+              <w:rPr>
+                <w:rFonts w:ascii="Times New Roman" w:hAnsi="Times New Roman" w:cs="Times New Roman"/>
+                <w:sz w:val="22"/>
+                <w:lang w:bidi="ar"/>
+              </w:rPr>
+              <w:t>0x06</w:t>
+            </w:r>
+            <w:r>
+              <w:rPr>
+                <w:rFonts w:ascii="Times New Roman" w:hAnsi="Times New Roman" w:cs="Times New Roman" w:hint="eastAsia"/>
+                <w:sz w:val="22"/>
+                <w:lang w:bidi="ar"/>
+              </w:rPr>
+              <w:t xml:space="preserve"> </w:t>
+            </w:r>
+            <w:r>
+              <w:rPr>
+                <w:rFonts w:ascii="Times New Roman" w:hAnsi="Times New Roman" w:cs="Times New Roman"/>
+                <w:sz w:val="22"/>
+                <w:lang w:bidi="ar"/>
+              </w:rPr>
+              <w:t>0xA5</w:t>
+            </w:r>
+            <w:r>
+              <w:rPr>
+                <w:rFonts w:ascii="Times New Roman" w:hAnsi="Times New Roman" w:cs="Times New Roman" w:hint="eastAsia"/>
+                <w:sz w:val="22"/>
+                <w:lang w:bidi="ar"/>
+              </w:rPr>
+              <w:t xml:space="preserve"> </w:t>
+            </w:r>
+            <w:r>
+              <w:rPr>
+                <w:rFonts w:ascii="Times New Roman" w:hAnsi="Times New Roman" w:cs="Times New Roman"/>
+                <w:sz w:val="22"/>
+                <w:lang w:bidi="ar"/>
+              </w:rPr>
+              <w:t>0x06</w:t>
+            </w:r>
+            <w:r>
+              <w:rPr>
+                <w:rFonts w:ascii="Times New Roman" w:hAnsi="Times New Roman" w:cs="Times New Roman" w:hint="eastAsia"/>
+                <w:sz w:val="22"/>
+                <w:lang w:bidi="ar"/>
+              </w:rPr>
+              <w:t xml:space="preserve"> </w:t>
+            </w:r>
+            <w:r>
+              <w:rPr>
+                <w:rFonts w:ascii="Times New Roman" w:hAnsi="Times New Roman" w:cs="Times New Roman"/>
+                <w:sz w:val="22"/>
+                <w:lang w:bidi="ar"/>
+              </w:rPr>
+              <w:t>0x10</w:t>
+            </w:r>
+            <w:r>
+              <w:rPr>
+                <w:rFonts w:ascii="Times New Roman" w:hAnsi="Times New Roman" w:cs="Times New Roman" w:hint="eastAsia"/>
+                <w:sz w:val="22"/>
+                <w:lang w:bidi="ar"/>
+              </w:rPr>
+              <w:t xml:space="preserve"> </w:t>
+            </w:r>
+            <w:r>
+              <w:rPr>
+                <w:rFonts w:ascii="Times New Roman" w:hAnsi="Times New Roman" w:cs="Times New Roman"/>
+                <w:sz w:val="22"/>
+                <w:lang w:bidi="ar"/>
+              </w:rPr>
+              <w:t>0x63</w:t>
+            </w:r>
+            <w:r>
+              <w:rPr>
+                <w:rFonts w:ascii="Times New Roman" w:hAnsi="Times New Roman" w:cs="Times New Roman" w:hint="eastAsia"/>
+                <w:sz w:val="22"/>
+                <w:lang w:bidi="ar"/>
+              </w:rPr>
+              <w:t xml:space="preserve"> </w:t>
+            </w:r>
+            <w:r>
+              <w:rPr>
+                <w:rFonts w:ascii="Times New Roman" w:hAnsi="Times New Roman" w:cs="Times New Roman"/>
+                <w:sz w:val="22"/>
+                <w:lang w:bidi="ar"/>
+              </w:rPr>
+              <w:t>0x8F</w:t>
+            </w:r>
+            <w:r>
+              <w:rPr>
+                <w:rFonts w:ascii="Times New Roman" w:hAnsi="Times New Roman" w:cs="Times New Roman" w:hint="eastAsia"/>
+                <w:sz w:val="22"/>
+                <w:lang w:bidi="ar"/>
+              </w:rPr>
+              <w:t xml:space="preserve"> </w:t>
+            </w:r>
+            <w:r>
+              <w:rPr>
+                <w:rFonts w:ascii="Times New Roman" w:hAnsi="Times New Roman" w:cs="Times New Roman"/>
+                <w:sz w:val="22"/>
+                <w:lang w:bidi="ar"/>
+              </w:rPr>
+              <w:t>0xAA</w:t>
+            </w:r>
+            <w:r>
+              <w:rPr>
+                <w:rFonts w:ascii="Times New Roman" w:hAnsi="Times New Roman" w:cs="Times New Roman" w:hint="eastAsia"/>
+                <w:sz w:val="22"/>
+                <w:lang w:bidi="ar"/>
+              </w:rPr>
+              <w:t xml:space="preserve"> </w:t>
+            </w:r>
+            <w:r>
+              <w:rPr>
+                <w:rFonts w:ascii="Times New Roman" w:hAnsi="Times New Roman" w:cs="Times New Roman"/>
+                <w:sz w:val="22"/>
+                <w:lang w:bidi="ar"/>
+              </w:rPr>
+              <w:t>0xA3</w:t>
+            </w:r>
+            <w:r>
+              <w:rPr>
+                <w:rFonts w:ascii="Times New Roman" w:hAnsi="Times New Roman" w:cs="Times New Roman" w:hint="eastAsia"/>
+                <w:sz w:val="22"/>
+                <w:lang w:bidi="ar"/>
+              </w:rPr>
+              <w:t xml:space="preserve"> </w:t>
+            </w:r>
+            <w:r>
+              <w:rPr>
+                <w:rFonts w:ascii="Times New Roman" w:hAnsi="Times New Roman" w:cs="Times New Roman"/>
+                <w:sz w:val="22"/>
+                <w:lang w:bidi="ar"/>
+              </w:rPr>
+              <w:t>0x53</w:t>
+            </w:r>
+          </w:p>
+        </w:tc>
+        <w:tc>
+          <w:tcPr>
+            <w:tcW w:w="1494" w:type="pct"/>
             <w:tcBorders>
               <w:top w:val="single" w:sz="4" w:space="0" w:color="auto"/>
               <w:left w:val="nil"/>
@@ -5189,7 +5286,6 @@
           </w:tcPr>
           <w:p>
             <w:pPr>
-              <w:ind w:firstLine="440"/>
               <w:jc w:val="center"/>
               <w:rPr>
                 <w:rFonts w:ascii="宋体" w:hAnsi="宋体" w:cs="宋体" w:hint="eastAsia"/>
@@ -5247,7 +5343,7 @@
       <w:tr>
         <w:tc>
           <w:tcPr>
-            <w:tcW w:w="1495" w:type="pct"/>
+            <w:tcW w:w="1724" w:type="pct"/>
             <w:tcBorders>
               <w:top w:val="single" w:sz="4" w:space="0" w:color="auto"/>
               <w:left w:val="single" w:sz="4" w:space="0" w:color="auto"/>
@@ -5257,26 +5353,105 @@
           </w:tcPr>
           <w:p>
             <w:pPr>
-              <w:ind w:firstLine="440"/>
-              <w:jc w:val="center"/>
-              <w:rPr>
-                <w:rFonts w:ascii="Times New Roman" w:hAnsi="Times New Roman" w:cs="Times New Roman"/>
-                <w:sz w:val="22"/>
-              </w:rPr>
-            </w:pPr>
-            <w:r>
-              <w:rPr>
-                <w:rFonts w:ascii="Times New Roman" w:hAnsi="Times New Roman" w:cs="Times New Roman"/>
-                <w:sz w:val="22"/>
-                <w:lang w:bidi="ar"/>
-              </w:rPr>
-              <w:t>0xA5, 0x06, 0x11, 0xA2, 0x4F, 0xAA</w:t>
-            </w:r>
-          </w:p>
-        </w:tc>
-        <w:tc>
-          <w:tcPr>
-            <w:tcW w:w="2254" w:type="pct"/>
+              <w:jc w:val="center"/>
+              <w:rPr>
+                <w:rFonts w:ascii="Times New Roman" w:hAnsi="Times New Roman" w:cs="Times New Roman"/>
+                <w:sz w:val="22"/>
+              </w:rPr>
+            </w:pPr>
+            <w:r>
+              <w:rPr>
+                <w:rFonts w:ascii="Times New Roman" w:hAnsi="Times New Roman" w:cs="Times New Roman"/>
+                <w:sz w:val="22"/>
+                <w:lang w:bidi="ar"/>
+              </w:rPr>
+              <w:t>0xA5</w:t>
+            </w:r>
+            <w:r>
+              <w:rPr>
+                <w:rFonts w:ascii="Times New Roman" w:hAnsi="Times New Roman" w:cs="Times New Roman" w:hint="eastAsia"/>
+                <w:sz w:val="22"/>
+                <w:lang w:bidi="ar"/>
+              </w:rPr>
+              <w:t xml:space="preserve"> </w:t>
+            </w:r>
+            <w:r>
+              <w:rPr>
+                <w:rFonts w:ascii="Times New Roman" w:hAnsi="Times New Roman" w:cs="Times New Roman"/>
+                <w:sz w:val="22"/>
+                <w:lang w:bidi="ar"/>
+              </w:rPr>
+              <w:t>0x06</w:t>
+            </w:r>
+            <w:r>
+              <w:rPr>
+                <w:rFonts w:ascii="Times New Roman" w:hAnsi="Times New Roman" w:cs="Times New Roman" w:hint="eastAsia"/>
+                <w:sz w:val="22"/>
+                <w:lang w:bidi="ar"/>
+              </w:rPr>
+              <w:t xml:space="preserve"> </w:t>
+            </w:r>
+            <w:r>
+              <w:rPr>
+                <w:rFonts w:ascii="Times New Roman" w:hAnsi="Times New Roman" w:cs="Times New Roman"/>
+                <w:sz w:val="22"/>
+                <w:lang w:bidi="ar"/>
+              </w:rPr>
+              <w:t>0x11</w:t>
+            </w:r>
+            <w:r>
+              <w:rPr>
+                <w:rFonts w:ascii="Times New Roman" w:hAnsi="Times New Roman" w:cs="Times New Roman" w:hint="eastAsia"/>
+                <w:sz w:val="22"/>
+                <w:lang w:bidi="ar"/>
+              </w:rPr>
+              <w:t xml:space="preserve"> </w:t>
+            </w:r>
+            <w:r>
+              <w:rPr>
+                <w:rFonts w:ascii="Times New Roman" w:hAnsi="Times New Roman" w:cs="Times New Roman"/>
+                <w:sz w:val="22"/>
+                <w:lang w:bidi="ar"/>
+              </w:rPr>
+              <w:t>0xA2</w:t>
+            </w:r>
+            <w:r>
+              <w:rPr>
+                <w:rFonts w:ascii="Times New Roman" w:hAnsi="Times New Roman" w:cs="Times New Roman" w:hint="eastAsia"/>
+                <w:sz w:val="22"/>
+                <w:lang w:bidi="ar"/>
+              </w:rPr>
+              <w:t xml:space="preserve"> </w:t>
+            </w:r>
+            <w:r>
+              <w:rPr>
+                <w:rFonts w:ascii="Times New Roman" w:hAnsi="Times New Roman" w:cs="Times New Roman"/>
+                <w:sz w:val="22"/>
+                <w:lang w:bidi="ar"/>
+              </w:rPr>
+              <w:t>0x4F</w:t>
+            </w:r>
+            <w:r>
+              <w:rPr>
+                <w:rFonts w:ascii="Times New Roman" w:hAnsi="Times New Roman" w:cs="Times New Roman" w:hint="eastAsia"/>
+                <w:sz w:val="22"/>
+                <w:lang w:bidi="ar"/>
+              </w:rPr>
+              <w:t xml:space="preserve"> </w:t>
+            </w:r>
+            <w:r>
+              <w:rPr>
+                <w:rFonts w:ascii="Times New Roman" w:hAnsi="Times New Roman" w:cs="Times New Roman"/>
+                <w:sz w:val="22"/>
+                <w:lang w:bidi="ar"/>
+              </w:rPr>
+              <w:t>0xAA</w:t>
+            </w:r>
+          </w:p>
+        </w:tc>
+        <w:tc>
+          <w:tcPr>
+            <w:tcW w:w="1783" w:type="pct"/>
             <w:tcBorders>
               <w:top w:val="single" w:sz="4" w:space="0" w:color="auto"/>
               <w:left w:val="nil"/>
@@ -5286,27 +5461,170 @@
           </w:tcPr>
           <w:p>
             <w:pPr>
-              <w:ind w:firstLine="440"/>
-              <w:jc w:val="center"/>
-              <w:rPr>
-                <w:rFonts w:ascii="Times New Roman" w:hAnsi="Times New Roman" w:cs="Times New Roman"/>
-                <w:sz w:val="22"/>
-                <w:lang w:bidi="ar"/>
-              </w:rPr>
-            </w:pPr>
-            <w:r>
-              <w:rPr>
-                <w:rFonts w:ascii="Times New Roman" w:hAnsi="Times New Roman" w:cs="Times New Roman"/>
-                <w:sz w:val="22"/>
-                <w:lang w:bidi="ar"/>
-              </w:rPr>
-              <w:t>0x50, 0x06, 0xA5, 0x06, 0x11, 0xA2, 0x4F, 0xAA, 0xA3, 0x53</w:t>
-            </w:r>
-          </w:p>
-        </w:tc>
-        <w:tc>
-          <w:tcPr>
-            <w:tcW w:w="1251" w:type="pct"/>
+              <w:jc w:val="center"/>
+              <w:rPr>
+                <w:rFonts w:ascii="Times New Roman" w:hAnsi="Times New Roman" w:cs="Times New Roman"/>
+                <w:sz w:val="22"/>
+                <w:lang w:bidi="ar"/>
+              </w:rPr>
+            </w:pPr>
+            <w:r>
+              <w:rPr>
+                <w:rFonts w:ascii="Times New Roman" w:hAnsi="Times New Roman" w:cs="Times New Roman"/>
+                <w:sz w:val="22"/>
+                <w:lang w:bidi="ar"/>
+              </w:rPr>
+              <w:t>0x50</w:t>
+            </w:r>
+            <w:r>
+              <w:rPr>
+                <w:rFonts w:ascii="Times New Roman" w:hAnsi="Times New Roman" w:cs="Times New Roman" w:hint="eastAsia"/>
+                <w:sz w:val="22"/>
+                <w:lang w:bidi="ar"/>
+              </w:rPr>
+              <w:t xml:space="preserve"> </w:t>
+            </w:r>
+            <w:r>
+              <w:rPr>
+                <w:rFonts w:ascii="Times New Roman" w:hAnsi="Times New Roman" w:cs="Times New Roman"/>
+                <w:sz w:val="22"/>
+                <w:lang w:bidi="ar"/>
+              </w:rPr>
+              <w:t>0x06</w:t>
+            </w:r>
+            <w:r>
+              <w:rPr>
+                <w:rFonts w:ascii="Times New Roman" w:hAnsi="Times New Roman" w:cs="Times New Roman" w:hint="eastAsia"/>
+                <w:sz w:val="22"/>
+                <w:lang w:bidi="ar"/>
+              </w:rPr>
+              <w:t xml:space="preserve"> </w:t>
+            </w:r>
+            <w:r>
+              <w:rPr>
+                <w:rFonts w:ascii="Times New Roman" w:hAnsi="Times New Roman" w:cs="Times New Roman"/>
+                <w:sz w:val="22"/>
+                <w:lang w:bidi="ar"/>
+              </w:rPr>
+              <w:t>0xA5</w:t>
+            </w:r>
+            <w:r>
+              <w:rPr>
+                <w:rFonts w:ascii="Times New Roman" w:hAnsi="Times New Roman" w:cs="Times New Roman" w:hint="eastAsia"/>
+                <w:sz w:val="22"/>
+                <w:lang w:bidi="ar"/>
+              </w:rPr>
+              <w:t xml:space="preserve"> </w:t>
+            </w:r>
+            <w:r>
+              <w:rPr>
+                <w:rFonts w:ascii="Times New Roman" w:hAnsi="Times New Roman" w:cs="Times New Roman"/>
+                <w:sz w:val="22"/>
+                <w:lang w:bidi="ar"/>
+              </w:rPr>
+              <w:t>0x06</w:t>
+            </w:r>
+            <w:r>
+              <w:rPr>
+                <w:rFonts w:ascii="Times New Roman" w:hAnsi="Times New Roman" w:cs="Times New Roman" w:hint="eastAsia"/>
+                <w:sz w:val="22"/>
+                <w:lang w:bidi="ar"/>
+              </w:rPr>
+              <w:t xml:space="preserve"> </w:t>
+            </w:r>
+            <w:r>
+              <w:rPr>
+                <w:rFonts w:ascii="Times New Roman" w:hAnsi="Times New Roman" w:cs="Times New Roman"/>
+                <w:sz w:val="22"/>
+                <w:lang w:bidi="ar"/>
+              </w:rPr>
+              <w:t>0x11</w:t>
+            </w:r>
+            <w:r>
+              <w:rPr>
+                <w:rFonts w:ascii="Times New Roman" w:hAnsi="Times New Roman" w:cs="Times New Roman" w:hint="eastAsia"/>
+                <w:sz w:val="22"/>
+                <w:lang w:bidi="ar"/>
+              </w:rPr>
+              <w:t xml:space="preserve"> </w:t>
+            </w:r>
+            <w:r>
+              <w:rPr>
+                <w:rFonts w:ascii="Times New Roman" w:hAnsi="Times New Roman" w:cs="Times New Roman"/>
+                <w:sz w:val="22"/>
+                <w:lang w:bidi="ar"/>
+              </w:rPr>
+              <w:t>0xA2</w:t>
+            </w:r>
+            <w:r>
+              <w:rPr>
+                <w:rFonts w:ascii="Times New Roman" w:hAnsi="Times New Roman" w:cs="Times New Roman" w:hint="eastAsia"/>
+                <w:sz w:val="22"/>
+                <w:lang w:bidi="ar"/>
+              </w:rPr>
+              <w:t xml:space="preserve"> </w:t>
+            </w:r>
+            <w:r>
+              <w:rPr>
+                <w:rFonts w:ascii="Times New Roman" w:hAnsi="Times New Roman" w:cs="Times New Roman"/>
+                <w:sz w:val="22"/>
+                <w:lang w:bidi="ar"/>
+              </w:rPr>
+              <w:t>0x4F</w:t>
+            </w:r>
+            <w:r>
+              <w:rPr>
+                <w:rFonts w:ascii="Times New Roman" w:hAnsi="Times New Roman" w:cs="Times New Roman" w:hint="eastAsia"/>
+                <w:sz w:val="22"/>
+                <w:lang w:bidi="ar"/>
+              </w:rPr>
+              <w:t xml:space="preserve"> </w:t>
+            </w:r>
+            <w:r>
+              <w:rPr>
+                <w:rFonts w:ascii="Times New Roman" w:hAnsi="Times New Roman" w:cs="Times New Roman"/>
+                <w:sz w:val="22"/>
+                <w:lang w:bidi="ar"/>
+              </w:rPr>
+              <w:t>0xAA</w:t>
+            </w:r>
+            <w:r>
+              <w:rPr>
+                <w:rFonts w:ascii="Times New Roman" w:hAnsi="Times New Roman" w:cs="Times New Roman" w:hint="eastAsia"/>
+                <w:sz w:val="22"/>
+                <w:lang w:bidi="ar"/>
+              </w:rPr>
+              <w:t xml:space="preserve"> </w:t>
+            </w:r>
+            <w:r>
+              <w:rPr>
+                <w:rFonts w:ascii="Times New Roman" w:hAnsi="Times New Roman" w:cs="Times New Roman"/>
+                <w:sz w:val="22"/>
+                <w:lang w:bidi="ar"/>
+              </w:rPr>
+              <w:t>0xA3</w:t>
+            </w:r>
+            <w:r>
+              <w:rPr>
+                <w:rFonts w:ascii="Times New Roman" w:hAnsi="Times New Roman" w:cs="Times New Roman" w:hint="eastAsia"/>
+                <w:sz w:val="22"/>
+                <w:lang w:bidi="ar"/>
+              </w:rPr>
+              <w:t xml:space="preserve"> </w:t>
+            </w:r>
+            <w:r>
+              <w:rPr>
+                <w:rFonts w:ascii="Times New Roman" w:hAnsi="Times New Roman" w:cs="Times New Roman"/>
+                <w:sz w:val="22"/>
+                <w:lang w:bidi="ar"/>
+              </w:rPr>
+              <w:t>0x53</w:t>
+            </w:r>
+          </w:p>
+        </w:tc>
+        <w:tc>
+          <w:tcPr>
+            <w:tcW w:w="1494" w:type="pct"/>
             <w:tcBorders>
               <w:top w:val="single" w:sz="4" w:space="0" w:color="auto"/>
               <w:left w:val="nil"/>
@@ -5316,7 +5634,6 @@
           </w:tcPr>
           <w:p>
             <w:pPr>
-              <w:ind w:firstLine="440"/>
               <w:jc w:val="center"/>
               <w:rPr>
                 <w:rFonts w:ascii="Times New Roman" w:hAnsi="Times New Roman" w:cs="Times New Roman"/>
@@ -5337,7 +5654,7 @@
       <w:tr>
         <w:tc>
           <w:tcPr>
-            <w:tcW w:w="1495" w:type="pct"/>
+            <w:tcW w:w="1724" w:type="pct"/>
             <w:tcBorders>
               <w:top w:val="single" w:sz="4" w:space="0" w:color="auto"/>
               <w:left w:val="single" w:sz="4" w:space="0" w:color="auto"/>
@@ -5347,27 +5664,106 @@
           </w:tcPr>
           <w:p>
             <w:pPr>
-              <w:ind w:firstLine="440"/>
-              <w:jc w:val="center"/>
-              <w:rPr>
-                <w:rFonts w:ascii="Times New Roman" w:hAnsi="Times New Roman" w:cs="Times New Roman"/>
-                <w:sz w:val="22"/>
-                <w:lang w:bidi="ar"/>
-              </w:rPr>
-            </w:pPr>
-            <w:r>
-              <w:rPr>
-                <w:rFonts w:ascii="Times New Roman" w:hAnsi="Times New Roman" w:cs="Times New Roman"/>
-                <w:sz w:val="22"/>
-                <w:lang w:bidi="ar"/>
-              </w:rPr>
-              <w:t>0xA5, 0x06, 0x12, 0xE2, 0x4E, 0xAA</w:t>
-            </w:r>
-          </w:p>
-        </w:tc>
-        <w:tc>
-          <w:tcPr>
-            <w:tcW w:w="2254" w:type="pct"/>
+              <w:jc w:val="center"/>
+              <w:rPr>
+                <w:rFonts w:ascii="Times New Roman" w:hAnsi="Times New Roman" w:cs="Times New Roman"/>
+                <w:sz w:val="22"/>
+                <w:lang w:bidi="ar"/>
+              </w:rPr>
+            </w:pPr>
+            <w:r>
+              <w:rPr>
+                <w:rFonts w:ascii="Times New Roman" w:hAnsi="Times New Roman" w:cs="Times New Roman"/>
+                <w:sz w:val="22"/>
+                <w:lang w:bidi="ar"/>
+              </w:rPr>
+              <w:t>0xA5</w:t>
+            </w:r>
+            <w:r>
+              <w:rPr>
+                <w:rFonts w:ascii="Times New Roman" w:hAnsi="Times New Roman" w:cs="Times New Roman" w:hint="eastAsia"/>
+                <w:sz w:val="22"/>
+                <w:lang w:bidi="ar"/>
+              </w:rPr>
+              <w:t xml:space="preserve"> </w:t>
+            </w:r>
+            <w:r>
+              <w:rPr>
+                <w:rFonts w:ascii="Times New Roman" w:hAnsi="Times New Roman" w:cs="Times New Roman"/>
+                <w:sz w:val="22"/>
+                <w:lang w:bidi="ar"/>
+              </w:rPr>
+              <w:t>0x06</w:t>
+            </w:r>
+            <w:r>
+              <w:rPr>
+                <w:rFonts w:ascii="Times New Roman" w:hAnsi="Times New Roman" w:cs="Times New Roman" w:hint="eastAsia"/>
+                <w:sz w:val="22"/>
+                <w:lang w:bidi="ar"/>
+              </w:rPr>
+              <w:t xml:space="preserve"> </w:t>
+            </w:r>
+            <w:r>
+              <w:rPr>
+                <w:rFonts w:ascii="Times New Roman" w:hAnsi="Times New Roman" w:cs="Times New Roman"/>
+                <w:sz w:val="22"/>
+                <w:lang w:bidi="ar"/>
+              </w:rPr>
+              <w:t>0x12</w:t>
+            </w:r>
+            <w:r>
+              <w:rPr>
+                <w:rFonts w:ascii="Times New Roman" w:hAnsi="Times New Roman" w:cs="Times New Roman" w:hint="eastAsia"/>
+                <w:sz w:val="22"/>
+                <w:lang w:bidi="ar"/>
+              </w:rPr>
+              <w:t xml:space="preserve"> </w:t>
+            </w:r>
+            <w:r>
+              <w:rPr>
+                <w:rFonts w:ascii="Times New Roman" w:hAnsi="Times New Roman" w:cs="Times New Roman"/>
+                <w:sz w:val="22"/>
+                <w:lang w:bidi="ar"/>
+              </w:rPr>
+              <w:t>0xE2</w:t>
+            </w:r>
+            <w:r>
+              <w:rPr>
+                <w:rFonts w:ascii="Times New Roman" w:hAnsi="Times New Roman" w:cs="Times New Roman" w:hint="eastAsia"/>
+                <w:sz w:val="22"/>
+                <w:lang w:bidi="ar"/>
+              </w:rPr>
+              <w:t xml:space="preserve"> </w:t>
+            </w:r>
+            <w:r>
+              <w:rPr>
+                <w:rFonts w:ascii="Times New Roman" w:hAnsi="Times New Roman" w:cs="Times New Roman"/>
+                <w:sz w:val="22"/>
+                <w:lang w:bidi="ar"/>
+              </w:rPr>
+              <w:t>0x4E</w:t>
+            </w:r>
+            <w:r>
+              <w:rPr>
+                <w:rFonts w:ascii="Times New Roman" w:hAnsi="Times New Roman" w:cs="Times New Roman" w:hint="eastAsia"/>
+                <w:sz w:val="22"/>
+                <w:lang w:bidi="ar"/>
+              </w:rPr>
+              <w:t xml:space="preserve"> </w:t>
+            </w:r>
+            <w:r>
+              <w:rPr>
+                <w:rFonts w:ascii="Times New Roman" w:hAnsi="Times New Roman" w:cs="Times New Roman"/>
+                <w:sz w:val="22"/>
+                <w:lang w:bidi="ar"/>
+              </w:rPr>
+              <w:t>0xAA</w:t>
+            </w:r>
+          </w:p>
+        </w:tc>
+        <w:tc>
+          <w:tcPr>
+            <w:tcW w:w="1783" w:type="pct"/>
             <w:tcBorders>
               <w:top w:val="single" w:sz="4" w:space="0" w:color="auto"/>
               <w:left w:val="nil"/>
@@ -5377,38 +5773,188 @@
           </w:tcPr>
           <w:p>
             <w:pPr>
-              <w:ind w:firstLine="440"/>
-              <w:jc w:val="center"/>
-              <w:rPr>
-                <w:rFonts w:ascii="Times New Roman" w:hAnsi="Times New Roman" w:cs="Times New Roman"/>
-                <w:sz w:val="22"/>
-                <w:lang w:bidi="ar"/>
-              </w:rPr>
-            </w:pPr>
-            <w:r>
-              <w:rPr>
-                <w:rFonts w:ascii="Times New Roman" w:hAnsi="Times New Roman" w:cs="Times New Roman"/>
-                <w:sz w:val="22"/>
-                <w:lang w:bidi="ar"/>
-              </w:rPr>
-              <w:t>0x50, 0x06, 0xA5, 0x06, 0x12, 0xE2, 0x4E, 0xAA, 0xA3, 0x53</w:t>
-            </w:r>
-          </w:p>
-          <w:p>
-            <w:pPr>
-              <w:ind w:firstLine="440"/>
-              <w:jc w:val="center"/>
-              <w:rPr>
-                <w:rFonts w:ascii="Times New Roman" w:hAnsi="Times New Roman" w:cs="Times New Roman"/>
-                <w:sz w:val="22"/>
-                <w:lang w:bidi="ar"/>
-              </w:rPr>
-            </w:pPr>
-          </w:p>
-        </w:tc>
-        <w:tc>
-          <w:tcPr>
-            <w:tcW w:w="1251" w:type="pct"/>
+              <w:jc w:val="center"/>
+              <w:rPr>
+                <w:rFonts w:ascii="Times New Roman" w:hAnsi="Times New Roman" w:cs="Times New Roman"/>
+                <w:sz w:val="22"/>
+                <w:lang w:bidi="ar"/>
+              </w:rPr>
+            </w:pPr>
+            <w:r>
+              <w:rPr>
+                <w:rFonts w:ascii="Times New Roman" w:hAnsi="Times New Roman" w:cs="Times New Roman"/>
+                <w:sz w:val="22"/>
+                <w:lang w:bidi="ar"/>
+              </w:rPr>
+              <w:t>0x50</w:t>
+            </w:r>
+            <w:r>
+              <w:rPr>
+                <w:rFonts w:ascii="Times New Roman" w:hAnsi="Times New Roman" w:cs="Times New Roman" w:hint="eastAsia"/>
+                <w:sz w:val="22"/>
+                <w:lang w:bidi="ar"/>
+              </w:rPr>
+              <w:t xml:space="preserve"> </w:t>
+            </w:r>
+            <w:r>
+              <w:rPr>
+                <w:rFonts w:ascii="Times New Roman" w:hAnsi="Times New Roman" w:cs="Times New Roman"/>
+                <w:sz w:val="22"/>
+                <w:lang w:bidi="ar"/>
+              </w:rPr>
+              <w:t>0x06</w:t>
+            </w:r>
+            <w:r>
+              <w:rPr>
+                <w:rFonts w:ascii="Times New Roman" w:hAnsi="Times New Roman" w:cs="Times New Roman" w:hint="eastAsia"/>
+                <w:sz w:val="22"/>
+                <w:lang w:bidi="ar"/>
+              </w:rPr>
+              <w:t xml:space="preserve"> </w:t>
+            </w:r>
+            <w:r>
+              <w:rPr>
+                <w:rFonts w:ascii="Times New Roman" w:hAnsi="Times New Roman" w:cs="Times New Roman"/>
+                <w:sz w:val="22"/>
+                <w:lang w:bidi="ar"/>
+              </w:rPr>
+              <w:t>0xA5</w:t>
+            </w:r>
+            <w:r>
+              <w:rPr>
+                <w:rFonts w:ascii="Times New Roman" w:hAnsi="Times New Roman" w:cs="Times New Roman" w:hint="eastAsia"/>
+                <w:sz w:val="22"/>
+                <w:lang w:bidi="ar"/>
+              </w:rPr>
+              <w:t xml:space="preserve"> </w:t>
+            </w:r>
+            <w:r>
+              <w:rPr>
+                <w:rFonts w:ascii="Times New Roman" w:hAnsi="Times New Roman" w:cs="Times New Roman"/>
+                <w:sz w:val="22"/>
+                <w:lang w:bidi="ar"/>
+              </w:rPr>
+              <w:t>0x06</w:t>
+            </w:r>
+            <w:r>
+              <w:rPr>
+                <w:rFonts w:ascii="Times New Roman" w:hAnsi="Times New Roman" w:cs="Times New Roman" w:hint="eastAsia"/>
+                <w:sz w:val="22"/>
+                <w:lang w:bidi="ar"/>
+              </w:rPr>
+              <w:t xml:space="preserve"> </w:t>
+            </w:r>
+            <w:r>
+              <w:rPr>
+                <w:rFonts w:ascii="Times New Roman" w:hAnsi="Times New Roman" w:cs="Times New Roman"/>
+                <w:sz w:val="22"/>
+                <w:lang w:bidi="ar"/>
+              </w:rPr>
+              <w:t>0x12</w:t>
+            </w:r>
+            <w:r>
+              <w:rPr>
+                <w:rFonts w:ascii="Times New Roman" w:hAnsi="Times New Roman" w:cs="Times New Roman" w:hint="eastAsia"/>
+                <w:sz w:val="22"/>
+                <w:lang w:bidi="ar"/>
+              </w:rPr>
+              <w:t xml:space="preserve"> </w:t>
+            </w:r>
+            <w:r>
+              <w:rPr>
+                <w:rFonts w:ascii="Times New Roman" w:hAnsi="Times New Roman" w:cs="Times New Roman"/>
+                <w:sz w:val="22"/>
+                <w:lang w:bidi="ar"/>
+              </w:rPr>
+              <w:t>0xE2</w:t>
+            </w:r>
+            <w:r>
+              <w:rPr>
+                <w:rFonts w:ascii="Times New Roman" w:hAnsi="Times New Roman" w:cs="Times New Roman" w:hint="eastAsia"/>
+                <w:sz w:val="22"/>
+                <w:lang w:bidi="ar"/>
+              </w:rPr>
+              <w:t xml:space="preserve"> </w:t>
+            </w:r>
+            <w:r>
+              <w:rPr>
+                <w:rFonts w:ascii="Times New Roman" w:hAnsi="Times New Roman" w:cs="Times New Roman"/>
+                <w:sz w:val="22"/>
+                <w:lang w:bidi="ar"/>
+              </w:rPr>
+              <w:t>0x4</w:t>
+            </w:r>
+            <w:proofErr w:type="gramStart"/>
+            <w:r>
+              <w:rPr>
+                <w:rFonts w:ascii="Times New Roman" w:hAnsi="Times New Roman" w:cs="Times New Roman"/>
+                <w:sz w:val="22"/>
+                <w:lang w:bidi="ar"/>
+              </w:rPr>
+              <w:t>E</w:t>
+            </w:r>
+            <w:r>
+              <w:rPr>
+                <w:rFonts w:ascii="Times New Roman" w:hAnsi="Times New Roman" w:cs="Times New Roman" w:hint="eastAsia"/>
+                <w:sz w:val="22"/>
+                <w:lang w:bidi="ar"/>
+              </w:rPr>
+              <w:t xml:space="preserve"> </w:t>
+            </w:r>
+            <w:r>
+              <w:rPr>
+                <w:rFonts w:ascii="Times New Roman" w:hAnsi="Times New Roman" w:cs="Times New Roman"/>
+                <w:sz w:val="22"/>
+                <w:lang w:bidi="ar"/>
+              </w:rPr>
+              <w:t xml:space="preserve"> 0</w:t>
+            </w:r>
+            <w:proofErr w:type="gramEnd"/>
+            <w:r>
+              <w:rPr>
+                <w:rFonts w:ascii="Times New Roman" w:hAnsi="Times New Roman" w:cs="Times New Roman"/>
+                <w:sz w:val="22"/>
+                <w:lang w:bidi="ar"/>
+              </w:rPr>
+              <w:t>xAA</w:t>
+            </w:r>
+            <w:r>
+              <w:rPr>
+                <w:rFonts w:ascii="Times New Roman" w:hAnsi="Times New Roman" w:cs="Times New Roman" w:hint="eastAsia"/>
+                <w:sz w:val="22"/>
+                <w:lang w:bidi="ar"/>
+              </w:rPr>
+              <w:t xml:space="preserve"> </w:t>
+            </w:r>
+            <w:r>
+              <w:rPr>
+                <w:rFonts w:ascii="Times New Roman" w:hAnsi="Times New Roman" w:cs="Times New Roman"/>
+                <w:sz w:val="22"/>
+                <w:lang w:bidi="ar"/>
+              </w:rPr>
+              <w:t>0xA3</w:t>
+            </w:r>
+            <w:r>
+              <w:rPr>
+                <w:rFonts w:ascii="Times New Roman" w:hAnsi="Times New Roman" w:cs="Times New Roman" w:hint="eastAsia"/>
+                <w:sz w:val="22"/>
+                <w:lang w:bidi="ar"/>
+              </w:rPr>
+              <w:t xml:space="preserve"> </w:t>
+            </w:r>
+            <w:r>
+              <w:rPr>
+                <w:rFonts w:ascii="Times New Roman" w:hAnsi="Times New Roman" w:cs="Times New Roman"/>
+                <w:sz w:val="22"/>
+                <w:lang w:bidi="ar"/>
+              </w:rPr>
+              <w:t>0x53</w:t>
+            </w:r>
+          </w:p>
+        </w:tc>
+        <w:tc>
+          <w:tcPr>
+            <w:tcW w:w="1494" w:type="pct"/>
             <w:tcBorders>
               <w:top w:val="single" w:sz="4" w:space="0" w:color="auto"/>
               <w:left w:val="nil"/>
@@ -5418,7 +5964,6 @@
           </w:tcPr>
           <w:p>
             <w:pPr>
-              <w:ind w:firstLine="440"/>
               <w:jc w:val="center"/>
               <w:rPr>
                 <w:rFonts w:ascii="宋体" w:hAnsi="宋体" w:cs="宋体" w:hint="eastAsia"/>
@@ -5440,7 +5985,7 @@
       <w:tr>
         <w:tc>
           <w:tcPr>
-            <w:tcW w:w="1495" w:type="pct"/>
+            <w:tcW w:w="1724" w:type="pct"/>
             <w:tcBorders>
               <w:top w:val="single" w:sz="4" w:space="0" w:color="auto"/>
               <w:left w:val="single" w:sz="4" w:space="0" w:color="auto"/>
@@ -5450,27 +5995,106 @@
           </w:tcPr>
           <w:p>
             <w:pPr>
-              <w:ind w:firstLine="440"/>
-              <w:jc w:val="center"/>
-              <w:rPr>
-                <w:rFonts w:ascii="Times New Roman" w:hAnsi="Times New Roman" w:cs="Times New Roman"/>
-                <w:sz w:val="22"/>
-                <w:lang w:bidi="ar"/>
-              </w:rPr>
-            </w:pPr>
-            <w:r>
-              <w:rPr>
-                <w:rFonts w:ascii="Times New Roman" w:hAnsi="Times New Roman" w:cs="Times New Roman"/>
-                <w:sz w:val="22"/>
-                <w:lang w:bidi="ar"/>
-              </w:rPr>
-              <w:t>0xA5, 0x06, 0x13, 0x23, 0x8E, 0xAA</w:t>
-            </w:r>
-          </w:p>
-        </w:tc>
-        <w:tc>
-          <w:tcPr>
-            <w:tcW w:w="2254" w:type="pct"/>
+              <w:jc w:val="center"/>
+              <w:rPr>
+                <w:rFonts w:ascii="Times New Roman" w:hAnsi="Times New Roman" w:cs="Times New Roman"/>
+                <w:sz w:val="22"/>
+                <w:lang w:bidi="ar"/>
+              </w:rPr>
+            </w:pPr>
+            <w:r>
+              <w:rPr>
+                <w:rFonts w:ascii="Times New Roman" w:hAnsi="Times New Roman" w:cs="Times New Roman"/>
+                <w:sz w:val="22"/>
+                <w:lang w:bidi="ar"/>
+              </w:rPr>
+              <w:t>0xA5</w:t>
+            </w:r>
+            <w:r>
+              <w:rPr>
+                <w:rFonts w:ascii="Times New Roman" w:hAnsi="Times New Roman" w:cs="Times New Roman" w:hint="eastAsia"/>
+                <w:sz w:val="22"/>
+                <w:lang w:bidi="ar"/>
+              </w:rPr>
+              <w:t xml:space="preserve"> </w:t>
+            </w:r>
+            <w:r>
+              <w:rPr>
+                <w:rFonts w:ascii="Times New Roman" w:hAnsi="Times New Roman" w:cs="Times New Roman"/>
+                <w:sz w:val="22"/>
+                <w:lang w:bidi="ar"/>
+              </w:rPr>
+              <w:t>0x06</w:t>
+            </w:r>
+            <w:r>
+              <w:rPr>
+                <w:rFonts w:ascii="Times New Roman" w:hAnsi="Times New Roman" w:cs="Times New Roman" w:hint="eastAsia"/>
+                <w:sz w:val="22"/>
+                <w:lang w:bidi="ar"/>
+              </w:rPr>
+              <w:t xml:space="preserve"> </w:t>
+            </w:r>
+            <w:r>
+              <w:rPr>
+                <w:rFonts w:ascii="Times New Roman" w:hAnsi="Times New Roman" w:cs="Times New Roman"/>
+                <w:sz w:val="22"/>
+                <w:lang w:bidi="ar"/>
+              </w:rPr>
+              <w:t>0x13</w:t>
+            </w:r>
+            <w:r>
+              <w:rPr>
+                <w:rFonts w:ascii="Times New Roman" w:hAnsi="Times New Roman" w:cs="Times New Roman" w:hint="eastAsia"/>
+                <w:sz w:val="22"/>
+                <w:lang w:bidi="ar"/>
+              </w:rPr>
+              <w:t xml:space="preserve"> </w:t>
+            </w:r>
+            <w:r>
+              <w:rPr>
+                <w:rFonts w:ascii="Times New Roman" w:hAnsi="Times New Roman" w:cs="Times New Roman"/>
+                <w:sz w:val="22"/>
+                <w:lang w:bidi="ar"/>
+              </w:rPr>
+              <w:t>0x23</w:t>
+            </w:r>
+            <w:r>
+              <w:rPr>
+                <w:rFonts w:ascii="Times New Roman" w:hAnsi="Times New Roman" w:cs="Times New Roman" w:hint="eastAsia"/>
+                <w:sz w:val="22"/>
+                <w:lang w:bidi="ar"/>
+              </w:rPr>
+              <w:t xml:space="preserve"> </w:t>
+            </w:r>
+            <w:r>
+              <w:rPr>
+                <w:rFonts w:ascii="Times New Roman" w:hAnsi="Times New Roman" w:cs="Times New Roman"/>
+                <w:sz w:val="22"/>
+                <w:lang w:bidi="ar"/>
+              </w:rPr>
+              <w:t>0x8E</w:t>
+            </w:r>
+            <w:r>
+              <w:rPr>
+                <w:rFonts w:ascii="Times New Roman" w:hAnsi="Times New Roman" w:cs="Times New Roman" w:hint="eastAsia"/>
+                <w:sz w:val="22"/>
+                <w:lang w:bidi="ar"/>
+              </w:rPr>
+              <w:t xml:space="preserve"> </w:t>
+            </w:r>
+            <w:r>
+              <w:rPr>
+                <w:rFonts w:ascii="Times New Roman" w:hAnsi="Times New Roman" w:cs="Times New Roman"/>
+                <w:sz w:val="22"/>
+                <w:lang w:bidi="ar"/>
+              </w:rPr>
+              <w:t>0xAA</w:t>
+            </w:r>
+          </w:p>
+        </w:tc>
+        <w:tc>
+          <w:tcPr>
+            <w:tcW w:w="1783" w:type="pct"/>
             <w:tcBorders>
               <w:top w:val="single" w:sz="4" w:space="0" w:color="auto"/>
               <w:left w:val="nil"/>
@@ -5480,7 +6104,6 @@
           </w:tcPr>
           <w:p>
             <w:pPr>
-              <w:ind w:firstLine="440"/>
               <w:jc w:val="center"/>
               <w:rPr>
                 <w:rFonts w:ascii="Times New Roman" w:hAnsi="Times New Roman" w:cs="Times New Roman"/>
@@ -5502,13 +6125,157 @@
                 <w:sz w:val="22"/>
                 <w:lang w:bidi="ar"/>
               </w:rPr>
-              <w:t>x50, 0x06, 0xA5, 0x06, 0x13, 0x23, 0x8E, 0xAA, 0xA3, 0x53</w:t>
-            </w:r>
-          </w:p>
-        </w:tc>
-        <w:tc>
-          <w:tcPr>
-            <w:tcW w:w="1251" w:type="pct"/>
+              <w:t>x50</w:t>
+            </w:r>
+            <w:r>
+              <w:rPr>
+                <w:rFonts w:ascii="Times New Roman" w:hAnsi="Times New Roman" w:cs="Times New Roman" w:hint="eastAsia"/>
+                <w:sz w:val="22"/>
+                <w:lang w:bidi="ar"/>
+              </w:rPr>
+              <w:t xml:space="preserve"> </w:t>
+            </w:r>
+            <w:r>
+              <w:rPr>
+                <w:rFonts w:ascii="Times New Roman" w:hAnsi="Times New Roman" w:cs="Times New Roman"/>
+                <w:sz w:val="22"/>
+                <w:lang w:bidi="ar"/>
+              </w:rPr>
+              <w:t>0x06</w:t>
+            </w:r>
+            <w:r>
+              <w:rPr>
+                <w:rFonts w:ascii="Times New Roman" w:hAnsi="Times New Roman" w:cs="Times New Roman" w:hint="eastAsia"/>
+                <w:sz w:val="22"/>
+                <w:lang w:bidi="ar"/>
+              </w:rPr>
+              <w:t xml:space="preserve"> </w:t>
+            </w:r>
+            <w:r>
+              <w:rPr>
+                <w:rFonts w:ascii="Times New Roman" w:hAnsi="Times New Roman" w:cs="Times New Roman"/>
+                <w:sz w:val="22"/>
+                <w:lang w:bidi="ar"/>
+              </w:rPr>
+              <w:t>0xA5</w:t>
+            </w:r>
+            <w:r>
+              <w:rPr>
+                <w:rFonts w:ascii="Times New Roman" w:hAnsi="Times New Roman" w:cs="Times New Roman" w:hint="eastAsia"/>
+                <w:sz w:val="22"/>
+                <w:lang w:bidi="ar"/>
+              </w:rPr>
+              <w:t xml:space="preserve"> </w:t>
+            </w:r>
+            <w:r>
+              <w:rPr>
+                <w:rFonts w:ascii="Times New Roman" w:hAnsi="Times New Roman" w:cs="Times New Roman"/>
+                <w:sz w:val="22"/>
+                <w:lang w:bidi="ar"/>
+              </w:rPr>
+              <w:t>0x06</w:t>
+            </w:r>
+            <w:r>
+              <w:rPr>
+                <w:rFonts w:ascii="Times New Roman" w:hAnsi="Times New Roman" w:cs="Times New Roman" w:hint="eastAsia"/>
+                <w:sz w:val="22"/>
+                <w:lang w:bidi="ar"/>
+              </w:rPr>
+              <w:t xml:space="preserve"> </w:t>
+            </w:r>
+            <w:r>
+              <w:rPr>
+                <w:rFonts w:ascii="Times New Roman" w:hAnsi="Times New Roman" w:cs="Times New Roman"/>
+                <w:sz w:val="22"/>
+                <w:lang w:bidi="ar"/>
+              </w:rPr>
+              <w:t>0x13</w:t>
+            </w:r>
+            <w:r>
+              <w:rPr>
+                <w:rFonts w:ascii="Times New Roman" w:hAnsi="Times New Roman" w:cs="Times New Roman" w:hint="eastAsia"/>
+                <w:sz w:val="22"/>
+                <w:lang w:bidi="ar"/>
+              </w:rPr>
+              <w:t xml:space="preserve"> </w:t>
+            </w:r>
+            <w:r>
+              <w:rPr>
+                <w:rFonts w:ascii="Times New Roman" w:hAnsi="Times New Roman" w:cs="Times New Roman"/>
+                <w:sz w:val="22"/>
+                <w:lang w:bidi="ar"/>
+              </w:rPr>
+              <w:t>0x23</w:t>
+            </w:r>
+            <w:r>
+              <w:rPr>
+                <w:rFonts w:ascii="Times New Roman" w:hAnsi="Times New Roman" w:cs="Times New Roman" w:hint="eastAsia"/>
+                <w:sz w:val="22"/>
+                <w:lang w:bidi="ar"/>
+              </w:rPr>
+              <w:t xml:space="preserve"> </w:t>
+            </w:r>
+            <w:r>
+              <w:rPr>
+                <w:rFonts w:ascii="Times New Roman" w:hAnsi="Times New Roman" w:cs="Times New Roman"/>
+                <w:sz w:val="22"/>
+                <w:lang w:bidi="ar"/>
+              </w:rPr>
+              <w:t>0x8E</w:t>
+            </w:r>
+            <w:r>
+              <w:rPr>
+                <w:rFonts w:ascii="Times New Roman" w:hAnsi="Times New Roman" w:cs="Times New Roman" w:hint="eastAsia"/>
+                <w:sz w:val="22"/>
+                <w:lang w:bidi="ar"/>
+              </w:rPr>
+              <w:t xml:space="preserve"> </w:t>
+            </w:r>
+            <w:r>
+              <w:rPr>
+                <w:rFonts w:ascii="Times New Roman" w:hAnsi="Times New Roman" w:cs="Times New Roman"/>
+                <w:sz w:val="22"/>
+                <w:lang w:bidi="ar"/>
+              </w:rPr>
+              <w:t>0xAA</w:t>
+            </w:r>
+            <w:r>
+              <w:rPr>
+                <w:rFonts w:ascii="Times New Roman" w:hAnsi="Times New Roman" w:cs="Times New Roman" w:hint="eastAsia"/>
+                <w:sz w:val="22"/>
+                <w:lang w:bidi="ar"/>
+              </w:rPr>
+              <w:t xml:space="preserve"> </w:t>
+            </w:r>
+            <w:r>
+              <w:rPr>
+                <w:rFonts w:ascii="Times New Roman" w:hAnsi="Times New Roman" w:cs="Times New Roman"/>
+                <w:sz w:val="22"/>
+                <w:lang w:bidi="ar"/>
+              </w:rPr>
+              <w:t>0xA3</w:t>
+            </w:r>
+            <w:r>
+              <w:rPr>
+                <w:rFonts w:ascii="Times New Roman" w:hAnsi="Times New Roman" w:cs="Times New Roman" w:hint="eastAsia"/>
+                <w:sz w:val="22"/>
+                <w:lang w:bidi="ar"/>
+              </w:rPr>
+              <w:t xml:space="preserve"> </w:t>
+            </w:r>
+            <w:r>
+              <w:rPr>
+                <w:rFonts w:ascii="Times New Roman" w:hAnsi="Times New Roman" w:cs="Times New Roman"/>
+                <w:sz w:val="22"/>
+                <w:lang w:bidi="ar"/>
+              </w:rPr>
+              <w:t>0x53</w:t>
+            </w:r>
+          </w:p>
+        </w:tc>
+        <w:tc>
+          <w:tcPr>
+            <w:tcW w:w="1494" w:type="pct"/>
             <w:tcBorders>
               <w:top w:val="single" w:sz="4" w:space="0" w:color="auto"/>
               <w:left w:val="nil"/>
@@ -5518,7 +6285,6 @@
           </w:tcPr>
           <w:p>
             <w:pPr>
-              <w:ind w:firstLine="440"/>
               <w:jc w:val="center"/>
               <w:rPr>
                 <w:rFonts w:ascii="宋体" w:hAnsi="宋体" w:cs="宋体" w:hint="eastAsia"/>
@@ -5550,7 +6316,7 @@
       <w:tr>
         <w:tc>
           <w:tcPr>
-            <w:tcW w:w="1495" w:type="pct"/>
+            <w:tcW w:w="1724" w:type="pct"/>
             <w:tcBorders>
               <w:top w:val="single" w:sz="4" w:space="0" w:color="auto"/>
               <w:left w:val="single" w:sz="4" w:space="0" w:color="auto"/>
@@ -5560,27 +6326,74 @@
           </w:tcPr>
           <w:p>
             <w:pPr>
-              <w:ind w:firstLine="440"/>
-              <w:jc w:val="center"/>
-              <w:rPr>
-                <w:rFonts w:ascii="Times New Roman" w:hAnsi="Times New Roman" w:cs="Times New Roman"/>
-                <w:sz w:val="22"/>
-                <w:lang w:bidi="ar"/>
-              </w:rPr>
-            </w:pPr>
-            <w:r>
-              <w:rPr>
-                <w:rFonts w:ascii="Times New Roman" w:hAnsi="Times New Roman" w:cs="Times New Roman"/>
-                <w:sz w:val="22"/>
-                <w:lang w:bidi="ar"/>
-              </w:rPr>
-              <w:t>0xA5, 0x09, 0x30, 0x00, 0x64, 0x01, 0x20, 0xEF, 0xAA</w:t>
-            </w:r>
-          </w:p>
-        </w:tc>
-        <w:tc>
-          <w:tcPr>
-            <w:tcW w:w="2254" w:type="pct"/>
+              <w:jc w:val="center"/>
+              <w:rPr>
+                <w:rFonts w:ascii="Times New Roman" w:hAnsi="Times New Roman" w:cs="Times New Roman"/>
+                <w:sz w:val="22"/>
+                <w:lang w:bidi="ar"/>
+              </w:rPr>
+            </w:pPr>
+            <w:r>
+              <w:rPr>
+                <w:rFonts w:ascii="Times New Roman" w:hAnsi="Times New Roman" w:cs="Times New Roman"/>
+                <w:sz w:val="22"/>
+                <w:lang w:bidi="ar"/>
+              </w:rPr>
+              <w:t>0xA5</w:t>
+            </w:r>
+            <w:r>
+              <w:rPr>
+                <w:rFonts w:ascii="Times New Roman" w:hAnsi="Times New Roman" w:cs="Times New Roman" w:hint="eastAsia"/>
+                <w:sz w:val="22"/>
+                <w:lang w:bidi="ar"/>
+              </w:rPr>
+              <w:t xml:space="preserve"> </w:t>
+            </w:r>
+            <w:r>
+              <w:rPr>
+                <w:rFonts w:ascii="Times New Roman" w:hAnsi="Times New Roman" w:cs="Times New Roman"/>
+                <w:sz w:val="22"/>
+                <w:lang w:bidi="ar"/>
+              </w:rPr>
+              <w:t>0x09 0x30 0x00 0x64</w:t>
+            </w:r>
+            <w:r>
+              <w:rPr>
+                <w:rFonts w:ascii="Times New Roman" w:hAnsi="Times New Roman" w:cs="Times New Roman" w:hint="eastAsia"/>
+                <w:sz w:val="22"/>
+                <w:lang w:bidi="ar"/>
+              </w:rPr>
+              <w:t xml:space="preserve"> </w:t>
+            </w:r>
+            <w:r>
+              <w:rPr>
+                <w:rFonts w:ascii="Times New Roman" w:hAnsi="Times New Roman" w:cs="Times New Roman"/>
+                <w:sz w:val="22"/>
+                <w:lang w:bidi="ar"/>
+              </w:rPr>
+              <w:t>0x01</w:t>
+            </w:r>
+            <w:r>
+              <w:rPr>
+                <w:rFonts w:ascii="Times New Roman" w:hAnsi="Times New Roman" w:cs="Times New Roman" w:hint="eastAsia"/>
+                <w:sz w:val="22"/>
+                <w:lang w:bidi="ar"/>
+              </w:rPr>
+              <w:t xml:space="preserve"> </w:t>
+            </w:r>
+            <w:r>
+              <w:rPr>
+                <w:rFonts w:ascii="Times New Roman" w:hAnsi="Times New Roman" w:cs="Times New Roman"/>
+                <w:sz w:val="22"/>
+                <w:lang w:bidi="ar"/>
+              </w:rPr>
+              <w:t>0x20 0xEF 0xAA</w:t>
+            </w:r>
+          </w:p>
+        </w:tc>
+        <w:tc>
+          <w:tcPr>
+            <w:tcW w:w="1783" w:type="pct"/>
             <w:tcBorders>
               <w:top w:val="single" w:sz="4" w:space="0" w:color="auto"/>
               <w:left w:val="nil"/>
@@ -5590,27 +6403,122 @@
           </w:tcPr>
           <w:p>
             <w:pPr>
-              <w:ind w:firstLine="440"/>
-              <w:jc w:val="center"/>
-              <w:rPr>
-                <w:rFonts w:ascii="Times New Roman" w:hAnsi="Times New Roman" w:cs="Times New Roman"/>
-                <w:sz w:val="22"/>
-                <w:lang w:bidi="ar"/>
-              </w:rPr>
-            </w:pPr>
-            <w:r>
-              <w:rPr>
-                <w:rFonts w:ascii="Times New Roman" w:hAnsi="Times New Roman" w:cs="Times New Roman"/>
-                <w:sz w:val="22"/>
-                <w:lang w:bidi="ar"/>
-              </w:rPr>
-              <w:t>0x50, 0x06, 0xA5, 0x09, 0x30, 0x00, 0x64, 0x01, 0x20, 0xEF, 0xAA, 0x6D, 0x75</w:t>
-            </w:r>
-          </w:p>
-        </w:tc>
-        <w:tc>
-          <w:tcPr>
-            <w:tcW w:w="1251" w:type="pct"/>
+              <w:jc w:val="center"/>
+              <w:rPr>
+                <w:rFonts w:ascii="Times New Roman" w:hAnsi="Times New Roman" w:cs="Times New Roman"/>
+                <w:sz w:val="22"/>
+                <w:lang w:bidi="ar"/>
+              </w:rPr>
+            </w:pPr>
+            <w:r>
+              <w:rPr>
+                <w:rFonts w:ascii="Times New Roman" w:hAnsi="Times New Roman" w:cs="Times New Roman"/>
+                <w:sz w:val="22"/>
+                <w:lang w:bidi="ar"/>
+              </w:rPr>
+              <w:t>0x50</w:t>
+            </w:r>
+            <w:r>
+              <w:rPr>
+                <w:rFonts w:ascii="Times New Roman" w:hAnsi="Times New Roman" w:cs="Times New Roman"/>
+                <w:sz w:val="22"/>
+                <w:lang w:bidi="ar"/>
+              </w:rPr>
+              <w:t xml:space="preserve"> </w:t>
+            </w:r>
+            <w:r>
+              <w:rPr>
+                <w:rFonts w:ascii="Times New Roman" w:hAnsi="Times New Roman" w:cs="Times New Roman"/>
+                <w:sz w:val="22"/>
+                <w:lang w:bidi="ar"/>
+              </w:rPr>
+              <w:t>0x06</w:t>
+            </w:r>
+            <w:r>
+              <w:rPr>
+                <w:rFonts w:ascii="Times New Roman" w:hAnsi="Times New Roman" w:cs="Times New Roman"/>
+                <w:sz w:val="22"/>
+                <w:lang w:bidi="ar"/>
+              </w:rPr>
+              <w:t xml:space="preserve"> </w:t>
+            </w:r>
+            <w:r>
+              <w:rPr>
+                <w:rFonts w:ascii="Times New Roman" w:hAnsi="Times New Roman" w:cs="Times New Roman"/>
+                <w:sz w:val="22"/>
+                <w:lang w:bidi="ar"/>
+              </w:rPr>
+              <w:t>0xA5 0x09 0x30 0x00 0x64</w:t>
+            </w:r>
+            <w:r>
+              <w:rPr>
+                <w:rFonts w:ascii="Times New Roman" w:hAnsi="Times New Roman" w:cs="Times New Roman"/>
+                <w:sz w:val="22"/>
+                <w:lang w:bidi="ar"/>
+              </w:rPr>
+              <w:t xml:space="preserve"> </w:t>
+            </w:r>
+            <w:r>
+              <w:rPr>
+                <w:rFonts w:ascii="Times New Roman" w:hAnsi="Times New Roman" w:cs="Times New Roman"/>
+                <w:sz w:val="22"/>
+                <w:lang w:bidi="ar"/>
+              </w:rPr>
+              <w:t>0x01 0x20 0xEF</w:t>
+            </w:r>
+            <w:r>
+              <w:rPr>
+                <w:rFonts w:ascii="Times New Roman" w:hAnsi="Times New Roman" w:cs="Times New Roman"/>
+                <w:sz w:val="22"/>
+                <w:lang w:bidi="ar"/>
+              </w:rPr>
+              <w:t xml:space="preserve"> </w:t>
+            </w:r>
+            <w:r>
+              <w:rPr>
+                <w:rFonts w:ascii="Times New Roman" w:hAnsi="Times New Roman" w:cs="Times New Roman"/>
+                <w:sz w:val="22"/>
+                <w:lang w:bidi="ar"/>
+              </w:rPr>
+              <w:t>0xAA</w:t>
+            </w:r>
+            <w:r>
+              <w:rPr>
+                <w:rFonts w:ascii="Times New Roman" w:hAnsi="Times New Roman" w:cs="Times New Roman"/>
+                <w:sz w:val="22"/>
+                <w:lang w:bidi="ar"/>
+              </w:rPr>
+              <w:t xml:space="preserve"> </w:t>
+            </w:r>
+            <w:r>
+              <w:rPr>
+                <w:rFonts w:ascii="Times New Roman" w:hAnsi="Times New Roman" w:cs="Times New Roman"/>
+                <w:sz w:val="22"/>
+                <w:lang w:bidi="ar"/>
+              </w:rPr>
+              <w:t>0x6D</w:t>
+            </w:r>
+            <w:r>
+              <w:rPr>
+                <w:rFonts w:ascii="Times New Roman" w:hAnsi="Times New Roman" w:cs="Times New Roman"/>
+                <w:sz w:val="22"/>
+                <w:lang w:bidi="ar"/>
+              </w:rPr>
+              <w:t xml:space="preserve"> </w:t>
+            </w:r>
+            <w:r>
+              <w:rPr>
+                <w:rFonts w:ascii="Times New Roman" w:hAnsi="Times New Roman" w:cs="Times New Roman"/>
+                <w:sz w:val="22"/>
+                <w:lang w:bidi="ar"/>
+              </w:rPr>
+              <w:t>0x75</w:t>
+            </w:r>
+          </w:p>
+        </w:tc>
+        <w:tc>
+          <w:tcPr>
+            <w:tcW w:w="1494" w:type="pct"/>
             <w:tcBorders>
               <w:top w:val="single" w:sz="4" w:space="0" w:color="auto"/>
               <w:left w:val="nil"/>
@@ -5620,7 +6528,6 @@
           </w:tcPr>
           <w:p>
             <w:pPr>
-              <w:ind w:firstLine="440"/>
               <w:jc w:val="center"/>
               <w:rPr>
                 <w:rFonts w:ascii="宋体" w:hAnsi="宋体" w:cs="宋体" w:hint="eastAsia"/>
@@ -5634,7 +6541,49 @@
                 <w:sz w:val="22"/>
                 <w:lang w:bidi="ar"/>
               </w:rPr>
-              <w:t>PDA-&gt;程序，下发三点悬挂高度50%</w:t>
+              <w:t>PDA-&gt;程序，设置</w:t>
+            </w:r>
+            <w:proofErr w:type="gramStart"/>
+            <w:r>
+              <w:rPr>
+                <w:rFonts w:ascii="宋体" w:hAnsi="宋体" w:cs="宋体" w:hint="eastAsia"/>
+                <w:sz w:val="22"/>
+                <w:lang w:bidi="ar"/>
+              </w:rPr>
+              <w:t>目标耕深</w:t>
+            </w:r>
+            <w:proofErr w:type="gramEnd"/>
+            <w:r>
+              <w:rPr>
+                <w:rFonts w:ascii="宋体" w:hAnsi="宋体" w:cs="宋体" w:hint="eastAsia"/>
+                <w:sz w:val="22"/>
+                <w:lang w:bidi="ar"/>
+              </w:rPr>
+              <w:t>100mm（</w:t>
+            </w:r>
+            <w:r>
+              <w:rPr>
+                <w:rFonts w:ascii="宋体" w:hAnsi="宋体" w:cs="宋体" w:hint="eastAsia"/>
+                <w:sz w:val="22"/>
+                <w:lang w:bidi="ar"/>
+              </w:rPr>
+              <w:t>2</w:t>
+            </w:r>
+            <w:r>
+              <w:rPr>
+                <w:rFonts w:ascii="宋体" w:hAnsi="宋体" w:cs="宋体" w:hint="eastAsia"/>
+                <w:sz w:val="22"/>
+                <w:lang w:bidi="ar"/>
+              </w:rPr>
+              <w:t>字节）</w:t>
+            </w:r>
+            <w:r>
+              <w:rPr>
+                <w:rFonts w:ascii="宋体" w:hAnsi="宋体" w:cs="宋体" w:hint="eastAsia"/>
+                <w:sz w:val="22"/>
+                <w:lang w:bidi="ar"/>
+              </w:rPr>
+              <w:t>，使能标志（1字节）</w:t>
             </w:r>
           </w:p>
         </w:tc>
@@ -5642,7 +6591,7 @@
       <w:tr>
         <w:tc>
           <w:tcPr>
-            <w:tcW w:w="1495" w:type="pct"/>
+            <w:tcW w:w="1724" w:type="pct"/>
             <w:tcBorders>
               <w:top w:val="single" w:sz="4" w:space="0" w:color="auto"/>
               <w:left w:val="single" w:sz="4" w:space="0" w:color="auto"/>
@@ -5652,27 +6601,138 @@
           </w:tcPr>
           <w:p>
             <w:pPr>
-              <w:ind w:firstLine="440"/>
-              <w:jc w:val="center"/>
-              <w:rPr>
-                <w:rFonts w:ascii="Times New Roman" w:hAnsi="Times New Roman" w:cs="Times New Roman"/>
-                <w:sz w:val="22"/>
-                <w:lang w:bidi="ar"/>
-              </w:rPr>
-            </w:pPr>
-            <w:r>
-              <w:rPr>
-                <w:rFonts w:ascii="Times New Roman" w:hAnsi="Times New Roman" w:cs="Times New Roman"/>
-                <w:sz w:val="22"/>
-                <w:lang w:bidi="ar"/>
-              </w:rPr>
-              <w:t>0xA5, 0x09, 0x30, 0x00, 0x64, 0x00, 0xE1, 0x2F, 0xAA</w:t>
-            </w:r>
-          </w:p>
-        </w:tc>
-        <w:tc>
-          <w:tcPr>
-            <w:tcW w:w="2254" w:type="pct"/>
+              <w:jc w:val="center"/>
+              <w:rPr>
+                <w:rFonts w:ascii="Times New Roman" w:hAnsi="Times New Roman" w:cs="Times New Roman"/>
+                <w:sz w:val="22"/>
+                <w:lang w:bidi="ar"/>
+              </w:rPr>
+            </w:pPr>
+            <w:r>
+              <w:rPr>
+                <w:rFonts w:ascii="Times New Roman" w:hAnsi="Times New Roman" w:cs="Times New Roman"/>
+                <w:sz w:val="22"/>
+                <w:lang w:bidi="ar"/>
+              </w:rPr>
+              <w:t>0xA5</w:t>
+            </w:r>
+            <w:r>
+              <w:rPr>
+                <w:rFonts w:ascii="Times New Roman" w:hAnsi="Times New Roman" w:cs="Times New Roman" w:hint="eastAsia"/>
+                <w:sz w:val="22"/>
+                <w:lang w:bidi="ar"/>
+              </w:rPr>
+              <w:t xml:space="preserve"> </w:t>
+            </w:r>
+            <w:r>
+              <w:rPr>
+                <w:rFonts w:ascii="Times New Roman" w:hAnsi="Times New Roman" w:cs="Times New Roman"/>
+                <w:sz w:val="22"/>
+                <w:lang w:bidi="ar"/>
+              </w:rPr>
+              <w:t>0x08</w:t>
+            </w:r>
+            <w:r>
+              <w:rPr>
+                <w:rFonts w:ascii="Times New Roman" w:hAnsi="Times New Roman" w:cs="Times New Roman" w:hint="eastAsia"/>
+                <w:sz w:val="22"/>
+                <w:lang w:bidi="ar"/>
+              </w:rPr>
+              <w:t xml:space="preserve"> </w:t>
+            </w:r>
+            <w:r>
+              <w:rPr>
+                <w:rFonts w:ascii="Times New Roman" w:hAnsi="Times New Roman" w:cs="Times New Roman"/>
+                <w:sz w:val="22"/>
+                <w:lang w:bidi="ar"/>
+              </w:rPr>
+              <w:t>0x31</w:t>
+            </w:r>
+            <w:r>
+              <w:rPr>
+                <w:rFonts w:ascii="Times New Roman" w:hAnsi="Times New Roman" w:cs="Times New Roman" w:hint="eastAsia"/>
+                <w:sz w:val="22"/>
+                <w:lang w:bidi="ar"/>
+              </w:rPr>
+              <w:t xml:space="preserve"> </w:t>
+            </w:r>
+            <w:r>
+              <w:rPr>
+                <w:rFonts w:ascii="Times New Roman" w:hAnsi="Times New Roman" w:cs="Times New Roman"/>
+                <w:sz w:val="22"/>
+                <w:lang w:bidi="ar"/>
+              </w:rPr>
+              <w:t>0x00</w:t>
+            </w:r>
+            <w:r>
+              <w:rPr>
+                <w:rFonts w:ascii="Times New Roman" w:hAnsi="Times New Roman" w:cs="Times New Roman" w:hint="eastAsia"/>
+                <w:sz w:val="22"/>
+                <w:lang w:bidi="ar"/>
+              </w:rPr>
+              <w:t xml:space="preserve"> </w:t>
+            </w:r>
+            <w:r>
+              <w:rPr>
+                <w:rFonts w:ascii="Times New Roman" w:hAnsi="Times New Roman" w:cs="Times New Roman"/>
+                <w:sz w:val="22"/>
+                <w:lang w:bidi="ar"/>
+              </w:rPr>
+              <w:t>0x32</w:t>
+            </w:r>
+            <w:r>
+              <w:rPr>
+                <w:rFonts w:ascii="Times New Roman" w:hAnsi="Times New Roman" w:cs="Times New Roman" w:hint="eastAsia"/>
+                <w:sz w:val="22"/>
+                <w:lang w:bidi="ar"/>
+              </w:rPr>
+              <w:t xml:space="preserve"> </w:t>
+            </w:r>
+            <w:r>
+              <w:rPr>
+                <w:rFonts w:ascii="Times New Roman" w:hAnsi="Times New Roman" w:cs="Times New Roman"/>
+                <w:sz w:val="22"/>
+                <w:lang w:bidi="ar"/>
+              </w:rPr>
+              <w:t>0xBA</w:t>
+            </w:r>
+            <w:r>
+              <w:rPr>
+                <w:rFonts w:ascii="Times New Roman" w:hAnsi="Times New Roman" w:cs="Times New Roman" w:hint="eastAsia"/>
+                <w:sz w:val="22"/>
+                <w:lang w:bidi="ar"/>
+              </w:rPr>
+              <w:t xml:space="preserve"> </w:t>
+            </w:r>
+            <w:r>
+              <w:rPr>
+                <w:rFonts w:ascii="Times New Roman" w:hAnsi="Times New Roman" w:cs="Times New Roman"/>
+                <w:sz w:val="22"/>
+                <w:lang w:bidi="ar"/>
+              </w:rPr>
+              <w:t>0x63</w:t>
+            </w:r>
+            <w:r>
+              <w:rPr>
+                <w:rFonts w:ascii="Times New Roman" w:hAnsi="Times New Roman" w:cs="Times New Roman" w:hint="eastAsia"/>
+                <w:sz w:val="22"/>
+                <w:lang w:bidi="ar"/>
+              </w:rPr>
+              <w:t xml:space="preserve"> </w:t>
+            </w:r>
+            <w:r>
+              <w:rPr>
+                <w:rFonts w:ascii="Times New Roman" w:hAnsi="Times New Roman" w:cs="Times New Roman"/>
+                <w:sz w:val="22"/>
+                <w:lang w:bidi="ar"/>
+              </w:rPr>
+              <w:t>0xAA</w:t>
+            </w:r>
+          </w:p>
+        </w:tc>
+        <w:tc>
+          <w:tcPr>
+            <w:tcW w:w="1783" w:type="pct"/>
             <w:tcBorders>
               <w:top w:val="single" w:sz="4" w:space="0" w:color="auto"/>
               <w:left w:val="nil"/>
@@ -5682,27 +6742,202 @@
           </w:tcPr>
           <w:p>
             <w:pPr>
-              <w:ind w:firstLine="440"/>
-              <w:jc w:val="center"/>
-              <w:rPr>
-                <w:rFonts w:ascii="Times New Roman" w:hAnsi="Times New Roman" w:cs="Times New Roman"/>
-                <w:sz w:val="22"/>
-                <w:lang w:bidi="ar"/>
-              </w:rPr>
-            </w:pPr>
-            <w:r>
-              <w:rPr>
-                <w:rFonts w:ascii="Times New Roman" w:hAnsi="Times New Roman" w:cs="Times New Roman"/>
-                <w:sz w:val="22"/>
-                <w:lang w:bidi="ar"/>
-              </w:rPr>
-              <w:t>0x50, 0x06, 0xA5, 0x09, 0x30, 0x00, 0x64, 0x00, 0xE1, 0x2F, 0xAA, 0x6D, 0x75</w:t>
-            </w:r>
-          </w:p>
-        </w:tc>
-        <w:tc>
-          <w:tcPr>
-            <w:tcW w:w="1251" w:type="pct"/>
+              <w:jc w:val="center"/>
+              <w:rPr>
+                <w:rFonts w:ascii="Times New Roman" w:hAnsi="Times New Roman" w:cs="Times New Roman"/>
+                <w:sz w:val="22"/>
+                <w:lang w:bidi="ar"/>
+              </w:rPr>
+            </w:pPr>
+            <w:r>
+              <w:rPr>
+                <w:rFonts w:ascii="Times New Roman" w:hAnsi="Times New Roman" w:cs="Times New Roman"/>
+                <w:sz w:val="22"/>
+                <w:lang w:bidi="ar"/>
+              </w:rPr>
+              <w:t>0x50</w:t>
+            </w:r>
+            <w:r>
+              <w:rPr>
+                <w:rFonts w:ascii="Times New Roman" w:hAnsi="Times New Roman" w:cs="Times New Roman" w:hint="eastAsia"/>
+                <w:sz w:val="22"/>
+                <w:lang w:bidi="ar"/>
+              </w:rPr>
+              <w:t xml:space="preserve"> </w:t>
+            </w:r>
+            <w:r>
+              <w:rPr>
+                <w:rFonts w:ascii="Times New Roman" w:hAnsi="Times New Roman" w:cs="Times New Roman"/>
+                <w:sz w:val="22"/>
+                <w:lang w:bidi="ar"/>
+              </w:rPr>
+              <w:t>0x06</w:t>
+            </w:r>
+            <w:r>
+              <w:rPr>
+                <w:rFonts w:ascii="Times New Roman" w:hAnsi="Times New Roman" w:cs="Times New Roman" w:hint="eastAsia"/>
+                <w:sz w:val="22"/>
+                <w:lang w:bidi="ar"/>
+              </w:rPr>
+              <w:t xml:space="preserve"> </w:t>
+            </w:r>
+            <w:r>
+              <w:rPr>
+                <w:rFonts w:ascii="Times New Roman" w:hAnsi="Times New Roman" w:cs="Times New Roman"/>
+                <w:sz w:val="22"/>
+                <w:lang w:bidi="ar"/>
+              </w:rPr>
+              <w:t>0xA5</w:t>
+            </w:r>
+            <w:r>
+              <w:rPr>
+                <w:rFonts w:ascii="Times New Roman" w:hAnsi="Times New Roman" w:cs="Times New Roman" w:hint="eastAsia"/>
+                <w:sz w:val="22"/>
+                <w:lang w:bidi="ar"/>
+              </w:rPr>
+              <w:t xml:space="preserve"> </w:t>
+            </w:r>
+            <w:r>
+              <w:rPr>
+                <w:rFonts w:ascii="Times New Roman" w:hAnsi="Times New Roman" w:cs="Times New Roman"/>
+                <w:sz w:val="22"/>
+                <w:lang w:bidi="ar"/>
+              </w:rPr>
+              <w:t>0x08</w:t>
+            </w:r>
+            <w:r>
+              <w:rPr>
+                <w:rFonts w:ascii="Times New Roman" w:hAnsi="Times New Roman" w:cs="Times New Roman" w:hint="eastAsia"/>
+                <w:sz w:val="22"/>
+                <w:lang w:bidi="ar"/>
+              </w:rPr>
+              <w:t xml:space="preserve"> </w:t>
+            </w:r>
+            <w:r>
+              <w:rPr>
+                <w:rFonts w:ascii="Times New Roman" w:hAnsi="Times New Roman" w:cs="Times New Roman"/>
+                <w:sz w:val="22"/>
+                <w:lang w:bidi="ar"/>
+              </w:rPr>
+              <w:t>0x31</w:t>
+            </w:r>
+            <w:r>
+              <w:rPr>
+                <w:rFonts w:ascii="Times New Roman" w:hAnsi="Times New Roman" w:cs="Times New Roman" w:hint="eastAsia"/>
+                <w:sz w:val="22"/>
+                <w:lang w:bidi="ar"/>
+              </w:rPr>
+              <w:t xml:space="preserve"> </w:t>
+            </w:r>
+            <w:r>
+              <w:rPr>
+                <w:rFonts w:ascii="Times New Roman" w:hAnsi="Times New Roman" w:cs="Times New Roman"/>
+                <w:sz w:val="22"/>
+                <w:lang w:bidi="ar"/>
+              </w:rPr>
+              <w:t>0x00</w:t>
+            </w:r>
+            <w:r>
+              <w:rPr>
+                <w:rFonts w:ascii="Times New Roman" w:hAnsi="Times New Roman" w:cs="Times New Roman" w:hint="eastAsia"/>
+                <w:sz w:val="22"/>
+                <w:lang w:bidi="ar"/>
+              </w:rPr>
+              <w:t xml:space="preserve"> </w:t>
+            </w:r>
+            <w:r>
+              <w:rPr>
+                <w:rFonts w:ascii="Times New Roman" w:hAnsi="Times New Roman" w:cs="Times New Roman"/>
+                <w:sz w:val="22"/>
+                <w:lang w:bidi="ar"/>
+              </w:rPr>
+              <w:t>0x32</w:t>
+            </w:r>
+            <w:r>
+              <w:rPr>
+                <w:rFonts w:ascii="Times New Roman" w:hAnsi="Times New Roman" w:cs="Times New Roman" w:hint="eastAsia"/>
+                <w:sz w:val="22"/>
+                <w:lang w:bidi="ar"/>
+              </w:rPr>
+              <w:t xml:space="preserve"> </w:t>
+            </w:r>
+            <w:r>
+              <w:rPr>
+                <w:rFonts w:ascii="Times New Roman" w:hAnsi="Times New Roman" w:cs="Times New Roman"/>
+                <w:sz w:val="22"/>
+                <w:lang w:bidi="ar"/>
+              </w:rPr>
+              <w:t>0xBA</w:t>
+            </w:r>
+            <w:r>
+              <w:rPr>
+                <w:rFonts w:ascii="Times New Roman" w:hAnsi="Times New Roman" w:cs="Times New Roman" w:hint="eastAsia"/>
+                <w:sz w:val="22"/>
+                <w:lang w:bidi="ar"/>
+              </w:rPr>
+              <w:t xml:space="preserve"> </w:t>
+            </w:r>
+            <w:r>
+              <w:rPr>
+                <w:rFonts w:ascii="Times New Roman" w:hAnsi="Times New Roman" w:cs="Times New Roman"/>
+                <w:sz w:val="22"/>
+                <w:lang w:bidi="ar"/>
+              </w:rPr>
+              <w:t>0x63</w:t>
+            </w:r>
+            <w:r>
+              <w:rPr>
+                <w:rFonts w:ascii="Times New Roman" w:hAnsi="Times New Roman" w:cs="Times New Roman" w:hint="eastAsia"/>
+                <w:sz w:val="22"/>
+                <w:lang w:bidi="ar"/>
+              </w:rPr>
+              <w:t xml:space="preserve"> </w:t>
+            </w:r>
+            <w:r>
+              <w:rPr>
+                <w:rFonts w:ascii="Times New Roman" w:hAnsi="Times New Roman" w:cs="Times New Roman"/>
+                <w:sz w:val="22"/>
+                <w:lang w:bidi="ar"/>
+              </w:rPr>
+              <w:t>0xAA</w:t>
+            </w:r>
+            <w:r>
+              <w:rPr>
+                <w:rFonts w:ascii="Times New Roman" w:hAnsi="Times New Roman" w:cs="Times New Roman" w:hint="eastAsia"/>
+                <w:sz w:val="22"/>
+                <w:lang w:bidi="ar"/>
+              </w:rPr>
+              <w:t xml:space="preserve"> </w:t>
+            </w:r>
+            <w:r>
+              <w:rPr>
+                <w:rFonts w:ascii="Times New Roman" w:hAnsi="Times New Roman" w:cs="Times New Roman"/>
+                <w:sz w:val="22"/>
+                <w:lang w:bidi="ar"/>
+              </w:rPr>
+              <w:t>0x98</w:t>
+            </w:r>
+            <w:r>
+              <w:rPr>
+                <w:rFonts w:ascii="Times New Roman" w:hAnsi="Times New Roman" w:cs="Times New Roman" w:hint="eastAsia"/>
+                <w:sz w:val="22"/>
+                <w:lang w:bidi="ar"/>
+              </w:rPr>
+              <w:t xml:space="preserve"> </w:t>
+            </w:r>
+            <w:r>
+              <w:rPr>
+                <w:rFonts w:ascii="Times New Roman" w:hAnsi="Times New Roman" w:cs="Times New Roman"/>
+                <w:sz w:val="22"/>
+                <w:lang w:bidi="ar"/>
+              </w:rPr>
+              <w:t>0x92</w:t>
+            </w:r>
+          </w:p>
+        </w:tc>
+        <w:tc>
+          <w:tcPr>
+            <w:tcW w:w="1494" w:type="pct"/>
             <w:tcBorders>
               <w:top w:val="single" w:sz="4" w:space="0" w:color="auto"/>
               <w:left w:val="nil"/>
@@ -5712,7 +6947,6 @@
           </w:tcPr>
           <w:p>
             <w:pPr>
-              <w:ind w:firstLine="440"/>
               <w:jc w:val="center"/>
               <w:rPr>
                 <w:rFonts w:ascii="宋体" w:hAnsi="宋体" w:cs="宋体" w:hint="eastAsia"/>
@@ -5726,7 +6960,7 @@
                 <w:sz w:val="22"/>
                 <w:lang w:bidi="ar"/>
               </w:rPr>
-              <w:t>PDA-&gt;程序，下发作业速度100</w:t>
+              <w:t>PDA-&gt;程序，设置三点悬挂高度50mm</w:t>
             </w:r>
           </w:p>
         </w:tc>
@@ -5734,7 +6968,7 @@
       <w:tr>
         <w:tc>
           <w:tcPr>
-            <w:tcW w:w="1495" w:type="pct"/>
+            <w:tcW w:w="1724" w:type="pct"/>
             <w:tcBorders>
               <w:top w:val="single" w:sz="4" w:space="0" w:color="auto"/>
               <w:left w:val="single" w:sz="4" w:space="0" w:color="auto"/>
@@ -5744,27 +6978,26 @@
           </w:tcPr>
           <w:p>
             <w:pPr>
-              <w:ind w:firstLine="440"/>
-              <w:jc w:val="center"/>
-              <w:rPr>
-                <w:rFonts w:ascii="Times New Roman" w:hAnsi="Times New Roman" w:cs="Times New Roman"/>
-                <w:sz w:val="22"/>
-                <w:lang w:bidi="ar"/>
-              </w:rPr>
-            </w:pPr>
-            <w:r>
-              <w:rPr>
-                <w:rFonts w:ascii="Times New Roman" w:hAnsi="Times New Roman" w:cs="Times New Roman"/>
-                <w:sz w:val="22"/>
-                <w:lang w:bidi="ar"/>
-              </w:rPr>
-              <w:t>0xA5, 0x08, 0x31, 0x00, 0x32, 0xBA, 0x63, 0xAA</w:t>
-            </w:r>
-          </w:p>
-        </w:tc>
-        <w:tc>
-          <w:tcPr>
-            <w:tcW w:w="2254" w:type="pct"/>
+              <w:jc w:val="center"/>
+              <w:rPr>
+                <w:rFonts w:ascii="Times New Roman" w:hAnsi="Times New Roman" w:cs="Times New Roman"/>
+                <w:sz w:val="22"/>
+                <w:lang w:bidi="ar"/>
+              </w:rPr>
+            </w:pPr>
+            <w:r>
+              <w:rPr>
+                <w:rFonts w:ascii="Times New Roman" w:hAnsi="Times New Roman" w:cs="Times New Roman" w:hint="eastAsia"/>
+                <w:sz w:val="22"/>
+                <w:lang w:bidi="ar"/>
+              </w:rPr>
+              <w:t>0xA5 0x08 0x32 0x00 0x32 0x4A 0x63 0xAA</w:t>
+            </w:r>
+          </w:p>
+        </w:tc>
+        <w:tc>
+          <w:tcPr>
+            <w:tcW w:w="1783" w:type="pct"/>
             <w:tcBorders>
               <w:top w:val="single" w:sz="4" w:space="0" w:color="auto"/>
               <w:left w:val="nil"/>
@@ -5774,27 +7007,26 @@
           </w:tcPr>
           <w:p>
             <w:pPr>
-              <w:ind w:firstLine="440"/>
-              <w:jc w:val="center"/>
-              <w:rPr>
-                <w:rFonts w:ascii="Times New Roman" w:hAnsi="Times New Roman" w:cs="Times New Roman"/>
-                <w:sz w:val="22"/>
-                <w:lang w:bidi="ar"/>
-              </w:rPr>
-            </w:pPr>
-            <w:r>
-              <w:rPr>
-                <w:rFonts w:ascii="Times New Roman" w:hAnsi="Times New Roman" w:cs="Times New Roman"/>
-                <w:sz w:val="22"/>
-                <w:lang w:bidi="ar"/>
-              </w:rPr>
-              <w:t>0x50, 0x06, 0xA5, 0x08, 0x31, 0x00, 0x32, 0xBA, 0x63, 0xAA, 0x98, 0x92</w:t>
-            </w:r>
-          </w:p>
-        </w:tc>
-        <w:tc>
-          <w:tcPr>
-            <w:tcW w:w="1251" w:type="pct"/>
+              <w:jc w:val="center"/>
+              <w:rPr>
+                <w:rFonts w:ascii="Times New Roman" w:hAnsi="Times New Roman" w:cs="Times New Roman"/>
+                <w:sz w:val="22"/>
+                <w:lang w:bidi="ar"/>
+              </w:rPr>
+            </w:pPr>
+            <w:r>
+              <w:rPr>
+                <w:rFonts w:ascii="Times New Roman" w:hAnsi="Times New Roman" w:cs="Times New Roman" w:hint="eastAsia"/>
+                <w:sz w:val="22"/>
+                <w:lang w:bidi="ar"/>
+              </w:rPr>
+              <w:t>0x50 0x06 0xA5 0x08 0x32 0x00 0x32 0x4A 0x63 0xAA 0x98 0x92</w:t>
+            </w:r>
+          </w:p>
+        </w:tc>
+        <w:tc>
+          <w:tcPr>
+            <w:tcW w:w="1494" w:type="pct"/>
             <w:tcBorders>
               <w:top w:val="single" w:sz="4" w:space="0" w:color="auto"/>
               <w:left w:val="nil"/>
@@ -5804,7 +7036,6 @@
           </w:tcPr>
           <w:p>
             <w:pPr>
-              <w:ind w:firstLine="440"/>
               <w:jc w:val="center"/>
               <w:rPr>
                 <w:rFonts w:ascii="宋体" w:hAnsi="宋体" w:cs="宋体" w:hint="eastAsia"/>
@@ -5818,135 +7049,7 @@
                 <w:sz w:val="22"/>
                 <w:lang w:bidi="ar"/>
               </w:rPr>
-              <w:t>PDA-&gt;程序，设置</w:t>
-            </w:r>
-            <w:proofErr w:type="gramStart"/>
-            <w:r>
-              <w:rPr>
-                <w:rFonts w:ascii="宋体" w:hAnsi="宋体" w:cs="宋体" w:hint="eastAsia"/>
-                <w:sz w:val="22"/>
-                <w:lang w:bidi="ar"/>
-              </w:rPr>
-              <w:t>目标耕深</w:t>
-            </w:r>
-            <w:proofErr w:type="gramEnd"/>
-            <w:r>
-              <w:rPr>
-                <w:rFonts w:ascii="宋体" w:hAnsi="宋体" w:cs="宋体" w:hint="eastAsia"/>
-                <w:sz w:val="22"/>
-                <w:lang w:bidi="ar"/>
-              </w:rPr>
-              <w:t>100mm,开启（3字节，mm），进入控制模式</w:t>
-            </w:r>
-          </w:p>
-        </w:tc>
-      </w:tr>
-      <w:tr>
-        <w:tc>
-          <w:tcPr>
-            <w:tcW w:w="1495" w:type="pct"/>
-            <w:tcBorders>
-              <w:top w:val="single" w:sz="4" w:space="0" w:color="auto"/>
-              <w:left w:val="single" w:sz="4" w:space="0" w:color="auto"/>
-              <w:bottom w:val="single" w:sz="4" w:space="0" w:color="auto"/>
-              <w:right w:val="single" w:sz="4" w:space="0" w:color="auto"/>
-            </w:tcBorders>
-          </w:tcPr>
-          <w:p>
-            <w:pPr>
-              <w:ind w:firstLine="440"/>
-              <w:jc w:val="center"/>
-              <w:rPr>
-                <w:rFonts w:ascii="Times New Roman" w:hAnsi="Times New Roman" w:cs="Times New Roman"/>
-                <w:sz w:val="22"/>
-                <w:lang w:bidi="ar"/>
-              </w:rPr>
-            </w:pPr>
-            <w:r>
-              <w:rPr>
-                <w:rFonts w:ascii="Times New Roman" w:hAnsi="Times New Roman" w:cs="Times New Roman"/>
-                <w:sz w:val="22"/>
-                <w:lang w:bidi="ar"/>
-              </w:rPr>
-              <w:t>0xA5, 0x08, 0x32, 0x00, 0x64, 0xCA, 0x5D, 0xAA</w:t>
-            </w:r>
-          </w:p>
-        </w:tc>
-        <w:tc>
-          <w:tcPr>
-            <w:tcW w:w="2254" w:type="pct"/>
-            <w:tcBorders>
-              <w:top w:val="single" w:sz="4" w:space="0" w:color="auto"/>
-              <w:left w:val="nil"/>
-              <w:bottom w:val="single" w:sz="4" w:space="0" w:color="auto"/>
-              <w:right w:val="single" w:sz="4" w:space="0" w:color="auto"/>
-            </w:tcBorders>
-          </w:tcPr>
-          <w:p>
-            <w:pPr>
-              <w:ind w:firstLine="440"/>
-              <w:jc w:val="center"/>
-              <w:rPr>
-                <w:rFonts w:ascii="Times New Roman" w:hAnsi="Times New Roman" w:cs="Times New Roman"/>
-                <w:sz w:val="22"/>
-                <w:lang w:bidi="ar"/>
-              </w:rPr>
-            </w:pPr>
-            <w:r>
-              <w:rPr>
-                <w:rFonts w:ascii="Times New Roman" w:hAnsi="Times New Roman" w:cs="Times New Roman"/>
-                <w:sz w:val="22"/>
-                <w:lang w:bidi="ar"/>
-              </w:rPr>
-              <w:t>0x50, 0x06, 0xA5, 0x08, 0x32, 0x00, 0x64, 0xCA, 0x5D, 0xAA, 0x98, 0x92</w:t>
-            </w:r>
-          </w:p>
-        </w:tc>
-        <w:tc>
-          <w:tcPr>
-            <w:tcW w:w="1251" w:type="pct"/>
-            <w:tcBorders>
-              <w:top w:val="single" w:sz="4" w:space="0" w:color="auto"/>
-              <w:left w:val="nil"/>
-              <w:bottom w:val="single" w:sz="4" w:space="0" w:color="auto"/>
-              <w:right w:val="single" w:sz="4" w:space="0" w:color="auto"/>
-            </w:tcBorders>
-          </w:tcPr>
-          <w:p>
-            <w:pPr>
-              <w:ind w:firstLine="440"/>
-              <w:jc w:val="center"/>
-              <w:rPr>
-                <w:rFonts w:ascii="宋体" w:hAnsi="宋体" w:cs="宋体" w:hint="eastAsia"/>
-                <w:sz w:val="22"/>
-                <w:lang w:bidi="ar"/>
-              </w:rPr>
-            </w:pPr>
-            <w:r>
-              <w:rPr>
-                <w:rFonts w:ascii="宋体" w:hAnsi="宋体" w:cs="宋体" w:hint="eastAsia"/>
-                <w:sz w:val="22"/>
-                <w:lang w:bidi="ar"/>
-              </w:rPr>
-              <w:t>PDA-&gt;程序，设置</w:t>
-            </w:r>
-            <w:proofErr w:type="gramStart"/>
-            <w:r>
-              <w:rPr>
-                <w:rFonts w:ascii="宋体" w:hAnsi="宋体" w:cs="宋体" w:hint="eastAsia"/>
-                <w:sz w:val="22"/>
-                <w:lang w:bidi="ar"/>
-              </w:rPr>
-              <w:t>目标耕深</w:t>
-            </w:r>
-            <w:proofErr w:type="gramEnd"/>
-            <w:r>
-              <w:rPr>
-                <w:rFonts w:ascii="宋体" w:hAnsi="宋体" w:cs="宋体" w:hint="eastAsia"/>
-                <w:sz w:val="22"/>
-                <w:lang w:bidi="ar"/>
-              </w:rPr>
-              <w:t>100mm,关闭，（3字节，mm），进入训练模式</w:t>
+              <w:t>PDA-&gt;程序，下发车辆作业速度50km/h</w:t>
             </w:r>
           </w:p>
         </w:tc>
@@ -5961,16 +7064,6 @@
         </w:numPr>
         <w:ind w:firstLineChars="0"/>
         <w:rPr>
-          <w:rFonts w:ascii="宋体" w:hAnsi="宋体"/>
-          <w:b/>
-          <w:bCs/>
-          <w:color w:val="000000" w:themeColor="text1"/>
-          <w:sz w:val="28"/>
-          <w:szCs w:val="28"/>
-        </w:rPr>
-      </w:pPr>
-      <w:r>
-        <w:rPr>
           <w:rFonts w:ascii="宋体" w:hAnsi="宋体" w:hint="eastAsia"/>
           <w:b/>
           <w:bCs/>
@@ -5978,6 +7071,16 @@
           <w:sz w:val="28"/>
           <w:szCs w:val="28"/>
         </w:rPr>
+      </w:pPr>
+      <w:r>
+        <w:rPr>
+          <w:rFonts w:ascii="宋体" w:hAnsi="宋体" w:hint="eastAsia"/>
+          <w:b/>
+          <w:bCs/>
+          <w:color w:val="000000" w:themeColor="text1"/>
+          <w:sz w:val="28"/>
+          <w:szCs w:val="28"/>
+        </w:rPr>
         <w:t>流程示例</w:t>
       </w:r>
     </w:p>
@@ -5988,16 +7091,8 @@
           <w:ilvl w:val="0"/>
           <w:numId w:val="2"/>
         </w:numPr>
-        <w:ind w:firstLineChars="0"/>
-        <w:rPr>
-          <w:rFonts w:ascii="宋体" w:hAnsi="宋体"/>
-          <w:b/>
-          <w:bCs/>
-          <w:color w:val="000000" w:themeColor="text1"/>
-          <w:szCs w:val="24"/>
-        </w:rPr>
-      </w:pPr>
-      <w:r>
+        <w:ind w:left="0" w:firstLine="482"/>
+        <w:jc w:val="left"/>
         <w:rPr>
           <w:rFonts w:ascii="宋体" w:hAnsi="宋体" w:hint="eastAsia"/>
           <w:b/>
@@ -6005,7 +7100,15 @@
           <w:color w:val="000000" w:themeColor="text1"/>
           <w:szCs w:val="24"/>
         </w:rPr>
-        <w:lastRenderedPageBreak/>
+      </w:pPr>
+      <w:r>
+        <w:rPr>
+          <w:rFonts w:ascii="宋体" w:hAnsi="宋体" w:hint="eastAsia"/>
+          <w:b/>
+          <w:bCs/>
+          <w:color w:val="000000" w:themeColor="text1"/>
+          <w:szCs w:val="24"/>
+        </w:rPr>
         <w:t>初始化与状态上报</w:t>
       </w:r>
     </w:p>
@@ -6013,6 +7116,7 @@
       <w:pPr>
         <w:pStyle w:val="temp"/>
         <w:ind w:firstLine="480"/>
+        <w:jc w:val="left"/>
         <w:rPr>
           <w:kern w:val="0"/>
           <w:szCs w:val="24"/>
@@ -6038,9 +7142,7 @@
       <w:pPr>
         <w:pStyle w:val="temp"/>
         <w:ind w:firstLine="480"/>
-        <w:rPr>
-          <w:rFonts w:hint="eastAsia"/>
-        </w:rPr>
+        <w:jc w:val="left"/>
       </w:pPr>
       <w:r>
         <w:t>当两个角度传感器均返回有效数据时，主动向</w:t>
@@ -6115,16 +7217,8 @@
           <w:ilvl w:val="0"/>
           <w:numId w:val="2"/>
         </w:numPr>
-        <w:ind w:firstLineChars="0"/>
-        <w:rPr>
-          <w:rFonts w:ascii="宋体" w:hAnsi="宋体"/>
-          <w:b/>
-          <w:bCs/>
-          <w:color w:val="000000" w:themeColor="text1"/>
-          <w:szCs w:val="24"/>
-        </w:rPr>
-      </w:pPr>
-      <w:r>
+        <w:ind w:left="0" w:firstLine="482"/>
+        <w:jc w:val="left"/>
         <w:rPr>
           <w:rFonts w:ascii="宋体" w:hAnsi="宋体" w:hint="eastAsia"/>
           <w:b/>
@@ -6132,6 +7226,15 @@
           <w:color w:val="000000" w:themeColor="text1"/>
           <w:szCs w:val="24"/>
         </w:rPr>
+      </w:pPr>
+      <w:r>
+        <w:rPr>
+          <w:rFonts w:ascii="宋体" w:hAnsi="宋体" w:hint="eastAsia"/>
+          <w:b/>
+          <w:bCs/>
+          <w:color w:val="000000" w:themeColor="text1"/>
+          <w:szCs w:val="24"/>
+        </w:rPr>
         <w:t>零点校准</w:t>
       </w:r>
     </w:p>
@@ -6139,9 +7242,7 @@
       <w:pPr>
         <w:pStyle w:val="temp"/>
         <w:ind w:firstLine="480"/>
-        <w:rPr>
-          <w:rFonts w:hint="eastAsia"/>
-        </w:rPr>
+        <w:jc w:val="left"/>
       </w:pPr>
       <w:r>
         <w:rPr>
@@ -6198,6 +7299,7 @@
       <w:pPr>
         <w:pStyle w:val="temp"/>
         <w:ind w:firstLine="480"/>
+        <w:jc w:val="left"/>
       </w:pPr>
       <w:r>
         <w:rPr>
@@ -6246,9 +7348,7 @@
       <w:pPr>
         <w:pStyle w:val="temp"/>
         <w:ind w:firstLine="480"/>
-        <w:rPr>
-          <w:rFonts w:hint="eastAsia"/>
-        </w:rPr>
+        <w:jc w:val="left"/>
       </w:pPr>
       <w:r>
         <w:rPr>
@@ -6264,19 +7364,21 @@
           <w:ilvl w:val="0"/>
           <w:numId w:val="2"/>
         </w:numPr>
-        <w:ind w:firstLineChars="0"/>
-        <w:rPr>
-          <w:rFonts w:ascii="宋体" w:hAnsi="宋体"/>
-          <w:b/>
-          <w:bCs/>
-        </w:rPr>
-      </w:pPr>
-      <w:r>
+        <w:ind w:left="0" w:firstLine="482"/>
+        <w:jc w:val="left"/>
         <w:rPr>
           <w:rFonts w:ascii="宋体" w:hAnsi="宋体" w:hint="eastAsia"/>
           <w:b/>
           <w:bCs/>
         </w:rPr>
+      </w:pPr>
+      <w:r>
+        <w:rPr>
+          <w:rFonts w:ascii="宋体" w:hAnsi="宋体" w:hint="eastAsia"/>
+          <w:b/>
+          <w:bCs/>
+        </w:rPr>
+        <w:lastRenderedPageBreak/>
         <w:t>训练模式</w:t>
       </w:r>
     </w:p>
@@ -6284,6 +7386,7 @@
       <w:pPr>
         <w:pStyle w:val="temp"/>
         <w:ind w:firstLine="480"/>
+        <w:jc w:val="left"/>
       </w:pPr>
       <w:r>
         <w:rPr>
@@ -6296,6 +7399,7 @@
       <w:pPr>
         <w:pStyle w:val="temp"/>
         <w:ind w:firstLine="480"/>
+        <w:jc w:val="left"/>
       </w:pPr>
       <w:r>
         <w:rPr>
@@ -6320,12 +7424,31 @@
           <w:rFonts w:hint="eastAsia"/>
         </w:rPr>
         <w:t>）提供当前悬挂的真实高度值。</w:t>
+      </w:r>
+      <w:r>
+        <w:rPr>
+          <w:rFonts w:hint="eastAsia"/>
+        </w:rPr>
+        <w:t>同时，下发车辆作业速度（</w:t>
+      </w:r>
+      <w:r>
+        <w:rPr>
+          <w:rFonts w:hint="eastAsia"/>
+        </w:rPr>
+        <w:t>0x32</w:t>
+      </w:r>
+      <w:r>
+        <w:rPr>
+          <w:rFonts w:hint="eastAsia"/>
+        </w:rPr>
+        <w:t>）提供作业速度作为特征。</w:t>
       </w:r>
     </w:p>
     <w:p>
       <w:pPr>
         <w:pStyle w:val="temp"/>
         <w:ind w:firstLine="480"/>
+        <w:jc w:val="left"/>
       </w:pPr>
       <w:r>
         <w:rPr>
@@ -6408,6 +7531,7 @@
       <w:pPr>
         <w:pStyle w:val="temp"/>
         <w:ind w:firstLine="480"/>
+        <w:jc w:val="left"/>
       </w:pPr>
       <w:r>
         <w:rPr>
@@ -6432,6 +7556,7 @@
       <w:pPr>
         <w:pStyle w:val="temp"/>
         <w:ind w:firstLine="480"/>
+        <w:jc w:val="left"/>
       </w:pPr>
       <w:r>
         <w:rPr>
@@ -6447,19 +7572,20 @@
           <w:ilvl w:val="0"/>
           <w:numId w:val="2"/>
         </w:numPr>
-        <w:ind w:firstLineChars="0"/>
-        <w:rPr>
-          <w:rFonts w:ascii="宋体" w:hAnsi="宋体"/>
-          <w:b/>
-          <w:bCs/>
-        </w:rPr>
-      </w:pPr>
-      <w:r>
+        <w:ind w:left="0" w:firstLine="482"/>
+        <w:jc w:val="left"/>
         <w:rPr>
           <w:rFonts w:ascii="宋体" w:hAnsi="宋体" w:hint="eastAsia"/>
           <w:b/>
           <w:bCs/>
         </w:rPr>
+      </w:pPr>
+      <w:r>
+        <w:rPr>
+          <w:rFonts w:ascii="宋体" w:hAnsi="宋体" w:hint="eastAsia"/>
+          <w:b/>
+          <w:bCs/>
+        </w:rPr>
         <w:t>数据上报</w:t>
       </w:r>
     </w:p>
@@ -6467,9 +7593,7 @@
       <w:pPr>
         <w:pStyle w:val="temp"/>
         <w:ind w:firstLine="480"/>
-        <w:rPr>
-          <w:rFonts w:hint="eastAsia"/>
-        </w:rPr>
+        <w:jc w:val="left"/>
       </w:pPr>
       <w:r>
         <w:rPr>
@@ -6552,6 +7676,7 @@
       <w:pPr>
         <w:pStyle w:val="temp"/>
         <w:ind w:firstLine="480"/>
+        <w:jc w:val="left"/>
       </w:pPr>
       <w:r>
         <w:rPr>
@@ -6614,6 +7739,7 @@
       <w:pPr>
         <w:pStyle w:val="temp"/>
         <w:ind w:firstLine="480"/>
+        <w:jc w:val="left"/>
       </w:pPr>
       <w:r>
         <w:rPr>
@@ -6641,19 +7767,20 @@
           <w:ilvl w:val="0"/>
           <w:numId w:val="2"/>
         </w:numPr>
-        <w:ind w:firstLineChars="0"/>
-        <w:rPr>
-          <w:rFonts w:ascii="宋体" w:hAnsi="宋体"/>
-          <w:b/>
-          <w:bCs/>
-        </w:rPr>
-      </w:pPr>
-      <w:r>
+        <w:ind w:left="0" w:firstLine="482"/>
+        <w:jc w:val="left"/>
         <w:rPr>
           <w:rFonts w:ascii="宋体" w:hAnsi="宋体" w:hint="eastAsia"/>
           <w:b/>
           <w:bCs/>
         </w:rPr>
+      </w:pPr>
+      <w:r>
+        <w:rPr>
+          <w:rFonts w:ascii="宋体" w:hAnsi="宋体" w:hint="eastAsia"/>
+          <w:b/>
+          <w:bCs/>
+        </w:rPr>
         <w:t>控制模式</w:t>
       </w:r>
     </w:p>
@@ -6661,9 +7788,7 @@
       <w:pPr>
         <w:pStyle w:val="temp"/>
         <w:ind w:firstLine="480"/>
-        <w:rPr>
-          <w:rFonts w:hint="eastAsia"/>
-        </w:rPr>
+        <w:jc w:val="left"/>
       </w:pPr>
       <w:r>
         <w:rPr>
@@ -6724,9 +7849,7 @@
       <w:pPr>
         <w:pStyle w:val="temp"/>
         <w:ind w:firstLine="480"/>
-        <w:rPr>
-          <w:rFonts w:hint="eastAsia"/>
-        </w:rPr>
+        <w:jc w:val="left"/>
       </w:pPr>
       <w:r>
         <w:rPr>
@@ -6753,9 +7876,7 @@
       <w:pPr>
         <w:pStyle w:val="temp"/>
         <w:ind w:firstLine="480"/>
-        <w:rPr>
-          <w:rFonts w:hint="eastAsia"/>
-        </w:rPr>
+        <w:jc w:val="left"/>
       </w:pPr>
       <w:r>
         <w:rPr>
@@ -6768,6 +7889,7 @@
       <w:pPr>
         <w:pStyle w:val="temp"/>
         <w:ind w:firstLine="480"/>
+        <w:jc w:val="left"/>
       </w:pPr>
       <w:r>
         <w:rPr>
@@ -6794,6 +7916,7 @@
       <w:pPr>
         <w:pStyle w:val="temp"/>
         <w:ind w:firstLine="480"/>
+        <w:jc w:val="left"/>
       </w:pPr>
       <w:r>
         <w:rPr>
@@ -6820,12 +7943,12 @@
       <w:pPr>
         <w:pStyle w:val="temp"/>
         <w:ind w:firstLine="480"/>
-      </w:pPr>
-      <w:r>
-        <w:rPr>
-          <w:rFonts w:hint="eastAsia"/>
-        </w:rPr>
-        <w:lastRenderedPageBreak/>
+        <w:jc w:val="left"/>
+      </w:pPr>
+      <w:r>
+        <w:rPr>
+          <w:rFonts w:hint="eastAsia"/>
+        </w:rPr>
         <w:t>向</w:t>
       </w:r>
       <w:r>
@@ -6869,6 +7992,7 @@
       <w:pPr>
         <w:pStyle w:val="temp"/>
         <w:ind w:firstLine="480"/>
+        <w:jc w:val="left"/>
       </w:pPr>
       <w:r>
         <w:rPr>
@@ -6932,19 +8056,20 @@
           <w:ilvl w:val="0"/>
           <w:numId w:val="2"/>
         </w:numPr>
-        <w:ind w:firstLineChars="0"/>
-        <w:rPr>
-          <w:rFonts w:ascii="宋体" w:hAnsi="宋体"/>
-          <w:b/>
-          <w:bCs/>
-        </w:rPr>
-      </w:pPr>
-      <w:r>
+        <w:ind w:left="0" w:firstLine="482"/>
+        <w:jc w:val="left"/>
         <w:rPr>
           <w:rFonts w:ascii="宋体" w:hAnsi="宋体" w:hint="eastAsia"/>
           <w:b/>
           <w:bCs/>
         </w:rPr>
+      </w:pPr>
+      <w:r>
+        <w:rPr>
+          <w:rFonts w:ascii="宋体" w:hAnsi="宋体" w:hint="eastAsia"/>
+          <w:b/>
+          <w:bCs/>
+        </w:rPr>
         <w:t>运行监控与日志</w:t>
       </w:r>
     </w:p>
@@ -6952,6 +8077,7 @@
       <w:pPr>
         <w:pStyle w:val="temp"/>
         <w:ind w:firstLine="480"/>
+        <w:jc w:val="left"/>
       </w:pPr>
       <w:r>
         <w:rPr>
@@ -6976,6 +8102,7 @@
       <w:pPr>
         <w:pStyle w:val="temp"/>
         <w:ind w:firstLine="480"/>
+        <w:jc w:val="left"/>
       </w:pPr>
       <w:r>
         <w:rPr>
@@ -7042,11 +8169,13 @@
       <w:pPr>
         <w:pStyle w:val="temp"/>
         <w:ind w:firstLine="480"/>
-      </w:pPr>
-      <w:r>
-        <w:rPr>
-          <w:rFonts w:hint="eastAsia"/>
-        </w:rPr>
+        <w:jc w:val="left"/>
+      </w:pPr>
+      <w:r>
+        <w:rPr>
+          <w:rFonts w:hint="eastAsia"/>
+        </w:rPr>
+        <w:lastRenderedPageBreak/>
         <w:t xml:space="preserve">Beta(deg) </w:t>
       </w:r>
       <w:r>
@@ -7072,6 +8201,7 @@
       <w:pPr>
         <w:pStyle w:val="temp"/>
         <w:ind w:firstLine="480"/>
+        <w:jc w:val="left"/>
       </w:pPr>
       <w:r>
         <w:rPr>
@@ -7102,6 +8232,7 @@
       <w:pPr>
         <w:pStyle w:val="temp"/>
         <w:ind w:firstLine="480"/>
+        <w:jc w:val="left"/>
       </w:pPr>
       <w:proofErr w:type="spellStart"/>
       <w:r>
@@ -7140,6 +8271,7 @@
       <w:pPr>
         <w:pStyle w:val="temp"/>
         <w:ind w:firstLine="480"/>
+        <w:jc w:val="left"/>
       </w:pPr>
       <w:proofErr w:type="spellStart"/>
       <w:r>
@@ -7190,6 +8322,7 @@
       <w:pPr>
         <w:pStyle w:val="temp"/>
         <w:ind w:firstLine="480"/>
+        <w:jc w:val="left"/>
       </w:pPr>
       <w:proofErr w:type="spellStart"/>
       <w:r>
@@ -7240,6 +8373,7 @@
       <w:pPr>
         <w:pStyle w:val="temp"/>
         <w:ind w:firstLine="480"/>
+        <w:jc w:val="left"/>
       </w:pPr>
       <w:proofErr w:type="spellStart"/>
       <w:r>
@@ -7302,6 +8436,7 @@
       <w:pPr>
         <w:pStyle w:val="temp"/>
         <w:ind w:firstLine="480"/>
+        <w:jc w:val="left"/>
       </w:pPr>
       <w:proofErr w:type="spellStart"/>
       <w:r>
@@ -7352,6 +8487,7 @@
       <w:pPr>
         <w:pStyle w:val="temp"/>
         <w:ind w:firstLine="480"/>
+        <w:jc w:val="left"/>
       </w:pPr>
       <w:proofErr w:type="spellStart"/>
       <w:r>
@@ -7440,6 +8576,7 @@
       <w:pPr>
         <w:pStyle w:val="temp"/>
         <w:ind w:firstLine="480"/>
+        <w:jc w:val="left"/>
       </w:pPr>
       <w:proofErr w:type="spellStart"/>
       <w:r>
@@ -7478,6 +8615,7 @@
       <w:pPr>
         <w:pStyle w:val="temp"/>
         <w:ind w:firstLine="480"/>
+        <w:jc w:val="left"/>
       </w:pPr>
       <w:proofErr w:type="spellStart"/>
       <w:r>
@@ -7530,9 +8668,7 @@
       <w:pPr>
         <w:pStyle w:val="temp"/>
         <w:ind w:firstLine="480"/>
-        <w:rPr>
-          <w:rFonts w:hint="eastAsia"/>
-        </w:rPr>
+        <w:jc w:val="left"/>
       </w:pPr>
       <w:r>
         <w:rPr>
@@ -8006,6 +9142,119 @@
       </w:pPr>
     </w:lvl>
   </w:abstractNum>
+  <w:abstractNum w:abstractNumId="3" w15:restartNumberingAfterBreak="0">
+    <w:nsid w:val="71FB06FD"/>
+    <w:multiLevelType w:val="multilevel"/>
+    <w:tmpl w:val="0731098E"/>
+    <w:lvl w:ilvl="0">
+      <w:start w:val="1"/>
+      <w:numFmt w:val="decimal"/>
+      <w:lvlText w:val="%1."/>
+      <w:lvlJc w:val="left"/>
+      <w:pPr>
+        <w:ind w:left="420" w:hanging="420"/>
+      </w:pPr>
+      <w:rPr>
+        <w:rFonts w:hint="default"/>
+      </w:rPr>
+    </w:lvl>
+    <w:lvl w:ilvl="1">
+      <w:start w:val="1"/>
+      <w:numFmt w:val="bullet"/>
+      <w:lvlText w:val=""/>
+      <w:lvlJc w:val="left"/>
+      <w:pPr>
+        <w:ind w:left="840" w:hanging="420"/>
+      </w:pPr>
+      <w:rPr>
+        <w:rFonts w:ascii="Wingdings" w:hAnsi="Wingdings" w:hint="default"/>
+      </w:rPr>
+    </w:lvl>
+    <w:lvl w:ilvl="2">
+      <w:start w:val="1"/>
+      <w:numFmt w:val="bullet"/>
+      <w:lvlText w:val=""/>
+      <w:lvlJc w:val="left"/>
+      <w:pPr>
+        <w:ind w:left="1260" w:hanging="420"/>
+      </w:pPr>
+      <w:rPr>
+        <w:rFonts w:ascii="Wingdings" w:hAnsi="Wingdings" w:hint="default"/>
+      </w:rPr>
+    </w:lvl>
+    <w:lvl w:ilvl="3">
+      <w:start w:val="1"/>
+      <w:numFmt w:val="bullet"/>
+      <w:lvlText w:val=""/>
+      <w:lvlJc w:val="left"/>
+      <w:pPr>
+        <w:ind w:left="1680" w:hanging="420"/>
+      </w:pPr>
+      <w:rPr>
+        <w:rFonts w:ascii="Wingdings" w:hAnsi="Wingdings" w:hint="default"/>
+      </w:rPr>
+    </w:lvl>
+    <w:lvl w:ilvl="4">
+      <w:start w:val="1"/>
+      <w:numFmt w:val="bullet"/>
+      <w:lvlText w:val=""/>
+      <w:lvlJc w:val="left"/>
+      <w:pPr>
+        <w:ind w:left="2100" w:hanging="420"/>
+      </w:pPr>
+      <w:rPr>
+        <w:rFonts w:ascii="Wingdings" w:hAnsi="Wingdings" w:hint="default"/>
+      </w:rPr>
+    </w:lvl>
+    <w:lvl w:ilvl="5">
+      <w:start w:val="1"/>
+      <w:numFmt w:val="bullet"/>
+      <w:lvlText w:val=""/>
+      <w:lvlJc w:val="left"/>
+      <w:pPr>
+        <w:ind w:left="2520" w:hanging="420"/>
+      </w:pPr>
+      <w:rPr>
+        <w:rFonts w:ascii="Wingdings" w:hAnsi="Wingdings" w:hint="default"/>
+      </w:rPr>
+    </w:lvl>
+    <w:lvl w:ilvl="6">
+      <w:start w:val="1"/>
+      <w:numFmt w:val="bullet"/>
+      <w:lvlText w:val=""/>
+      <w:lvlJc w:val="left"/>
+      <w:pPr>
+        <w:ind w:left="2940" w:hanging="420"/>
+      </w:pPr>
+      <w:rPr>
+        <w:rFonts w:ascii="Wingdings" w:hAnsi="Wingdings" w:hint="default"/>
+      </w:rPr>
+    </w:lvl>
+    <w:lvl w:ilvl="7">
+      <w:start w:val="1"/>
+      <w:numFmt w:val="bullet"/>
+      <w:lvlText w:val=""/>
+      <w:lvlJc w:val="left"/>
+      <w:pPr>
+        <w:ind w:left="3360" w:hanging="420"/>
+      </w:pPr>
+      <w:rPr>
+        <w:rFonts w:ascii="Wingdings" w:hAnsi="Wingdings" w:hint="default"/>
+      </w:rPr>
+    </w:lvl>
+    <w:lvl w:ilvl="8">
+      <w:start w:val="1"/>
+      <w:numFmt w:val="bullet"/>
+      <w:lvlText w:val=""/>
+      <w:lvlJc w:val="left"/>
+      <w:pPr>
+        <w:ind w:left="3780" w:hanging="420"/>
+      </w:pPr>
+      <w:rPr>
+        <w:rFonts w:ascii="Wingdings" w:hAnsi="Wingdings" w:hint="default"/>
+      </w:rPr>
+    </w:lvl>
+  </w:abstractNum>
   <w:num w:numId="1" w16cid:durableId="197739148">
     <w:abstractNumId w:val="1"/>
   </w:num>
@@ -8014,6 +9263,9 @@
   </w:num>
   <w:num w:numId="3" w16cid:durableId="1082145721">
     <w:abstractNumId w:val="0"/>
+  </w:num>
+  <w:num w:numId="4" w16cid:durableId="1348484436">
+    <w:abstractNumId w:val="3"/>
   </w:num>
 </w:numbering>
 </file>
@@ -8339,6 +9591,7 @@
   <w:style w:type="character" w:default="1" w:styleId="a0">
     <w:name w:val="Default Paragraph Font"/>
     <w:uiPriority w:val="1"/>
+    <w:semiHidden/>
     <w:unhideWhenUsed/>
   </w:style>
   <w:style w:type="table" w:default="1" w:styleId="a1">
@@ -8516,6 +9769,40 @@
       <w:kern w:val="2"/>
       <w:sz w:val="24"/>
       <w:szCs w:val="22"/>
+    </w:rPr>
+  </w:style>
+  <w:style w:type="paragraph" w:styleId="aa">
+    <w:name w:val="Title"/>
+    <w:basedOn w:val="a"/>
+    <w:next w:val="a"/>
+    <w:link w:val="ab"/>
+    <w:qFormat/>
+    <w:rsid w:val="00EB5661"/>
+    <w:pPr>
+      <w:spacing w:before="240" w:after="60"/>
+      <w:jc w:val="center"/>
+      <w:outlineLvl w:val="0"/>
+    </w:pPr>
+    <w:rPr>
+      <w:rFonts w:asciiTheme="majorHAnsi" w:eastAsiaTheme="majorEastAsia" w:hAnsiTheme="majorHAnsi" w:cstheme="majorBidi"/>
+      <w:b/>
+      <w:bCs/>
+      <w:sz w:val="32"/>
+      <w:szCs w:val="32"/>
+    </w:rPr>
+  </w:style>
+  <w:style w:type="character" w:customStyle="1" w:styleId="ab">
+    <w:name w:val="标题 字符"/>
+    <w:basedOn w:val="a0"/>
+    <w:link w:val="aa"/>
+    <w:rsid w:val="00EB5661"/>
+    <w:rPr>
+      <w:rFonts w:asciiTheme="majorHAnsi" w:eastAsiaTheme="majorEastAsia" w:hAnsiTheme="majorHAnsi" w:cstheme="majorBidi"/>
+      <w:b/>
+      <w:bCs/>
+      <w:kern w:val="2"/>
+      <w:sz w:val="32"/>
+      <w:szCs w:val="32"/>
     </w:rPr>
   </w:style>
 </w:styles>

--- a/DepthControlProgram/耕整地控制器与拖拉机PDA通信协议.docx
+++ b/DepthControlProgram/耕整地控制器与拖拉机PDA通信协议.docx
@@ -312,21 +312,12 @@
                 <w:szCs w:val="21"/>
               </w:rPr>
             </w:pPr>
-            <w:proofErr w:type="gramStart"/>
-            <w:r>
-              <w:rPr>
-                <w:rFonts w:ascii="Times New Roman" w:hAnsi="Times New Roman" w:cs="Times New Roman"/>
-                <w:szCs w:val="21"/>
-              </w:rPr>
-              <w:t>CMD(</w:t>
-            </w:r>
-            <w:proofErr w:type="gramEnd"/>
-            <w:r>
-              <w:rPr>
-                <w:rFonts w:ascii="Times New Roman" w:hAnsi="Times New Roman" w:cs="Times New Roman"/>
-                <w:szCs w:val="21"/>
-              </w:rPr>
-              <w:t>1 Byte)</w:t>
+            <w:r>
+              <w:rPr>
+                <w:rFonts w:ascii="Times New Roman" w:hAnsi="Times New Roman" w:cs="Times New Roman"/>
+                <w:szCs w:val="21"/>
+              </w:rPr>
+              <w:t>CMD(1 Byte)</w:t>
             </w:r>
           </w:p>
           <w:p>
@@ -374,21 +365,12 @@
                 <w:szCs w:val="21"/>
               </w:rPr>
             </w:pPr>
-            <w:proofErr w:type="gramStart"/>
-            <w:r>
-              <w:rPr>
-                <w:rFonts w:ascii="Times New Roman" w:hAnsi="Times New Roman" w:cs="Times New Roman"/>
-                <w:szCs w:val="21"/>
-              </w:rPr>
-              <w:t>Data(</w:t>
-            </w:r>
-            <w:proofErr w:type="gramEnd"/>
-            <w:r>
-              <w:rPr>
-                <w:rFonts w:ascii="Times New Roman" w:hAnsi="Times New Roman" w:cs="Times New Roman"/>
-                <w:szCs w:val="21"/>
-              </w:rPr>
-              <w:t>n Bytes)</w:t>
+            <w:r>
+              <w:rPr>
+                <w:rFonts w:ascii="Times New Roman" w:hAnsi="Times New Roman" w:cs="Times New Roman"/>
+                <w:szCs w:val="21"/>
+              </w:rPr>
+              <w:t>Data(n Bytes)</w:t>
             </w:r>
           </w:p>
           <w:p>
@@ -436,21 +418,12 @@
                 <w:szCs w:val="21"/>
               </w:rPr>
             </w:pPr>
-            <w:proofErr w:type="gramStart"/>
-            <w:r>
-              <w:rPr>
-                <w:rFonts w:ascii="Times New Roman" w:hAnsi="Times New Roman" w:cs="Times New Roman"/>
-                <w:szCs w:val="21"/>
-              </w:rPr>
-              <w:t>CS(</w:t>
-            </w:r>
-            <w:proofErr w:type="gramEnd"/>
-            <w:r>
-              <w:rPr>
-                <w:rFonts w:ascii="Times New Roman" w:hAnsi="Times New Roman" w:cs="Times New Roman"/>
-                <w:szCs w:val="21"/>
-              </w:rPr>
-              <w:t>2 Byte)</w:t>
+            <w:r>
+              <w:rPr>
+                <w:rFonts w:ascii="Times New Roman" w:hAnsi="Times New Roman" w:cs="Times New Roman"/>
+                <w:szCs w:val="21"/>
+              </w:rPr>
+              <w:t>CS(2 Byte)</w:t>
             </w:r>
           </w:p>
           <w:p>
@@ -515,21 +488,12 @@
                 <w:szCs w:val="21"/>
               </w:rPr>
             </w:pPr>
-            <w:proofErr w:type="gramStart"/>
-            <w:r>
-              <w:rPr>
-                <w:rFonts w:ascii="Times New Roman" w:hAnsi="Times New Roman" w:cs="Times New Roman"/>
-                <w:szCs w:val="21"/>
-              </w:rPr>
-              <w:t>End(</w:t>
-            </w:r>
-            <w:proofErr w:type="gramEnd"/>
-            <w:r>
-              <w:rPr>
-                <w:rFonts w:ascii="Times New Roman" w:hAnsi="Times New Roman" w:cs="Times New Roman"/>
-                <w:szCs w:val="21"/>
-              </w:rPr>
-              <w:t>1 Byte)</w:t>
+            <w:r>
+              <w:rPr>
+                <w:rFonts w:ascii="Times New Roman" w:hAnsi="Times New Roman" w:cs="Times New Roman"/>
+                <w:szCs w:val="21"/>
+              </w:rPr>
+              <w:t>End(1 Byte)</w:t>
             </w:r>
           </w:p>
           <w:p>
@@ -1171,18 +1135,8 @@
                 <w:color w:val="000000" w:themeColor="text1"/>
                 <w:szCs w:val="21"/>
               </w:rPr>
-              <w:t>耕整地控制器向 PDA 上报当前</w:t>
-            </w:r>
-            <w:proofErr w:type="gramStart"/>
-            <w:r>
-              <w:rPr>
-                <w:rFonts w:asciiTheme="minorEastAsia" w:hAnsiTheme="minorEastAsia" w:cstheme="minorEastAsia"/>
-                <w:color w:val="000000" w:themeColor="text1"/>
-                <w:szCs w:val="21"/>
-              </w:rPr>
-              <w:t>耕深数据</w:t>
-            </w:r>
-            <w:proofErr w:type="gramEnd"/>
+              <w:t>耕整地控制器向 PDA 上报当前耕深数据</w:t>
+            </w:r>
           </w:p>
         </w:tc>
       </w:tr>
@@ -1263,23 +1217,13 @@
                 <w:szCs w:val="21"/>
               </w:rPr>
             </w:pPr>
-            <w:proofErr w:type="gramStart"/>
             <w:r>
               <w:rPr>
                 <w:rFonts w:asciiTheme="minorEastAsia" w:hAnsiTheme="minorEastAsia" w:cstheme="minorEastAsia" w:hint="eastAsia"/>
                 <w:color w:val="000000" w:themeColor="text1"/>
                 <w:szCs w:val="21"/>
               </w:rPr>
-              <w:t>当前耕深和</w:t>
-            </w:r>
-            <w:proofErr w:type="gramEnd"/>
-            <w:r>
-              <w:rPr>
-                <w:rFonts w:asciiTheme="minorEastAsia" w:hAnsiTheme="minorEastAsia" w:cstheme="minorEastAsia" w:hint="eastAsia"/>
-                <w:color w:val="000000" w:themeColor="text1"/>
-                <w:szCs w:val="21"/>
-              </w:rPr>
-              <w:t>深度稳定性</w:t>
+              <w:t>当前耕深和深度稳定性</w:t>
             </w:r>
           </w:p>
         </w:tc>
@@ -1304,25 +1248,7 @@
                 <w:color w:val="000000" w:themeColor="text1"/>
                 <w:szCs w:val="21"/>
               </w:rPr>
-              <w:t>耕整地控制器向 PDA 上报当前</w:t>
-            </w:r>
-            <w:proofErr w:type="gramStart"/>
-            <w:r>
-              <w:rPr>
-                <w:rFonts w:asciiTheme="minorEastAsia" w:hAnsiTheme="minorEastAsia" w:cstheme="minorEastAsia"/>
-                <w:color w:val="000000" w:themeColor="text1"/>
-                <w:szCs w:val="21"/>
-              </w:rPr>
-              <w:t>耕深及耕深</w:t>
-            </w:r>
-            <w:proofErr w:type="gramEnd"/>
-            <w:r>
-              <w:rPr>
-                <w:rFonts w:asciiTheme="minorEastAsia" w:hAnsiTheme="minorEastAsia" w:cstheme="minorEastAsia"/>
-                <w:color w:val="000000" w:themeColor="text1"/>
-                <w:szCs w:val="21"/>
-              </w:rPr>
-              <w:t>稳定性</w:t>
+              <w:t>耕整地控制器向 PDA 上报当前耕深及耕深稳定性</w:t>
             </w:r>
           </w:p>
         </w:tc>
@@ -1663,18 +1589,8 @@
                 <w:color w:val="000000" w:themeColor="text1"/>
                 <w:szCs w:val="21"/>
               </w:rPr>
-              <w:t>请求单</w:t>
-            </w:r>
-            <w:proofErr w:type="gramStart"/>
-            <w:r>
-              <w:rPr>
-                <w:rFonts w:asciiTheme="minorEastAsia" w:hAnsiTheme="minorEastAsia" w:cstheme="minorEastAsia"/>
-                <w:color w:val="000000" w:themeColor="text1"/>
-                <w:szCs w:val="21"/>
-              </w:rPr>
-              <w:t>次耕深数据</w:t>
-            </w:r>
-            <w:proofErr w:type="gramEnd"/>
+              <w:t>请求单次耕深数据</w:t>
+            </w:r>
           </w:p>
         </w:tc>
         <w:tc>
@@ -1698,43 +1614,7 @@
                 <w:color w:val="000000" w:themeColor="text1"/>
                 <w:szCs w:val="21"/>
               </w:rPr>
-              <w:t>PDA 向耕整地控制器请求一次</w:t>
-            </w:r>
-            <w:proofErr w:type="gramStart"/>
-            <w:r>
-              <w:rPr>
-                <w:rFonts w:asciiTheme="minorEastAsia" w:hAnsiTheme="minorEastAsia" w:cstheme="minorEastAsia"/>
-                <w:color w:val="000000" w:themeColor="text1"/>
-                <w:szCs w:val="21"/>
-              </w:rPr>
-              <w:t>耕深数据</w:t>
-            </w:r>
-            <w:proofErr w:type="gramEnd"/>
-            <w:r>
-              <w:rPr>
-                <w:rFonts w:asciiTheme="minorEastAsia" w:hAnsiTheme="minorEastAsia" w:cstheme="minorEastAsia"/>
-                <w:color w:val="000000" w:themeColor="text1"/>
-                <w:szCs w:val="21"/>
-              </w:rPr>
-              <w:t>，控制器响应一次</w:t>
-            </w:r>
-            <w:proofErr w:type="gramStart"/>
-            <w:r>
-              <w:rPr>
-                <w:rFonts w:asciiTheme="minorEastAsia" w:hAnsiTheme="minorEastAsia" w:cstheme="minorEastAsia"/>
-                <w:color w:val="000000" w:themeColor="text1"/>
-                <w:szCs w:val="21"/>
-              </w:rPr>
-              <w:t>当前耕深及</w:t>
-            </w:r>
-            <w:proofErr w:type="gramEnd"/>
-            <w:r>
-              <w:rPr>
-                <w:rFonts w:asciiTheme="minorEastAsia" w:hAnsiTheme="minorEastAsia" w:cstheme="minorEastAsia"/>
-                <w:color w:val="000000" w:themeColor="text1"/>
-                <w:szCs w:val="21"/>
-              </w:rPr>
-              <w:t>稳定性。</w:t>
+              <w:t>PDA 向耕整地控制器请求一次耕深数据，控制器响应一次当前耕深及稳定性。</w:t>
             </w:r>
           </w:p>
         </w:tc>
@@ -2057,43 +1937,7 @@
                 <w:color w:val="000000" w:themeColor="text1"/>
                 <w:szCs w:val="21"/>
               </w:rPr>
-              <w:t xml:space="preserve">PDA </w:t>
-            </w:r>
-            <w:proofErr w:type="gramStart"/>
-            <w:r>
-              <w:rPr>
-                <w:rFonts w:asciiTheme="minorEastAsia" w:hAnsiTheme="minorEastAsia" w:cstheme="minorEastAsia"/>
-                <w:color w:val="000000" w:themeColor="text1"/>
-                <w:szCs w:val="21"/>
-              </w:rPr>
-              <w:t>在铲尖刚好</w:t>
-            </w:r>
-            <w:proofErr w:type="gramEnd"/>
-            <w:r>
-              <w:rPr>
-                <w:rFonts w:asciiTheme="minorEastAsia" w:hAnsiTheme="minorEastAsia" w:cstheme="minorEastAsia"/>
-                <w:color w:val="000000" w:themeColor="text1"/>
-                <w:szCs w:val="21"/>
-              </w:rPr>
-              <w:t>触地时向耕整地控制器发送零点校准指令，用于建立</w:t>
-            </w:r>
-            <w:proofErr w:type="gramStart"/>
-            <w:r>
-              <w:rPr>
-                <w:rFonts w:asciiTheme="minorEastAsia" w:hAnsiTheme="minorEastAsia" w:cstheme="minorEastAsia"/>
-                <w:color w:val="000000" w:themeColor="text1"/>
-                <w:szCs w:val="21"/>
-              </w:rPr>
-              <w:t>耕深计算</w:t>
-            </w:r>
-            <w:proofErr w:type="gramEnd"/>
-            <w:r>
-              <w:rPr>
-                <w:rFonts w:asciiTheme="minorEastAsia" w:hAnsiTheme="minorEastAsia" w:cstheme="minorEastAsia"/>
-                <w:color w:val="000000" w:themeColor="text1"/>
-                <w:szCs w:val="21"/>
-              </w:rPr>
-              <w:t>基准。</w:t>
+              <w:t>PDA 在铲尖刚好触地时向耕整地控制器发送零点校准指令，用于建立耕深计算基准。</w:t>
             </w:r>
           </w:p>
         </w:tc>
@@ -2206,25 +2050,7 @@
                 <w:color w:val="000000" w:themeColor="text1"/>
                 <w:szCs w:val="21"/>
               </w:rPr>
-              <w:t>PDA 向耕整地控制器下发目标耕深，并启用</w:t>
-            </w:r>
-            <w:proofErr w:type="gramStart"/>
-            <w:r>
-              <w:rPr>
-                <w:rFonts w:asciiTheme="minorEastAsia" w:hAnsiTheme="minorEastAsia" w:cstheme="minorEastAsia"/>
-                <w:color w:val="000000" w:themeColor="text1"/>
-                <w:szCs w:val="21"/>
-              </w:rPr>
-              <w:t>耕深控制</w:t>
-            </w:r>
-            <w:proofErr w:type="gramEnd"/>
-            <w:r>
-              <w:rPr>
-                <w:rFonts w:asciiTheme="minorEastAsia" w:hAnsiTheme="minorEastAsia" w:cstheme="minorEastAsia"/>
-                <w:color w:val="000000" w:themeColor="text1"/>
-                <w:szCs w:val="21"/>
-              </w:rPr>
-              <w:t>逻辑。</w:t>
+              <w:t>PDA 向耕整地控制器下发目标耕深，并启用耕深控制逻辑。</w:t>
             </w:r>
           </w:p>
         </w:tc>
@@ -2470,25 +2296,7 @@
                 <w:color w:val="000000" w:themeColor="text1"/>
                 <w:szCs w:val="21"/>
               </w:rPr>
-              <w:t xml:space="preserve">PDA 向耕整地控制器下发车辆作业速度，数据按实际速度放大 100 </w:t>
-            </w:r>
-            <w:proofErr w:type="gramStart"/>
-            <w:r>
-              <w:rPr>
-                <w:rFonts w:asciiTheme="minorEastAsia" w:hAnsiTheme="minorEastAsia" w:cstheme="minorEastAsia"/>
-                <w:color w:val="000000" w:themeColor="text1"/>
-                <w:szCs w:val="21"/>
-              </w:rPr>
-              <w:t>倍</w:t>
-            </w:r>
-            <w:proofErr w:type="gramEnd"/>
-            <w:r>
-              <w:rPr>
-                <w:rFonts w:asciiTheme="minorEastAsia" w:hAnsiTheme="minorEastAsia" w:cstheme="minorEastAsia"/>
-                <w:color w:val="000000" w:themeColor="text1"/>
-                <w:szCs w:val="21"/>
-              </w:rPr>
-              <w:t>。例如 5.25 km/h 对应发送数值 525。</w:t>
+              <w:t>PDA 向耕整地控制器下发车辆作业速度，数据按实际速度放大 100 倍。例如 5.25 km/h 对应发送数值 525。</w:t>
             </w:r>
           </w:p>
         </w:tc>
@@ -2635,14 +2443,12 @@
             <w:pPr>
               <w:jc w:val="center"/>
             </w:pPr>
-            <w:proofErr w:type="gramStart"/>
             <w:r>
               <w:rPr>
                 <w:rFonts w:hint="eastAsia"/>
               </w:rPr>
               <w:t>深松机</w:t>
             </w:r>
-            <w:proofErr w:type="gramEnd"/>
           </w:p>
         </w:tc>
       </w:tr>
@@ -3758,18 +3564,8 @@
                 <w:sz w:val="22"/>
                 <w:lang w:bidi="ar"/>
               </w:rPr>
-              <w:t>发送当前机具类别：</w:t>
-            </w:r>
-            <w:proofErr w:type="gramStart"/>
-            <w:r>
-              <w:rPr>
-                <w:rFonts w:ascii="宋体" w:hAnsi="宋体" w:cs="宋体" w:hint="eastAsia"/>
-                <w:sz w:val="22"/>
-                <w:lang w:bidi="ar"/>
-              </w:rPr>
-              <w:t>深松机</w:t>
-            </w:r>
-            <w:proofErr w:type="gramEnd"/>
+              <w:t>发送当前机具类别：深松机</w:t>
+            </w:r>
           </w:p>
         </w:tc>
       </w:tr>
@@ -4537,17 +4333,8 @@
                 <w:color w:val="000000" w:themeColor="text1"/>
               </w:rPr>
               <w:lastRenderedPageBreak/>
-              <w:t xml:space="preserve">0x9E 0x64 0x27 0xAA </w:t>
-            </w:r>
-            <w:proofErr w:type="spellStart"/>
-            <w:r>
-              <w:rPr>
-                <w:rFonts w:ascii="Times New Roman" w:hAnsi="Times New Roman" w:cs="Times New Roman"/>
-                <w:color w:val="000000" w:themeColor="text1"/>
-              </w:rPr>
-              <w:t>0xAA</w:t>
-            </w:r>
-            <w:proofErr w:type="spellEnd"/>
+              <w:t>0x9E 0x64 0x27 0xAA 0xAA</w:t>
+            </w:r>
           </w:p>
         </w:tc>
         <w:tc>
@@ -4597,23 +4384,7 @@
                 <w:color w:val="000000" w:themeColor="text1"/>
               </w:rPr>
               <w:lastRenderedPageBreak/>
-              <w:t xml:space="preserve">0x9E 0x64 0x27 0xAA </w:t>
-            </w:r>
-            <w:proofErr w:type="spellStart"/>
-            <w:r>
-              <w:rPr>
-                <w:rFonts w:ascii="Times New Roman" w:hAnsi="Times New Roman" w:cs="Times New Roman"/>
-                <w:color w:val="000000" w:themeColor="text1"/>
-              </w:rPr>
-              <w:t>0xAA</w:t>
-            </w:r>
-            <w:proofErr w:type="spellEnd"/>
-            <w:r>
-              <w:rPr>
-                <w:rFonts w:ascii="Times New Roman" w:hAnsi="Times New Roman" w:cs="Times New Roman"/>
-                <w:color w:val="000000" w:themeColor="text1"/>
-              </w:rPr>
-              <w:t xml:space="preserve"> 0x7C 0xFD</w:t>
+              <w:t>0x9E 0x64 0x27 0xAA 0xAA 0x7C 0xFD</w:t>
             </w:r>
           </w:p>
         </w:tc>
@@ -5299,43 +5070,7 @@
                 <w:sz w:val="22"/>
                 <w:lang w:bidi="ar"/>
               </w:rPr>
-              <w:t>PDA-&gt;程序，请求单</w:t>
-            </w:r>
-            <w:proofErr w:type="gramStart"/>
-            <w:r>
-              <w:rPr>
-                <w:rFonts w:ascii="宋体" w:hAnsi="宋体" w:cs="宋体" w:hint="eastAsia"/>
-                <w:sz w:val="22"/>
-                <w:lang w:bidi="ar"/>
-              </w:rPr>
-              <w:t>次耕深数据</w:t>
-            </w:r>
-            <w:proofErr w:type="gramEnd"/>
-            <w:r>
-              <w:rPr>
-                <w:rFonts w:ascii="宋体" w:hAnsi="宋体" w:cs="宋体" w:hint="eastAsia"/>
-                <w:sz w:val="22"/>
-                <w:lang w:bidi="ar"/>
-              </w:rPr>
-              <w:t>（响应</w:t>
-            </w:r>
-            <w:proofErr w:type="gramStart"/>
-            <w:r>
-              <w:rPr>
-                <w:rFonts w:ascii="宋体" w:hAnsi="宋体" w:cs="宋体" w:hint="eastAsia"/>
-                <w:sz w:val="22"/>
-                <w:lang w:bidi="ar"/>
-              </w:rPr>
-              <w:t>一次耕深</w:t>
-            </w:r>
-            <w:proofErr w:type="gramEnd"/>
-            <w:r>
-              <w:rPr>
-                <w:rFonts w:ascii="宋体" w:hAnsi="宋体" w:cs="宋体" w:hint="eastAsia"/>
-                <w:sz w:val="22"/>
-                <w:lang w:bidi="ar"/>
-              </w:rPr>
-              <w:t>+稳定性）</w:t>
+              <w:t>PDA-&gt;程序，请求单次耕深数据（响应一次耕深+稳定性）</w:t>
             </w:r>
           </w:p>
         </w:tc>
@@ -5882,16 +5617,7 @@
                 <w:sz w:val="22"/>
                 <w:lang w:bidi="ar"/>
               </w:rPr>
-              <w:t>0x4</w:t>
-            </w:r>
-            <w:proofErr w:type="gramStart"/>
-            <w:r>
-              <w:rPr>
-                <w:rFonts w:ascii="Times New Roman" w:hAnsi="Times New Roman" w:cs="Times New Roman"/>
-                <w:sz w:val="22"/>
-                <w:lang w:bidi="ar"/>
-              </w:rPr>
-              <w:t>E</w:t>
+              <w:t>0x4E</w:t>
             </w:r>
             <w:r>
               <w:rPr>
@@ -5907,16 +5633,7 @@
                 <w:sz w:val="22"/>
                 <w:lang w:bidi="ar"/>
               </w:rPr>
-              <w:t xml:space="preserve"> 0</w:t>
-            </w:r>
-            <w:proofErr w:type="gramEnd"/>
-            <w:r>
-              <w:rPr>
-                <w:rFonts w:ascii="Times New Roman" w:hAnsi="Times New Roman" w:cs="Times New Roman"/>
-                <w:sz w:val="22"/>
-                <w:lang w:bidi="ar"/>
-              </w:rPr>
-              <w:t>xAA</w:t>
+              <w:t xml:space="preserve"> 0xAA</w:t>
             </w:r>
             <w:r>
               <w:rPr>
@@ -6298,18 +6015,8 @@
                 <w:sz w:val="22"/>
                 <w:lang w:bidi="ar"/>
               </w:rPr>
-              <w:t>PDA-&gt;程序，</w:t>
-            </w:r>
-            <w:proofErr w:type="gramStart"/>
-            <w:r>
-              <w:rPr>
-                <w:rFonts w:ascii="宋体" w:hAnsi="宋体" w:cs="宋体" w:hint="eastAsia"/>
-                <w:sz w:val="22"/>
-                <w:lang w:bidi="ar"/>
-              </w:rPr>
-              <w:t>校零</w:t>
-            </w:r>
-            <w:proofErr w:type="gramEnd"/>
+              <w:t>PDA-&gt;程序，校零</w:t>
+            </w:r>
           </w:p>
         </w:tc>
       </w:tr>
@@ -6541,25 +6248,7 @@
                 <w:sz w:val="22"/>
                 <w:lang w:bidi="ar"/>
               </w:rPr>
-              <w:t>PDA-&gt;程序，设置</w:t>
-            </w:r>
-            <w:proofErr w:type="gramStart"/>
-            <w:r>
-              <w:rPr>
-                <w:rFonts w:ascii="宋体" w:hAnsi="宋体" w:cs="宋体" w:hint="eastAsia"/>
-                <w:sz w:val="22"/>
-                <w:lang w:bidi="ar"/>
-              </w:rPr>
-              <w:t>目标耕深</w:t>
-            </w:r>
-            <w:proofErr w:type="gramEnd"/>
-            <w:r>
-              <w:rPr>
-                <w:rFonts w:ascii="宋体" w:hAnsi="宋体" w:cs="宋体" w:hint="eastAsia"/>
-                <w:sz w:val="22"/>
-                <w:lang w:bidi="ar"/>
-              </w:rPr>
-              <w:t>100mm（</w:t>
+              <w:t>PDA-&gt;程序，设置目标耕深100mm（</w:t>
             </w:r>
             <w:r>
               <w:rPr>
@@ -7212,6 +6901,120 @@
     </w:p>
     <w:p>
       <w:pPr>
+        <w:pStyle w:val="temp"/>
+        <w:ind w:firstLine="480"/>
+        <w:rPr>
+          <w:rFonts w:hint="eastAsia"/>
+        </w:rPr>
+      </w:pPr>
+      <w:r>
+        <w:rPr>
+          <w:rFonts w:hint="eastAsia"/>
+        </w:rPr>
+        <w:t>并且，可以在根据</w:t>
+      </w:r>
+      <w:r>
+        <w:rPr>
+          <w:rFonts w:hint="eastAsia"/>
+        </w:rPr>
+        <w:t>config_linux.json</w:t>
+      </w:r>
+      <w:r>
+        <w:rPr>
+          <w:rFonts w:hint="eastAsia"/>
+        </w:rPr>
+        <w:t>内的</w:t>
+      </w:r>
+      <w:r>
+        <w:t>sensor_tool_status_interval</w:t>
+      </w:r>
+      <w:r>
+        <w:rPr>
+          <w:rFonts w:hint="eastAsia"/>
+        </w:rPr>
+        <w:t>设置，实现定时发送</w:t>
+      </w:r>
+      <w:r>
+        <w:rPr>
+          <w:rStyle w:val="a9"/>
+          <w:rFonts w:asciiTheme="minorEastAsia" w:eastAsiaTheme="minorEastAsia" w:hAnsiTheme="minorEastAsia" w:cs="Segoe UI"/>
+          <w:color w:val="0F1115"/>
+        </w:rPr>
+        <w:t>机具类型</w:t>
+      </w:r>
+      <w:r>
+        <w:t>（</w:t>
+      </w:r>
+      <w:r>
+        <w:rPr>
+          <w:rStyle w:val="HTML"/>
+          <w:rFonts w:asciiTheme="minorEastAsia" w:eastAsiaTheme="minorEastAsia" w:hAnsiTheme="minorEastAsia"/>
+          <w:color w:val="0F1115"/>
+          <w:sz w:val="21"/>
+          <w:szCs w:val="21"/>
+          <w:shd w:val="clear" w:color="auto" w:fill="EBEEF2"/>
+        </w:rPr>
+        <w:t>0x21</w:t>
+      </w:r>
+      <w:r>
+        <w:t>）和</w:t>
+      </w:r>
+      <w:r>
+        <w:rPr>
+          <w:rStyle w:val="a9"/>
+          <w:rFonts w:asciiTheme="minorEastAsia" w:eastAsiaTheme="minorEastAsia" w:hAnsiTheme="minorEastAsia" w:cs="Segoe UI"/>
+          <w:color w:val="0F1115"/>
+        </w:rPr>
+        <w:t>传感器状态</w:t>
+      </w:r>
+      <w:r>
+        <w:t>（</w:t>
+      </w:r>
+      <w:r>
+        <w:rPr>
+          <w:rStyle w:val="HTML"/>
+          <w:rFonts w:asciiTheme="minorEastAsia" w:eastAsiaTheme="minorEastAsia" w:hAnsiTheme="minorEastAsia"/>
+          <w:color w:val="0F1115"/>
+          <w:sz w:val="21"/>
+          <w:szCs w:val="21"/>
+          <w:shd w:val="clear" w:color="auto" w:fill="EBEEF2"/>
+        </w:rPr>
+        <w:t>0x22</w:t>
+      </w:r>
+      <w:r>
+        <w:t>）</w:t>
+      </w:r>
+      <w:r>
+        <w:rPr>
+          <w:rFonts w:hint="eastAsia"/>
+        </w:rPr>
+        <w:t>。默认为</w:t>
+      </w:r>
+      <w:r>
+        <w:rPr>
+          <w:rFonts w:hint="eastAsia"/>
+        </w:rPr>
+        <w:t>0</w:t>
+      </w:r>
+      <w:r>
+        <w:rPr>
+          <w:rFonts w:hint="eastAsia"/>
+        </w:rPr>
+        <w:t>，不开启定时发送。</w:t>
+      </w:r>
+    </w:p>
+    <w:p>
+      <w:pPr>
+        <w:pStyle w:val="temp"/>
+        <w:ind w:firstLine="480"/>
+        <w:jc w:val="left"/>
+        <w:rPr>
+          <w:rFonts w:hint="eastAsia"/>
+        </w:rPr>
+      </w:pPr>
+    </w:p>
+    <w:p>
+      <w:pPr>
         <w:pStyle w:val="1"/>
         <w:numPr>
           <w:ilvl w:val="0"/>
@@ -7254,21 +7057,7 @@
         <w:rPr>
           <w:rFonts w:hint="eastAsia"/>
         </w:rPr>
-        <w:t>在农机静止</w:t>
-      </w:r>
-      <w:proofErr w:type="gramStart"/>
-      <w:r>
-        <w:rPr>
-          <w:rFonts w:hint="eastAsia"/>
-        </w:rPr>
-        <w:t>且铲尖</w:t>
-      </w:r>
-      <w:proofErr w:type="gramEnd"/>
-      <w:r>
-        <w:rPr>
-          <w:rFonts w:hint="eastAsia"/>
-        </w:rPr>
-        <w:t>刚好接触地面时，发送</w:t>
+        <w:t>在农机静止且铲尖刚好接触地面时，发送</w:t>
       </w:r>
       <w:r>
         <w:rPr>
@@ -7305,6 +7094,7 @@
         <w:rPr>
           <w:rFonts w:hint="eastAsia"/>
         </w:rPr>
+        <w:lastRenderedPageBreak/>
         <w:t>控制器收到后，记录当前机具角度</w:t>
       </w:r>
       <w:r>
@@ -7378,7 +7168,6 @@
           <w:b/>
           <w:bCs/>
         </w:rPr>
-        <w:lastRenderedPageBreak/>
         <w:t>训练模式</w:t>
       </w:r>
     </w:p>
@@ -7454,21 +7243,7 @@
         <w:rPr>
           <w:rFonts w:hint="eastAsia"/>
         </w:rPr>
-        <w:t>控制器收到</w:t>
-      </w:r>
-      <w:proofErr w:type="gramStart"/>
-      <w:r>
-        <w:rPr>
-          <w:rFonts w:hint="eastAsia"/>
-        </w:rPr>
-        <w:t>该高度</w:t>
-      </w:r>
-      <w:proofErr w:type="gramEnd"/>
-      <w:r>
-        <w:rPr>
-          <w:rFonts w:hint="eastAsia"/>
-        </w:rPr>
-        <w:t>后，结合当前环境参数（土壤硬度、速度、坡度），利用</w:t>
+        <w:t>控制器收到该高度后，结合当前环境参数（土壤硬度、速度、坡度），利用</w:t>
       </w:r>
       <w:r>
         <w:rPr>
@@ -7512,19 +7287,11 @@
         </w:rPr>
         <w:t xml:space="preserve"> </w:t>
       </w:r>
-      <w:proofErr w:type="gramStart"/>
-      <w:r>
-        <w:rPr>
-          <w:rFonts w:hint="eastAsia"/>
-        </w:rPr>
-        <w:t>耕深的</w:t>
-      </w:r>
-      <w:proofErr w:type="gramEnd"/>
-      <w:r>
-        <w:rPr>
-          <w:rFonts w:hint="eastAsia"/>
-        </w:rPr>
-        <w:t>映射关系。</w:t>
+      <w:r>
+        <w:rPr>
+          <w:rFonts w:hint="eastAsia"/>
+        </w:rPr>
+        <w:t>耕深的映射关系。</w:t>
       </w:r>
     </w:p>
     <w:p>
@@ -7605,21 +7372,7 @@
         <w:rPr>
           <w:rFonts w:hint="eastAsia"/>
         </w:rPr>
-        <w:t>可随时发送请求</w:t>
-      </w:r>
-      <w:proofErr w:type="gramStart"/>
-      <w:r>
-        <w:rPr>
-          <w:rFonts w:hint="eastAsia"/>
-        </w:rPr>
-        <w:t>单次耕深</w:t>
-      </w:r>
-      <w:proofErr w:type="gramEnd"/>
-      <w:r>
-        <w:rPr>
-          <w:rFonts w:hint="eastAsia"/>
-        </w:rPr>
-        <w:t>（</w:t>
+        <w:t>可随时发送请求单次耕深（</w:t>
       </w:r>
       <w:r>
         <w:rPr>
@@ -7631,21 +7384,7 @@
         <w:rPr>
           <w:rFonts w:hint="eastAsia"/>
         </w:rPr>
-        <w:t>）指令，控制器将立即回复</w:t>
-      </w:r>
-      <w:proofErr w:type="gramStart"/>
-      <w:r>
-        <w:rPr>
-          <w:rFonts w:hint="eastAsia"/>
-        </w:rPr>
-        <w:t>当前耕深和</w:t>
-      </w:r>
-      <w:proofErr w:type="gramEnd"/>
-      <w:r>
-        <w:rPr>
-          <w:rFonts w:hint="eastAsia"/>
-        </w:rPr>
-        <w:t>稳定性指标（指令</w:t>
+        <w:t>）指令，控制器将立即回复当前耕深和稳定性指标（指令</w:t>
       </w:r>
       <w:r>
         <w:rPr>
@@ -7718,21 +7457,7 @@
         <w:rPr>
           <w:rFonts w:hint="eastAsia"/>
         </w:rPr>
-        <w:t>秒），控制器按间隔自动</w:t>
-      </w:r>
-      <w:proofErr w:type="gramStart"/>
-      <w:r>
-        <w:rPr>
-          <w:rFonts w:hint="eastAsia"/>
-        </w:rPr>
-        <w:t>推送耕深与</w:t>
-      </w:r>
-      <w:proofErr w:type="gramEnd"/>
-      <w:r>
-        <w:rPr>
-          <w:rFonts w:hint="eastAsia"/>
-        </w:rPr>
-        <w:t>稳定性。</w:t>
+        <w:t>秒），控制器按间隔自动推送耕深与稳定性。</w:t>
       </w:r>
     </w:p>
     <w:p>
@@ -7855,21 +7580,7 @@
         <w:rPr>
           <w:rFonts w:hint="eastAsia"/>
         </w:rPr>
-        <w:t>控制器接收</w:t>
-      </w:r>
-      <w:proofErr w:type="gramStart"/>
-      <w:r>
-        <w:rPr>
-          <w:rFonts w:hint="eastAsia"/>
-        </w:rPr>
-        <w:t>目标耕深后</w:t>
-      </w:r>
-      <w:proofErr w:type="gramEnd"/>
-      <w:r>
-        <w:rPr>
-          <w:rFonts w:hint="eastAsia"/>
-        </w:rPr>
-        <w:t>，冻结模型参数，不再进行在线学习。</w:t>
+        <w:t>控制器接收目标耕深后，冻结模型参数，不再进行在线学习。</w:t>
       </w:r>
     </w:p>
     <w:p>
@@ -7895,21 +7606,7 @@
         <w:rPr>
           <w:rFonts w:hint="eastAsia"/>
         </w:rPr>
-        <w:t>利用逆映射模型求出达到</w:t>
-      </w:r>
-      <w:proofErr w:type="gramStart"/>
-      <w:r>
-        <w:rPr>
-          <w:rFonts w:hint="eastAsia"/>
-        </w:rPr>
-        <w:t>目标耕深所需</w:t>
-      </w:r>
-      <w:proofErr w:type="gramEnd"/>
-      <w:r>
-        <w:rPr>
-          <w:rFonts w:hint="eastAsia"/>
-        </w:rPr>
-        <w:t>的基础悬挂高度；</w:t>
+        <w:t>利用逆映射模型求出达到目标耕深所需的基础悬挂高度；</w:t>
       </w:r>
     </w:p>
     <w:p>
@@ -7922,21 +7619,7 @@
         <w:rPr>
           <w:rFonts w:hint="eastAsia"/>
         </w:rPr>
-        <w:t>结合</w:t>
-      </w:r>
-      <w:proofErr w:type="gramStart"/>
-      <w:r>
-        <w:rPr>
-          <w:rFonts w:hint="eastAsia"/>
-        </w:rPr>
-        <w:t>当前耕深与目标耕深的</w:t>
-      </w:r>
-      <w:proofErr w:type="gramEnd"/>
-      <w:r>
-        <w:rPr>
-          <w:rFonts w:hint="eastAsia"/>
-        </w:rPr>
-        <w:t>偏差，进行比例闭环修正；</w:t>
+        <w:t>结合当前耕深与目标耕深的偏差，进行比例闭环修正；</w:t>
       </w:r>
     </w:p>
     <w:p>
@@ -8070,6 +7753,7 @@
           <w:b/>
           <w:bCs/>
         </w:rPr>
+        <w:lastRenderedPageBreak/>
         <w:t>运行监控与日志</w:t>
       </w:r>
     </w:p>
@@ -8132,38 +7816,8 @@
         <w:rPr>
           <w:rFonts w:hint="eastAsia"/>
         </w:rPr>
-        <w:t xml:space="preserve"> </w:t>
-      </w:r>
-      <w:proofErr w:type="spellStart"/>
-      <w:r>
-        <w:rPr>
-          <w:rFonts w:hint="eastAsia"/>
-        </w:rPr>
-        <w:t>yyyy</w:t>
-      </w:r>
-      <w:proofErr w:type="spellEnd"/>
-      <w:r>
-        <w:rPr>
-          <w:rFonts w:hint="eastAsia"/>
-        </w:rPr>
-        <w:t xml:space="preserve">-MM-dd </w:t>
-      </w:r>
-      <w:proofErr w:type="spellStart"/>
-      <w:r>
-        <w:rPr>
-          <w:rFonts w:hint="eastAsia"/>
-        </w:rPr>
-        <w:t>HH:</w:t>
-      </w:r>
-      <w:proofErr w:type="gramStart"/>
-      <w:r>
-        <w:rPr>
-          <w:rFonts w:hint="eastAsia"/>
-        </w:rPr>
-        <w:t>mm:ss.fff</w:t>
-      </w:r>
-      <w:proofErr w:type="spellEnd"/>
-      <w:proofErr w:type="gramEnd"/>
+        <w:t xml:space="preserve"> yyyy-MM-dd HH:mm:ss.fff</w:t>
+      </w:r>
     </w:p>
     <w:p>
       <w:pPr>
@@ -8175,7 +7829,6 @@
         <w:rPr>
           <w:rFonts w:hint="eastAsia"/>
         </w:rPr>
-        <w:lastRenderedPageBreak/>
         <w:t xml:space="preserve">Beta(deg) </w:t>
       </w:r>
       <w:r>
@@ -8234,19 +7887,11 @@
         <w:ind w:firstLine="480"/>
         <w:jc w:val="left"/>
       </w:pPr>
-      <w:proofErr w:type="spellStart"/>
-      <w:r>
-        <w:rPr>
-          <w:rFonts w:hint="eastAsia"/>
-        </w:rPr>
-        <w:t>Depth_mm</w:t>
-      </w:r>
-      <w:proofErr w:type="spellEnd"/>
-      <w:r>
-        <w:rPr>
-          <w:rFonts w:hint="eastAsia"/>
-        </w:rPr>
-        <w:t xml:space="preserve"> </w:t>
+      <w:r>
+        <w:rPr>
+          <w:rFonts w:hint="eastAsia"/>
+        </w:rPr>
+        <w:t xml:space="preserve">Depth_mm </w:t>
       </w:r>
       <w:r>
         <w:rPr>
@@ -8273,19 +7918,11 @@
         <w:ind w:firstLine="480"/>
         <w:jc w:val="left"/>
       </w:pPr>
-      <w:proofErr w:type="spellStart"/>
-      <w:r>
-        <w:rPr>
-          <w:rFonts w:hint="eastAsia"/>
-        </w:rPr>
-        <w:t>PredDepth_mm</w:t>
-      </w:r>
-      <w:proofErr w:type="spellEnd"/>
-      <w:r>
-        <w:rPr>
-          <w:rFonts w:hint="eastAsia"/>
-        </w:rPr>
-        <w:t xml:space="preserve"> </w:t>
+      <w:r>
+        <w:rPr>
+          <w:rFonts w:hint="eastAsia"/>
+        </w:rPr>
+        <w:t xml:space="preserve">PredDepth_mm </w:t>
       </w:r>
       <w:r>
         <w:rPr>
@@ -8324,19 +7961,11 @@
         <w:ind w:firstLine="480"/>
         <w:jc w:val="left"/>
       </w:pPr>
-      <w:proofErr w:type="spellStart"/>
-      <w:r>
-        <w:rPr>
-          <w:rFonts w:hint="eastAsia"/>
-        </w:rPr>
-        <w:t>Speed_km</w:t>
-      </w:r>
-      <w:proofErr w:type="spellEnd"/>
-      <w:r>
-        <w:rPr>
-          <w:rFonts w:hint="eastAsia"/>
-        </w:rPr>
-        <w:t xml:space="preserve">/h </w:t>
+      <w:r>
+        <w:rPr>
+          <w:rFonts w:hint="eastAsia"/>
+        </w:rPr>
+        <w:t xml:space="preserve">Speed_km/h </w:t>
       </w:r>
       <w:r>
         <w:rPr>
@@ -8375,19 +8004,11 @@
         <w:ind w:firstLine="480"/>
         <w:jc w:val="left"/>
       </w:pPr>
-      <w:proofErr w:type="spellStart"/>
-      <w:r>
-        <w:rPr>
-          <w:rFonts w:hint="eastAsia"/>
-        </w:rPr>
-        <w:t>TargetDepth_mm</w:t>
-      </w:r>
-      <w:proofErr w:type="spellEnd"/>
-      <w:r>
-        <w:rPr>
-          <w:rFonts w:hint="eastAsia"/>
-        </w:rPr>
-        <w:t xml:space="preserve"> </w:t>
+      <w:r>
+        <w:rPr>
+          <w:rFonts w:hint="eastAsia"/>
+        </w:rPr>
+        <w:t xml:space="preserve">TargetDepth_mm </w:t>
       </w:r>
       <w:r>
         <w:rPr>
@@ -8438,19 +8059,11 @@
         <w:ind w:firstLine="480"/>
         <w:jc w:val="left"/>
       </w:pPr>
-      <w:proofErr w:type="spellStart"/>
-      <w:r>
-        <w:rPr>
-          <w:rFonts w:hint="eastAsia"/>
-        </w:rPr>
-        <w:t>CmdHeight_mm</w:t>
-      </w:r>
-      <w:proofErr w:type="spellEnd"/>
-      <w:r>
-        <w:rPr>
-          <w:rFonts w:hint="eastAsia"/>
-        </w:rPr>
-        <w:t xml:space="preserve"> </w:t>
+      <w:r>
+        <w:rPr>
+          <w:rFonts w:hint="eastAsia"/>
+        </w:rPr>
+        <w:t xml:space="preserve">CmdHeight_mm </w:t>
       </w:r>
       <w:r>
         <w:rPr>
@@ -8489,14 +8102,18 @@
         <w:ind w:firstLine="480"/>
         <w:jc w:val="left"/>
       </w:pPr>
-      <w:proofErr w:type="spellStart"/>
-      <w:r>
-        <w:rPr>
-          <w:rFonts w:hint="eastAsia"/>
-        </w:rPr>
-        <w:t>DepthError_mm</w:t>
-      </w:r>
-      <w:proofErr w:type="spellEnd"/>
+      <w:r>
+        <w:rPr>
+          <w:rFonts w:hint="eastAsia"/>
+        </w:rPr>
+        <w:t xml:space="preserve">DepthError_mm </w:t>
+      </w:r>
+      <w:r>
+        <w:rPr>
+          <w:rFonts w:hint="eastAsia"/>
+        </w:rPr>
+        <w:t>–</w:t>
+      </w:r>
       <w:r>
         <w:rPr>
           <w:rFonts w:hint="eastAsia"/>
@@ -8507,64 +8124,14 @@
         <w:rPr>
           <w:rFonts w:hint="eastAsia"/>
         </w:rPr>
-        <w:t>–</w:t>
-      </w:r>
-      <w:r>
-        <w:rPr>
-          <w:rFonts w:hint="eastAsia"/>
-        </w:rPr>
-        <w:t xml:space="preserve"> </w:t>
-      </w:r>
-      <w:proofErr w:type="gramStart"/>
-      <w:r>
-        <w:rPr>
-          <w:rFonts w:hint="eastAsia"/>
-        </w:rPr>
-        <w:t>几何耕深与</w:t>
-      </w:r>
-      <w:proofErr w:type="gramEnd"/>
-      <w:r>
-        <w:rPr>
-          <w:rFonts w:hint="eastAsia"/>
-        </w:rPr>
-        <w:t>模型</w:t>
-      </w:r>
-      <w:proofErr w:type="gramStart"/>
-      <w:r>
-        <w:rPr>
-          <w:rFonts w:hint="eastAsia"/>
-        </w:rPr>
-        <w:t>预测耕深的</w:t>
-      </w:r>
-      <w:proofErr w:type="gramEnd"/>
-      <w:r>
-        <w:rPr>
-          <w:rFonts w:hint="eastAsia"/>
-        </w:rPr>
-        <w:t>差值（</w:t>
-      </w:r>
-      <w:proofErr w:type="spellStart"/>
-      <w:r>
-        <w:rPr>
-          <w:rFonts w:hint="eastAsia"/>
-        </w:rPr>
-        <w:t>Depth_mm</w:t>
-      </w:r>
-      <w:proofErr w:type="spellEnd"/>
-      <w:r>
-        <w:rPr>
-          <w:rFonts w:hint="eastAsia"/>
-        </w:rPr>
-        <w:t xml:space="preserve"> - </w:t>
-      </w:r>
-      <w:proofErr w:type="spellStart"/>
-      <w:r>
-        <w:rPr>
-          <w:rFonts w:hint="eastAsia"/>
-        </w:rPr>
-        <w:t>PredDepth_mm</w:t>
-      </w:r>
-      <w:proofErr w:type="spellEnd"/>
+        <w:t>几何耕深与模型预测耕深的差值（</w:t>
+      </w:r>
+      <w:r>
+        <w:rPr>
+          <w:rFonts w:hint="eastAsia"/>
+        </w:rPr>
+        <w:t>Depth_mm - PredDepth_mm</w:t>
+      </w:r>
       <w:r>
         <w:rPr>
           <w:rFonts w:hint="eastAsia"/>
@@ -8578,19 +8145,11 @@
         <w:ind w:firstLine="480"/>
         <w:jc w:val="left"/>
       </w:pPr>
-      <w:proofErr w:type="spellStart"/>
-      <w:r>
-        <w:rPr>
-          <w:rFonts w:hint="eastAsia"/>
-        </w:rPr>
-        <w:t>SoilHardness_MPa</w:t>
-      </w:r>
-      <w:proofErr w:type="spellEnd"/>
-      <w:r>
-        <w:rPr>
-          <w:rFonts w:hint="eastAsia"/>
-        </w:rPr>
-        <w:t xml:space="preserve"> </w:t>
+      <w:r>
+        <w:rPr>
+          <w:rFonts w:hint="eastAsia"/>
+        </w:rPr>
+        <w:t xml:space="preserve">SoilHardness_MPa </w:t>
       </w:r>
       <w:r>
         <w:rPr>
@@ -8617,14 +8176,18 @@
         <w:ind w:firstLine="480"/>
         <w:jc w:val="left"/>
       </w:pPr>
-      <w:proofErr w:type="spellStart"/>
-      <w:r>
-        <w:rPr>
-          <w:rFonts w:hint="eastAsia"/>
-        </w:rPr>
-        <w:t>SoilHardness_x_Depth</w:t>
-      </w:r>
-      <w:proofErr w:type="spellEnd"/>
+      <w:r>
+        <w:rPr>
+          <w:rFonts w:hint="eastAsia"/>
+        </w:rPr>
+        <w:t xml:space="preserve">SoilHardness_x_Depth </w:t>
+      </w:r>
+      <w:r>
+        <w:rPr>
+          <w:rFonts w:hint="eastAsia"/>
+        </w:rPr>
+        <w:t>–</w:t>
+      </w:r>
       <w:r>
         <w:rPr>
           <w:rFonts w:hint="eastAsia"/>
@@ -8635,33 +8198,7 @@
         <w:rPr>
           <w:rFonts w:hint="eastAsia"/>
         </w:rPr>
-        <w:t>–</w:t>
-      </w:r>
-      <w:r>
-        <w:rPr>
-          <w:rFonts w:hint="eastAsia"/>
-        </w:rPr>
-        <w:t xml:space="preserve"> </w:t>
-      </w:r>
-      <w:r>
-        <w:rPr>
-          <w:rFonts w:hint="eastAsia"/>
-        </w:rPr>
-        <w:t>土壤硬度与</w:t>
-      </w:r>
-      <w:proofErr w:type="gramStart"/>
-      <w:r>
-        <w:rPr>
-          <w:rFonts w:hint="eastAsia"/>
-        </w:rPr>
-        <w:t>几何耕深的</w:t>
-      </w:r>
-      <w:proofErr w:type="gramEnd"/>
-      <w:r>
-        <w:rPr>
-          <w:rFonts w:hint="eastAsia"/>
-        </w:rPr>
-        <w:t>乘积，用于模型特征（交互项）</w:t>
+        <w:t>土壤硬度与几何耕深的乘积，用于模型特征（交互项）</w:t>
       </w:r>
     </w:p>
     <w:p>
@@ -9591,7 +9128,6 @@
   <w:style w:type="character" w:default="1" w:styleId="a0">
     <w:name w:val="Default Paragraph Font"/>
     <w:uiPriority w:val="1"/>
-    <w:semiHidden/>
     <w:unhideWhenUsed/>
   </w:style>
   <w:style w:type="table" w:default="1" w:styleId="a1">

--- a/DepthControlProgram/耕整地控制器与拖拉机PDA通信协议.docx
+++ b/DepthControlProgram/耕整地控制器与拖拉机PDA通信协议.docx
@@ -2147,7 +2147,15 @@
                 <w:szCs w:val="21"/>
               </w:rPr>
               <w:lastRenderedPageBreak/>
-              <w:t>位：mm</w:t>
+              <w:t>位：</w:t>
+            </w:r>
+            <w:r>
+              <w:rPr>
+                <w:rFonts w:asciiTheme="minorEastAsia" w:hAnsiTheme="minorEastAsia" w:cstheme="minorEastAsia" w:hint="eastAsia"/>
+                <w:color w:val="000000" w:themeColor="text1"/>
+                <w:szCs w:val="21"/>
+              </w:rPr>
+              <w:t>%</w:t>
             </w:r>
           </w:p>
         </w:tc>
@@ -4531,7 +4539,15 @@
                 <w:color w:val="000000" w:themeColor="text1"/>
                 <w:sz w:val="22"/>
               </w:rPr>
-              <w:t>发送三点悬挂高度：50mm</w:t>
+              <w:t>发送三点悬挂高度：50</w:t>
+            </w:r>
+            <w:r>
+              <w:rPr>
+                <w:rFonts w:ascii="宋体" w:hAnsi="宋体" w:cs="宋体" w:hint="eastAsia"/>
+                <w:color w:val="000000" w:themeColor="text1"/>
+                <w:sz w:val="22"/>
+              </w:rPr>
+              <w:t>%</w:t>
             </w:r>
           </w:p>
         </w:tc>
@@ -6903,9 +6919,6 @@
       <w:pPr>
         <w:pStyle w:val="temp"/>
         <w:ind w:firstLine="480"/>
-        <w:rPr>
-          <w:rFonts w:hint="eastAsia"/>
-        </w:rPr>
       </w:pPr>
       <w:r>
         <w:rPr>
@@ -7008,9 +7021,6 @@
         <w:pStyle w:val="temp"/>
         <w:ind w:firstLine="480"/>
         <w:jc w:val="left"/>
-        <w:rPr>
-          <w:rFonts w:hint="eastAsia"/>
-        </w:rPr>
       </w:pPr>
     </w:p>
     <w:p>
@@ -9128,6 +9138,7 @@
   <w:style w:type="character" w:default="1" w:styleId="a0">
     <w:name w:val="Default Paragraph Font"/>
     <w:uiPriority w:val="1"/>
+    <w:semiHidden/>
     <w:unhideWhenUsed/>
   </w:style>
   <w:style w:type="table" w:default="1" w:styleId="a1">
